--- a/relatório melhorias efolioA.docx
+++ b/relatório melhorias efolioA.docx
@@ -3,7 +3,119 @@
 <w:document xmlns:wpc="http://schemas.microsoft.com/office/word/2010/wordprocessingCanvas" xmlns:cx="http://schemas.microsoft.com/office/drawing/2014/chartex" xmlns:cx1="http://schemas.microsoft.com/office/drawing/2015/9/8/chartex" xmlns:cx2="http://schemas.microsoft.com/office/drawing/2015/10/21/chartex" xmlns:cx3="http://schemas.microsoft.com/office/drawing/2016/5/9/chartex" xmlns:cx4="http://schemas.microsoft.com/office/drawing/2016/5/10/chartex" xmlns:cx5="http://schemas.microsoft.com/office/drawing/2016/5/11/chartex" xmlns:cx6="http://schemas.microsoft.com/office/drawing/2016/5/12/chartex" xmlns:cx7="http://schemas.microsoft.com/office/drawing/2016/5/13/chartex" xmlns:cx8="http://schemas.microsoft.com/office/drawing/2016/5/14/chartex" xmlns:mc="http://schemas.openxmlformats.org/markup-compatibility/2006" xmlns:aink="http://schemas.microsoft.com/office/drawing/2016/ink" xmlns:am3d="http://schemas.microsoft.com/office/drawing/2017/model3d" xmlns:o="urn:schemas-microsoft-com:office:office" xmlns:oel="http://schemas.microsoft.com/office/2019/extlst" xmlns:r="http://schemas.openxmlformats.org/officeDocument/2006/relationships" xmlns:m="http://schemas.openxmlformats.org/officeDocument/2006/math" xmlns:v="urn:schemas-microsoft-com:vml" xmlns:wp14="http://schemas.microsoft.com/office/word/2010/wordprocessingDrawing" xmlns:wp="http://schemas.openxmlformats.org/drawingml/2006/wordprocessingDrawing" xmlns:w10="urn:schemas-microsoft-com:office:word" xmlns:w="http://schemas.openxmlformats.org/wordprocessingml/2006/main" xmlns:w14="http://schemas.microsoft.com/office/word/2010/wordml" xmlns:w15="http://schemas.microsoft.com/office/word/2012/wordml" xmlns:w16cex="http://schemas.microsoft.com/office/word/2018/wordml/cex" xmlns:w16cid="http://schemas.microsoft.com/office/word/2016/wordml/cid" xmlns:w16="http://schemas.microsoft.com/office/word/2018/wordml" xmlns:w16du="http://schemas.microsoft.com/office/word/2023/wordml/word16du" xmlns:w16sdtdh="http://schemas.microsoft.com/office/word/2020/wordml/sdtdatahash" xmlns:w16sdtfl="http://schemas.microsoft.com/office/word/2024/wordml/sdtformatlock" xmlns:w16se="http://schemas.microsoft.com/office/word/2015/wordml/symex" xmlns:wpg="http://schemas.microsoft.com/office/word/2010/wordprocessingGroup" xmlns:wpi="http://schemas.microsoft.com/office/word/2010/wordprocessingInk" xmlns:wne="http://schemas.microsoft.com/office/word/2006/wordml" xmlns:wps="http://schemas.microsoft.com/office/word/2010/wordprocessingShape" mc:Ignorable="w14 w15 w16se w16cid w16 w16cex w16sdtdh w16sdtfl w16du wp14">
   <w:body>
     <w:p>
-      <w:pPr>
+      <w:r>
+        <w:rPr>
+          <w:noProof/>
+          <w:lang w:eastAsia="pt-PT"/>
+        </w:rPr>
+        <w:drawing>
+          <wp:inline distT="0" distB="0" distL="0" distR="0" wp14:anchorId="528816A7" wp14:editId="49D9EAF2">
+            <wp:extent cx="5400040" cy="1293495"/>
+            <wp:effectExtent l="0" t="0" r="0" b="1905"/>
+            <wp:docPr id="1" name="Imagem 1" descr="E-fólio B: Folha de resolução para E-fólio. Universidade Aberta"/>
+            <wp:cNvGraphicFramePr>
+              <a:graphicFrameLocks xmlns:a="http://schemas.openxmlformats.org/drawingml/2006/main" noChangeAspect="1"/>
+            </wp:cNvGraphicFramePr>
+            <a:graphic xmlns:a="http://schemas.openxmlformats.org/drawingml/2006/main">
+              <a:graphicData uri="http://schemas.openxmlformats.org/drawingml/2006/picture">
+                <pic:pic xmlns:pic="http://schemas.openxmlformats.org/drawingml/2006/picture">
+                  <pic:nvPicPr>
+                    <pic:cNvPr id="1" name="efolio_b_res.gif"/>
+                    <pic:cNvPicPr/>
+                  </pic:nvPicPr>
+                  <pic:blipFill>
+                    <a:blip r:embed="rId5">
+                      <a:extLst>
+                        <a:ext uri="{28A0092B-C50C-407E-A947-70E740481C1C}">
+                          <a14:useLocalDpi xmlns:a14="http://schemas.microsoft.com/office/drawing/2010/main" val="0"/>
+                        </a:ext>
+                      </a:extLst>
+                    </a:blip>
+                    <a:stretch>
+                      <a:fillRect/>
+                    </a:stretch>
+                  </pic:blipFill>
+                  <pic:spPr>
+                    <a:xfrm>
+                      <a:off x="0" y="0"/>
+                      <a:ext cx="5400040" cy="1293495"/>
+                    </a:xfrm>
+                    <a:prstGeom prst="rect">
+                      <a:avLst/>
+                    </a:prstGeom>
+                  </pic:spPr>
+                </pic:pic>
+              </a:graphicData>
+            </a:graphic>
+          </wp:inline>
+        </w:drawing>
+      </w:r>
+    </w:p>
+    <w:p>
+      <w:r>
+        <w:rPr>
+          <w:rStyle w:val="Forte"/>
+        </w:rPr>
+        <w:t>U</w:t>
+      </w:r>
+      <w:r>
+        <w:rPr>
+          <w:rStyle w:val="Forte"/>
+        </w:rPr>
+        <w:t>NIDADE CURRICULAR:</w:t>
+      </w:r>
+      <w:r>
+        <w:t xml:space="preserve"> Compilação</w:t>
+      </w:r>
+    </w:p>
+    <w:p>
+      <w:r>
+        <w:rPr>
+          <w:rStyle w:val="Forte"/>
+        </w:rPr>
+        <w:t>CÓDIGO</w:t>
+      </w:r>
+      <w:r>
+        <w:rPr>
+          <w:rStyle w:val="Forte"/>
+        </w:rPr>
+        <w:t>:</w:t>
+      </w:r>
+      <w:r>
+        <w:t xml:space="preserve"> </w:t>
+      </w:r>
+      <w:r>
+        <w:rPr>
+          <w:rFonts w:cs="Arial"/>
+        </w:rPr>
+        <w:t>21018</w:t>
+      </w:r>
+    </w:p>
+    <w:p>
+      <w:r>
+        <w:rPr>
+          <w:rStyle w:val="Forte"/>
+        </w:rPr>
+        <w:t>DOCENTE</w:t>
+      </w:r>
+      <w:r>
+        <w:rPr>
+          <w:rStyle w:val="Forte"/>
+        </w:rPr>
+        <w:t>:</w:t>
+      </w:r>
+      <w:r>
+        <w:t xml:space="preserve"> Constantino e </w:t>
+      </w:r>
+      <w:proofErr w:type="spellStart"/>
+      <w:r>
+        <w:t>Rudi</w:t>
+      </w:r>
+      <w:proofErr w:type="spellEnd"/>
+    </w:p>
+    <w:p>
+      <w:pPr>
+        <w:spacing w:after="240" w:line="360" w:lineRule="auto"/>
         <w:rPr>
           <w:b/>
           <w:bCs/>
@@ -14,11 +126,12 @@
           <w:b/>
           <w:bCs/>
         </w:rPr>
-        <w:t>Relatório de Melhorias ao E-Fólio A</w:t>
-      </w:r>
-    </w:p>
-    <w:p>
-      <w:pPr>
+        <w:t>Grupo: DUALCORE</w:t>
+      </w:r>
+    </w:p>
+    <w:p>
+      <w:pPr>
+        <w:spacing w:after="240" w:line="360" w:lineRule="auto"/>
         <w:rPr>
           <w:b/>
           <w:bCs/>
@@ -29,131 +142,439 @@
           <w:b/>
           <w:bCs/>
         </w:rPr>
-        <w:t>UC 21018 — Compilação</w:t>
-      </w:r>
-    </w:p>
-    <w:p>
+        <w:t>João Rodrigues (2203474)</w:t>
+      </w:r>
+    </w:p>
+    <w:p>
+      <w:pPr>
+        <w:rPr>
+          <w:rStyle w:val="Forte"/>
+        </w:rPr>
+      </w:pPr>
       <w:r>
         <w:rPr>
           <w:b/>
           <w:bCs/>
         </w:rPr>
-        <w:t>Grupo:</w:t>
-      </w:r>
-      <w:r>
-        <w:t xml:space="preserve"> QUADCORE</w:t>
-      </w:r>
-      <w:r>
-        <w:br/>
-      </w:r>
-      <w:r>
+        <w:t>Maria Costa (2304361)</w:t>
+      </w:r>
+    </w:p>
+    <w:p>
+      <w:r>
+        <w:rPr>
+          <w:rStyle w:val="Forte"/>
+        </w:rPr>
+        <w:t>CURSO:</w:t>
+      </w:r>
+      <w:r>
+        <w:t xml:space="preserve"> </w:t>
+      </w:r>
+      <w:r>
+        <w:t>Licenciatura em Engenharia Informática</w:t>
+      </w:r>
+    </w:p>
+    <w:p>
+      <w:r>
+        <w:rPr>
+          <w:rStyle w:val="Forte"/>
+        </w:rPr>
+        <w:t>DATA DE ENTREGA:</w:t>
+      </w:r>
+      <w:r>
+        <w:t xml:space="preserve"> </w:t>
+      </w:r>
+      <w:r>
+        <w:t>05/2026</w:t>
+      </w:r>
+    </w:p>
+    <w:p>
+      <w:pPr>
+        <w:spacing w:after="0" w:line="240" w:lineRule="auto"/>
+      </w:pPr>
+    </w:p>
+    <w:p>
+      <w:pPr>
+        <w:spacing w:after="0" w:line="240" w:lineRule="auto"/>
+      </w:pPr>
+    </w:p>
+    <w:p>
+      <w:pPr>
+        <w:spacing w:after="0" w:line="240" w:lineRule="auto"/>
+      </w:pPr>
+    </w:p>
+    <w:p>
+      <w:pPr>
+        <w:spacing w:after="0" w:line="240" w:lineRule="auto"/>
+      </w:pPr>
+    </w:p>
+    <w:p>
+      <w:pPr>
+        <w:spacing w:after="0" w:line="240" w:lineRule="auto"/>
+      </w:pPr>
+    </w:p>
+    <w:p>
+      <w:pPr>
+        <w:rPr>
+          <w:rFonts w:ascii="Segoe UI" w:eastAsiaTheme="majorEastAsia" w:hAnsi="Segoe UI" w:cs="Segoe UI"/>
+          <w:color w:val="1D2125"/>
+          <w:sz w:val="48"/>
+          <w:szCs w:val="48"/>
+          <w:lang w:eastAsia="pt-PT"/>
+        </w:rPr>
+      </w:pPr>
+      <w:r>
+        <w:rPr>
+          <w:rFonts w:ascii="Segoe UI" w:eastAsiaTheme="majorEastAsia" w:hAnsi="Segoe UI" w:cs="Segoe UI"/>
+          <w:color w:val="1D2125"/>
+          <w:sz w:val="48"/>
+          <w:szCs w:val="48"/>
+          <w:lang w:eastAsia="pt-PT"/>
+        </w:rPr>
+        <w:t>Relatório de Melhorias ao E-Fólio A</w:t>
+      </w:r>
+    </w:p>
+    <w:p>
+      <w:pPr>
+        <w:rPr>
+          <w:rFonts w:ascii="Segoe UI" w:eastAsiaTheme="majorEastAsia" w:hAnsi="Segoe UI" w:cs="Segoe UI"/>
+          <w:color w:val="1D2125"/>
+          <w:sz w:val="48"/>
+          <w:szCs w:val="48"/>
+          <w:lang w:eastAsia="pt-PT"/>
+        </w:rPr>
+      </w:pPr>
+    </w:p>
+    <w:p>
+      <w:pPr>
+        <w:rPr>
+          <w:rFonts w:ascii="Segoe UI" w:eastAsiaTheme="majorEastAsia" w:hAnsi="Segoe UI" w:cs="Segoe UI"/>
+          <w:color w:val="1D2125"/>
+          <w:sz w:val="48"/>
+          <w:szCs w:val="48"/>
+          <w:lang w:eastAsia="pt-PT"/>
+        </w:rPr>
+      </w:pPr>
+    </w:p>
+    <w:p>
+      <w:pPr>
+        <w:rPr>
+          <w:rFonts w:ascii="Segoe UI" w:eastAsiaTheme="majorEastAsia" w:hAnsi="Segoe UI" w:cs="Segoe UI"/>
+          <w:color w:val="1D2125"/>
+          <w:sz w:val="48"/>
+          <w:szCs w:val="48"/>
+          <w:lang w:eastAsia="pt-PT"/>
+        </w:rPr>
+      </w:pPr>
+    </w:p>
+    <w:p>
+      <w:pPr>
+        <w:rPr>
+          <w:rFonts w:ascii="Segoe UI" w:eastAsiaTheme="majorEastAsia" w:hAnsi="Segoe UI" w:cs="Segoe UI"/>
+          <w:color w:val="1D2125"/>
+          <w:sz w:val="48"/>
+          <w:szCs w:val="48"/>
+          <w:lang w:eastAsia="pt-PT"/>
+        </w:rPr>
+      </w:pPr>
+    </w:p>
+    <w:p>
+      <w:pPr>
+        <w:rPr>
+          <w:rFonts w:ascii="Segoe UI" w:eastAsiaTheme="majorEastAsia" w:hAnsi="Segoe UI" w:cs="Segoe UI"/>
+          <w:color w:val="1D2125"/>
+          <w:sz w:val="48"/>
+          <w:szCs w:val="48"/>
+          <w:lang w:eastAsia="pt-PT"/>
+        </w:rPr>
+      </w:pPr>
+    </w:p>
+    <w:p>
+      <w:pPr>
+        <w:rPr>
+          <w:rFonts w:ascii="Segoe UI" w:eastAsiaTheme="majorEastAsia" w:hAnsi="Segoe UI" w:cs="Segoe UI"/>
+          <w:color w:val="1D2125"/>
+          <w:sz w:val="48"/>
+          <w:szCs w:val="48"/>
+          <w:lang w:eastAsia="pt-PT"/>
+        </w:rPr>
+      </w:pPr>
+    </w:p>
+    <w:p>
+      <w:pPr>
         <w:rPr>
           <w:b/>
           <w:bCs/>
         </w:rPr>
-        <w:t>Estudantes:</w:t>
-      </w:r>
-      <w:r>
-        <w:t xml:space="preserve"> Maria Costa, João Rodrigues, [nome], [nome]</w:t>
-      </w:r>
-      <w:r>
-        <w:br/>
-      </w:r>
-      <w:r>
-        <w:rPr>
+      </w:pPr>
+    </w:p>
+    <w:p>
+      <w:pPr>
+        <w:pStyle w:val="Ttulo1"/>
+        <w:spacing w:before="0" w:after="480" w:line="240" w:lineRule="auto"/>
+        <w:rPr>
+          <w:rFonts w:ascii="Arial Black" w:eastAsia="Times New Roman" w:hAnsi="Arial Black" w:cs="Times New Roman"/>
           <w:b/>
           <w:bCs/>
-        </w:rPr>
-        <w:t>Ano letivo:</w:t>
-      </w:r>
-      <w:r>
-        <w:t xml:space="preserve"> 2025/2026</w:t>
-      </w:r>
-    </w:p>
-    <w:p>
-      <w:pPr>
-        <w:rPr>
+          <w:caps/>
+          <w:color w:val="2C7FCE" w:themeColor="text2" w:themeTint="99"/>
+          <w:kern w:val="0"/>
+          <w:sz w:val="36"/>
+          <w:szCs w:val="28"/>
+          <w14:ligatures w14:val="none"/>
+        </w:rPr>
+      </w:pPr>
+      <w:r>
+        <w:rPr>
+          <w:rFonts w:ascii="Arial Black" w:eastAsia="Times New Roman" w:hAnsi="Arial Black" w:cs="Times New Roman"/>
           <w:b/>
           <w:bCs/>
-        </w:rPr>
-      </w:pPr>
-      <w:r>
-        <w:rPr>
+          <w:caps/>
+          <w:color w:val="2C7FCE" w:themeColor="text2" w:themeTint="99"/>
+          <w:kern w:val="0"/>
+          <w:sz w:val="36"/>
+          <w:szCs w:val="28"/>
+          <w14:ligatures w14:val="none"/>
+        </w:rPr>
+        <w:lastRenderedPageBreak/>
+        <w:t>1. Introdução</w:t>
+      </w:r>
+    </w:p>
+    <w:p>
+      <w:r>
+        <w:t>No âmbito da preparação do E-Fólio B, foi revista a implementação desenvolvida no E-Fólio A, tendo em consideração os comentários de avaliação recebidos. O objetivo desta revisão foi melhorar a robustez da análise léxica e sintática da linguagem MOCP, corrigindo limitações identificadas e preparando uma base mais sólida para as fases seguintes: ações semânticas, geração de código intermédio e otimização.</w:t>
+      </w:r>
+    </w:p>
+    <w:p/>
+    <w:p>
+      <w:pPr>
+        <w:pStyle w:val="Ttulo1"/>
+        <w:spacing w:before="0" w:after="480" w:line="240" w:lineRule="auto"/>
+        <w:rPr>
+          <w:rFonts w:ascii="Arial Black" w:eastAsia="Times New Roman" w:hAnsi="Arial Black" w:cs="Times New Roman"/>
           <w:b/>
           <w:bCs/>
-        </w:rPr>
-        <w:t>1. Introdução</w:t>
-      </w:r>
-    </w:p>
-    <w:p>
-      <w:r>
-        <w:t>No âmbito da preparação do E-Fólio B, foi revista a implementação desenvolvida no E-Fólio A, tendo em consideração os comentários de avaliação recebidos. O objetivo desta revisão foi melhorar a robustez da análise léxica e sintática da linguagem MOCP, corrigindo limitações identificadas e preparando uma base mais sólida para as fases seguintes: ações semânticas, geração de código intermédio e otimização.</w:t>
-      </w:r>
-    </w:p>
-    <w:p>
-      <w:pPr>
-        <w:rPr>
+          <w:caps/>
+          <w:color w:val="2C7FCE" w:themeColor="text2" w:themeTint="99"/>
+          <w:kern w:val="0"/>
+          <w:sz w:val="36"/>
+          <w:szCs w:val="28"/>
+          <w14:ligatures w14:val="none"/>
+        </w:rPr>
+      </w:pPr>
+      <w:r>
+        <w:rPr>
+          <w:rFonts w:ascii="Arial Black" w:eastAsia="Times New Roman" w:hAnsi="Arial Black" w:cs="Times New Roman"/>
           <w:b/>
           <w:bCs/>
-        </w:rPr>
-      </w:pPr>
-      <w:r>
-        <w:rPr>
+          <w:caps/>
+          <w:color w:val="2C7FCE" w:themeColor="text2" w:themeTint="99"/>
+          <w:kern w:val="0"/>
+          <w:sz w:val="36"/>
+          <w:szCs w:val="28"/>
+          <w14:ligatures w14:val="none"/>
+        </w:rPr>
+        <w:t>2. Melhorias na análise léxica</w:t>
+      </w:r>
+    </w:p>
+    <w:p>
+      <w:r>
+        <w:t xml:space="preserve">A primeira melhoria consistiu na introdução de uma regra “apanha-tudo” no </w:t>
+      </w:r>
+      <w:proofErr w:type="spellStart"/>
+      <w:r>
+        <w:t>lexer</w:t>
+      </w:r>
+      <w:proofErr w:type="spellEnd"/>
+      <w:r>
+        <w:t>:</w:t>
+      </w:r>
+    </w:p>
+    <w:p>
+      <w:r>
+        <w:t>ERROR_</w:t>
+      </w:r>
+      <w:proofErr w:type="gramStart"/>
+      <w:r>
+        <w:t>CHAR :</w:t>
+      </w:r>
+      <w:proofErr w:type="gramEnd"/>
+      <w:r>
+        <w:t xml:space="preserve"> </w:t>
+      </w:r>
+      <w:proofErr w:type="gramStart"/>
+      <w:r>
+        <w:t>. ;</w:t>
+      </w:r>
+      <w:proofErr w:type="gramEnd"/>
+    </w:p>
+    <w:p>
+      <w:r>
+        <w:t>Esta regra permite capturar explicitamente caracteres inválidos ou inesperados que não correspondam a nenhuma regra lexical da linguagem. Com esta alteração, símbolos como @ passam a gerar mensagens controladas, por exemplo:</w:t>
+      </w:r>
+    </w:p>
+    <w:p>
+      <w:r>
+        <w:t>[LÉXICO] linha 29, coluna 16: carácter inesperado '@'.</w:t>
+      </w:r>
+    </w:p>
+    <w:p>
+      <w:r>
+        <w:t>Foi também acrescentada a regra:</w:t>
+      </w:r>
+    </w:p>
+    <w:p>
+      <w:r>
+        <w:t>UNCLOSED_STRING</w:t>
+      </w:r>
+      <w:r>
+        <w:br/>
+        <w:t xml:space="preserve">  </w:t>
+      </w:r>
+      <w:proofErr w:type="gramStart"/>
+      <w:r>
+        <w:t xml:space="preserve">  :</w:t>
+      </w:r>
+      <w:proofErr w:type="gramEnd"/>
+      <w:r>
+        <w:t xml:space="preserve"> '"' (ESC_SEQ | ~["\\\r\n</w:t>
+      </w:r>
+      <w:proofErr w:type="gramStart"/>
+      <w:r>
+        <w:t>])*</w:t>
+      </w:r>
+      <w:proofErr w:type="gramEnd"/>
+      <w:r>
+        <w:br/>
+        <w:t xml:space="preserve">  </w:t>
+      </w:r>
+      <w:proofErr w:type="gramStart"/>
+      <w:r>
+        <w:t xml:space="preserve">  ;</w:t>
+      </w:r>
+      <w:proofErr w:type="gramEnd"/>
+    </w:p>
+    <w:p>
+      <w:r>
+        <w:t xml:space="preserve">Esta regra permite detetar </w:t>
+      </w:r>
+      <w:proofErr w:type="spellStart"/>
+      <w:r>
+        <w:t>strings</w:t>
+      </w:r>
+      <w:proofErr w:type="spellEnd"/>
+      <w:r>
+        <w:t xml:space="preserve"> não terminadas, evitando mensagens genéricas do ANTLR e produzindo uma mensagem mais clara:</w:t>
+      </w:r>
+    </w:p>
+    <w:p>
+      <w:r>
+        <w:t xml:space="preserve">[LÉXICO] linha 36, coluna 14: </w:t>
+      </w:r>
+      <w:proofErr w:type="spellStart"/>
+      <w:r>
+        <w:t>string</w:t>
+      </w:r>
+      <w:proofErr w:type="spellEnd"/>
+      <w:r>
+        <w:t xml:space="preserve"> não terminada.</w:t>
+      </w:r>
+    </w:p>
+    <w:p>
+      <w:r>
+        <w:t>Estas alterações tornam o feedback do compilador mais útil para depuração e validação.</w:t>
+      </w:r>
+    </w:p>
+    <w:p/>
+    <w:p>
+      <w:pPr>
+        <w:pStyle w:val="Ttulo1"/>
+        <w:spacing w:before="0" w:after="480" w:line="240" w:lineRule="auto"/>
+        <w:rPr>
+          <w:rFonts w:ascii="Arial Black" w:eastAsia="Times New Roman" w:hAnsi="Arial Black" w:cs="Times New Roman"/>
           <w:b/>
           <w:bCs/>
-        </w:rPr>
-        <w:t>2. Melhorias na análise léxica</w:t>
-      </w:r>
-    </w:p>
-    <w:p>
-      <w:r>
-        <w:t xml:space="preserve">A primeira melhoria consistiu na introdução de uma regra “apanha-tudo” no </w:t>
-      </w:r>
+          <w:caps/>
+          <w:color w:val="2C7FCE" w:themeColor="text2" w:themeTint="99"/>
+          <w:kern w:val="0"/>
+          <w:sz w:val="36"/>
+          <w:szCs w:val="28"/>
+          <w14:ligatures w14:val="none"/>
+        </w:rPr>
+      </w:pPr>
+      <w:r>
+        <w:rPr>
+          <w:rFonts w:ascii="Arial Black" w:eastAsia="Times New Roman" w:hAnsi="Arial Black" w:cs="Times New Roman"/>
+          <w:b/>
+          <w:bCs/>
+          <w:caps/>
+          <w:color w:val="2C7FCE" w:themeColor="text2" w:themeTint="99"/>
+          <w:kern w:val="0"/>
+          <w:sz w:val="36"/>
+          <w:szCs w:val="28"/>
+          <w14:ligatures w14:val="none"/>
+        </w:rPr>
+        <w:t>3. Melhoria dos literais reais</w:t>
+      </w:r>
+    </w:p>
+    <w:p>
+      <w:r>
+        <w:t>A regra inicial dos literais reais aceitava apenas valores no formato estrito:</w:t>
+      </w:r>
+    </w:p>
+    <w:p>
+      <w:r>
+        <w:t>[0-</w:t>
+      </w:r>
+      <w:proofErr w:type="gramStart"/>
+      <w:r>
+        <w:t>9]+</w:t>
+      </w:r>
+      <w:proofErr w:type="gramEnd"/>
+      <w:r>
+        <w:t xml:space="preserve"> '.' [0-</w:t>
+      </w:r>
+      <w:proofErr w:type="gramStart"/>
+      <w:r>
+        <w:t>9]+</w:t>
+      </w:r>
+      <w:proofErr w:type="gramEnd"/>
+    </w:p>
+    <w:p>
+      <w:r>
+        <w:t>Assim, valores como 3. e .5 não eram reconhecidos como literais reais. Para tornar a gramática mais abrangente, a regra foi alterada para:</w:t>
+      </w:r>
+    </w:p>
+    <w:p>
       <w:proofErr w:type="spellStart"/>
       <w:r>
-        <w:t>lexer</w:t>
+        <w:t>fragment</w:t>
       </w:r>
       <w:proofErr w:type="spellEnd"/>
       <w:r>
-        <w:t>:</w:t>
-      </w:r>
-    </w:p>
-    <w:p>
-      <w:r>
-        <w:t>ERROR_</w:t>
+        <w:t xml:space="preserve"> </w:t>
       </w:r>
       <w:proofErr w:type="gramStart"/>
       <w:r>
-        <w:t>CHAR :</w:t>
+        <w:t>DIGITS :</w:t>
       </w:r>
       <w:proofErr w:type="gramEnd"/>
       <w:r>
-        <w:t xml:space="preserve"> </w:t>
+        <w:t xml:space="preserve"> [0-</w:t>
       </w:r>
       <w:proofErr w:type="gramStart"/>
       <w:r>
-        <w:t>. ;</w:t>
+        <w:t>9]+</w:t>
       </w:r>
       <w:proofErr w:type="gramEnd"/>
-    </w:p>
-    <w:p>
-      <w:r>
-        <w:t>Esta regra permite capturar explicitamente caracteres inválidos ou inesperados que não correspondam a nenhuma regra lexical da linguagem. Com esta alteração, símbolos como @ passam a gerar mensagens controladas, por exemplo:</w:t>
-      </w:r>
-    </w:p>
-    <w:p>
-      <w:r>
-        <w:t>[LÉXICO] linha 29, coluna 16: carácter inesperado '@'.</w:t>
-      </w:r>
-    </w:p>
-    <w:p>
-      <w:r>
-        <w:t>Foi também acrescentada a regra:</w:t>
-      </w:r>
-    </w:p>
-    <w:p>
-      <w:r>
-        <w:t>UNCLOSED_STRING</w:t>
+      <w:r>
+        <w:t xml:space="preserve"> ;</w:t>
+      </w:r>
+      <w:r>
+        <w:br/>
+      </w:r>
+      <w:r>
+        <w:br/>
+        <w:t>REAL_LITERAL</w:t>
       </w:r>
       <w:r>
         <w:br/>
@@ -165,13 +586,15 @@
       </w:r>
       <w:proofErr w:type="gramEnd"/>
       <w:r>
-        <w:t xml:space="preserve"> '"' (ESC_SEQ | ~["\\\r\n</w:t>
-      </w:r>
-      <w:proofErr w:type="gramStart"/>
-      <w:r>
-        <w:t>])*</w:t>
-      </w:r>
-      <w:proofErr w:type="gramEnd"/>
+        <w:t xml:space="preserve"> DIGITS '.' DIGITS?</w:t>
+      </w:r>
+      <w:r>
+        <w:br/>
+      </w:r>
+      <w:r>
+        <w:lastRenderedPageBreak/>
+        <w:t xml:space="preserve">    | '.' DIGITS</w:t>
+      </w:r>
       <w:r>
         <w:br/>
         <w:t xml:space="preserve">  </w:t>
@@ -181,202 +604,86 @@
         <w:t xml:space="preserve">  ;</w:t>
       </w:r>
       <w:proofErr w:type="gramEnd"/>
-    </w:p>
-    <w:p>
-      <w:r>
-        <w:t xml:space="preserve">Esta regra permite detetar </w:t>
-      </w:r>
-      <w:proofErr w:type="spellStart"/>
-      <w:r>
-        <w:t>strings</w:t>
-      </w:r>
-      <w:proofErr w:type="spellEnd"/>
-      <w:r>
-        <w:t xml:space="preserve"> não terminadas, evitando mensagens genéricas do ANTLR e produzindo uma mensagem mais clara:</w:t>
-      </w:r>
-    </w:p>
-    <w:p>
-      <w:r>
-        <w:t xml:space="preserve">[LÉXICO] linha 36, coluna 14: </w:t>
-      </w:r>
-      <w:proofErr w:type="spellStart"/>
-      <w:r>
-        <w:t>string</w:t>
-      </w:r>
-      <w:proofErr w:type="spellEnd"/>
-      <w:r>
-        <w:t xml:space="preserve"> não terminada.</w:t>
-      </w:r>
-    </w:p>
-    <w:p>
-      <w:r>
-        <w:t>Estas alterações tornam o feedback do compilador mais útil para depuração e validação.</w:t>
-      </w:r>
-    </w:p>
-    <w:p>
-      <w:pPr>
-        <w:rPr>
+      <w:r>
+        <w:br/>
+      </w:r>
+      <w:r>
+        <w:br/>
+        <w:t>INT_LITERAL</w:t>
+      </w:r>
+      <w:r>
+        <w:br/>
+        <w:t xml:space="preserve">  </w:t>
+      </w:r>
+      <w:proofErr w:type="gramStart"/>
+      <w:r>
+        <w:t xml:space="preserve">  :</w:t>
+      </w:r>
+      <w:proofErr w:type="gramEnd"/>
+      <w:r>
+        <w:t xml:space="preserve"> DIGITS</w:t>
+      </w:r>
+      <w:r>
+        <w:br/>
+        <w:t xml:space="preserve">  </w:t>
+      </w:r>
+      <w:proofErr w:type="gramStart"/>
+      <w:r>
+        <w:t xml:space="preserve">  ;</w:t>
+      </w:r>
+      <w:proofErr w:type="gramEnd"/>
+    </w:p>
+    <w:p>
+      <w:r>
+        <w:t>Com esta alteração, a linguagem passa a aceitar corretamente os formatos:</w:t>
+      </w:r>
+    </w:p>
+    <w:p>
+      <w:r>
+        <w:t>3.14</w:t>
+      </w:r>
+      <w:r>
+        <w:br/>
+        <w:t>3.</w:t>
+      </w:r>
+      <w:r>
+        <w:br/>
+        <w:t>.5</w:t>
+      </w:r>
+    </w:p>
+    <w:p>
+      <w:r>
+        <w:t>Esta decisão aumenta a compatibilidade com formas comuns de escrita de literais reais em linguagens de estilo C.</w:t>
+      </w:r>
+    </w:p>
+    <w:p/>
+    <w:p>
+      <w:pPr>
+        <w:pStyle w:val="Ttulo1"/>
+        <w:spacing w:before="0" w:after="480" w:line="240" w:lineRule="auto"/>
+        <w:rPr>
+          <w:rFonts w:ascii="Arial Black" w:eastAsia="Times New Roman" w:hAnsi="Arial Black" w:cs="Times New Roman"/>
           <w:b/>
           <w:bCs/>
-        </w:rPr>
-      </w:pPr>
-      <w:r>
-        <w:rPr>
+          <w:caps/>
+          <w:color w:val="2C7FCE" w:themeColor="text2" w:themeTint="99"/>
+          <w:kern w:val="0"/>
+          <w:sz w:val="36"/>
+          <w:szCs w:val="28"/>
+          <w14:ligatures w14:val="none"/>
+        </w:rPr>
+      </w:pPr>
+      <w:r>
+        <w:rPr>
+          <w:rFonts w:ascii="Arial Black" w:eastAsia="Times New Roman" w:hAnsi="Arial Black" w:cs="Times New Roman"/>
           <w:b/>
           <w:bCs/>
-        </w:rPr>
-        <w:t>3. Melhoria dos literais reais</w:t>
-      </w:r>
-    </w:p>
-    <w:p>
-      <w:r>
-        <w:t>A regra inicial dos literais reais aceitava apenas valores no formato estrito:</w:t>
-      </w:r>
-    </w:p>
-    <w:p>
-      <w:r>
-        <w:t>[0-</w:t>
-      </w:r>
-      <w:proofErr w:type="gramStart"/>
-      <w:r>
-        <w:t>9]+</w:t>
-      </w:r>
-      <w:proofErr w:type="gramEnd"/>
-      <w:r>
-        <w:t xml:space="preserve"> '.' [0-</w:t>
-      </w:r>
-      <w:proofErr w:type="gramStart"/>
-      <w:r>
-        <w:t>9]+</w:t>
-      </w:r>
-      <w:proofErr w:type="gramEnd"/>
-    </w:p>
-    <w:p>
-      <w:r>
-        <w:t>Assim, valores como 3. e .5 não eram reconhecidos como literais reais. Para tornar a gramática mais abrangente, a regra foi alterada para:</w:t>
-      </w:r>
-    </w:p>
-    <w:p>
-      <w:proofErr w:type="spellStart"/>
-      <w:r>
-        <w:t>fragment</w:t>
-      </w:r>
-      <w:proofErr w:type="spellEnd"/>
-      <w:r>
-        <w:t xml:space="preserve"> </w:t>
-      </w:r>
-      <w:proofErr w:type="gramStart"/>
-      <w:r>
-        <w:t>DIGITS :</w:t>
-      </w:r>
-      <w:proofErr w:type="gramEnd"/>
-      <w:r>
-        <w:t xml:space="preserve"> [0-</w:t>
-      </w:r>
-      <w:proofErr w:type="gramStart"/>
-      <w:r>
-        <w:t>9]+</w:t>
-      </w:r>
-      <w:proofErr w:type="gramEnd"/>
-      <w:r>
-        <w:t xml:space="preserve"> ;</w:t>
-      </w:r>
-      <w:r>
-        <w:br/>
-      </w:r>
-      <w:r>
-        <w:br/>
-        <w:t>REAL_LITERAL</w:t>
-      </w:r>
-      <w:r>
-        <w:br/>
-        <w:t xml:space="preserve">  </w:t>
-      </w:r>
-      <w:proofErr w:type="gramStart"/>
-      <w:r>
-        <w:t xml:space="preserve">  :</w:t>
-      </w:r>
-      <w:proofErr w:type="gramEnd"/>
-      <w:r>
-        <w:t xml:space="preserve"> DIGITS '.' DIGITS?</w:t>
-      </w:r>
-      <w:r>
-        <w:br/>
-        <w:t xml:space="preserve">    | '.' DIGITS</w:t>
-      </w:r>
-      <w:r>
-        <w:br/>
-        <w:t xml:space="preserve">  </w:t>
-      </w:r>
-      <w:proofErr w:type="gramStart"/>
-      <w:r>
-        <w:t xml:space="preserve">  ;</w:t>
-      </w:r>
-      <w:proofErr w:type="gramEnd"/>
-      <w:r>
-        <w:br/>
-      </w:r>
-      <w:r>
-        <w:lastRenderedPageBreak/>
-        <w:br/>
-        <w:t>INT_LITERAL</w:t>
-      </w:r>
-      <w:r>
-        <w:br/>
-        <w:t xml:space="preserve">  </w:t>
-      </w:r>
-      <w:proofErr w:type="gramStart"/>
-      <w:r>
-        <w:t xml:space="preserve">  :</w:t>
-      </w:r>
-      <w:proofErr w:type="gramEnd"/>
-      <w:r>
-        <w:t xml:space="preserve"> DIGITS</w:t>
-      </w:r>
-      <w:r>
-        <w:br/>
-        <w:t xml:space="preserve">  </w:t>
-      </w:r>
-      <w:proofErr w:type="gramStart"/>
-      <w:r>
-        <w:t xml:space="preserve">  ;</w:t>
-      </w:r>
-      <w:proofErr w:type="gramEnd"/>
-    </w:p>
-    <w:p>
-      <w:r>
-        <w:t>Com esta alteração, a linguagem passa a aceitar corretamente os formatos:</w:t>
-      </w:r>
-    </w:p>
-    <w:p>
-      <w:r>
-        <w:t>3.14</w:t>
-      </w:r>
-      <w:r>
-        <w:br/>
-        <w:t>3.</w:t>
-      </w:r>
-      <w:r>
-        <w:br/>
-        <w:t>.5</w:t>
-      </w:r>
-    </w:p>
-    <w:p>
-      <w:r>
-        <w:t>Esta decisão aumenta a compatibilidade com formas comuns de escrita de literais reais em linguagens de estilo C.</w:t>
-      </w:r>
-    </w:p>
-    <w:p>
-      <w:pPr>
-        <w:rPr>
-          <w:b/>
-          <w:bCs/>
-        </w:rPr>
-      </w:pPr>
-      <w:r>
-        <w:rPr>
-          <w:b/>
-          <w:bCs/>
+          <w:caps/>
+          <w:color w:val="2C7FCE" w:themeColor="text2" w:themeTint="99"/>
+          <w:kern w:val="0"/>
+          <w:sz w:val="36"/>
+          <w:szCs w:val="28"/>
+          <w14:ligatures w14:val="none"/>
         </w:rPr>
         <w:t>4. Melhoria da regra principal do programa</w:t>
       </w:r>
@@ -529,16 +836,33 @@
     </w:p>
     <w:p>
       <w:pPr>
-        <w:rPr>
+        <w:pStyle w:val="Ttulo1"/>
+        <w:spacing w:before="0" w:after="480" w:line="240" w:lineRule="auto"/>
+        <w:rPr>
+          <w:rFonts w:ascii="Arial Black" w:eastAsia="Times New Roman" w:hAnsi="Arial Black" w:cs="Times New Roman"/>
           <w:b/>
           <w:bCs/>
-        </w:rPr>
-      </w:pPr>
-      <w:r>
-        <w:rPr>
+          <w:caps/>
+          <w:color w:val="2C7FCE" w:themeColor="text2" w:themeTint="99"/>
+          <w:kern w:val="0"/>
+          <w:sz w:val="36"/>
+          <w:szCs w:val="28"/>
+          <w14:ligatures w14:val="none"/>
+        </w:rPr>
+      </w:pPr>
+      <w:r>
+        <w:rPr>
+          <w:rFonts w:ascii="Arial Black" w:eastAsia="Times New Roman" w:hAnsi="Arial Black" w:cs="Times New Roman"/>
           <w:b/>
           <w:bCs/>
-        </w:rPr>
+          <w:caps/>
+          <w:color w:val="2C7FCE" w:themeColor="text2" w:themeTint="99"/>
+          <w:kern w:val="0"/>
+          <w:sz w:val="36"/>
+          <w:szCs w:val="28"/>
+          <w14:ligatures w14:val="none"/>
+        </w:rPr>
+        <w:lastRenderedPageBreak/>
         <w:t>5. Atualização do tratamento de erros</w:t>
       </w:r>
     </w:p>
@@ -600,17 +924,34 @@
         <w:t>, ++, -- e +=.</w:t>
       </w:r>
     </w:p>
-    <w:p>
-      <w:pPr>
-        <w:rPr>
+    <w:p/>
+    <w:p>
+      <w:pPr>
+        <w:pStyle w:val="Ttulo1"/>
+        <w:spacing w:before="0" w:after="480" w:line="240" w:lineRule="auto"/>
+        <w:rPr>
+          <w:rFonts w:ascii="Arial Black" w:eastAsia="Times New Roman" w:hAnsi="Arial Black" w:cs="Times New Roman"/>
           <w:b/>
           <w:bCs/>
-        </w:rPr>
-      </w:pPr>
-      <w:r>
-        <w:rPr>
+          <w:caps/>
+          <w:color w:val="2C7FCE" w:themeColor="text2" w:themeTint="99"/>
+          <w:kern w:val="0"/>
+          <w:sz w:val="36"/>
+          <w:szCs w:val="28"/>
+          <w14:ligatures w14:val="none"/>
+        </w:rPr>
+      </w:pPr>
+      <w:r>
+        <w:rPr>
+          <w:rFonts w:ascii="Arial Black" w:eastAsia="Times New Roman" w:hAnsi="Arial Black" w:cs="Times New Roman"/>
           <w:b/>
           <w:bCs/>
+          <w:caps/>
+          <w:color w:val="2C7FCE" w:themeColor="text2" w:themeTint="99"/>
+          <w:kern w:val="0"/>
+          <w:sz w:val="36"/>
+          <w:szCs w:val="28"/>
+          <w14:ligatures w14:val="none"/>
         </w:rPr>
         <w:t>6. Validação empírica das melhorias</w:t>
       </w:r>
@@ -651,7 +992,6 @@
         </w:numPr>
       </w:pPr>
       <w:r>
-        <w:lastRenderedPageBreak/>
         <w:t xml:space="preserve">deteção de caracteres inválidos; </w:t>
       </w:r>
     </w:p>
@@ -685,6 +1025,9 @@
         <w:br/>
       </w:r>
       <w:r>
+        <w:rPr>
+          <w:noProof/>
+        </w:rPr>
         <w:drawing>
           <wp:inline distT="0" distB="0" distL="0" distR="0" wp14:anchorId="74B60C9C" wp14:editId="070EB1A4">
             <wp:extent cx="3977985" cy="495343"/>
@@ -701,7 +1044,7 @@
                     <pic:cNvPicPr/>
                   </pic:nvPicPr>
                   <pic:blipFill>
-                    <a:blip r:embed="rId5"/>
+                    <a:blip r:embed="rId6"/>
                     <a:stretch>
                       <a:fillRect/>
                     </a:stretch>
@@ -727,17 +1070,34 @@
         <w:t>A ausência de erros nas declarações com 3., .5 e 3.14 confirma que os novos formatos de literais reais foram corretamente aceites.</w:t>
       </w:r>
     </w:p>
-    <w:p>
-      <w:pPr>
-        <w:rPr>
+    <w:p/>
+    <w:p>
+      <w:pPr>
+        <w:pStyle w:val="Ttulo1"/>
+        <w:spacing w:before="0" w:after="480" w:line="240" w:lineRule="auto"/>
+        <w:rPr>
+          <w:rFonts w:ascii="Arial Black" w:eastAsia="Times New Roman" w:hAnsi="Arial Black" w:cs="Times New Roman"/>
           <w:b/>
           <w:bCs/>
-        </w:rPr>
-      </w:pPr>
-      <w:r>
-        <w:rPr>
+          <w:caps/>
+          <w:color w:val="2C7FCE" w:themeColor="text2" w:themeTint="99"/>
+          <w:kern w:val="0"/>
+          <w:sz w:val="36"/>
+          <w:szCs w:val="28"/>
+          <w14:ligatures w14:val="none"/>
+        </w:rPr>
+      </w:pPr>
+      <w:r>
+        <w:rPr>
+          <w:rFonts w:ascii="Arial Black" w:eastAsia="Times New Roman" w:hAnsi="Arial Black" w:cs="Times New Roman"/>
           <w:b/>
           <w:bCs/>
+          <w:caps/>
+          <w:color w:val="2C7FCE" w:themeColor="text2" w:themeTint="99"/>
+          <w:kern w:val="0"/>
+          <w:sz w:val="36"/>
+          <w:szCs w:val="28"/>
+          <w14:ligatures w14:val="none"/>
         </w:rPr>
         <w:t>7. Conclusão</w:t>
       </w:r>
@@ -1997,6 +2357,16 @@
       <w:spacing w:val="5"/>
     </w:rPr>
   </w:style>
+  <w:style w:type="character" w:styleId="Forte">
+    <w:name w:val="Strong"/>
+    <w:uiPriority w:val="22"/>
+    <w:qFormat/>
+    <w:rsid w:val="005B6188"/>
+    <w:rPr>
+      <w:b/>
+      <w:bCs/>
+    </w:rPr>
+  </w:style>
 </w:styles>
 </file>
 

--- a/relatório melhorias efolioA.docx
+++ b/relatório melhorias efolioA.docx
@@ -126,7 +126,7 @@
           <w:b/>
           <w:bCs/>
         </w:rPr>
-        <w:t>Grupo: DUALCORE</w:t>
+        <w:t>Grupo: QUADCORE</w:t>
       </w:r>
     </w:p>
     <w:p>
@@ -157,6 +157,38 @@
           <w:bCs/>
         </w:rPr>
         <w:t>Maria Costa (2304361)</w:t>
+      </w:r>
+    </w:p>
+    <w:p>
+      <w:pPr>
+        <w:spacing w:after="240" w:line="360" w:lineRule="auto"/>
+        <w:rPr>
+          <w:b/>
+          <w:bCs/>
+        </w:rPr>
+      </w:pPr>
+      <w:r>
+        <w:rPr>
+          <w:b/>
+          <w:bCs/>
+        </w:rPr>
+        <w:t>Nuno Rolo ([Nº A PREENCHER])</w:t>
+      </w:r>
+    </w:p>
+    <w:p>
+      <w:pPr>
+        <w:spacing w:after="240" w:line="360" w:lineRule="auto"/>
+        <w:rPr>
+          <w:b/>
+          <w:bCs/>
+        </w:rPr>
+      </w:pPr>
+      <w:r>
+        <w:rPr>
+          <w:b/>
+          <w:bCs/>
+        </w:rPr>
+        <w:t>Fábio Oliveira ([Nº A PREENCHER])</w:t>
       </w:r>
     </w:p>
     <w:p>

--- a/relatório melhorias efolioA.docx
+++ b/relatório melhorias efolioA.docx
@@ -172,7 +172,7 @@
           <w:b/>
           <w:bCs/>
         </w:rPr>
-        <w:t>Nuno Rolo ([Nº A PREENCHER])</w:t>
+        <w:t>Nuno Rolo (1900405)</w:t>
       </w:r>
     </w:p>
     <w:p>
@@ -188,7 +188,7 @@
           <w:b/>
           <w:bCs/>
         </w:rPr>
-        <w:t>Fábio Oliveira ([Nº A PREENCHER])</w:t>
+        <w:t>Flávio Oliveira (1900860)</w:t>
       </w:r>
     </w:p>
     <w:p>

--- a/relatório melhorias efolioA.docx
+++ b/relatório melhorias efolioA.docx
@@ -1,17 +1,18 @@
 
 <file path=word/document.xml><?xml version="1.0" encoding="utf-8"?>
-<w:document xmlns:wpc="http://schemas.microsoft.com/office/word/2010/wordprocessingCanvas" xmlns:cx="http://schemas.microsoft.com/office/drawing/2014/chartex" xmlns:cx1="http://schemas.microsoft.com/office/drawing/2015/9/8/chartex" xmlns:cx2="http://schemas.microsoft.com/office/drawing/2015/10/21/chartex" xmlns:cx3="http://schemas.microsoft.com/office/drawing/2016/5/9/chartex" xmlns:cx4="http://schemas.microsoft.com/office/drawing/2016/5/10/chartex" xmlns:cx5="http://schemas.microsoft.com/office/drawing/2016/5/11/chartex" xmlns:cx6="http://schemas.microsoft.com/office/drawing/2016/5/12/chartex" xmlns:cx7="http://schemas.microsoft.com/office/drawing/2016/5/13/chartex" xmlns:cx8="http://schemas.microsoft.com/office/drawing/2016/5/14/chartex" xmlns:mc="http://schemas.openxmlformats.org/markup-compatibility/2006" xmlns:aink="http://schemas.microsoft.com/office/drawing/2016/ink" xmlns:am3d="http://schemas.microsoft.com/office/drawing/2017/model3d" xmlns:o="urn:schemas-microsoft-com:office:office" xmlns:oel="http://schemas.microsoft.com/office/2019/extlst" xmlns:r="http://schemas.openxmlformats.org/officeDocument/2006/relationships" xmlns:m="http://schemas.openxmlformats.org/officeDocument/2006/math" xmlns:v="urn:schemas-microsoft-com:vml" xmlns:wp14="http://schemas.microsoft.com/office/word/2010/wordprocessingDrawing" xmlns:wp="http://schemas.openxmlformats.org/drawingml/2006/wordprocessingDrawing" xmlns:w10="urn:schemas-microsoft-com:office:word" xmlns:w="http://schemas.openxmlformats.org/wordprocessingml/2006/main" xmlns:w14="http://schemas.microsoft.com/office/word/2010/wordml" xmlns:w15="http://schemas.microsoft.com/office/word/2012/wordml" xmlns:w16cex="http://schemas.microsoft.com/office/word/2018/wordml/cex" xmlns:w16cid="http://schemas.microsoft.com/office/word/2016/wordml/cid" xmlns:w16="http://schemas.microsoft.com/office/word/2018/wordml" xmlns:w16du="http://schemas.microsoft.com/office/word/2023/wordml/word16du" xmlns:w16sdtdh="http://schemas.microsoft.com/office/word/2020/wordml/sdtdatahash" xmlns:w16sdtfl="http://schemas.microsoft.com/office/word/2024/wordml/sdtformatlock" xmlns:w16se="http://schemas.microsoft.com/office/word/2015/wordml/symex" xmlns:wpg="http://schemas.microsoft.com/office/word/2010/wordprocessingGroup" xmlns:wpi="http://schemas.microsoft.com/office/word/2010/wordprocessingInk" xmlns:wne="http://schemas.microsoft.com/office/word/2006/wordml" xmlns:wps="http://schemas.microsoft.com/office/word/2010/wordprocessingShape" mc:Ignorable="w14 w15 w16se w16cid w16 w16cex w16sdtdh w16sdtfl w16du wp14">
+<w:document xmlns:o="urn:schemas-microsoft-com:office:office" xmlns:r="http://schemas.openxmlformats.org/officeDocument/2006/relationships" xmlns:v="urn:schemas-microsoft-com:vml" xmlns:w="http://schemas.openxmlformats.org/wordprocessingml/2006/main" xmlns:w10="urn:schemas-microsoft-com:office:word" xmlns:wp="http://schemas.openxmlformats.org/drawingml/2006/wordprocessingDrawing" xmlns:wps="http://schemas.microsoft.com/office/word/2010/wordprocessingShape" xmlns:wpg="http://schemas.microsoft.com/office/word/2010/wordprocessingGroup" xmlns:mc="http://schemas.openxmlformats.org/markup-compatibility/2006" xmlns:wp14="http://schemas.microsoft.com/office/word/2010/wordprocessingDrawing" xmlns:w14="http://schemas.microsoft.com/office/word/2010/wordml" xmlns:w15="http://schemas.microsoft.com/office/word/2012/wordml" mc:Ignorable="w14 wp14 w15">
   <w:body>
     <w:p>
-      <w:r>
-        <w:rPr>
-          <w:noProof/>
-          <w:lang w:eastAsia="pt-PT"/>
-        </w:rPr>
+      <w:pPr>
+        <w:pStyle w:val="Normal"/>
+        <w:rPr/>
+      </w:pPr>
+      <w:r>
+        <w:rPr/>
         <w:drawing>
-          <wp:inline distT="0" distB="0" distL="0" distR="0" wp14:anchorId="528816A7" wp14:editId="49D9EAF2">
+          <wp:inline distT="0" distB="0" distL="0" distR="0">
             <wp:extent cx="5400040" cy="1293495"/>
-            <wp:effectExtent l="0" t="0" r="0" b="1905"/>
+            <wp:effectExtent l="0" t="0" r="0" b="0"/>
             <wp:docPr id="1" name="Imagem 1" descr="E-fólio B: Folha de resolução para E-fólio. Universidade Aberta"/>
             <wp:cNvGraphicFramePr>
               <a:graphicFrameLocks xmlns:a="http://schemas.openxmlformats.org/drawingml/2006/main" noChangeAspect="1"/>
@@ -20,22 +21,18 @@
               <a:graphicData uri="http://schemas.openxmlformats.org/drawingml/2006/picture">
                 <pic:pic xmlns:pic="http://schemas.openxmlformats.org/drawingml/2006/picture">
                   <pic:nvPicPr>
-                    <pic:cNvPr id="1" name="efolio_b_res.gif"/>
-                    <pic:cNvPicPr/>
+                    <pic:cNvPr id="1" name="Imagem 1" descr="E-fólio B: Folha de resolução para E-fólio. Universidade Aberta"/>
+                    <pic:cNvPicPr>
+                      <a:picLocks noChangeAspect="1" noChangeArrowheads="1"/>
+                    </pic:cNvPicPr>
                   </pic:nvPicPr>
                   <pic:blipFill>
-                    <a:blip r:embed="rId5">
-                      <a:extLst>
-                        <a:ext uri="{28A0092B-C50C-407E-A947-70E740481C1C}">
-                          <a14:useLocalDpi xmlns:a14="http://schemas.microsoft.com/office/drawing/2010/main" val="0"/>
-                        </a:ext>
-                      </a:extLst>
-                    </a:blip>
+                    <a:blip r:embed="rId2"/>
                     <a:stretch>
                       <a:fillRect/>
                     </a:stretch>
                   </pic:blipFill>
-                  <pic:spPr>
+                  <pic:spPr bwMode="auto">
                     <a:xfrm>
                       <a:off x="0" y="0"/>
                       <a:ext cx="5400040" cy="1293495"/>
@@ -52,36 +49,34 @@
       </w:r>
     </w:p>
     <w:p>
-      <w:r>
-        <w:rPr>
-          <w:rStyle w:val="Forte"/>
-        </w:rPr>
-        <w:t>U</w:t>
-      </w:r>
-      <w:r>
-        <w:rPr>
-          <w:rStyle w:val="Forte"/>
-        </w:rPr>
-        <w:t>NIDADE CURRICULAR:</w:t>
-      </w:r>
-      <w:r>
+      <w:pPr>
+        <w:pStyle w:val="Normal"/>
+        <w:rPr/>
+      </w:pPr>
+      <w:r>
+        <w:rPr>
+          <w:rStyle w:val="Strong"/>
+        </w:rPr>
+        <w:t>UNIDADE CURRICULAR:</w:t>
+      </w:r>
+      <w:r>
+        <w:rPr/>
         <w:t xml:space="preserve"> Compilação</w:t>
       </w:r>
     </w:p>
     <w:p>
-      <w:r>
-        <w:rPr>
-          <w:rStyle w:val="Forte"/>
-        </w:rPr>
-        <w:t>CÓDIGO</w:t>
-      </w:r>
-      <w:r>
-        <w:rPr>
-          <w:rStyle w:val="Forte"/>
-        </w:rPr>
-        <w:t>:</w:t>
-      </w:r>
-      <w:r>
+      <w:pPr>
+        <w:pStyle w:val="Normal"/>
+        <w:rPr/>
+      </w:pPr>
+      <w:r>
+        <w:rPr>
+          <w:rStyle w:val="Strong"/>
+        </w:rPr>
+        <w:t>CÓDIGO:</w:t>
+      </w:r>
+      <w:r>
+        <w:rPr/>
         <w:t xml:space="preserve"> </w:t>
       </w:r>
       <w:r>
@@ -92,30 +87,25 @@
       </w:r>
     </w:p>
     <w:p>
-      <w:r>
-        <w:rPr>
-          <w:rStyle w:val="Forte"/>
-        </w:rPr>
-        <w:t>DOCENTE</w:t>
-      </w:r>
-      <w:r>
-        <w:rPr>
-          <w:rStyle w:val="Forte"/>
-        </w:rPr>
-        <w:t>:</w:t>
-      </w:r>
-      <w:r>
-        <w:t xml:space="preserve"> Constantino e </w:t>
-      </w:r>
-      <w:proofErr w:type="spellStart"/>
-      <w:r>
-        <w:t>Rudi</w:t>
-      </w:r>
-      <w:proofErr w:type="spellEnd"/>
-    </w:p>
-    <w:p>
-      <w:pPr>
-        <w:spacing w:after="240" w:line="360" w:lineRule="auto"/>
+      <w:pPr>
+        <w:pStyle w:val="Normal"/>
+        <w:rPr/>
+      </w:pPr>
+      <w:r>
+        <w:rPr>
+          <w:rStyle w:val="Strong"/>
+        </w:rPr>
+        <w:t>DOCENTE:</w:t>
+      </w:r>
+      <w:r>
+        <w:rPr/>
+        <w:t xml:space="preserve"> Constantino e Rudi</w:t>
+      </w:r>
+    </w:p>
+    <w:p>
+      <w:pPr>
+        <w:pStyle w:val="Normal"/>
+        <w:spacing w:lineRule="auto" w:line="360" w:before="0" w:after="240"/>
         <w:rPr>
           <w:b/>
           <w:bCs/>
@@ -131,7 +121,8 @@
     </w:p>
     <w:p>
       <w:pPr>
-        <w:spacing w:after="240" w:line="360" w:lineRule="auto"/>
+        <w:pStyle w:val="Normal"/>
+        <w:spacing w:lineRule="auto" w:line="360" w:before="0" w:after="240"/>
         <w:rPr>
           <w:b/>
           <w:bCs/>
@@ -147,8 +138,9 @@
     </w:p>
     <w:p>
       <w:pPr>
-        <w:rPr>
-          <w:rStyle w:val="Forte"/>
+        <w:pStyle w:val="Normal"/>
+        <w:rPr>
+          <w:rStyle w:val="Strong"/>
         </w:rPr>
       </w:pPr>
       <w:r>
@@ -161,7 +153,8 @@
     </w:p>
     <w:p>
       <w:pPr>
-        <w:spacing w:after="240" w:line="360" w:lineRule="auto"/>
+        <w:pStyle w:val="Normal"/>
+        <w:spacing w:lineRule="auto" w:line="360" w:before="0" w:after="240"/>
         <w:rPr>
           <w:b/>
           <w:bCs/>
@@ -177,7 +170,8 @@
     </w:p>
     <w:p>
       <w:pPr>
-        <w:spacing w:after="240" w:line="360" w:lineRule="auto"/>
+        <w:pStyle w:val="Normal"/>
+        <w:spacing w:lineRule="auto" w:line="360" w:before="0" w:after="240"/>
         <w:rPr>
           <w:b/>
           <w:bCs/>
@@ -188,66 +182,117 @@
           <w:b/>
           <w:bCs/>
         </w:rPr>
-        <w:t>Flávio Oliveira (1900860)</w:t>
-      </w:r>
-    </w:p>
-    <w:p>
-      <w:r>
-        <w:rPr>
-          <w:rStyle w:val="Forte"/>
+        <w:t>Fábio</w:t>
+      </w:r>
+      <w:r>
+        <w:rPr>
+          <w:b/>
+          <w:bCs/>
+        </w:rPr>
+        <w:t xml:space="preserve"> Oliveira (</w:t>
+      </w:r>
+      <w:r>
+        <w:rPr>
+          <w:b/>
+          <w:bCs/>
+        </w:rPr>
+        <w:t>1800960</w:t>
+      </w:r>
+      <w:r>
+        <w:rPr>
+          <w:b/>
+          <w:bCs/>
+        </w:rPr>
+        <w:t>)</w:t>
+      </w:r>
+    </w:p>
+    <w:p>
+      <w:pPr>
+        <w:pStyle w:val="Normal"/>
+        <w:rPr/>
+      </w:pPr>
+      <w:r>
+        <w:rPr>
+          <w:rStyle w:val="Strong"/>
         </w:rPr>
         <w:t>CURSO:</w:t>
       </w:r>
       <w:r>
-        <w:t xml:space="preserve"> </w:t>
-      </w:r>
-      <w:r>
-        <w:t>Licenciatura em Engenharia Informática</w:t>
-      </w:r>
-    </w:p>
-    <w:p>
-      <w:r>
-        <w:rPr>
-          <w:rStyle w:val="Forte"/>
+        <w:rPr/>
+        <w:t xml:space="preserve"> Licenciatura em Engenharia Informática</w:t>
+      </w:r>
+    </w:p>
+    <w:p>
+      <w:pPr>
+        <w:pStyle w:val="Normal"/>
+        <w:rPr/>
+      </w:pPr>
+      <w:r>
+        <w:rPr>
+          <w:rStyle w:val="Strong"/>
         </w:rPr>
         <w:t>DATA DE ENTREGA:</w:t>
       </w:r>
       <w:r>
-        <w:t xml:space="preserve"> </w:t>
-      </w:r>
-      <w:r>
-        <w:t>05/2026</w:t>
-      </w:r>
-    </w:p>
-    <w:p>
-      <w:pPr>
-        <w:spacing w:after="0" w:line="240" w:lineRule="auto"/>
-      </w:pPr>
-    </w:p>
-    <w:p>
-      <w:pPr>
-        <w:spacing w:after="0" w:line="240" w:lineRule="auto"/>
-      </w:pPr>
-    </w:p>
-    <w:p>
-      <w:pPr>
-        <w:spacing w:after="0" w:line="240" w:lineRule="auto"/>
-      </w:pPr>
-    </w:p>
-    <w:p>
-      <w:pPr>
-        <w:spacing w:after="0" w:line="240" w:lineRule="auto"/>
-      </w:pPr>
-    </w:p>
-    <w:p>
-      <w:pPr>
-        <w:spacing w:after="0" w:line="240" w:lineRule="auto"/>
-      </w:pPr>
-    </w:p>
-    <w:p>
-      <w:pPr>
-        <w:rPr>
-          <w:rFonts w:ascii="Segoe UI" w:eastAsiaTheme="majorEastAsia" w:hAnsi="Segoe UI" w:cs="Segoe UI"/>
+        <w:rPr/>
+        <w:t xml:space="preserve"> 05/2026</w:t>
+      </w:r>
+    </w:p>
+    <w:p>
+      <w:pPr>
+        <w:pStyle w:val="Normal"/>
+        <w:spacing w:lineRule="auto" w:line="240" w:before="0" w:after="0"/>
+        <w:rPr/>
+      </w:pPr>
+      <w:r>
+        <w:rPr/>
+      </w:r>
+    </w:p>
+    <w:p>
+      <w:pPr>
+        <w:pStyle w:val="Normal"/>
+        <w:spacing w:lineRule="auto" w:line="240" w:before="0" w:after="0"/>
+        <w:rPr/>
+      </w:pPr>
+      <w:r>
+        <w:rPr/>
+      </w:r>
+    </w:p>
+    <w:p>
+      <w:pPr>
+        <w:pStyle w:val="Normal"/>
+        <w:spacing w:lineRule="auto" w:line="240" w:before="0" w:after="0"/>
+        <w:rPr/>
+      </w:pPr>
+      <w:r>
+        <w:rPr/>
+      </w:r>
+    </w:p>
+    <w:p>
+      <w:pPr>
+        <w:pStyle w:val="Normal"/>
+        <w:spacing w:lineRule="auto" w:line="240" w:before="0" w:after="0"/>
+        <w:rPr/>
+      </w:pPr>
+      <w:r>
+        <w:rPr/>
+      </w:r>
+    </w:p>
+    <w:p>
+      <w:pPr>
+        <w:pStyle w:val="Normal"/>
+        <w:spacing w:lineRule="auto" w:line="240" w:before="0" w:after="0"/>
+        <w:rPr/>
+      </w:pPr>
+      <w:r>
+        <w:rPr/>
+      </w:r>
+    </w:p>
+    <w:p>
+      <w:pPr>
+        <w:pStyle w:val="Normal"/>
+        <w:rPr>
+          <w:rFonts w:ascii="Segoe UI" w:hAnsi="Segoe UI" w:eastAsia="" w:cs="Segoe UI" w:eastAsiaTheme="majorEastAsia"/>
           <w:color w:val="1D2125"/>
           <w:sz w:val="48"/>
           <w:szCs w:val="48"/>
@@ -256,7 +301,7 @@
       </w:pPr>
       <w:r>
         <w:rPr>
-          <w:rFonts w:ascii="Segoe UI" w:eastAsiaTheme="majorEastAsia" w:hAnsi="Segoe UI" w:cs="Segoe UI"/>
+          <w:rFonts w:eastAsia="" w:cs="Segoe UI" w:ascii="Segoe UI" w:hAnsi="Segoe UI" w:eastAsiaTheme="majorEastAsia"/>
           <w:color w:val="1D2125"/>
           <w:sz w:val="48"/>
           <w:szCs w:val="48"/>
@@ -267,88 +312,155 @@
     </w:p>
     <w:p>
       <w:pPr>
-        <w:rPr>
-          <w:rFonts w:ascii="Segoe UI" w:eastAsiaTheme="majorEastAsia" w:hAnsi="Segoe UI" w:cs="Segoe UI"/>
+        <w:pStyle w:val="Normal"/>
+        <w:rPr>
+          <w:rFonts w:ascii="Segoe UI" w:hAnsi="Segoe UI" w:eastAsia="" w:cs="Segoe UI" w:eastAsiaTheme="majorEastAsia"/>
           <w:color w:val="1D2125"/>
           <w:sz w:val="48"/>
           <w:szCs w:val="48"/>
           <w:lang w:eastAsia="pt-PT"/>
         </w:rPr>
       </w:pPr>
-    </w:p>
-    <w:p>
-      <w:pPr>
-        <w:rPr>
-          <w:rFonts w:ascii="Segoe UI" w:eastAsiaTheme="majorEastAsia" w:hAnsi="Segoe UI" w:cs="Segoe UI"/>
+      <w:r>
+        <w:rPr>
+          <w:rFonts w:eastAsia="" w:cs="Segoe UI" w:eastAsiaTheme="majorEastAsia" w:ascii="Segoe UI" w:hAnsi="Segoe UI"/>
           <w:color w:val="1D2125"/>
           <w:sz w:val="48"/>
           <w:szCs w:val="48"/>
           <w:lang w:eastAsia="pt-PT"/>
         </w:rPr>
-      </w:pPr>
-    </w:p>
-    <w:p>
-      <w:pPr>
-        <w:rPr>
-          <w:rFonts w:ascii="Segoe UI" w:eastAsiaTheme="majorEastAsia" w:hAnsi="Segoe UI" w:cs="Segoe UI"/>
+      </w:r>
+    </w:p>
+    <w:p>
+      <w:pPr>
+        <w:pStyle w:val="Normal"/>
+        <w:rPr>
+          <w:rFonts w:ascii="Segoe UI" w:hAnsi="Segoe UI" w:eastAsia="" w:cs="Segoe UI" w:eastAsiaTheme="majorEastAsia"/>
           <w:color w:val="1D2125"/>
           <w:sz w:val="48"/>
           <w:szCs w:val="48"/>
           <w:lang w:eastAsia="pt-PT"/>
         </w:rPr>
       </w:pPr>
-    </w:p>
-    <w:p>
-      <w:pPr>
-        <w:rPr>
-          <w:rFonts w:ascii="Segoe UI" w:eastAsiaTheme="majorEastAsia" w:hAnsi="Segoe UI" w:cs="Segoe UI"/>
+      <w:r>
+        <w:rPr>
+          <w:rFonts w:eastAsia="" w:cs="Segoe UI" w:eastAsiaTheme="majorEastAsia" w:ascii="Segoe UI" w:hAnsi="Segoe UI"/>
           <w:color w:val="1D2125"/>
           <w:sz w:val="48"/>
           <w:szCs w:val="48"/>
           <w:lang w:eastAsia="pt-PT"/>
         </w:rPr>
-      </w:pPr>
-    </w:p>
-    <w:p>
-      <w:pPr>
-        <w:rPr>
-          <w:rFonts w:ascii="Segoe UI" w:eastAsiaTheme="majorEastAsia" w:hAnsi="Segoe UI" w:cs="Segoe UI"/>
+      </w:r>
+    </w:p>
+    <w:p>
+      <w:pPr>
+        <w:pStyle w:val="Normal"/>
+        <w:rPr>
+          <w:rFonts w:ascii="Segoe UI" w:hAnsi="Segoe UI" w:eastAsia="" w:cs="Segoe UI" w:eastAsiaTheme="majorEastAsia"/>
           <w:color w:val="1D2125"/>
           <w:sz w:val="48"/>
           <w:szCs w:val="48"/>
           <w:lang w:eastAsia="pt-PT"/>
         </w:rPr>
       </w:pPr>
-    </w:p>
-    <w:p>
-      <w:pPr>
-        <w:rPr>
-          <w:rFonts w:ascii="Segoe UI" w:eastAsiaTheme="majorEastAsia" w:hAnsi="Segoe UI" w:cs="Segoe UI"/>
+      <w:r>
+        <w:rPr>
+          <w:rFonts w:eastAsia="" w:cs="Segoe UI" w:eastAsiaTheme="majorEastAsia" w:ascii="Segoe UI" w:hAnsi="Segoe UI"/>
           <w:color w:val="1D2125"/>
           <w:sz w:val="48"/>
           <w:szCs w:val="48"/>
           <w:lang w:eastAsia="pt-PT"/>
         </w:rPr>
-      </w:pPr>
-    </w:p>
-    <w:p>
-      <w:pPr>
+      </w:r>
+    </w:p>
+    <w:p>
+      <w:pPr>
+        <w:pStyle w:val="Normal"/>
+        <w:rPr>
+          <w:rFonts w:ascii="Segoe UI" w:hAnsi="Segoe UI" w:eastAsia="" w:cs="Segoe UI" w:eastAsiaTheme="majorEastAsia"/>
+          <w:color w:val="1D2125"/>
+          <w:sz w:val="48"/>
+          <w:szCs w:val="48"/>
+          <w:lang w:eastAsia="pt-PT"/>
+        </w:rPr>
+      </w:pPr>
+      <w:r>
+        <w:rPr>
+          <w:rFonts w:eastAsia="" w:cs="Segoe UI" w:eastAsiaTheme="majorEastAsia" w:ascii="Segoe UI" w:hAnsi="Segoe UI"/>
+          <w:color w:val="1D2125"/>
+          <w:sz w:val="48"/>
+          <w:szCs w:val="48"/>
+          <w:lang w:eastAsia="pt-PT"/>
+        </w:rPr>
+      </w:r>
+    </w:p>
+    <w:p>
+      <w:pPr>
+        <w:pStyle w:val="Normal"/>
+        <w:rPr>
+          <w:rFonts w:ascii="Segoe UI" w:hAnsi="Segoe UI" w:eastAsia="" w:cs="Segoe UI" w:eastAsiaTheme="majorEastAsia"/>
+          <w:color w:val="1D2125"/>
+          <w:sz w:val="48"/>
+          <w:szCs w:val="48"/>
+          <w:lang w:eastAsia="pt-PT"/>
+        </w:rPr>
+      </w:pPr>
+      <w:r>
+        <w:rPr>
+          <w:rFonts w:eastAsia="" w:cs="Segoe UI" w:eastAsiaTheme="majorEastAsia" w:ascii="Segoe UI" w:hAnsi="Segoe UI"/>
+          <w:color w:val="1D2125"/>
+          <w:sz w:val="48"/>
+          <w:szCs w:val="48"/>
+          <w:lang w:eastAsia="pt-PT"/>
+        </w:rPr>
+      </w:r>
+    </w:p>
+    <w:p>
+      <w:pPr>
+        <w:pStyle w:val="Normal"/>
+        <w:rPr>
+          <w:rFonts w:ascii="Segoe UI" w:hAnsi="Segoe UI" w:eastAsia="" w:cs="Segoe UI" w:eastAsiaTheme="majorEastAsia"/>
+          <w:color w:val="1D2125"/>
+          <w:sz w:val="48"/>
+          <w:szCs w:val="48"/>
+          <w:lang w:eastAsia="pt-PT"/>
+        </w:rPr>
+      </w:pPr>
+      <w:r>
+        <w:rPr>
+          <w:rFonts w:eastAsia="" w:cs="Segoe UI" w:eastAsiaTheme="majorEastAsia" w:ascii="Segoe UI" w:hAnsi="Segoe UI"/>
+          <w:color w:val="1D2125"/>
+          <w:sz w:val="48"/>
+          <w:szCs w:val="48"/>
+          <w:lang w:eastAsia="pt-PT"/>
+        </w:rPr>
+      </w:r>
+    </w:p>
+    <w:p>
+      <w:pPr>
+        <w:pStyle w:val="Normal"/>
         <w:rPr>
           <w:b/>
           <w:bCs/>
         </w:rPr>
       </w:pPr>
-    </w:p>
-    <w:p>
-      <w:pPr>
-        <w:pStyle w:val="Ttulo1"/>
-        <w:spacing w:before="0" w:after="480" w:line="240" w:lineRule="auto"/>
-        <w:rPr>
-          <w:rFonts w:ascii="Arial Black" w:eastAsia="Times New Roman" w:hAnsi="Arial Black" w:cs="Times New Roman"/>
+      <w:r>
+        <w:rPr>
+          <w:b/>
+          <w:bCs/>
+        </w:rPr>
+      </w:r>
+    </w:p>
+    <w:p>
+      <w:pPr>
+        <w:pStyle w:val="Heading1"/>
+        <w:spacing w:lineRule="auto" w:line="240" w:before="0" w:after="480"/>
+        <w:rPr>
+          <w:rFonts w:ascii="Arial Black" w:hAnsi="Arial Black" w:eastAsia="Times New Roman" w:cs="Times New Roman"/>
           <w:b/>
           <w:bCs/>
           <w:caps/>
-          <w:color w:val="2C7FCE" w:themeColor="text2" w:themeTint="99"/>
+          <w:color w:themeColor="text2" w:themeTint="99" w:val="2C7FCE"/>
           <w:kern w:val="0"/>
           <w:sz w:val="36"/>
           <w:szCs w:val="28"/>
@@ -357,36 +469,48 @@
       </w:pPr>
       <w:r>
         <w:rPr>
-          <w:rFonts w:ascii="Arial Black" w:eastAsia="Times New Roman" w:hAnsi="Arial Black" w:cs="Times New Roman"/>
+          <w:rFonts w:eastAsia="Times New Roman" w:cs="Times New Roman" w:ascii="Arial Black" w:hAnsi="Arial Black"/>
           <w:b/>
           <w:bCs/>
           <w:caps/>
-          <w:color w:val="2C7FCE" w:themeColor="text2" w:themeTint="99"/>
+          <w:color w:themeColor="text2" w:themeTint="99" w:val="2C7FCE"/>
           <w:kern w:val="0"/>
           <w:sz w:val="36"/>
           <w:szCs w:val="28"/>
           <w14:ligatures w14:val="none"/>
         </w:rPr>
-        <w:lastRenderedPageBreak/>
         <w:t>1. Introdução</w:t>
       </w:r>
     </w:p>
     <w:p>
-      <w:r>
+      <w:pPr>
+        <w:pStyle w:val="Normal"/>
+        <w:rPr/>
+      </w:pPr>
+      <w:r>
+        <w:rPr/>
         <w:t>No âmbito da preparação do E-Fólio B, foi revista a implementação desenvolvida no E-Fólio A, tendo em consideração os comentários de avaliação recebidos. O objetivo desta revisão foi melhorar a robustez da análise léxica e sintática da linguagem MOCP, corrigindo limitações identificadas e preparando uma base mais sólida para as fases seguintes: ações semânticas, geração de código intermédio e otimização.</w:t>
       </w:r>
     </w:p>
-    <w:p/>
-    <w:p>
-      <w:pPr>
-        <w:pStyle w:val="Ttulo1"/>
-        <w:spacing w:before="0" w:after="480" w:line="240" w:lineRule="auto"/>
-        <w:rPr>
-          <w:rFonts w:ascii="Arial Black" w:eastAsia="Times New Roman" w:hAnsi="Arial Black" w:cs="Times New Roman"/>
+    <w:p>
+      <w:pPr>
+        <w:pStyle w:val="Normal"/>
+        <w:rPr/>
+      </w:pPr>
+      <w:r>
+        <w:rPr/>
+      </w:r>
+    </w:p>
+    <w:p>
+      <w:pPr>
+        <w:pStyle w:val="Heading1"/>
+        <w:spacing w:lineRule="auto" w:line="240" w:before="0" w:after="480"/>
+        <w:rPr>
+          <w:rFonts w:ascii="Arial Black" w:hAnsi="Arial Black" w:eastAsia="Times New Roman" w:cs="Times New Roman"/>
           <w:b/>
           <w:bCs/>
           <w:caps/>
-          <w:color w:val="2C7FCE" w:themeColor="text2" w:themeTint="99"/>
+          <w:color w:themeColor="text2" w:themeTint="99" w:val="2C7FCE"/>
           <w:kern w:val="0"/>
           <w:sz w:val="36"/>
           <w:szCs w:val="28"/>
@@ -395,11 +519,11 @@
       </w:pPr>
       <w:r>
         <w:rPr>
-          <w:rFonts w:ascii="Arial Black" w:eastAsia="Times New Roman" w:hAnsi="Arial Black" w:cs="Times New Roman"/>
+          <w:rFonts w:eastAsia="Times New Roman" w:cs="Times New Roman" w:ascii="Arial Black" w:hAnsi="Arial Black"/>
           <w:b/>
           <w:bCs/>
           <w:caps/>
-          <w:color w:val="2C7FCE" w:themeColor="text2" w:themeTint="99"/>
+          <w:color w:themeColor="text2" w:themeTint="99" w:val="2C7FCE"/>
           <w:kern w:val="0"/>
           <w:sz w:val="36"/>
           <w:szCs w:val="28"/>
@@ -409,124 +533,118 @@
       </w:r>
     </w:p>
     <w:p>
-      <w:r>
-        <w:t xml:space="preserve">A primeira melhoria consistiu na introdução de uma regra “apanha-tudo” no </w:t>
-      </w:r>
-      <w:proofErr w:type="spellStart"/>
-      <w:r>
-        <w:t>lexer</w:t>
-      </w:r>
-      <w:proofErr w:type="spellEnd"/>
-      <w:r>
-        <w:t>:</w:t>
-      </w:r>
-    </w:p>
-    <w:p>
-      <w:r>
-        <w:t>ERROR_</w:t>
-      </w:r>
-      <w:proofErr w:type="gramStart"/>
-      <w:r>
-        <w:t>CHAR :</w:t>
-      </w:r>
-      <w:proofErr w:type="gramEnd"/>
-      <w:r>
-        <w:t xml:space="preserve"> </w:t>
-      </w:r>
-      <w:proofErr w:type="gramStart"/>
-      <w:r>
-        <w:t>. ;</w:t>
-      </w:r>
-      <w:proofErr w:type="gramEnd"/>
-    </w:p>
-    <w:p>
-      <w:r>
+      <w:pPr>
+        <w:pStyle w:val="Normal"/>
+        <w:rPr/>
+      </w:pPr>
+      <w:r>
+        <w:rPr/>
+        <w:t>A primeira melhoria consistiu na introdução de uma regra “apanha-tudo” no lexer:</w:t>
+      </w:r>
+    </w:p>
+    <w:p>
+      <w:pPr>
+        <w:pStyle w:val="Normal"/>
+        <w:rPr/>
+      </w:pPr>
+      <w:r>
+        <w:rPr/>
+        <w:t>ERROR_CHAR : . ;</w:t>
+      </w:r>
+    </w:p>
+    <w:p>
+      <w:pPr>
+        <w:pStyle w:val="Normal"/>
+        <w:rPr/>
+      </w:pPr>
+      <w:r>
+        <w:rPr/>
         <w:t>Esta regra permite capturar explicitamente caracteres inválidos ou inesperados que não correspondam a nenhuma regra lexical da linguagem. Com esta alteração, símbolos como @ passam a gerar mensagens controladas, por exemplo:</w:t>
       </w:r>
     </w:p>
     <w:p>
-      <w:r>
+      <w:pPr>
+        <w:pStyle w:val="Normal"/>
+        <w:rPr/>
+      </w:pPr>
+      <w:r>
+        <w:rPr/>
         <w:t>[LÉXICO] linha 29, coluna 16: carácter inesperado '@'.</w:t>
       </w:r>
     </w:p>
     <w:p>
-      <w:r>
+      <w:pPr>
+        <w:pStyle w:val="Normal"/>
+        <w:rPr/>
+      </w:pPr>
+      <w:r>
+        <w:rPr/>
         <w:t>Foi também acrescentada a regra:</w:t>
       </w:r>
     </w:p>
     <w:p>
-      <w:r>
+      <w:pPr>
+        <w:pStyle w:val="Normal"/>
+        <w:rPr/>
+      </w:pPr>
+      <w:r>
+        <w:rPr/>
         <w:t>UNCLOSED_STRING</w:t>
-      </w:r>
-      <w:r>
         <w:br/>
-        <w:t xml:space="preserve">  </w:t>
-      </w:r>
-      <w:proofErr w:type="gramStart"/>
-      <w:r>
-        <w:t xml:space="preserve">  :</w:t>
-      </w:r>
-      <w:proofErr w:type="gramEnd"/>
-      <w:r>
-        <w:t xml:space="preserve"> '"' (ESC_SEQ | ~["\\\r\n</w:t>
-      </w:r>
-      <w:proofErr w:type="gramStart"/>
-      <w:r>
-        <w:t>])*</w:t>
-      </w:r>
-      <w:proofErr w:type="gramEnd"/>
-      <w:r>
+        <w:t xml:space="preserve">    : '"' (ESC_SEQ | ~["\\\r\n])*</w:t>
         <w:br/>
-        <w:t xml:space="preserve">  </w:t>
-      </w:r>
-      <w:proofErr w:type="gramStart"/>
-      <w:r>
-        <w:t xml:space="preserve">  ;</w:t>
-      </w:r>
-      <w:proofErr w:type="gramEnd"/>
-    </w:p>
-    <w:p>
-      <w:r>
-        <w:t xml:space="preserve">Esta regra permite detetar </w:t>
-      </w:r>
-      <w:proofErr w:type="spellStart"/>
-      <w:r>
-        <w:t>strings</w:t>
-      </w:r>
-      <w:proofErr w:type="spellEnd"/>
-      <w:r>
-        <w:t xml:space="preserve"> não terminadas, evitando mensagens genéricas do ANTLR e produzindo uma mensagem mais clara:</w:t>
-      </w:r>
-    </w:p>
-    <w:p>
-      <w:r>
-        <w:t xml:space="preserve">[LÉXICO] linha 36, coluna 14: </w:t>
-      </w:r>
-      <w:proofErr w:type="spellStart"/>
-      <w:r>
-        <w:t>string</w:t>
-      </w:r>
-      <w:proofErr w:type="spellEnd"/>
-      <w:r>
-        <w:t xml:space="preserve"> não terminada.</w:t>
-      </w:r>
-    </w:p>
-    <w:p>
-      <w:r>
+        <w:t xml:space="preserve">    ;</w:t>
+      </w:r>
+    </w:p>
+    <w:p>
+      <w:pPr>
+        <w:pStyle w:val="Normal"/>
+        <w:rPr/>
+      </w:pPr>
+      <w:r>
+        <w:rPr/>
+        <w:t>Esta regra permite detetar strings não terminadas, evitando mensagens genéricas do ANTLR e produzindo uma mensagem mais clara:</w:t>
+      </w:r>
+    </w:p>
+    <w:p>
+      <w:pPr>
+        <w:pStyle w:val="Normal"/>
+        <w:rPr/>
+      </w:pPr>
+      <w:r>
+        <w:rPr/>
+        <w:t>[LÉXICO] linha 36, coluna 14: string não terminada.</w:t>
+      </w:r>
+    </w:p>
+    <w:p>
+      <w:pPr>
+        <w:pStyle w:val="Normal"/>
+        <w:rPr/>
+      </w:pPr>
+      <w:r>
+        <w:rPr/>
         <w:t>Estas alterações tornam o feedback do compilador mais útil para depuração e validação.</w:t>
       </w:r>
     </w:p>
-    <w:p/>
-    <w:p>
-      <w:pPr>
-        <w:pStyle w:val="Ttulo1"/>
-        <w:spacing w:before="0" w:after="480" w:line="240" w:lineRule="auto"/>
-        <w:rPr>
-          <w:rFonts w:ascii="Arial Black" w:eastAsia="Times New Roman" w:hAnsi="Arial Black" w:cs="Times New Roman"/>
+    <w:p>
+      <w:pPr>
+        <w:pStyle w:val="Normal"/>
+        <w:rPr/>
+      </w:pPr>
+      <w:r>
+        <w:rPr/>
+      </w:r>
+    </w:p>
+    <w:p>
+      <w:pPr>
+        <w:pStyle w:val="Heading1"/>
+        <w:spacing w:lineRule="auto" w:line="240" w:before="0" w:after="480"/>
+        <w:rPr>
+          <w:rFonts w:ascii="Arial Black" w:hAnsi="Arial Black" w:eastAsia="Times New Roman" w:cs="Times New Roman"/>
           <w:b/>
           <w:bCs/>
           <w:caps/>
-          <w:color w:val="2C7FCE" w:themeColor="text2" w:themeTint="99"/>
+          <w:color w:themeColor="text2" w:themeTint="99" w:val="2C7FCE"/>
           <w:kern w:val="0"/>
           <w:sz w:val="36"/>
           <w:szCs w:val="28"/>
@@ -535,11 +653,11 @@
       </w:pPr>
       <w:r>
         <w:rPr>
-          <w:rFonts w:ascii="Arial Black" w:eastAsia="Times New Roman" w:hAnsi="Arial Black" w:cs="Times New Roman"/>
+          <w:rFonts w:eastAsia="Times New Roman" w:cs="Times New Roman" w:ascii="Arial Black" w:hAnsi="Arial Black"/>
           <w:b/>
           <w:bCs/>
           <w:caps/>
-          <w:color w:val="2C7FCE" w:themeColor="text2" w:themeTint="99"/>
+          <w:color w:themeColor="text2" w:themeTint="99" w:val="2C7FCE"/>
           <w:kern w:val="0"/>
           <w:sz w:val="36"/>
           <w:szCs w:val="28"/>
@@ -549,156 +667,114 @@
       </w:r>
     </w:p>
     <w:p>
-      <w:r>
+      <w:pPr>
+        <w:pStyle w:val="Normal"/>
+        <w:rPr/>
+      </w:pPr>
+      <w:r>
+        <w:rPr/>
         <w:t>A regra inicial dos literais reais aceitava apenas valores no formato estrito:</w:t>
       </w:r>
     </w:p>
     <w:p>
-      <w:r>
-        <w:t>[0-</w:t>
-      </w:r>
-      <w:proofErr w:type="gramStart"/>
-      <w:r>
-        <w:t>9]+</w:t>
-      </w:r>
-      <w:proofErr w:type="gramEnd"/>
-      <w:r>
-        <w:t xml:space="preserve"> '.' [0-</w:t>
-      </w:r>
-      <w:proofErr w:type="gramStart"/>
-      <w:r>
-        <w:t>9]+</w:t>
-      </w:r>
-      <w:proofErr w:type="gramEnd"/>
-    </w:p>
-    <w:p>
-      <w:r>
+      <w:pPr>
+        <w:pStyle w:val="Normal"/>
+        <w:rPr/>
+      </w:pPr>
+      <w:r>
+        <w:rPr/>
+        <w:t>[0-9]+ '.' [0-9]+</w:t>
+      </w:r>
+    </w:p>
+    <w:p>
+      <w:pPr>
+        <w:pStyle w:val="Normal"/>
+        <w:rPr/>
+      </w:pPr>
+      <w:r>
+        <w:rPr/>
         <w:t>Assim, valores como 3. e .5 não eram reconhecidos como literais reais. Para tornar a gramática mais abrangente, a regra foi alterada para:</w:t>
       </w:r>
     </w:p>
     <w:p>
-      <w:proofErr w:type="spellStart"/>
-      <w:r>
-        <w:t>fragment</w:t>
-      </w:r>
-      <w:proofErr w:type="spellEnd"/>
-      <w:r>
-        <w:t xml:space="preserve"> </w:t>
-      </w:r>
-      <w:proofErr w:type="gramStart"/>
-      <w:r>
-        <w:t>DIGITS :</w:t>
-      </w:r>
-      <w:proofErr w:type="gramEnd"/>
-      <w:r>
-        <w:t xml:space="preserve"> [0-</w:t>
-      </w:r>
-      <w:proofErr w:type="gramStart"/>
-      <w:r>
-        <w:t>9]+</w:t>
-      </w:r>
-      <w:proofErr w:type="gramEnd"/>
-      <w:r>
-        <w:t xml:space="preserve"> ;</w:t>
-      </w:r>
-      <w:r>
+      <w:pPr>
+        <w:pStyle w:val="Normal"/>
+        <w:rPr/>
+      </w:pPr>
+      <w:r>
+        <w:rPr/>
+        <w:t>fragment DIGITS : [0-9]+ ;</w:t>
         <w:br/>
-      </w:r>
-      <w:r>
         <w:br/>
         <w:t>REAL_LITERAL</w:t>
-      </w:r>
-      <w:r>
         <w:br/>
-        <w:t xml:space="preserve">  </w:t>
-      </w:r>
-      <w:proofErr w:type="gramStart"/>
-      <w:r>
-        <w:t xml:space="preserve">  :</w:t>
-      </w:r>
-      <w:proofErr w:type="gramEnd"/>
-      <w:r>
-        <w:t xml:space="preserve"> DIGITS '.' DIGITS?</w:t>
-      </w:r>
-      <w:r>
+        <w:t xml:space="preserve">    : DIGITS '.' DIGITS?</w:t>
         <w:br/>
-      </w:r>
-      <w:r>
-        <w:lastRenderedPageBreak/>
         <w:t xml:space="preserve">    | '.' DIGITS</w:t>
-      </w:r>
-      <w:r>
         <w:br/>
-        <w:t xml:space="preserve">  </w:t>
-      </w:r>
-      <w:proofErr w:type="gramStart"/>
-      <w:r>
-        <w:t xml:space="preserve">  ;</w:t>
-      </w:r>
-      <w:proofErr w:type="gramEnd"/>
-      <w:r>
+        <w:t xml:space="preserve">    ;</w:t>
         <w:br/>
-      </w:r>
-      <w:r>
         <w:br/>
         <w:t>INT_LITERAL</w:t>
-      </w:r>
-      <w:r>
         <w:br/>
-        <w:t xml:space="preserve">  </w:t>
-      </w:r>
-      <w:proofErr w:type="gramStart"/>
-      <w:r>
-        <w:t xml:space="preserve">  :</w:t>
-      </w:r>
-      <w:proofErr w:type="gramEnd"/>
-      <w:r>
-        <w:t xml:space="preserve"> DIGITS</w:t>
-      </w:r>
-      <w:r>
+        <w:t xml:space="preserve">    : DIGITS</w:t>
         <w:br/>
-        <w:t xml:space="preserve">  </w:t>
-      </w:r>
-      <w:proofErr w:type="gramStart"/>
-      <w:r>
-        <w:t xml:space="preserve">  ;</w:t>
-      </w:r>
-      <w:proofErr w:type="gramEnd"/>
-    </w:p>
-    <w:p>
-      <w:r>
+        <w:t xml:space="preserve">    ;</w:t>
+      </w:r>
+    </w:p>
+    <w:p>
+      <w:pPr>
+        <w:pStyle w:val="Normal"/>
+        <w:rPr/>
+      </w:pPr>
+      <w:r>
+        <w:rPr/>
         <w:t>Com esta alteração, a linguagem passa a aceitar corretamente os formatos:</w:t>
       </w:r>
     </w:p>
     <w:p>
-      <w:r>
+      <w:pPr>
+        <w:pStyle w:val="Normal"/>
+        <w:rPr/>
+      </w:pPr>
+      <w:r>
+        <w:rPr/>
         <w:t>3.14</w:t>
-      </w:r>
-      <w:r>
         <w:br/>
         <w:t>3.</w:t>
-      </w:r>
-      <w:r>
         <w:br/>
         <w:t>.5</w:t>
       </w:r>
     </w:p>
     <w:p>
-      <w:r>
+      <w:pPr>
+        <w:pStyle w:val="Normal"/>
+        <w:rPr/>
+      </w:pPr>
+      <w:r>
+        <w:rPr/>
         <w:t>Esta decisão aumenta a compatibilidade com formas comuns de escrita de literais reais em linguagens de estilo C.</w:t>
       </w:r>
     </w:p>
-    <w:p/>
-    <w:p>
-      <w:pPr>
-        <w:pStyle w:val="Ttulo1"/>
-        <w:spacing w:before="0" w:after="480" w:line="240" w:lineRule="auto"/>
-        <w:rPr>
-          <w:rFonts w:ascii="Arial Black" w:eastAsia="Times New Roman" w:hAnsi="Arial Black" w:cs="Times New Roman"/>
+    <w:p>
+      <w:pPr>
+        <w:pStyle w:val="Normal"/>
+        <w:rPr/>
+      </w:pPr>
+      <w:r>
+        <w:rPr/>
+      </w:r>
+    </w:p>
+    <w:p>
+      <w:pPr>
+        <w:pStyle w:val="Heading1"/>
+        <w:spacing w:lineRule="auto" w:line="240" w:before="0" w:after="480"/>
+        <w:rPr>
+          <w:rFonts w:ascii="Arial Black" w:hAnsi="Arial Black" w:eastAsia="Times New Roman" w:cs="Times New Roman"/>
           <w:b/>
           <w:bCs/>
           <w:caps/>
-          <w:color w:val="2C7FCE" w:themeColor="text2" w:themeTint="99"/>
+          <w:color w:themeColor="text2" w:themeTint="99" w:val="2C7FCE"/>
           <w:kern w:val="0"/>
           <w:sz w:val="36"/>
           <w:szCs w:val="28"/>
@@ -707,11 +783,11 @@
       </w:pPr>
       <w:r>
         <w:rPr>
-          <w:rFonts w:ascii="Arial Black" w:eastAsia="Times New Roman" w:hAnsi="Arial Black" w:cs="Times New Roman"/>
+          <w:rFonts w:eastAsia="Times New Roman" w:cs="Times New Roman" w:ascii="Arial Black" w:hAnsi="Arial Black"/>
           <w:b/>
           <w:bCs/>
           <w:caps/>
-          <w:color w:val="2C7FCE" w:themeColor="text2" w:themeTint="99"/>
+          <w:color w:themeColor="text2" w:themeTint="99" w:val="2C7FCE"/>
           <w:kern w:val="0"/>
           <w:sz w:val="36"/>
           <w:szCs w:val="28"/>
@@ -721,161 +797,111 @@
       </w:r>
     </w:p>
     <w:p>
-      <w:r>
+      <w:pPr>
+        <w:pStyle w:val="Normal"/>
+        <w:rPr/>
+      </w:pPr>
+      <w:r>
+        <w:rPr/>
         <w:t>A regra de topo do programa foi alterada de:</w:t>
       </w:r>
     </w:p>
     <w:p>
-      <w:proofErr w:type="spellStart"/>
-      <w:r>
+      <w:pPr>
+        <w:pStyle w:val="Normal"/>
+        <w:rPr/>
+      </w:pPr>
+      <w:r>
+        <w:rPr/>
         <w:t>program</w:t>
-      </w:r>
-      <w:proofErr w:type="spellEnd"/>
-      <w:r>
         <w:br/>
-        <w:t xml:space="preserve">  </w:t>
-      </w:r>
-      <w:proofErr w:type="gramStart"/>
-      <w:r>
-        <w:t xml:space="preserve">  :</w:t>
-      </w:r>
-      <w:proofErr w:type="gramEnd"/>
-      <w:r>
-        <w:t xml:space="preserve"> </w:t>
-      </w:r>
-      <w:proofErr w:type="spellStart"/>
-      <w:r>
-        <w:t>prototype</w:t>
-      </w:r>
-      <w:proofErr w:type="spellEnd"/>
-      <w:r>
-        <w:t xml:space="preserve">* </w:t>
-      </w:r>
-      <w:proofErr w:type="spellStart"/>
-      <w:r>
-        <w:t>globalDecl</w:t>
-      </w:r>
-      <w:proofErr w:type="spellEnd"/>
-      <w:r>
-        <w:t xml:space="preserve">* </w:t>
-      </w:r>
-      <w:proofErr w:type="spellStart"/>
-      <w:r>
-        <w:t>functionDef</w:t>
-      </w:r>
-      <w:proofErr w:type="spellEnd"/>
-      <w:r>
-        <w:t>+ EOF</w:t>
-      </w:r>
-      <w:r>
+        <w:t xml:space="preserve">    : prototype* globalDecl* functionDef+ EOF</w:t>
         <w:br/>
-        <w:t xml:space="preserve">  </w:t>
-      </w:r>
-      <w:proofErr w:type="gramStart"/>
-      <w:r>
-        <w:t xml:space="preserve">  ;</w:t>
-      </w:r>
-      <w:proofErr w:type="gramEnd"/>
-    </w:p>
-    <w:p>
-      <w:r>
+        <w:t xml:space="preserve">    ;</w:t>
+      </w:r>
+    </w:p>
+    <w:p>
+      <w:pPr>
+        <w:pStyle w:val="Normal"/>
+        <w:rPr/>
+      </w:pPr>
+      <w:r>
+        <w:rPr/>
         <w:t>para:</w:t>
       </w:r>
     </w:p>
     <w:p>
-      <w:proofErr w:type="spellStart"/>
-      <w:r>
+      <w:pPr>
+        <w:pStyle w:val="Normal"/>
+        <w:rPr/>
+      </w:pPr>
+      <w:r>
+        <w:rPr/>
         <w:t>program</w:t>
-      </w:r>
-      <w:proofErr w:type="spellEnd"/>
-      <w:r>
         <w:br/>
-        <w:t xml:space="preserve">  </w:t>
-      </w:r>
-      <w:proofErr w:type="gramStart"/>
-      <w:r>
-        <w:t xml:space="preserve">  :</w:t>
-      </w:r>
-      <w:proofErr w:type="gramEnd"/>
-      <w:r>
-        <w:t xml:space="preserve"> </w:t>
-      </w:r>
-      <w:proofErr w:type="spellStart"/>
-      <w:r>
-        <w:t>prototype</w:t>
-      </w:r>
-      <w:proofErr w:type="spellEnd"/>
-      <w:r>
-        <w:t xml:space="preserve">* </w:t>
-      </w:r>
-      <w:proofErr w:type="spellStart"/>
-      <w:r>
-        <w:t>globalDecl</w:t>
-      </w:r>
-      <w:proofErr w:type="spellEnd"/>
-      <w:r>
-        <w:t xml:space="preserve">* </w:t>
-      </w:r>
-      <w:proofErr w:type="spellStart"/>
-      <w:r>
-        <w:t>functionDef</w:t>
-      </w:r>
-      <w:proofErr w:type="spellEnd"/>
-      <w:r>
-        <w:t>* EOF</w:t>
-      </w:r>
-      <w:r>
+        <w:t xml:space="preserve">    : prototype* globalDecl* functionDef* EOF</w:t>
         <w:br/>
-        <w:t xml:space="preserve">  </w:t>
-      </w:r>
-      <w:proofErr w:type="gramStart"/>
-      <w:r>
-        <w:t xml:space="preserve">  ;</w:t>
-      </w:r>
-      <w:proofErr w:type="gramEnd"/>
-    </w:p>
-    <w:p>
-      <w:r>
+        <w:t xml:space="preserve">    ;</w:t>
+      </w:r>
+    </w:p>
+    <w:p>
+      <w:pPr>
+        <w:pStyle w:val="Normal"/>
+        <w:rPr/>
+      </w:pPr>
+      <w:r>
+        <w:rPr/>
         <w:t>Esta modificação torna a gramática sintática mais flexível, permitindo testar ficheiros que contenham apenas protótipos ou declarações globais. A exigência de uma função principal continua a ser validada posteriormente na fase semântica.</w:t>
       </w:r>
     </w:p>
     <w:p>
-      <w:r>
+      <w:pPr>
+        <w:pStyle w:val="Normal"/>
+        <w:rPr/>
+      </w:pPr>
+      <w:r>
+        <w:rPr/>
         <w:t>Deste modo, separa-se melhor:</w:t>
       </w:r>
     </w:p>
     <w:p>
       <w:pPr>
+        <w:pStyle w:val="Normal"/>
         <w:numPr>
           <w:ilvl w:val="0"/>
           <w:numId w:val="1"/>
         </w:numPr>
-      </w:pPr>
-      <w:r>
+        <w:rPr/>
+      </w:pPr>
+      <w:r>
+        <w:rPr/>
         <w:t xml:space="preserve">a análise sintática, responsável por reconhecer estruturas gramaticais válidas; </w:t>
       </w:r>
     </w:p>
     <w:p>
       <w:pPr>
+        <w:pStyle w:val="Normal"/>
         <w:numPr>
           <w:ilvl w:val="0"/>
           <w:numId w:val="1"/>
         </w:numPr>
-      </w:pPr>
-      <w:r>
+        <w:rPr/>
+      </w:pPr>
+      <w:r>
+        <w:rPr/>
         <w:t xml:space="preserve">a análise semântica, responsável por validar regras de programa completo e executável. </w:t>
       </w:r>
     </w:p>
     <w:p>
       <w:pPr>
-        <w:pStyle w:val="Ttulo1"/>
-        <w:spacing w:before="0" w:after="480" w:line="240" w:lineRule="auto"/>
-        <w:rPr>
-          <w:rFonts w:ascii="Arial Black" w:eastAsia="Times New Roman" w:hAnsi="Arial Black" w:cs="Times New Roman"/>
+        <w:pStyle w:val="Heading1"/>
+        <w:spacing w:lineRule="auto" w:line="240" w:before="0" w:after="480"/>
+        <w:rPr>
+          <w:rFonts w:ascii="Arial Black" w:hAnsi="Arial Black" w:eastAsia="Times New Roman" w:cs="Times New Roman"/>
           <w:b/>
           <w:bCs/>
           <w:caps/>
-          <w:color w:val="2C7FCE" w:themeColor="text2" w:themeTint="99"/>
+          <w:color w:themeColor="text2" w:themeTint="99" w:val="2C7FCE"/>
           <w:kern w:val="0"/>
           <w:sz w:val="36"/>
           <w:szCs w:val="28"/>
@@ -884,89 +910,58 @@
       </w:pPr>
       <w:r>
         <w:rPr>
-          <w:rFonts w:ascii="Arial Black" w:eastAsia="Times New Roman" w:hAnsi="Arial Black" w:cs="Times New Roman"/>
+          <w:rFonts w:eastAsia="Times New Roman" w:cs="Times New Roman" w:ascii="Arial Black" w:hAnsi="Arial Black"/>
           <w:b/>
           <w:bCs/>
           <w:caps/>
-          <w:color w:val="2C7FCE" w:themeColor="text2" w:themeTint="99"/>
+          <w:color w:themeColor="text2" w:themeTint="99" w:val="2C7FCE"/>
           <w:kern w:val="0"/>
           <w:sz w:val="36"/>
           <w:szCs w:val="28"/>
           <w14:ligatures w14:val="none"/>
         </w:rPr>
-        <w:lastRenderedPageBreak/>
         <w:t>5. Atualização do tratamento de erros</w:t>
       </w:r>
     </w:p>
     <w:p>
-      <w:r>
-        <w:t xml:space="preserve">O ficheiro error_handler.py foi atualizado para tratar os novos </w:t>
-      </w:r>
-      <w:proofErr w:type="spellStart"/>
-      <w:r>
-        <w:t>tokens</w:t>
-      </w:r>
-      <w:proofErr w:type="spellEnd"/>
-      <w:r>
-        <w:t xml:space="preserve"> ERROR_CHAR e UNCLOSED_STRING. Assim, o programa passou a gerar mensagens controladas para caracteres inesperados e </w:t>
-      </w:r>
-      <w:proofErr w:type="spellStart"/>
-      <w:r>
-        <w:t>strings</w:t>
-      </w:r>
-      <w:proofErr w:type="spellEnd"/>
-      <w:r>
-        <w:t xml:space="preserve"> abertas.</w:t>
-      </w:r>
-    </w:p>
-    <w:p>
-      <w:r>
-        <w:t xml:space="preserve">Também foi mantida a deteção de palavras-chave da linguagem C original e operadores não suportados em MOCP, como </w:t>
-      </w:r>
-      <w:proofErr w:type="spellStart"/>
-      <w:r>
-        <w:t>int</w:t>
-      </w:r>
-      <w:proofErr w:type="spellEnd"/>
-      <w:r>
-        <w:t xml:space="preserve">, </w:t>
-      </w:r>
-      <w:proofErr w:type="spellStart"/>
-      <w:r>
-        <w:t>if</w:t>
-      </w:r>
-      <w:proofErr w:type="spellEnd"/>
-      <w:r>
-        <w:t xml:space="preserve">, </w:t>
-      </w:r>
-      <w:proofErr w:type="spellStart"/>
-      <w:r>
-        <w:t>while</w:t>
-      </w:r>
-      <w:proofErr w:type="spellEnd"/>
-      <w:r>
-        <w:t xml:space="preserve">, </w:t>
-      </w:r>
-      <w:proofErr w:type="spellStart"/>
-      <w:r>
-        <w:t>return</w:t>
-      </w:r>
-      <w:proofErr w:type="spellEnd"/>
-      <w:r>
-        <w:t>, ++, -- e +=.</w:t>
-      </w:r>
-    </w:p>
-    <w:p/>
-    <w:p>
-      <w:pPr>
-        <w:pStyle w:val="Ttulo1"/>
-        <w:spacing w:before="0" w:after="480" w:line="240" w:lineRule="auto"/>
-        <w:rPr>
-          <w:rFonts w:ascii="Arial Black" w:eastAsia="Times New Roman" w:hAnsi="Arial Black" w:cs="Times New Roman"/>
+      <w:pPr>
+        <w:pStyle w:val="Normal"/>
+        <w:rPr/>
+      </w:pPr>
+      <w:r>
+        <w:rPr/>
+        <w:t>O ficheiro error_handler.py foi atualizado para tratar os novos tokens ERROR_CHAR e UNCLOSED_STRING. Assim, o programa passou a gerar mensagens controladas para caracteres inesperados e strings abertas.</w:t>
+      </w:r>
+    </w:p>
+    <w:p>
+      <w:pPr>
+        <w:pStyle w:val="Normal"/>
+        <w:rPr/>
+      </w:pPr>
+      <w:r>
+        <w:rPr/>
+        <w:t>Também foi mantida a deteção de palavras-chave da linguagem C original e operadores não suportados em MOCP, como int, if, while, return, ++, -- e +=.</w:t>
+      </w:r>
+    </w:p>
+    <w:p>
+      <w:pPr>
+        <w:pStyle w:val="Normal"/>
+        <w:rPr/>
+      </w:pPr>
+      <w:r>
+        <w:rPr/>
+      </w:r>
+    </w:p>
+    <w:p>
+      <w:pPr>
+        <w:pStyle w:val="Heading1"/>
+        <w:spacing w:lineRule="auto" w:line="240" w:before="0" w:after="480"/>
+        <w:rPr>
+          <w:rFonts w:ascii="Arial Black" w:hAnsi="Arial Black" w:eastAsia="Times New Roman" w:cs="Times New Roman"/>
           <w:b/>
           <w:bCs/>
           <w:caps/>
-          <w:color w:val="2C7FCE" w:themeColor="text2" w:themeTint="99"/>
+          <w:color w:themeColor="text2" w:themeTint="99" w:val="2C7FCE"/>
           <w:kern w:val="0"/>
           <w:sz w:val="36"/>
           <w:szCs w:val="28"/>
@@ -975,11 +970,11 @@
       </w:pPr>
       <w:r>
         <w:rPr>
-          <w:rFonts w:ascii="Arial Black" w:eastAsia="Times New Roman" w:hAnsi="Arial Black" w:cs="Times New Roman"/>
+          <w:rFonts w:eastAsia="Times New Roman" w:cs="Times New Roman" w:ascii="Arial Black" w:hAnsi="Arial Black"/>
           <w:b/>
           <w:bCs/>
           <w:caps/>
-          <w:color w:val="2C7FCE" w:themeColor="text2" w:themeTint="99"/>
+          <w:color w:themeColor="text2" w:themeTint="99" w:val="2C7FCE"/>
           <w:kern w:val="0"/>
           <w:sz w:val="36"/>
           <w:szCs w:val="28"/>
@@ -989,82 +984,95 @@
       </w:r>
     </w:p>
     <w:p>
-      <w:r>
+      <w:pPr>
+        <w:pStyle w:val="Normal"/>
+        <w:rPr/>
+      </w:pPr>
+      <w:r>
+        <w:rPr/>
         <w:t>Foi criado o ficheiro de teste:</w:t>
       </w:r>
     </w:p>
     <w:p>
-      <w:proofErr w:type="spellStart"/>
-      <w:r>
+      <w:pPr>
+        <w:pStyle w:val="Normal"/>
+        <w:rPr/>
+      </w:pPr>
+      <w:r>
+        <w:rPr/>
         <w:t>melhorias_efolioA.mocp</w:t>
       </w:r>
-      <w:proofErr w:type="spellEnd"/>
-    </w:p>
-    <w:p>
-      <w:r>
+    </w:p>
+    <w:p>
+      <w:pPr>
+        <w:pStyle w:val="Normal"/>
+        <w:rPr/>
+      </w:pPr>
+      <w:r>
+        <w:rPr/>
         <w:t>Este ficheiro valida simultaneamente:</w:t>
       </w:r>
     </w:p>
     <w:p>
       <w:pPr>
+        <w:pStyle w:val="Normal"/>
         <w:numPr>
           <w:ilvl w:val="0"/>
           <w:numId w:val="2"/>
         </w:numPr>
-      </w:pPr>
-      <w:r>
+        <w:rPr/>
+      </w:pPr>
+      <w:r>
+        <w:rPr/>
         <w:t xml:space="preserve">aceitação dos novos formatos de literais reais; </w:t>
       </w:r>
     </w:p>
     <w:p>
       <w:pPr>
+        <w:pStyle w:val="Normal"/>
         <w:numPr>
           <w:ilvl w:val="0"/>
           <w:numId w:val="2"/>
         </w:numPr>
-      </w:pPr>
-      <w:r>
+        <w:rPr/>
+      </w:pPr>
+      <w:r>
+        <w:rPr/>
         <w:t xml:space="preserve">deteção de caracteres inválidos; </w:t>
       </w:r>
     </w:p>
     <w:p>
       <w:pPr>
+        <w:pStyle w:val="Normal"/>
         <w:numPr>
           <w:ilvl w:val="0"/>
           <w:numId w:val="2"/>
         </w:numPr>
-      </w:pPr>
-      <w:r>
-        <w:t xml:space="preserve">deteção de </w:t>
-      </w:r>
-      <w:proofErr w:type="spellStart"/>
-      <w:r>
-        <w:t>strings</w:t>
-      </w:r>
-      <w:proofErr w:type="spellEnd"/>
-      <w:r>
-        <w:t xml:space="preserve"> não terminadas. </w:t>
-      </w:r>
-    </w:p>
-    <w:p>
-      <w:pPr>
-        <w:ind w:left="708" w:hanging="708"/>
-      </w:pPr>
-      <w:r>
+        <w:rPr/>
+      </w:pPr>
+      <w:r>
+        <w:rPr/>
+        <w:t xml:space="preserve">deteção de strings não terminadas. </w:t>
+      </w:r>
+    </w:p>
+    <w:p>
+      <w:pPr>
+        <w:pStyle w:val="Normal"/>
+        <w:ind w:hanging="708" w:left="708"/>
+        <w:rPr/>
+      </w:pPr>
+      <w:r>
+        <w:rPr/>
         <w:t>O teste produziu o seguinte output:</w:t>
-      </w:r>
-      <w:r>
         <w:br/>
       </w:r>
       <w:r>
-        <w:rPr>
-          <w:noProof/>
-        </w:rPr>
+        <w:rPr/>
         <w:drawing>
-          <wp:inline distT="0" distB="0" distL="0" distR="0" wp14:anchorId="74B60C9C" wp14:editId="070EB1A4">
-            <wp:extent cx="3977985" cy="495343"/>
-            <wp:effectExtent l="0" t="0" r="3810" b="0"/>
-            <wp:docPr id="1605638768" name="Imagem 1"/>
+          <wp:inline distT="0" distB="0" distL="0" distR="0">
+            <wp:extent cx="3978275" cy="495300"/>
+            <wp:effectExtent l="0" t="0" r="0" b="0"/>
+            <wp:docPr id="2" name="Image2" descr=""/>
             <wp:cNvGraphicFramePr>
               <a:graphicFrameLocks xmlns:a="http://schemas.openxmlformats.org/drawingml/2006/main" noChangeAspect="1"/>
             </wp:cNvGraphicFramePr>
@@ -1072,19 +1080,21 @@
               <a:graphicData uri="http://schemas.openxmlformats.org/drawingml/2006/picture">
                 <pic:pic xmlns:pic="http://schemas.openxmlformats.org/drawingml/2006/picture">
                   <pic:nvPicPr>
-                    <pic:cNvPr id="1605638768" name=""/>
-                    <pic:cNvPicPr/>
+                    <pic:cNvPr id="2" name="Image2" descr=""/>
+                    <pic:cNvPicPr>
+                      <a:picLocks noChangeAspect="1" noChangeArrowheads="1"/>
+                    </pic:cNvPicPr>
                   </pic:nvPicPr>
                   <pic:blipFill>
-                    <a:blip r:embed="rId6"/>
+                    <a:blip r:embed="rId3"/>
                     <a:stretch>
                       <a:fillRect/>
                     </a:stretch>
                   </pic:blipFill>
-                  <pic:spPr>
+                  <pic:spPr bwMode="auto">
                     <a:xfrm>
                       <a:off x="0" y="0"/>
-                      <a:ext cx="3977985" cy="495343"/>
+                      <a:ext cx="3978275" cy="495300"/>
                     </a:xfrm>
                     <a:prstGeom prst="rect">
                       <a:avLst/>
@@ -1098,21 +1108,34 @@
       </w:r>
     </w:p>
     <w:p>
-      <w:r>
+      <w:pPr>
+        <w:pStyle w:val="Normal"/>
+        <w:rPr/>
+      </w:pPr>
+      <w:r>
+        <w:rPr/>
         <w:t>A ausência de erros nas declarações com 3., .5 e 3.14 confirma que os novos formatos de literais reais foram corretamente aceites.</w:t>
       </w:r>
     </w:p>
-    <w:p/>
-    <w:p>
-      <w:pPr>
-        <w:pStyle w:val="Ttulo1"/>
-        <w:spacing w:before="0" w:after="480" w:line="240" w:lineRule="auto"/>
-        <w:rPr>
-          <w:rFonts w:ascii="Arial Black" w:eastAsia="Times New Roman" w:hAnsi="Arial Black" w:cs="Times New Roman"/>
+    <w:p>
+      <w:pPr>
+        <w:pStyle w:val="Normal"/>
+        <w:rPr/>
+      </w:pPr>
+      <w:r>
+        <w:rPr/>
+      </w:r>
+    </w:p>
+    <w:p>
+      <w:pPr>
+        <w:pStyle w:val="Heading1"/>
+        <w:spacing w:lineRule="auto" w:line="240" w:before="0" w:after="480"/>
+        <w:rPr>
+          <w:rFonts w:ascii="Arial Black" w:hAnsi="Arial Black" w:eastAsia="Times New Roman" w:cs="Times New Roman"/>
           <w:b/>
           <w:bCs/>
           <w:caps/>
-          <w:color w:val="2C7FCE" w:themeColor="text2" w:themeTint="99"/>
+          <w:color w:themeColor="text2" w:themeTint="99" w:val="2C7FCE"/>
           <w:kern w:val="0"/>
           <w:sz w:val="36"/>
           <w:szCs w:val="28"/>
@@ -1121,11 +1144,11 @@
       </w:pPr>
       <w:r>
         <w:rPr>
-          <w:rFonts w:ascii="Arial Black" w:eastAsia="Times New Roman" w:hAnsi="Arial Black" w:cs="Times New Roman"/>
+          <w:rFonts w:eastAsia="Times New Roman" w:cs="Times New Roman" w:ascii="Arial Black" w:hAnsi="Arial Black"/>
           <w:b/>
           <w:bCs/>
           <w:caps/>
-          <w:color w:val="2C7FCE" w:themeColor="text2" w:themeTint="99"/>
+          <w:color w:themeColor="text2" w:themeTint="99" w:val="2C7FCE"/>
           <w:kern w:val="0"/>
           <w:sz w:val="36"/>
           <w:szCs w:val="28"/>
@@ -1135,40 +1158,54 @@
       </w:r>
     </w:p>
     <w:p>
-      <w:r>
-        <w:t xml:space="preserve">As alterações realizadas corrigem limitações identificadas no E-Fólio A e tornam a base do compilador MOCP mais robusta, clara e testável. Em particular, o </w:t>
-      </w:r>
-      <w:proofErr w:type="spellStart"/>
-      <w:r>
-        <w:t>lexer</w:t>
-      </w:r>
-      <w:proofErr w:type="spellEnd"/>
-      <w:r>
-        <w:t xml:space="preserve"> passou a produzir mensagens mais controladas, os literais reais passaram a aceitar formatos mais flexíveis e a regra principal do programa foi ajustada para separar melhor análise sintática e validação semântica.</w:t>
-      </w:r>
-    </w:p>
-    <w:p>
-      <w:r>
+      <w:pPr>
+        <w:pStyle w:val="Normal"/>
+        <w:rPr/>
+      </w:pPr>
+      <w:r>
+        <w:rPr/>
+        <w:t>As alterações realizadas corrigem limitações identificadas no E-Fólio A e tornam a base do compilador MOCP mais robusta, clara e testável. Em particular, o lexer passou a produzir mensagens mais controladas, os literais reais passaram a aceitar formatos mais flexíveis e a regra principal do programa foi ajustada para separar melhor análise sintática e validação semântica.</w:t>
+      </w:r>
+    </w:p>
+    <w:p>
+      <w:pPr>
+        <w:pStyle w:val="Normal"/>
+        <w:rPr/>
+      </w:pPr>
+      <w:r>
+        <w:rPr/>
         <w:t>Estas melhorias constituem uma base mais adequada para o desenvolvimento do E-Fólio B, nomeadamente para as fases de ações semânticas, geração de código intermédio e otimização.</w:t>
       </w:r>
     </w:p>
-    <w:p/>
+    <w:p>
+      <w:pPr>
+        <w:pStyle w:val="Normal"/>
+        <w:widowControl/>
+        <w:bidi w:val="0"/>
+        <w:spacing w:lineRule="auto" w:line="259" w:before="0" w:after="160"/>
+        <w:jc w:val="left"/>
+        <w:rPr/>
+      </w:pPr>
+      <w:r>
+        <w:rPr/>
+      </w:r>
+    </w:p>
     <w:sectPr>
+      <w:type w:val="nextPage"/>
       <w:pgSz w:w="11906" w:h="16838"/>
-      <w:pgMar w:top="1417" w:right="1701" w:bottom="1417" w:left="1701" w:header="708" w:footer="708" w:gutter="0"/>
-      <w:cols w:space="708"/>
-      <w:docGrid w:linePitch="360"/>
+      <w:pgMar w:left="1701" w:right="1701" w:gutter="0" w:header="0" w:top="1417" w:footer="0" w:bottom="1417"/>
+      <w:pgNumType w:fmt="decimal"/>
+      <w:formProt w:val="false"/>
+      <w:textDirection w:val="lrTb"/>
+      <w:docGrid w:type="default" w:linePitch="360" w:charSpace="4096"/>
     </w:sectPr>
   </w:body>
 </w:document>
 </file>
 
 <file path=word/numbering.xml><?xml version="1.0" encoding="utf-8"?>
-<w:numbering xmlns:wpc="http://schemas.microsoft.com/office/word/2010/wordprocessingCanvas" xmlns:cx="http://schemas.microsoft.com/office/drawing/2014/chartex" xmlns:cx1="http://schemas.microsoft.com/office/drawing/2015/9/8/chartex" xmlns:cx2="http://schemas.microsoft.com/office/drawing/2015/10/21/chartex" xmlns:cx3="http://schemas.microsoft.com/office/drawing/2016/5/9/chartex" xmlns:cx4="http://schemas.microsoft.com/office/drawing/2016/5/10/chartex" xmlns:cx5="http://schemas.microsoft.com/office/drawing/2016/5/11/chartex" xmlns:cx6="http://schemas.microsoft.com/office/drawing/2016/5/12/chartex" xmlns:cx7="http://schemas.microsoft.com/office/drawing/2016/5/13/chartex" xmlns:cx8="http://schemas.microsoft.com/office/drawing/2016/5/14/chartex" xmlns:mc="http://schemas.openxmlformats.org/markup-compatibility/2006" xmlns:aink="http://schemas.microsoft.com/office/drawing/2016/ink" xmlns:am3d="http://schemas.microsoft.com/office/drawing/2017/model3d" xmlns:o="urn:schemas-microsoft-com:office:office" xmlns:oel="http://schemas.microsoft.com/office/2019/extlst" xmlns:r="http://schemas.openxmlformats.org/officeDocument/2006/relationships" xmlns:m="http://schemas.openxmlformats.org/officeDocument/2006/math" xmlns:v="urn:schemas-microsoft-com:vml" xmlns:wp14="http://schemas.microsoft.com/office/word/2010/wordprocessingDrawing" xmlns:wp="http://schemas.openxmlformats.org/drawingml/2006/wordprocessingDrawing" xmlns:w10="urn:schemas-microsoft-com:office:word" xmlns:w="http://schemas.openxmlformats.org/wordprocessingml/2006/main" xmlns:w14="http://schemas.microsoft.com/office/word/2010/wordml" xmlns:w15="http://schemas.microsoft.com/office/word/2012/wordml" xmlns:w16cex="http://schemas.microsoft.com/office/word/2018/wordml/cex" xmlns:w16cid="http://schemas.microsoft.com/office/word/2016/wordml/cid" xmlns:w16="http://schemas.microsoft.com/office/word/2018/wordml" xmlns:w16du="http://schemas.microsoft.com/office/word/2023/wordml/word16du" xmlns:w16sdtdh="http://schemas.microsoft.com/office/word/2020/wordml/sdtdatahash" xmlns:w16sdtfl="http://schemas.microsoft.com/office/word/2024/wordml/sdtformatlock" xmlns:w16se="http://schemas.microsoft.com/office/word/2015/wordml/symex" xmlns:wpg="http://schemas.microsoft.com/office/word/2010/wordprocessingGroup" xmlns:wpi="http://schemas.microsoft.com/office/word/2010/wordprocessingInk" xmlns:wne="http://schemas.microsoft.com/office/word/2006/wordml" xmlns:wps="http://schemas.microsoft.com/office/word/2010/wordprocessingShape" mc:Ignorable="w14 w15 w16se w16cid w16 w16cex w16sdtdh w16sdtfl w16du wp14">
-  <w:abstractNum w:abstractNumId="0" w15:restartNumberingAfterBreak="0">
-    <w:nsid w:val="35B23E55"/>
-    <w:multiLevelType w:val="multilevel"/>
-    <w:tmpl w:val="1EC484FC"/>
+<w:numbering xmlns:w="http://schemas.openxmlformats.org/wordprocessingml/2006/main" xmlns:o="urn:schemas-microsoft-com:office:office" xmlns:r="http://schemas.openxmlformats.org/officeDocument/2006/relationships" xmlns:v="urn:schemas-microsoft-com:vml" xmlns:mc="http://schemas.openxmlformats.org/markup-compatibility/2006" xmlns:w14="http://schemas.microsoft.com/office/word/2010/wordml" mc:Ignorable="w14">
+  <w:abstractNum w:abstractNumId="1">
     <w:lvl w:ilvl="0">
       <w:start w:val="1"/>
       <w:numFmt w:val="bullet"/>
@@ -1181,11 +1218,11 @@
         <w:ind w:left="720" w:hanging="360"/>
       </w:pPr>
       <w:rPr>
-        <w:rFonts w:ascii="Symbol" w:hAnsi="Symbol" w:hint="default"/>
+        <w:rFonts w:ascii="Symbol" w:hAnsi="Symbol" w:cs="Symbol" w:hint="default"/>
         <w:sz w:val="20"/>
       </w:rPr>
     </w:lvl>
-    <w:lvl w:ilvl="1" w:tentative="1">
+    <w:lvl w:ilvl="1">
       <w:start w:val="1"/>
       <w:numFmt w:val="bullet"/>
       <w:lvlText w:val="o"/>
@@ -1197,11 +1234,11 @@
         <w:ind w:left="1440" w:hanging="360"/>
       </w:pPr>
       <w:rPr>
-        <w:rFonts w:ascii="Courier New" w:hAnsi="Courier New" w:hint="default"/>
+        <w:rFonts w:ascii="Courier New" w:hAnsi="Courier New" w:cs="Courier New" w:hint="default"/>
         <w:sz w:val="20"/>
       </w:rPr>
     </w:lvl>
-    <w:lvl w:ilvl="2" w:tentative="1">
+    <w:lvl w:ilvl="2">
       <w:start w:val="1"/>
       <w:numFmt w:val="bullet"/>
       <w:lvlText w:val=""/>
@@ -1213,11 +1250,11 @@
         <w:ind w:left="2160" w:hanging="360"/>
       </w:pPr>
       <w:rPr>
-        <w:rFonts w:ascii="Wingdings" w:hAnsi="Wingdings" w:hint="default"/>
+        <w:rFonts w:ascii="Wingdings" w:hAnsi="Wingdings" w:cs="Wingdings" w:hint="default"/>
         <w:sz w:val="20"/>
       </w:rPr>
     </w:lvl>
-    <w:lvl w:ilvl="3" w:tentative="1">
+    <w:lvl w:ilvl="3">
       <w:start w:val="1"/>
       <w:numFmt w:val="bullet"/>
       <w:lvlText w:val=""/>
@@ -1229,11 +1266,11 @@
         <w:ind w:left="2880" w:hanging="360"/>
       </w:pPr>
       <w:rPr>
-        <w:rFonts w:ascii="Wingdings" w:hAnsi="Wingdings" w:hint="default"/>
+        <w:rFonts w:ascii="Wingdings" w:hAnsi="Wingdings" w:cs="Wingdings" w:hint="default"/>
         <w:sz w:val="20"/>
       </w:rPr>
     </w:lvl>
-    <w:lvl w:ilvl="4" w:tentative="1">
+    <w:lvl w:ilvl="4">
       <w:start w:val="1"/>
       <w:numFmt w:val="bullet"/>
       <w:lvlText w:val=""/>
@@ -1245,11 +1282,11 @@
         <w:ind w:left="3600" w:hanging="360"/>
       </w:pPr>
       <w:rPr>
-        <w:rFonts w:ascii="Wingdings" w:hAnsi="Wingdings" w:hint="default"/>
+        <w:rFonts w:ascii="Wingdings" w:hAnsi="Wingdings" w:cs="Wingdings" w:hint="default"/>
         <w:sz w:val="20"/>
       </w:rPr>
     </w:lvl>
-    <w:lvl w:ilvl="5" w:tentative="1">
+    <w:lvl w:ilvl="5">
       <w:start w:val="1"/>
       <w:numFmt w:val="bullet"/>
       <w:lvlText w:val=""/>
@@ -1261,11 +1298,11 @@
         <w:ind w:left="4320" w:hanging="360"/>
       </w:pPr>
       <w:rPr>
-        <w:rFonts w:ascii="Wingdings" w:hAnsi="Wingdings" w:hint="default"/>
+        <w:rFonts w:ascii="Wingdings" w:hAnsi="Wingdings" w:cs="Wingdings" w:hint="default"/>
         <w:sz w:val="20"/>
       </w:rPr>
     </w:lvl>
-    <w:lvl w:ilvl="6" w:tentative="1">
+    <w:lvl w:ilvl="6">
       <w:start w:val="1"/>
       <w:numFmt w:val="bullet"/>
       <w:lvlText w:val=""/>
@@ -1277,11 +1314,11 @@
         <w:ind w:left="5040" w:hanging="360"/>
       </w:pPr>
       <w:rPr>
-        <w:rFonts w:ascii="Wingdings" w:hAnsi="Wingdings" w:hint="default"/>
+        <w:rFonts w:ascii="Wingdings" w:hAnsi="Wingdings" w:cs="Wingdings" w:hint="default"/>
         <w:sz w:val="20"/>
       </w:rPr>
     </w:lvl>
-    <w:lvl w:ilvl="7" w:tentative="1">
+    <w:lvl w:ilvl="7">
       <w:start w:val="1"/>
       <w:numFmt w:val="bullet"/>
       <w:lvlText w:val=""/>
@@ -1293,11 +1330,11 @@
         <w:ind w:left="5760" w:hanging="360"/>
       </w:pPr>
       <w:rPr>
-        <w:rFonts w:ascii="Wingdings" w:hAnsi="Wingdings" w:hint="default"/>
+        <w:rFonts w:ascii="Wingdings" w:hAnsi="Wingdings" w:cs="Wingdings" w:hint="default"/>
         <w:sz w:val="20"/>
       </w:rPr>
     </w:lvl>
-    <w:lvl w:ilvl="8" w:tentative="1">
+    <w:lvl w:ilvl="8">
       <w:start w:val="1"/>
       <w:numFmt w:val="bullet"/>
       <w:lvlText w:val=""/>
@@ -1309,15 +1346,12 @@
         <w:ind w:left="6480" w:hanging="360"/>
       </w:pPr>
       <w:rPr>
-        <w:rFonts w:ascii="Wingdings" w:hAnsi="Wingdings" w:hint="default"/>
+        <w:rFonts w:ascii="Wingdings" w:hAnsi="Wingdings" w:cs="Wingdings" w:hint="default"/>
         <w:sz w:val="20"/>
       </w:rPr>
     </w:lvl>
   </w:abstractNum>
-  <w:abstractNum w:abstractNumId="1" w15:restartNumberingAfterBreak="0">
-    <w:nsid w:val="48996396"/>
-    <w:multiLevelType w:val="multilevel"/>
-    <w:tmpl w:val="76C4A310"/>
+  <w:abstractNum w:abstractNumId="2">
     <w:lvl w:ilvl="0">
       <w:start w:val="1"/>
       <w:numFmt w:val="bullet"/>
@@ -1330,11 +1364,11 @@
         <w:ind w:left="720" w:hanging="360"/>
       </w:pPr>
       <w:rPr>
-        <w:rFonts w:ascii="Symbol" w:hAnsi="Symbol" w:hint="default"/>
+        <w:rFonts w:ascii="Symbol" w:hAnsi="Symbol" w:cs="Symbol" w:hint="default"/>
         <w:sz w:val="20"/>
       </w:rPr>
     </w:lvl>
-    <w:lvl w:ilvl="1" w:tentative="1">
+    <w:lvl w:ilvl="1">
       <w:start w:val="1"/>
       <w:numFmt w:val="bullet"/>
       <w:lvlText w:val="o"/>
@@ -1346,11 +1380,11 @@
         <w:ind w:left="1440" w:hanging="360"/>
       </w:pPr>
       <w:rPr>
-        <w:rFonts w:ascii="Courier New" w:hAnsi="Courier New" w:hint="default"/>
+        <w:rFonts w:ascii="Courier New" w:hAnsi="Courier New" w:cs="Courier New" w:hint="default"/>
         <w:sz w:val="20"/>
       </w:rPr>
     </w:lvl>
-    <w:lvl w:ilvl="2" w:tentative="1">
+    <w:lvl w:ilvl="2">
       <w:start w:val="1"/>
       <w:numFmt w:val="bullet"/>
       <w:lvlText w:val=""/>
@@ -1362,11 +1396,11 @@
         <w:ind w:left="2160" w:hanging="360"/>
       </w:pPr>
       <w:rPr>
-        <w:rFonts w:ascii="Wingdings" w:hAnsi="Wingdings" w:hint="default"/>
+        <w:rFonts w:ascii="Wingdings" w:hAnsi="Wingdings" w:cs="Wingdings" w:hint="default"/>
         <w:sz w:val="20"/>
       </w:rPr>
     </w:lvl>
-    <w:lvl w:ilvl="3" w:tentative="1">
+    <w:lvl w:ilvl="3">
       <w:start w:val="1"/>
       <w:numFmt w:val="bullet"/>
       <w:lvlText w:val=""/>
@@ -1378,11 +1412,11 @@
         <w:ind w:left="2880" w:hanging="360"/>
       </w:pPr>
       <w:rPr>
-        <w:rFonts w:ascii="Wingdings" w:hAnsi="Wingdings" w:hint="default"/>
+        <w:rFonts w:ascii="Wingdings" w:hAnsi="Wingdings" w:cs="Wingdings" w:hint="default"/>
         <w:sz w:val="20"/>
       </w:rPr>
     </w:lvl>
-    <w:lvl w:ilvl="4" w:tentative="1">
+    <w:lvl w:ilvl="4">
       <w:start w:val="1"/>
       <w:numFmt w:val="bullet"/>
       <w:lvlText w:val=""/>
@@ -1394,11 +1428,11 @@
         <w:ind w:left="3600" w:hanging="360"/>
       </w:pPr>
       <w:rPr>
-        <w:rFonts w:ascii="Wingdings" w:hAnsi="Wingdings" w:hint="default"/>
+        <w:rFonts w:ascii="Wingdings" w:hAnsi="Wingdings" w:cs="Wingdings" w:hint="default"/>
         <w:sz w:val="20"/>
       </w:rPr>
     </w:lvl>
-    <w:lvl w:ilvl="5" w:tentative="1">
+    <w:lvl w:ilvl="5">
       <w:start w:val="1"/>
       <w:numFmt w:val="bullet"/>
       <w:lvlText w:val=""/>
@@ -1410,11 +1444,11 @@
         <w:ind w:left="4320" w:hanging="360"/>
       </w:pPr>
       <w:rPr>
-        <w:rFonts w:ascii="Wingdings" w:hAnsi="Wingdings" w:hint="default"/>
+        <w:rFonts w:ascii="Wingdings" w:hAnsi="Wingdings" w:cs="Wingdings" w:hint="default"/>
         <w:sz w:val="20"/>
       </w:rPr>
     </w:lvl>
-    <w:lvl w:ilvl="6" w:tentative="1">
+    <w:lvl w:ilvl="6">
       <w:start w:val="1"/>
       <w:numFmt w:val="bullet"/>
       <w:lvlText w:val=""/>
@@ -1426,11 +1460,11 @@
         <w:ind w:left="5040" w:hanging="360"/>
       </w:pPr>
       <w:rPr>
-        <w:rFonts w:ascii="Wingdings" w:hAnsi="Wingdings" w:hint="default"/>
+        <w:rFonts w:ascii="Wingdings" w:hAnsi="Wingdings" w:cs="Wingdings" w:hint="default"/>
         <w:sz w:val="20"/>
       </w:rPr>
     </w:lvl>
-    <w:lvl w:ilvl="7" w:tentative="1">
+    <w:lvl w:ilvl="7">
       <w:start w:val="1"/>
       <w:numFmt w:val="bullet"/>
       <w:lvlText w:val=""/>
@@ -1442,11 +1476,11 @@
         <w:ind w:left="5760" w:hanging="360"/>
       </w:pPr>
       <w:rPr>
-        <w:rFonts w:ascii="Wingdings" w:hAnsi="Wingdings" w:hint="default"/>
+        <w:rFonts w:ascii="Wingdings" w:hAnsi="Wingdings" w:cs="Wingdings" w:hint="default"/>
         <w:sz w:val="20"/>
       </w:rPr>
     </w:lvl>
-    <w:lvl w:ilvl="8" w:tentative="1">
+    <w:lvl w:ilvl="8">
       <w:start w:val="1"/>
       <w:numFmt w:val="bullet"/>
       <w:lvlText w:val=""/>
@@ -1458,26 +1492,148 @@
         <w:ind w:left="6480" w:hanging="360"/>
       </w:pPr>
       <w:rPr>
-        <w:rFonts w:ascii="Wingdings" w:hAnsi="Wingdings" w:hint="default"/>
+        <w:rFonts w:ascii="Wingdings" w:hAnsi="Wingdings" w:cs="Wingdings" w:hint="default"/>
         <w:sz w:val="20"/>
       </w:rPr>
     </w:lvl>
   </w:abstractNum>
-  <w:num w:numId="1" w16cid:durableId="276835018">
-    <w:abstractNumId w:val="0"/>
+  <w:abstractNum w:abstractNumId="3">
+    <w:lvl w:ilvl="0">
+      <w:start w:val="1"/>
+      <w:numFmt w:val="none"/>
+      <w:suff w:val="nothing"/>
+      <w:lvlText w:val=""/>
+      <w:lvlJc w:val="left"/>
+      <w:pPr>
+        <w:tabs>
+          <w:tab w:val="num" w:pos="0"/>
+        </w:tabs>
+        <w:ind w:left="0" w:hanging="0"/>
+      </w:pPr>
+    </w:lvl>
+    <w:lvl w:ilvl="1">
+      <w:start w:val="1"/>
+      <w:numFmt w:val="none"/>
+      <w:suff w:val="nothing"/>
+      <w:lvlText w:val=""/>
+      <w:lvlJc w:val="left"/>
+      <w:pPr>
+        <w:tabs>
+          <w:tab w:val="num" w:pos="0"/>
+        </w:tabs>
+        <w:ind w:left="0" w:hanging="0"/>
+      </w:pPr>
+    </w:lvl>
+    <w:lvl w:ilvl="2">
+      <w:start w:val="1"/>
+      <w:numFmt w:val="none"/>
+      <w:suff w:val="nothing"/>
+      <w:lvlText w:val=""/>
+      <w:lvlJc w:val="left"/>
+      <w:pPr>
+        <w:tabs>
+          <w:tab w:val="num" w:pos="0"/>
+        </w:tabs>
+        <w:ind w:left="0" w:hanging="0"/>
+      </w:pPr>
+    </w:lvl>
+    <w:lvl w:ilvl="3">
+      <w:start w:val="1"/>
+      <w:numFmt w:val="none"/>
+      <w:suff w:val="nothing"/>
+      <w:lvlText w:val=""/>
+      <w:lvlJc w:val="left"/>
+      <w:pPr>
+        <w:tabs>
+          <w:tab w:val="num" w:pos="0"/>
+        </w:tabs>
+        <w:ind w:left="0" w:hanging="0"/>
+      </w:pPr>
+    </w:lvl>
+    <w:lvl w:ilvl="4">
+      <w:start w:val="1"/>
+      <w:numFmt w:val="none"/>
+      <w:suff w:val="nothing"/>
+      <w:lvlText w:val=""/>
+      <w:lvlJc w:val="left"/>
+      <w:pPr>
+        <w:tabs>
+          <w:tab w:val="num" w:pos="0"/>
+        </w:tabs>
+        <w:ind w:left="0" w:hanging="0"/>
+      </w:pPr>
+    </w:lvl>
+    <w:lvl w:ilvl="5">
+      <w:start w:val="1"/>
+      <w:numFmt w:val="none"/>
+      <w:suff w:val="nothing"/>
+      <w:lvlText w:val=""/>
+      <w:lvlJc w:val="left"/>
+      <w:pPr>
+        <w:tabs>
+          <w:tab w:val="num" w:pos="0"/>
+        </w:tabs>
+        <w:ind w:left="0" w:hanging="0"/>
+      </w:pPr>
+    </w:lvl>
+    <w:lvl w:ilvl="6">
+      <w:start w:val="1"/>
+      <w:numFmt w:val="none"/>
+      <w:suff w:val="nothing"/>
+      <w:lvlText w:val=""/>
+      <w:lvlJc w:val="left"/>
+      <w:pPr>
+        <w:tabs>
+          <w:tab w:val="num" w:pos="0"/>
+        </w:tabs>
+        <w:ind w:left="0" w:hanging="0"/>
+      </w:pPr>
+    </w:lvl>
+    <w:lvl w:ilvl="7">
+      <w:start w:val="1"/>
+      <w:numFmt w:val="none"/>
+      <w:suff w:val="nothing"/>
+      <w:lvlText w:val=""/>
+      <w:lvlJc w:val="left"/>
+      <w:pPr>
+        <w:tabs>
+          <w:tab w:val="num" w:pos="0"/>
+        </w:tabs>
+        <w:ind w:left="0" w:hanging="0"/>
+      </w:pPr>
+    </w:lvl>
+    <w:lvl w:ilvl="8">
+      <w:start w:val="1"/>
+      <w:numFmt w:val="none"/>
+      <w:suff w:val="nothing"/>
+      <w:lvlText w:val=""/>
+      <w:lvlJc w:val="left"/>
+      <w:pPr>
+        <w:tabs>
+          <w:tab w:val="num" w:pos="0"/>
+        </w:tabs>
+        <w:ind w:left="0" w:hanging="0"/>
+      </w:pPr>
+    </w:lvl>
+  </w:abstractNum>
+  <w:num w:numId="1">
+    <w:abstractNumId w:val="1"/>
   </w:num>
-  <w:num w:numId="2" w16cid:durableId="106848569">
-    <w:abstractNumId w:val="1"/>
+  <w:num w:numId="2">
+    <w:abstractNumId w:val="2"/>
+  </w:num>
+  <w:num w:numId="3">
+    <w:abstractNumId w:val="3"/>
   </w:num>
 </w:numbering>
 </file>
 
 <file path=word/styles.xml><?xml version="1.0" encoding="utf-8"?>
-<w:styles xmlns:mc="http://schemas.openxmlformats.org/markup-compatibility/2006" xmlns:r="http://schemas.openxmlformats.org/officeDocument/2006/relationships" xmlns:w="http://schemas.openxmlformats.org/wordprocessingml/2006/main" xmlns:w14="http://schemas.microsoft.com/office/word/2010/wordml" xmlns:w15="http://schemas.microsoft.com/office/word/2012/wordml" xmlns:w16cex="http://schemas.microsoft.com/office/word/2018/wordml/cex" xmlns:w16cid="http://schemas.microsoft.com/office/word/2016/wordml/cid" xmlns:w16="http://schemas.microsoft.com/office/word/2018/wordml" xmlns:w16du="http://schemas.microsoft.com/office/word/2023/wordml/word16du" xmlns:w16sdtdh="http://schemas.microsoft.com/office/word/2020/wordml/sdtdatahash" xmlns:w16sdtfl="http://schemas.microsoft.com/office/word/2024/wordml/sdtformatlock" xmlns:w16se="http://schemas.microsoft.com/office/word/2015/wordml/symex" mc:Ignorable="w14 w15 w16se w16cid w16 w16cex w16sdtdh w16sdtfl w16du">
+<w:styles xmlns:w="http://schemas.openxmlformats.org/wordprocessingml/2006/main" xmlns:w14="http://schemas.microsoft.com/office/word/2010/wordml" xmlns:mc="http://schemas.openxmlformats.org/markup-compatibility/2006" mc:Ignorable="w14">
   <w:docDefaults>
     <w:rPrDefault>
       <w:rPr>
-        <w:rFonts w:asciiTheme="minorHAnsi" w:eastAsiaTheme="minorHAnsi" w:hAnsiTheme="minorHAnsi" w:cstheme="minorBidi"/>
+        <w:rFonts w:ascii="Aptos" w:hAnsi="Aptos" w:eastAsia="Aptos" w:cs="" w:asciiTheme="minorHAnsi" w:cstheme="minorBidi" w:eastAsiaTheme="minorHAnsi" w:hAnsiTheme="minorHAnsi"/>
         <w:kern w:val="2"/>
         <w:sz w:val="22"/>
         <w:szCs w:val="22"/>
@@ -1487,21 +1643,21 @@
     </w:rPrDefault>
     <w:pPrDefault>
       <w:pPr>
-        <w:spacing w:after="160" w:line="259" w:lineRule="auto"/>
+        <w:suppressAutoHyphens w:val="true"/>
       </w:pPr>
     </w:pPrDefault>
   </w:docDefaults>
   <w:latentStyles w:defLockedState="0" w:defUIPriority="99" w:defSemiHidden="0" w:defUnhideWhenUsed="0" w:defQFormat="0" w:count="376">
     <w:lsdException w:name="Normal" w:uiPriority="0" w:qFormat="1"/>
     <w:lsdException w:name="heading 1" w:uiPriority="9" w:qFormat="1"/>
-    <w:lsdException w:name="heading 2" w:semiHidden="1" w:uiPriority="9" w:unhideWhenUsed="1" w:qFormat="1"/>
-    <w:lsdException w:name="heading 3" w:semiHidden="1" w:uiPriority="9" w:unhideWhenUsed="1" w:qFormat="1"/>
-    <w:lsdException w:name="heading 4" w:semiHidden="1" w:uiPriority="9" w:unhideWhenUsed="1" w:qFormat="1"/>
-    <w:lsdException w:name="heading 5" w:semiHidden="1" w:uiPriority="9" w:unhideWhenUsed="1" w:qFormat="1"/>
-    <w:lsdException w:name="heading 6" w:semiHidden="1" w:uiPriority="9" w:unhideWhenUsed="1" w:qFormat="1"/>
-    <w:lsdException w:name="heading 7" w:semiHidden="1" w:uiPriority="9" w:unhideWhenUsed="1" w:qFormat="1"/>
-    <w:lsdException w:name="heading 8" w:semiHidden="1" w:uiPriority="9" w:unhideWhenUsed="1" w:qFormat="1"/>
-    <w:lsdException w:name="heading 9" w:semiHidden="1" w:uiPriority="9" w:unhideWhenUsed="1" w:qFormat="1"/>
+    <w:lsdException w:name="heading 2" w:uiPriority="9" w:semiHidden="1" w:unhideWhenUsed="1" w:qFormat="1"/>
+    <w:lsdException w:name="heading 3" w:uiPriority="9" w:semiHidden="1" w:unhideWhenUsed="1" w:qFormat="1"/>
+    <w:lsdException w:name="heading 4" w:uiPriority="9" w:semiHidden="1" w:unhideWhenUsed="1" w:qFormat="1"/>
+    <w:lsdException w:name="heading 5" w:uiPriority="9" w:semiHidden="1" w:unhideWhenUsed="1" w:qFormat="1"/>
+    <w:lsdException w:name="heading 6" w:uiPriority="9" w:semiHidden="1" w:unhideWhenUsed="1" w:qFormat="1"/>
+    <w:lsdException w:name="heading 7" w:uiPriority="9" w:semiHidden="1" w:unhideWhenUsed="1" w:qFormat="1"/>
+    <w:lsdException w:name="heading 8" w:uiPriority="9" w:semiHidden="1" w:unhideWhenUsed="1" w:qFormat="1"/>
+    <w:lsdException w:name="heading 9" w:uiPriority="9" w:semiHidden="1" w:unhideWhenUsed="1" w:qFormat="1"/>
     <w:lsdException w:name="index 1" w:semiHidden="1" w:unhideWhenUsed="1"/>
     <w:lsdException w:name="index 2" w:semiHidden="1" w:unhideWhenUsed="1"/>
     <w:lsdException w:name="index 3" w:semiHidden="1" w:unhideWhenUsed="1"/>
@@ -1511,22 +1667,22 @@
     <w:lsdException w:name="index 7" w:semiHidden="1" w:unhideWhenUsed="1"/>
     <w:lsdException w:name="index 8" w:semiHidden="1" w:unhideWhenUsed="1"/>
     <w:lsdException w:name="index 9" w:semiHidden="1" w:unhideWhenUsed="1"/>
-    <w:lsdException w:name="toc 1" w:semiHidden="1" w:uiPriority="39" w:unhideWhenUsed="1"/>
-    <w:lsdException w:name="toc 2" w:semiHidden="1" w:uiPriority="39" w:unhideWhenUsed="1"/>
-    <w:lsdException w:name="toc 3" w:semiHidden="1" w:uiPriority="39" w:unhideWhenUsed="1"/>
-    <w:lsdException w:name="toc 4" w:semiHidden="1" w:uiPriority="39" w:unhideWhenUsed="1"/>
-    <w:lsdException w:name="toc 5" w:semiHidden="1" w:uiPriority="39" w:unhideWhenUsed="1"/>
-    <w:lsdException w:name="toc 6" w:semiHidden="1" w:uiPriority="39" w:unhideWhenUsed="1"/>
-    <w:lsdException w:name="toc 7" w:semiHidden="1" w:uiPriority="39" w:unhideWhenUsed="1"/>
-    <w:lsdException w:name="toc 8" w:semiHidden="1" w:uiPriority="39" w:unhideWhenUsed="1"/>
-    <w:lsdException w:name="toc 9" w:semiHidden="1" w:uiPriority="39" w:unhideWhenUsed="1"/>
+    <w:lsdException w:name="toc 1" w:uiPriority="39" w:semiHidden="1" w:unhideWhenUsed="1"/>
+    <w:lsdException w:name="toc 2" w:uiPriority="39" w:semiHidden="1" w:unhideWhenUsed="1"/>
+    <w:lsdException w:name="toc 3" w:uiPriority="39" w:semiHidden="1" w:unhideWhenUsed="1"/>
+    <w:lsdException w:name="toc 4" w:uiPriority="39" w:semiHidden="1" w:unhideWhenUsed="1"/>
+    <w:lsdException w:name="toc 5" w:uiPriority="39" w:semiHidden="1" w:unhideWhenUsed="1"/>
+    <w:lsdException w:name="toc 6" w:uiPriority="39" w:semiHidden="1" w:unhideWhenUsed="1"/>
+    <w:lsdException w:name="toc 7" w:uiPriority="39" w:semiHidden="1" w:unhideWhenUsed="1"/>
+    <w:lsdException w:name="toc 8" w:uiPriority="39" w:semiHidden="1" w:unhideWhenUsed="1"/>
+    <w:lsdException w:name="toc 9" w:uiPriority="39" w:semiHidden="1" w:unhideWhenUsed="1"/>
     <w:lsdException w:name="Normal Indent" w:semiHidden="1" w:unhideWhenUsed="1"/>
     <w:lsdException w:name="footnote text" w:semiHidden="1" w:unhideWhenUsed="1"/>
     <w:lsdException w:name="annotation text" w:semiHidden="1" w:unhideWhenUsed="1"/>
     <w:lsdException w:name="header" w:semiHidden="1" w:unhideWhenUsed="1"/>
     <w:lsdException w:name="footer" w:semiHidden="1" w:unhideWhenUsed="1"/>
     <w:lsdException w:name="index heading" w:semiHidden="1" w:unhideWhenUsed="1"/>
-    <w:lsdException w:name="caption" w:semiHidden="1" w:uiPriority="35" w:unhideWhenUsed="1" w:qFormat="1"/>
+    <w:lsdException w:name="caption" w:uiPriority="35" w:semiHidden="1" w:unhideWhenUsed="1" w:qFormat="1"/>
     <w:lsdException w:name="table of figures" w:semiHidden="1" w:unhideWhenUsed="1"/>
     <w:lsdException w:name="envelope address" w:semiHidden="1" w:unhideWhenUsed="1"/>
     <w:lsdException w:name="envelope return" w:semiHidden="1" w:unhideWhenUsed="1"/>
@@ -1557,7 +1713,7 @@
     <w:lsdException w:name="Title" w:uiPriority="10" w:qFormat="1"/>
     <w:lsdException w:name="Closing" w:semiHidden="1" w:unhideWhenUsed="1"/>
     <w:lsdException w:name="Signature" w:semiHidden="1" w:unhideWhenUsed="1"/>
-    <w:lsdException w:name="Default Paragraph Font" w:semiHidden="1" w:uiPriority="1" w:unhideWhenUsed="1"/>
+    <w:lsdException w:name="Default Paragraph Font" w:uiPriority="1" w:semiHidden="1" w:unhideWhenUsed="1"/>
     <w:lsdException w:name="Body Text" w:semiHidden="1" w:unhideWhenUsed="1"/>
     <w:lsdException w:name="Body Text Indent" w:semiHidden="1" w:unhideWhenUsed="1"/>
     <w:lsdException w:name="List Continue" w:semiHidden="1" w:unhideWhenUsed="1"/>
@@ -1757,8 +1913,8 @@
     <w:lsdException w:name="Subtle Reference" w:uiPriority="31" w:qFormat="1"/>
     <w:lsdException w:name="Intense Reference" w:uiPriority="32" w:qFormat="1"/>
     <w:lsdException w:name="Book Title" w:uiPriority="33" w:qFormat="1"/>
-    <w:lsdException w:name="Bibliography" w:semiHidden="1" w:uiPriority="37" w:unhideWhenUsed="1"/>
-    <w:lsdException w:name="TOC Heading" w:semiHidden="1" w:uiPriority="39" w:unhideWhenUsed="1" w:qFormat="1"/>
+    <w:lsdException w:name="Bibliography" w:uiPriority="37" w:semiHidden="1" w:unhideWhenUsed="1"/>
+    <w:lsdException w:name="TOC Heading" w:uiPriority="39" w:semiHidden="1" w:unhideWhenUsed="1" w:qFormat="1"/>
     <w:lsdException w:name="Plain Table 1" w:uiPriority="41"/>
     <w:lsdException w:name="Plain Table 2" w:uiPriority="42"/>
     <w:lsdException w:name="Plain Table 3" w:uiPriority="43"/>
@@ -1869,33 +2025,48 @@
     <w:lsdException w:name="Unresolved Mention" w:semiHidden="1" w:unhideWhenUsed="1"/>
     <w:lsdException w:name="Smart Link" w:semiHidden="1" w:unhideWhenUsed="1"/>
   </w:latentStyles>
-  <w:style w:type="paragraph" w:default="1" w:styleId="Normal">
+  <w:style w:type="paragraph" w:styleId="Normal" w:default="1">
     <w:name w:val="Normal"/>
     <w:qFormat/>
-  </w:style>
-  <w:style w:type="paragraph" w:styleId="Ttulo1">
-    <w:name w:val="heading 1"/>
+    <w:pPr>
+      <w:widowControl/>
+      <w:bidi w:val="0"/>
+      <w:spacing w:lineRule="auto" w:line="259" w:before="0" w:after="160"/>
+      <w:jc w:val="left"/>
+    </w:pPr>
+    <w:rPr>
+      <w:rFonts w:ascii="Aptos" w:hAnsi="Aptos" w:eastAsia="Aptos" w:cs="" w:asciiTheme="minorHAnsi" w:cstheme="minorBidi" w:eastAsiaTheme="minorHAnsi" w:hAnsiTheme="minorHAnsi"/>
+      <w:color w:val="auto"/>
+      <w:kern w:val="2"/>
+      <w:sz w:val="22"/>
+      <w:szCs w:val="22"/>
+      <w:lang w:val="pt-PT" w:eastAsia="en-US" w:bidi="ar-SA"/>
+      <w14:ligatures w14:val="standardContextual"/>
+    </w:rPr>
+  </w:style>
+  <w:style w:type="paragraph" w:styleId="Heading1">
+    <w:name w:val="Heading 1"/>
     <w:basedOn w:val="Normal"/>
     <w:next w:val="Normal"/>
     <w:link w:val="Ttulo1Carter"/>
     <w:uiPriority w:val="9"/>
     <w:qFormat/>
-    <w:rsid w:val="00E94101"/>
+    <w:rsid w:val="00e94101"/>
     <w:pPr>
-      <w:keepNext/>
+      <w:keepNext w:val="true"/>
       <w:keepLines/>
       <w:spacing w:before="360" w:after="80"/>
       <w:outlineLvl w:val="0"/>
     </w:pPr>
     <w:rPr>
-      <w:rFonts w:asciiTheme="majorHAnsi" w:eastAsiaTheme="majorEastAsia" w:hAnsiTheme="majorHAnsi" w:cstheme="majorBidi"/>
-      <w:color w:val="0F4761" w:themeColor="accent1" w:themeShade="BF"/>
+      <w:rFonts w:ascii="Aptos Display" w:hAnsi="Aptos Display" w:eastAsia="" w:cs="" w:asciiTheme="majorHAnsi" w:cstheme="majorBidi" w:eastAsiaTheme="majorEastAsia" w:hAnsiTheme="majorHAnsi"/>
+      <w:color w:themeColor="accent1" w:themeShade="bf" w:val="0F4761"/>
       <w:sz w:val="40"/>
       <w:szCs w:val="40"/>
     </w:rPr>
   </w:style>
-  <w:style w:type="paragraph" w:styleId="Ttulo2">
-    <w:name w:val="heading 2"/>
+  <w:style w:type="paragraph" w:styleId="Heading2">
+    <w:name w:val="Heading 2"/>
     <w:basedOn w:val="Normal"/>
     <w:next w:val="Normal"/>
     <w:link w:val="Ttulo2Carter"/>
@@ -1903,22 +2074,22 @@
     <w:semiHidden/>
     <w:unhideWhenUsed/>
     <w:qFormat/>
-    <w:rsid w:val="00E94101"/>
+    <w:rsid w:val="00e94101"/>
     <w:pPr>
-      <w:keepNext/>
+      <w:keepNext w:val="true"/>
       <w:keepLines/>
       <w:spacing w:before="160" w:after="80"/>
       <w:outlineLvl w:val="1"/>
     </w:pPr>
     <w:rPr>
-      <w:rFonts w:asciiTheme="majorHAnsi" w:eastAsiaTheme="majorEastAsia" w:hAnsiTheme="majorHAnsi" w:cstheme="majorBidi"/>
-      <w:color w:val="0F4761" w:themeColor="accent1" w:themeShade="BF"/>
+      <w:rFonts w:ascii="Aptos Display" w:hAnsi="Aptos Display" w:eastAsia="" w:cs="" w:asciiTheme="majorHAnsi" w:cstheme="majorBidi" w:eastAsiaTheme="majorEastAsia" w:hAnsiTheme="majorHAnsi"/>
+      <w:color w:themeColor="accent1" w:themeShade="bf" w:val="0F4761"/>
       <w:sz w:val="32"/>
       <w:szCs w:val="32"/>
     </w:rPr>
   </w:style>
-  <w:style w:type="paragraph" w:styleId="Ttulo3">
-    <w:name w:val="heading 3"/>
+  <w:style w:type="paragraph" w:styleId="Heading3">
+    <w:name w:val="Heading 3"/>
     <w:basedOn w:val="Normal"/>
     <w:next w:val="Normal"/>
     <w:link w:val="Ttulo3Carter"/>
@@ -1926,22 +2097,22 @@
     <w:semiHidden/>
     <w:unhideWhenUsed/>
     <w:qFormat/>
-    <w:rsid w:val="00E94101"/>
+    <w:rsid w:val="00e94101"/>
     <w:pPr>
-      <w:keepNext/>
+      <w:keepNext w:val="true"/>
       <w:keepLines/>
       <w:spacing w:before="160" w:after="80"/>
       <w:outlineLvl w:val="2"/>
     </w:pPr>
     <w:rPr>
-      <w:rFonts w:eastAsiaTheme="majorEastAsia" w:cstheme="majorBidi"/>
-      <w:color w:val="0F4761" w:themeColor="accent1" w:themeShade="BF"/>
+      <w:rFonts w:eastAsia="" w:cs="" w:cstheme="majorBidi" w:eastAsiaTheme="majorEastAsia"/>
+      <w:color w:themeColor="accent1" w:themeShade="bf" w:val="0F4761"/>
       <w:sz w:val="28"/>
       <w:szCs w:val="28"/>
     </w:rPr>
   </w:style>
-  <w:style w:type="paragraph" w:styleId="Ttulo4">
-    <w:name w:val="heading 4"/>
+  <w:style w:type="paragraph" w:styleId="Heading4">
+    <w:name w:val="Heading 4"/>
     <w:basedOn w:val="Normal"/>
     <w:next w:val="Normal"/>
     <w:link w:val="Ttulo4Carter"/>
@@ -1949,22 +2120,22 @@
     <w:semiHidden/>
     <w:unhideWhenUsed/>
     <w:qFormat/>
-    <w:rsid w:val="00E94101"/>
+    <w:rsid w:val="00e94101"/>
     <w:pPr>
-      <w:keepNext/>
+      <w:keepNext w:val="true"/>
       <w:keepLines/>
       <w:spacing w:before="80" w:after="40"/>
       <w:outlineLvl w:val="3"/>
     </w:pPr>
     <w:rPr>
-      <w:rFonts w:eastAsiaTheme="majorEastAsia" w:cstheme="majorBidi"/>
+      <w:rFonts w:eastAsia="" w:cs="" w:cstheme="majorBidi" w:eastAsiaTheme="majorEastAsia"/>
       <w:i/>
       <w:iCs/>
-      <w:color w:val="0F4761" w:themeColor="accent1" w:themeShade="BF"/>
-    </w:rPr>
-  </w:style>
-  <w:style w:type="paragraph" w:styleId="Ttulo5">
-    <w:name w:val="heading 5"/>
+      <w:color w:themeColor="accent1" w:themeShade="bf" w:val="0F4761"/>
+    </w:rPr>
+  </w:style>
+  <w:style w:type="paragraph" w:styleId="Heading5">
+    <w:name w:val="Heading 5"/>
     <w:basedOn w:val="Normal"/>
     <w:next w:val="Normal"/>
     <w:link w:val="Ttulo5Carter"/>
@@ -1972,20 +2143,20 @@
     <w:semiHidden/>
     <w:unhideWhenUsed/>
     <w:qFormat/>
-    <w:rsid w:val="00E94101"/>
+    <w:rsid w:val="00e94101"/>
     <w:pPr>
-      <w:keepNext/>
+      <w:keepNext w:val="true"/>
       <w:keepLines/>
       <w:spacing w:before="80" w:after="40"/>
       <w:outlineLvl w:val="4"/>
     </w:pPr>
     <w:rPr>
-      <w:rFonts w:eastAsiaTheme="majorEastAsia" w:cstheme="majorBidi"/>
-      <w:color w:val="0F4761" w:themeColor="accent1" w:themeShade="BF"/>
-    </w:rPr>
-  </w:style>
-  <w:style w:type="paragraph" w:styleId="Ttulo6">
-    <w:name w:val="heading 6"/>
+      <w:rFonts w:eastAsia="" w:cs="" w:cstheme="majorBidi" w:eastAsiaTheme="majorEastAsia"/>
+      <w:color w:themeColor="accent1" w:themeShade="bf" w:val="0F4761"/>
+    </w:rPr>
+  </w:style>
+  <w:style w:type="paragraph" w:styleId="Heading6">
+    <w:name w:val="Heading 6"/>
     <w:basedOn w:val="Normal"/>
     <w:next w:val="Normal"/>
     <w:link w:val="Ttulo6Carter"/>
@@ -1993,22 +2164,22 @@
     <w:semiHidden/>
     <w:unhideWhenUsed/>
     <w:qFormat/>
-    <w:rsid w:val="00E94101"/>
+    <w:rsid w:val="00e94101"/>
     <w:pPr>
-      <w:keepNext/>
+      <w:keepNext w:val="true"/>
       <w:keepLines/>
       <w:spacing w:before="40" w:after="0"/>
       <w:outlineLvl w:val="5"/>
     </w:pPr>
     <w:rPr>
-      <w:rFonts w:eastAsiaTheme="majorEastAsia" w:cstheme="majorBidi"/>
+      <w:rFonts w:eastAsia="" w:cs="" w:cstheme="majorBidi" w:eastAsiaTheme="majorEastAsia"/>
       <w:i/>
       <w:iCs/>
-      <w:color w:val="595959" w:themeColor="text1" w:themeTint="A6"/>
-    </w:rPr>
-  </w:style>
-  <w:style w:type="paragraph" w:styleId="Ttulo7">
-    <w:name w:val="heading 7"/>
+      <w:color w:themeColor="text1" w:themeTint="a6" w:val="595959"/>
+    </w:rPr>
+  </w:style>
+  <w:style w:type="paragraph" w:styleId="Heading7">
+    <w:name w:val="Heading 7"/>
     <w:basedOn w:val="Normal"/>
     <w:next w:val="Normal"/>
     <w:link w:val="Ttulo7Carter"/>
@@ -2016,20 +2187,20 @@
     <w:semiHidden/>
     <w:unhideWhenUsed/>
     <w:qFormat/>
-    <w:rsid w:val="00E94101"/>
+    <w:rsid w:val="00e94101"/>
     <w:pPr>
-      <w:keepNext/>
+      <w:keepNext w:val="true"/>
       <w:keepLines/>
       <w:spacing w:before="40" w:after="0"/>
       <w:outlineLvl w:val="6"/>
     </w:pPr>
     <w:rPr>
-      <w:rFonts w:eastAsiaTheme="majorEastAsia" w:cstheme="majorBidi"/>
-      <w:color w:val="595959" w:themeColor="text1" w:themeTint="A6"/>
-    </w:rPr>
-  </w:style>
-  <w:style w:type="paragraph" w:styleId="Ttulo8">
-    <w:name w:val="heading 8"/>
+      <w:rFonts w:eastAsia="" w:cs="" w:cstheme="majorBidi" w:eastAsiaTheme="majorEastAsia"/>
+      <w:color w:themeColor="text1" w:themeTint="a6" w:val="595959"/>
+    </w:rPr>
+  </w:style>
+  <w:style w:type="paragraph" w:styleId="Heading8">
+    <w:name w:val="Heading 8"/>
     <w:basedOn w:val="Normal"/>
     <w:next w:val="Normal"/>
     <w:link w:val="Ttulo8Carter"/>
@@ -2037,22 +2208,22 @@
     <w:semiHidden/>
     <w:unhideWhenUsed/>
     <w:qFormat/>
-    <w:rsid w:val="00E94101"/>
+    <w:rsid w:val="00e94101"/>
     <w:pPr>
-      <w:keepNext/>
+      <w:keepNext w:val="true"/>
       <w:keepLines/>
-      <w:spacing w:after="0"/>
+      <w:spacing w:before="0" w:after="0"/>
       <w:outlineLvl w:val="7"/>
     </w:pPr>
     <w:rPr>
-      <w:rFonts w:eastAsiaTheme="majorEastAsia" w:cstheme="majorBidi"/>
+      <w:rFonts w:eastAsia="" w:cs="" w:cstheme="majorBidi" w:eastAsiaTheme="majorEastAsia"/>
       <w:i/>
       <w:iCs/>
-      <w:color w:val="272727" w:themeColor="text1" w:themeTint="D8"/>
-    </w:rPr>
-  </w:style>
-  <w:style w:type="paragraph" w:styleId="Ttulo9">
-    <w:name w:val="heading 9"/>
+      <w:color w:themeColor="text1" w:themeTint="d8" w:val="272727"/>
+    </w:rPr>
+  </w:style>
+  <w:style w:type="paragraph" w:styleId="Heading9">
+    <w:name w:val="Heading 9"/>
     <w:basedOn w:val="Normal"/>
     <w:next w:val="Normal"/>
     <w:link w:val="Ttulo9Carter"/>
@@ -2060,23 +2231,401 @@
     <w:semiHidden/>
     <w:unhideWhenUsed/>
     <w:qFormat/>
-    <w:rsid w:val="00E94101"/>
+    <w:rsid w:val="00e94101"/>
     <w:pPr>
-      <w:keepNext/>
+      <w:keepNext w:val="true"/>
       <w:keepLines/>
-      <w:spacing w:after="0"/>
+      <w:spacing w:before="0" w:after="0"/>
       <w:outlineLvl w:val="8"/>
     </w:pPr>
     <w:rPr>
-      <w:rFonts w:eastAsiaTheme="majorEastAsia" w:cstheme="majorBidi"/>
-      <w:color w:val="272727" w:themeColor="text1" w:themeTint="D8"/>
-    </w:rPr>
-  </w:style>
-  <w:style w:type="character" w:default="1" w:styleId="Tipodeletrapredefinidodopargrafo">
+      <w:rFonts w:eastAsia="" w:cs="" w:cstheme="majorBidi" w:eastAsiaTheme="majorEastAsia"/>
+      <w:color w:themeColor="text1" w:themeTint="d8" w:val="272727"/>
+    </w:rPr>
+  </w:style>
+  <w:style w:type="character" w:styleId="DefaultParagraphFont" w:default="1">
     <w:name w:val="Default Paragraph Font"/>
     <w:uiPriority w:val="1"/>
     <w:semiHidden/>
     <w:unhideWhenUsed/>
+    <w:qFormat/>
+    <w:rPr/>
+  </w:style>
+  <w:style w:type="character" w:styleId="Ttulo1Carter" w:customStyle="1">
+    <w:name w:val="Título 1 Caráter"/>
+    <w:basedOn w:val="DefaultParagraphFont"/>
+    <w:link w:val="Heading1"/>
+    <w:uiPriority w:val="9"/>
+    <w:qFormat/>
+    <w:rsid w:val="00e94101"/>
+    <w:rPr>
+      <w:rFonts w:ascii="Aptos Display" w:hAnsi="Aptos Display" w:eastAsia="" w:cs="" w:asciiTheme="majorHAnsi" w:cstheme="majorBidi" w:eastAsiaTheme="majorEastAsia" w:hAnsiTheme="majorHAnsi"/>
+      <w:color w:themeColor="accent1" w:themeShade="bf" w:val="0F4761"/>
+      <w:sz w:val="40"/>
+      <w:szCs w:val="40"/>
+    </w:rPr>
+  </w:style>
+  <w:style w:type="character" w:styleId="Ttulo2Carter" w:customStyle="1">
+    <w:name w:val="Título 2 Caráter"/>
+    <w:basedOn w:val="DefaultParagraphFont"/>
+    <w:link w:val="Heading2"/>
+    <w:uiPriority w:val="9"/>
+    <w:semiHidden/>
+    <w:qFormat/>
+    <w:rsid w:val="00e94101"/>
+    <w:rPr>
+      <w:rFonts w:ascii="Aptos Display" w:hAnsi="Aptos Display" w:eastAsia="" w:cs="" w:asciiTheme="majorHAnsi" w:cstheme="majorBidi" w:eastAsiaTheme="majorEastAsia" w:hAnsiTheme="majorHAnsi"/>
+      <w:color w:themeColor="accent1" w:themeShade="bf" w:val="0F4761"/>
+      <w:sz w:val="32"/>
+      <w:szCs w:val="32"/>
+    </w:rPr>
+  </w:style>
+  <w:style w:type="character" w:styleId="Ttulo3Carter" w:customStyle="1">
+    <w:name w:val="Título 3 Caráter"/>
+    <w:basedOn w:val="DefaultParagraphFont"/>
+    <w:link w:val="Heading3"/>
+    <w:uiPriority w:val="9"/>
+    <w:semiHidden/>
+    <w:qFormat/>
+    <w:rsid w:val="00e94101"/>
+    <w:rPr>
+      <w:rFonts w:eastAsia="" w:cs="" w:cstheme="majorBidi" w:eastAsiaTheme="majorEastAsia"/>
+      <w:color w:themeColor="accent1" w:themeShade="bf" w:val="0F4761"/>
+      <w:sz w:val="28"/>
+      <w:szCs w:val="28"/>
+    </w:rPr>
+  </w:style>
+  <w:style w:type="character" w:styleId="Ttulo4Carter" w:customStyle="1">
+    <w:name w:val="Título 4 Caráter"/>
+    <w:basedOn w:val="DefaultParagraphFont"/>
+    <w:link w:val="Heading4"/>
+    <w:uiPriority w:val="9"/>
+    <w:semiHidden/>
+    <w:qFormat/>
+    <w:rsid w:val="00e94101"/>
+    <w:rPr>
+      <w:rFonts w:eastAsia="" w:cs="" w:cstheme="majorBidi" w:eastAsiaTheme="majorEastAsia"/>
+      <w:i/>
+      <w:iCs/>
+      <w:color w:themeColor="accent1" w:themeShade="bf" w:val="0F4761"/>
+    </w:rPr>
+  </w:style>
+  <w:style w:type="character" w:styleId="Ttulo5Carter" w:customStyle="1">
+    <w:name w:val="Título 5 Caráter"/>
+    <w:basedOn w:val="DefaultParagraphFont"/>
+    <w:link w:val="Heading5"/>
+    <w:uiPriority w:val="9"/>
+    <w:semiHidden/>
+    <w:qFormat/>
+    <w:rsid w:val="00e94101"/>
+    <w:rPr>
+      <w:rFonts w:eastAsia="" w:cs="" w:cstheme="majorBidi" w:eastAsiaTheme="majorEastAsia"/>
+      <w:color w:themeColor="accent1" w:themeShade="bf" w:val="0F4761"/>
+    </w:rPr>
+  </w:style>
+  <w:style w:type="character" w:styleId="Ttulo6Carter" w:customStyle="1">
+    <w:name w:val="Título 6 Caráter"/>
+    <w:basedOn w:val="DefaultParagraphFont"/>
+    <w:link w:val="Heading6"/>
+    <w:uiPriority w:val="9"/>
+    <w:semiHidden/>
+    <w:qFormat/>
+    <w:rsid w:val="00e94101"/>
+    <w:rPr>
+      <w:rFonts w:eastAsia="" w:cs="" w:cstheme="majorBidi" w:eastAsiaTheme="majorEastAsia"/>
+      <w:i/>
+      <w:iCs/>
+      <w:color w:themeColor="text1" w:themeTint="a6" w:val="595959"/>
+    </w:rPr>
+  </w:style>
+  <w:style w:type="character" w:styleId="Ttulo7Carter" w:customStyle="1">
+    <w:name w:val="Título 7 Caráter"/>
+    <w:basedOn w:val="DefaultParagraphFont"/>
+    <w:link w:val="Heading7"/>
+    <w:uiPriority w:val="9"/>
+    <w:semiHidden/>
+    <w:qFormat/>
+    <w:rsid w:val="00e94101"/>
+    <w:rPr>
+      <w:rFonts w:eastAsia="" w:cs="" w:cstheme="majorBidi" w:eastAsiaTheme="majorEastAsia"/>
+      <w:color w:themeColor="text1" w:themeTint="a6" w:val="595959"/>
+    </w:rPr>
+  </w:style>
+  <w:style w:type="character" w:styleId="Ttulo8Carter" w:customStyle="1">
+    <w:name w:val="Título 8 Caráter"/>
+    <w:basedOn w:val="DefaultParagraphFont"/>
+    <w:link w:val="Heading8"/>
+    <w:uiPriority w:val="9"/>
+    <w:semiHidden/>
+    <w:qFormat/>
+    <w:rsid w:val="00e94101"/>
+    <w:rPr>
+      <w:rFonts w:eastAsia="" w:cs="" w:cstheme="majorBidi" w:eastAsiaTheme="majorEastAsia"/>
+      <w:i/>
+      <w:iCs/>
+      <w:color w:themeColor="text1" w:themeTint="d8" w:val="272727"/>
+    </w:rPr>
+  </w:style>
+  <w:style w:type="character" w:styleId="Ttulo9Carter" w:customStyle="1">
+    <w:name w:val="Título 9 Caráter"/>
+    <w:basedOn w:val="DefaultParagraphFont"/>
+    <w:link w:val="Heading9"/>
+    <w:uiPriority w:val="9"/>
+    <w:semiHidden/>
+    <w:qFormat/>
+    <w:rsid w:val="00e94101"/>
+    <w:rPr>
+      <w:rFonts w:eastAsia="" w:cs="" w:cstheme="majorBidi" w:eastAsiaTheme="majorEastAsia"/>
+      <w:color w:themeColor="text1" w:themeTint="d8" w:val="272727"/>
+    </w:rPr>
+  </w:style>
+  <w:style w:type="character" w:styleId="TtuloCarter" w:customStyle="1">
+    <w:name w:val="Título Caráter"/>
+    <w:basedOn w:val="DefaultParagraphFont"/>
+    <w:link w:val="Title"/>
+    <w:uiPriority w:val="10"/>
+    <w:qFormat/>
+    <w:rsid w:val="00e94101"/>
+    <w:rPr>
+      <w:rFonts w:ascii="Aptos Display" w:hAnsi="Aptos Display" w:eastAsia="" w:cs="" w:asciiTheme="majorHAnsi" w:cstheme="majorBidi" w:eastAsiaTheme="majorEastAsia" w:hAnsiTheme="majorHAnsi"/>
+      <w:spacing w:val="-10"/>
+      <w:kern w:val="2"/>
+      <w:sz w:val="56"/>
+      <w:szCs w:val="56"/>
+    </w:rPr>
+  </w:style>
+  <w:style w:type="character" w:styleId="SubttuloCarter" w:customStyle="1">
+    <w:name w:val="Subtítulo Caráter"/>
+    <w:basedOn w:val="DefaultParagraphFont"/>
+    <w:link w:val="Subtitle"/>
+    <w:uiPriority w:val="11"/>
+    <w:qFormat/>
+    <w:rsid w:val="00e94101"/>
+    <w:rPr>
+      <w:rFonts w:eastAsia="" w:cs="" w:cstheme="majorBidi" w:eastAsiaTheme="majorEastAsia"/>
+      <w:color w:themeColor="text1" w:themeTint="a6" w:val="595959"/>
+      <w:spacing w:val="15"/>
+      <w:sz w:val="28"/>
+      <w:szCs w:val="28"/>
+    </w:rPr>
+  </w:style>
+  <w:style w:type="character" w:styleId="CitaoCarter" w:customStyle="1">
+    <w:name w:val="Citação Caráter"/>
+    <w:basedOn w:val="DefaultParagraphFont"/>
+    <w:link w:val="Quote"/>
+    <w:uiPriority w:val="29"/>
+    <w:qFormat/>
+    <w:rsid w:val="00e94101"/>
+    <w:rPr>
+      <w:i/>
+      <w:iCs/>
+      <w:color w:themeColor="text1" w:themeTint="bf" w:val="404040"/>
+    </w:rPr>
+  </w:style>
+  <w:style w:type="character" w:styleId="IntenseEmphasis">
+    <w:name w:val="Intense Emphasis"/>
+    <w:basedOn w:val="DefaultParagraphFont"/>
+    <w:uiPriority w:val="21"/>
+    <w:qFormat/>
+    <w:rsid w:val="00e94101"/>
+    <w:rPr>
+      <w:i/>
+      <w:iCs/>
+      <w:color w:themeColor="accent1" w:themeShade="bf" w:val="0F4761"/>
+    </w:rPr>
+  </w:style>
+  <w:style w:type="character" w:styleId="CitaoIntensaCarter" w:customStyle="1">
+    <w:name w:val="Citação Intensa Caráter"/>
+    <w:basedOn w:val="DefaultParagraphFont"/>
+    <w:link w:val="IntenseQuote"/>
+    <w:uiPriority w:val="30"/>
+    <w:qFormat/>
+    <w:rsid w:val="00e94101"/>
+    <w:rPr>
+      <w:i/>
+      <w:iCs/>
+      <w:color w:themeColor="accent1" w:themeShade="bf" w:val="0F4761"/>
+    </w:rPr>
+  </w:style>
+  <w:style w:type="character" w:styleId="IntenseReference">
+    <w:name w:val="Intense Reference"/>
+    <w:basedOn w:val="DefaultParagraphFont"/>
+    <w:uiPriority w:val="32"/>
+    <w:qFormat/>
+    <w:rsid w:val="00e94101"/>
+    <w:rPr>
+      <w:b/>
+      <w:bCs/>
+      <w:smallCaps/>
+      <w:color w:themeColor="accent1" w:themeShade="bf" w:val="0F4761"/>
+      <w:spacing w:val="5"/>
+    </w:rPr>
+  </w:style>
+  <w:style w:type="character" w:styleId="Strong">
+    <w:name w:val="Strong"/>
+    <w:uiPriority w:val="22"/>
+    <w:qFormat/>
+    <w:rsid w:val="005b6188"/>
+    <w:rPr>
+      <w:b/>
+      <w:bCs/>
+    </w:rPr>
+  </w:style>
+  <w:style w:type="paragraph" w:styleId="Heading">
+    <w:name w:val="Heading"/>
+    <w:basedOn w:val="Normal"/>
+    <w:next w:val="BodyText"/>
+    <w:qFormat/>
+    <w:pPr>
+      <w:keepNext w:val="true"/>
+      <w:spacing w:before="240" w:after="120"/>
+    </w:pPr>
+    <w:rPr>
+      <w:rFonts w:ascii="Liberation Sans" w:hAnsi="Liberation Sans" w:eastAsia="Noto Sans CJK SC" w:cs="Noto Sans Devanagari"/>
+      <w:sz w:val="28"/>
+      <w:szCs w:val="28"/>
+    </w:rPr>
+  </w:style>
+  <w:style w:type="paragraph" w:styleId="BodyText">
+    <w:name w:val="Body Text"/>
+    <w:basedOn w:val="Normal"/>
+    <w:pPr>
+      <w:spacing w:lineRule="auto" w:line="276" w:before="0" w:after="140"/>
+    </w:pPr>
+    <w:rPr/>
+  </w:style>
+  <w:style w:type="paragraph" w:styleId="List">
+    <w:name w:val="List"/>
+    <w:basedOn w:val="BodyText"/>
+    <w:pPr/>
+    <w:rPr>
+      <w:rFonts w:cs="Noto Sans Devanagari"/>
+    </w:rPr>
+  </w:style>
+  <w:style w:type="paragraph" w:styleId="Caption">
+    <w:name w:val="Caption"/>
+    <w:basedOn w:val="Normal"/>
+    <w:qFormat/>
+    <w:pPr>
+      <w:suppressLineNumbers/>
+      <w:spacing w:before="120" w:after="120"/>
+    </w:pPr>
+    <w:rPr>
+      <w:rFonts w:cs="Noto Sans Devanagari"/>
+      <w:i/>
+      <w:iCs/>
+      <w:sz w:val="24"/>
+      <w:szCs w:val="24"/>
+    </w:rPr>
+  </w:style>
+  <w:style w:type="paragraph" w:styleId="Index">
+    <w:name w:val="Index"/>
+    <w:basedOn w:val="Normal"/>
+    <w:qFormat/>
+    <w:pPr>
+      <w:suppressLineNumbers/>
+    </w:pPr>
+    <w:rPr>
+      <w:rFonts w:cs="Noto Sans Devanagari"/>
+    </w:rPr>
+  </w:style>
+  <w:style w:type="paragraph" w:styleId="Title">
+    <w:name w:val="Title"/>
+    <w:basedOn w:val="Normal"/>
+    <w:next w:val="Normal"/>
+    <w:link w:val="TtuloCarter"/>
+    <w:uiPriority w:val="10"/>
+    <w:qFormat/>
+    <w:rsid w:val="00e94101"/>
+    <w:pPr>
+      <w:spacing w:lineRule="auto" w:line="240" w:before="0" w:after="80"/>
+      <w:contextualSpacing/>
+    </w:pPr>
+    <w:rPr>
+      <w:rFonts w:ascii="Aptos Display" w:hAnsi="Aptos Display" w:eastAsia="" w:cs="" w:asciiTheme="majorHAnsi" w:cstheme="majorBidi" w:eastAsiaTheme="majorEastAsia" w:hAnsiTheme="majorHAnsi"/>
+      <w:spacing w:val="-10"/>
+      <w:kern w:val="2"/>
+      <w:sz w:val="56"/>
+      <w:szCs w:val="56"/>
+    </w:rPr>
+  </w:style>
+  <w:style w:type="paragraph" w:styleId="Subtitle">
+    <w:name w:val="Subtitle"/>
+    <w:basedOn w:val="Normal"/>
+    <w:next w:val="Normal"/>
+    <w:link w:val="SubttuloCarter"/>
+    <w:uiPriority w:val="11"/>
+    <w:qFormat/>
+    <w:rsid w:val="00e94101"/>
+    <w:pPr/>
+    <w:rPr>
+      <w:rFonts w:eastAsia="" w:cs="" w:cstheme="majorBidi" w:eastAsiaTheme="majorEastAsia"/>
+      <w:color w:themeColor="text1" w:themeTint="a6" w:val="595959"/>
+      <w:spacing w:val="15"/>
+      <w:sz w:val="28"/>
+      <w:szCs w:val="28"/>
+    </w:rPr>
+  </w:style>
+  <w:style w:type="paragraph" w:styleId="Quote">
+    <w:name w:val="Quote"/>
+    <w:basedOn w:val="Normal"/>
+    <w:next w:val="Normal"/>
+    <w:link w:val="CitaoCarter"/>
+    <w:uiPriority w:val="29"/>
+    <w:qFormat/>
+    <w:rsid w:val="00e94101"/>
+    <w:pPr>
+      <w:spacing w:before="160" w:after="160"/>
+      <w:jc w:val="center"/>
+    </w:pPr>
+    <w:rPr>
+      <w:i/>
+      <w:iCs/>
+      <w:color w:themeColor="text1" w:themeTint="bf" w:val="404040"/>
+    </w:rPr>
+  </w:style>
+  <w:style w:type="paragraph" w:styleId="ListParagraph">
+    <w:name w:val="List Paragraph"/>
+    <w:basedOn w:val="Normal"/>
+    <w:uiPriority w:val="34"/>
+    <w:qFormat/>
+    <w:rsid w:val="00e94101"/>
+    <w:pPr>
+      <w:spacing w:before="0" w:after="160"/>
+      <w:ind w:left="720"/>
+      <w:contextualSpacing/>
+    </w:pPr>
+    <w:rPr/>
+  </w:style>
+  <w:style w:type="paragraph" w:styleId="IntenseQuote">
+    <w:name w:val="Intense Quote"/>
+    <w:basedOn w:val="Normal"/>
+    <w:next w:val="Normal"/>
+    <w:link w:val="CitaoIntensaCarter"/>
+    <w:uiPriority w:val="30"/>
+    <w:qFormat/>
+    <w:rsid w:val="00e94101"/>
+    <w:pPr>
+      <w:pBdr>
+        <w:top w:val="single" w:sz="4" w:space="10" w:color="0F4761" w:themeColor="accent1" w:themeShade="bf"/>
+        <w:bottom w:val="single" w:sz="4" w:space="10" w:color="0F4761" w:themeColor="accent1" w:themeShade="bf"/>
+      </w:pBdr>
+      <w:spacing w:before="360" w:after="360"/>
+      <w:ind w:left="864" w:right="864"/>
+      <w:jc w:val="center"/>
+    </w:pPr>
+    <w:rPr>
+      <w:i/>
+      <w:iCs/>
+      <w:color w:themeColor="accent1" w:themeShade="bf" w:val="0F4761"/>
+    </w:rPr>
+  </w:style>
+  <w:style w:type="numbering" w:styleId="NoList" w:default="1">
+    <w:name w:val="No List"/>
+    <w:uiPriority w:val="99"/>
+    <w:semiHidden/>
+    <w:unhideWhenUsed/>
+    <w:qFormat/>
   </w:style>
   <w:style w:type="table" w:default="1" w:styleId="Tabelanormal">
     <w:name w:val="Normal Table"/>
@@ -2084,7 +2633,6 @@
     <w:semiHidden/>
     <w:unhideWhenUsed/>
     <w:tblPr>
-      <w:tblInd w:w="0" w:type="dxa"/>
       <w:tblCellMar>
         <w:top w:w="0" w:type="dxa"/>
         <w:left w:w="108" w:type="dxa"/>
@@ -2093,505 +2641,101 @@
       </w:tblCellMar>
     </w:tblPr>
   </w:style>
-  <w:style w:type="numbering" w:default="1" w:styleId="Semlista">
-    <w:name w:val="No List"/>
-    <w:uiPriority w:val="99"/>
-    <w:semiHidden/>
-    <w:unhideWhenUsed/>
-  </w:style>
-  <w:style w:type="character" w:customStyle="1" w:styleId="Ttulo1Carter">
-    <w:name w:val="Título 1 Caráter"/>
-    <w:basedOn w:val="Tipodeletrapredefinidodopargrafo"/>
-    <w:link w:val="Ttulo1"/>
-    <w:uiPriority w:val="9"/>
-    <w:rsid w:val="00E94101"/>
-    <w:rPr>
-      <w:rFonts w:asciiTheme="majorHAnsi" w:eastAsiaTheme="majorEastAsia" w:hAnsiTheme="majorHAnsi" w:cstheme="majorBidi"/>
-      <w:color w:val="0F4761" w:themeColor="accent1" w:themeShade="BF"/>
-      <w:sz w:val="40"/>
-      <w:szCs w:val="40"/>
-    </w:rPr>
-  </w:style>
-  <w:style w:type="character" w:customStyle="1" w:styleId="Ttulo2Carter">
-    <w:name w:val="Título 2 Caráter"/>
-    <w:basedOn w:val="Tipodeletrapredefinidodopargrafo"/>
-    <w:link w:val="Ttulo2"/>
-    <w:uiPriority w:val="9"/>
-    <w:semiHidden/>
-    <w:rsid w:val="00E94101"/>
-    <w:rPr>
-      <w:rFonts w:asciiTheme="majorHAnsi" w:eastAsiaTheme="majorEastAsia" w:hAnsiTheme="majorHAnsi" w:cstheme="majorBidi"/>
-      <w:color w:val="0F4761" w:themeColor="accent1" w:themeShade="BF"/>
-      <w:sz w:val="32"/>
-      <w:szCs w:val="32"/>
-    </w:rPr>
-  </w:style>
-  <w:style w:type="character" w:customStyle="1" w:styleId="Ttulo3Carter">
-    <w:name w:val="Título 3 Caráter"/>
-    <w:basedOn w:val="Tipodeletrapredefinidodopargrafo"/>
-    <w:link w:val="Ttulo3"/>
-    <w:uiPriority w:val="9"/>
-    <w:semiHidden/>
-    <w:rsid w:val="00E94101"/>
-    <w:rPr>
-      <w:rFonts w:eastAsiaTheme="majorEastAsia" w:cstheme="majorBidi"/>
-      <w:color w:val="0F4761" w:themeColor="accent1" w:themeShade="BF"/>
-      <w:sz w:val="28"/>
-      <w:szCs w:val="28"/>
-    </w:rPr>
-  </w:style>
-  <w:style w:type="character" w:customStyle="1" w:styleId="Ttulo4Carter">
-    <w:name w:val="Título 4 Caráter"/>
-    <w:basedOn w:val="Tipodeletrapredefinidodopargrafo"/>
-    <w:link w:val="Ttulo4"/>
-    <w:uiPriority w:val="9"/>
-    <w:semiHidden/>
-    <w:rsid w:val="00E94101"/>
-    <w:rPr>
-      <w:rFonts w:eastAsiaTheme="majorEastAsia" w:cstheme="majorBidi"/>
-      <w:i/>
-      <w:iCs/>
-      <w:color w:val="0F4761" w:themeColor="accent1" w:themeShade="BF"/>
-    </w:rPr>
-  </w:style>
-  <w:style w:type="character" w:customStyle="1" w:styleId="Ttulo5Carter">
-    <w:name w:val="Título 5 Caráter"/>
-    <w:basedOn w:val="Tipodeletrapredefinidodopargrafo"/>
-    <w:link w:val="Ttulo5"/>
-    <w:uiPriority w:val="9"/>
-    <w:semiHidden/>
-    <w:rsid w:val="00E94101"/>
-    <w:rPr>
-      <w:rFonts w:eastAsiaTheme="majorEastAsia" w:cstheme="majorBidi"/>
-      <w:color w:val="0F4761" w:themeColor="accent1" w:themeShade="BF"/>
-    </w:rPr>
-  </w:style>
-  <w:style w:type="character" w:customStyle="1" w:styleId="Ttulo6Carter">
-    <w:name w:val="Título 6 Caráter"/>
-    <w:basedOn w:val="Tipodeletrapredefinidodopargrafo"/>
-    <w:link w:val="Ttulo6"/>
-    <w:uiPriority w:val="9"/>
-    <w:semiHidden/>
-    <w:rsid w:val="00E94101"/>
-    <w:rPr>
-      <w:rFonts w:eastAsiaTheme="majorEastAsia" w:cstheme="majorBidi"/>
-      <w:i/>
-      <w:iCs/>
-      <w:color w:val="595959" w:themeColor="text1" w:themeTint="A6"/>
-    </w:rPr>
-  </w:style>
-  <w:style w:type="character" w:customStyle="1" w:styleId="Ttulo7Carter">
-    <w:name w:val="Título 7 Caráter"/>
-    <w:basedOn w:val="Tipodeletrapredefinidodopargrafo"/>
-    <w:link w:val="Ttulo7"/>
-    <w:uiPriority w:val="9"/>
-    <w:semiHidden/>
-    <w:rsid w:val="00E94101"/>
-    <w:rPr>
-      <w:rFonts w:eastAsiaTheme="majorEastAsia" w:cstheme="majorBidi"/>
-      <w:color w:val="595959" w:themeColor="text1" w:themeTint="A6"/>
-    </w:rPr>
-  </w:style>
-  <w:style w:type="character" w:customStyle="1" w:styleId="Ttulo8Carter">
-    <w:name w:val="Título 8 Caráter"/>
-    <w:basedOn w:val="Tipodeletrapredefinidodopargrafo"/>
-    <w:link w:val="Ttulo8"/>
-    <w:uiPriority w:val="9"/>
-    <w:semiHidden/>
-    <w:rsid w:val="00E94101"/>
-    <w:rPr>
-      <w:rFonts w:eastAsiaTheme="majorEastAsia" w:cstheme="majorBidi"/>
-      <w:i/>
-      <w:iCs/>
-      <w:color w:val="272727" w:themeColor="text1" w:themeTint="D8"/>
-    </w:rPr>
-  </w:style>
-  <w:style w:type="character" w:customStyle="1" w:styleId="Ttulo9Carter">
-    <w:name w:val="Título 9 Caráter"/>
-    <w:basedOn w:val="Tipodeletrapredefinidodopargrafo"/>
-    <w:link w:val="Ttulo9"/>
-    <w:uiPriority w:val="9"/>
-    <w:semiHidden/>
-    <w:rsid w:val="00E94101"/>
-    <w:rPr>
-      <w:rFonts w:eastAsiaTheme="majorEastAsia" w:cstheme="majorBidi"/>
-      <w:color w:val="272727" w:themeColor="text1" w:themeTint="D8"/>
-    </w:rPr>
-  </w:style>
-  <w:style w:type="paragraph" w:styleId="Ttulo">
-    <w:name w:val="Title"/>
-    <w:basedOn w:val="Normal"/>
-    <w:next w:val="Normal"/>
-    <w:link w:val="TtuloCarter"/>
-    <w:uiPriority w:val="10"/>
-    <w:qFormat/>
-    <w:rsid w:val="00E94101"/>
-    <w:pPr>
-      <w:spacing w:after="80" w:line="240" w:lineRule="auto"/>
-      <w:contextualSpacing/>
-    </w:pPr>
-    <w:rPr>
-      <w:rFonts w:asciiTheme="majorHAnsi" w:eastAsiaTheme="majorEastAsia" w:hAnsiTheme="majorHAnsi" w:cstheme="majorBidi"/>
-      <w:spacing w:val="-10"/>
-      <w:kern w:val="28"/>
-      <w:sz w:val="56"/>
-      <w:szCs w:val="56"/>
-    </w:rPr>
-  </w:style>
-  <w:style w:type="character" w:customStyle="1" w:styleId="TtuloCarter">
-    <w:name w:val="Título Caráter"/>
-    <w:basedOn w:val="Tipodeletrapredefinidodopargrafo"/>
-    <w:link w:val="Ttulo"/>
-    <w:uiPriority w:val="10"/>
-    <w:rsid w:val="00E94101"/>
-    <w:rPr>
-      <w:rFonts w:asciiTheme="majorHAnsi" w:eastAsiaTheme="majorEastAsia" w:hAnsiTheme="majorHAnsi" w:cstheme="majorBidi"/>
-      <w:spacing w:val="-10"/>
-      <w:kern w:val="28"/>
-      <w:sz w:val="56"/>
-      <w:szCs w:val="56"/>
-    </w:rPr>
-  </w:style>
-  <w:style w:type="paragraph" w:styleId="Subttulo">
-    <w:name w:val="Subtitle"/>
-    <w:basedOn w:val="Normal"/>
-    <w:next w:val="Normal"/>
-    <w:link w:val="SubttuloCarter"/>
-    <w:uiPriority w:val="11"/>
-    <w:qFormat/>
-    <w:rsid w:val="00E94101"/>
-    <w:pPr>
-      <w:numPr>
-        <w:ilvl w:val="1"/>
-      </w:numPr>
-    </w:pPr>
-    <w:rPr>
-      <w:rFonts w:eastAsiaTheme="majorEastAsia" w:cstheme="majorBidi"/>
-      <w:color w:val="595959" w:themeColor="text1" w:themeTint="A6"/>
-      <w:spacing w:val="15"/>
-      <w:sz w:val="28"/>
-      <w:szCs w:val="28"/>
-    </w:rPr>
-  </w:style>
-  <w:style w:type="character" w:customStyle="1" w:styleId="SubttuloCarter">
-    <w:name w:val="Subtítulo Caráter"/>
-    <w:basedOn w:val="Tipodeletrapredefinidodopargrafo"/>
-    <w:link w:val="Subttulo"/>
-    <w:uiPriority w:val="11"/>
-    <w:rsid w:val="00E94101"/>
-    <w:rPr>
-      <w:rFonts w:eastAsiaTheme="majorEastAsia" w:cstheme="majorBidi"/>
-      <w:color w:val="595959" w:themeColor="text1" w:themeTint="A6"/>
-      <w:spacing w:val="15"/>
-      <w:sz w:val="28"/>
-      <w:szCs w:val="28"/>
-    </w:rPr>
-  </w:style>
-  <w:style w:type="paragraph" w:styleId="Citao">
-    <w:name w:val="Quote"/>
-    <w:basedOn w:val="Normal"/>
-    <w:next w:val="Normal"/>
-    <w:link w:val="CitaoCarter"/>
-    <w:uiPriority w:val="29"/>
-    <w:qFormat/>
-    <w:rsid w:val="00E94101"/>
-    <w:pPr>
-      <w:spacing w:before="160"/>
-      <w:jc w:val="center"/>
-    </w:pPr>
-    <w:rPr>
-      <w:i/>
-      <w:iCs/>
-      <w:color w:val="404040" w:themeColor="text1" w:themeTint="BF"/>
-    </w:rPr>
-  </w:style>
-  <w:style w:type="character" w:customStyle="1" w:styleId="CitaoCarter">
-    <w:name w:val="Citação Caráter"/>
-    <w:basedOn w:val="Tipodeletrapredefinidodopargrafo"/>
-    <w:link w:val="Citao"/>
-    <w:uiPriority w:val="29"/>
-    <w:rsid w:val="00E94101"/>
-    <w:rPr>
-      <w:i/>
-      <w:iCs/>
-      <w:color w:val="404040" w:themeColor="text1" w:themeTint="BF"/>
-    </w:rPr>
-  </w:style>
-  <w:style w:type="paragraph" w:styleId="PargrafodaLista">
-    <w:name w:val="List Paragraph"/>
-    <w:basedOn w:val="Normal"/>
-    <w:uiPriority w:val="34"/>
-    <w:qFormat/>
-    <w:rsid w:val="00E94101"/>
-    <w:pPr>
-      <w:ind w:left="720"/>
-      <w:contextualSpacing/>
-    </w:pPr>
-  </w:style>
-  <w:style w:type="character" w:styleId="nfaseIntensa">
-    <w:name w:val="Intense Emphasis"/>
-    <w:basedOn w:val="Tipodeletrapredefinidodopargrafo"/>
-    <w:uiPriority w:val="21"/>
-    <w:qFormat/>
-    <w:rsid w:val="00E94101"/>
-    <w:rPr>
-      <w:i/>
-      <w:iCs/>
-      <w:color w:val="0F4761" w:themeColor="accent1" w:themeShade="BF"/>
-    </w:rPr>
-  </w:style>
-  <w:style w:type="paragraph" w:styleId="CitaoIntensa">
-    <w:name w:val="Intense Quote"/>
-    <w:basedOn w:val="Normal"/>
-    <w:next w:val="Normal"/>
-    <w:link w:val="CitaoIntensaCarter"/>
-    <w:uiPriority w:val="30"/>
-    <w:qFormat/>
-    <w:rsid w:val="00E94101"/>
-    <w:pPr>
-      <w:pBdr>
-        <w:top w:val="single" w:sz="4" w:space="10" w:color="0F4761" w:themeColor="accent1" w:themeShade="BF"/>
-        <w:bottom w:val="single" w:sz="4" w:space="10" w:color="0F4761" w:themeColor="accent1" w:themeShade="BF"/>
-      </w:pBdr>
-      <w:spacing w:before="360" w:after="360"/>
-      <w:ind w:left="864" w:right="864"/>
-      <w:jc w:val="center"/>
-    </w:pPr>
-    <w:rPr>
-      <w:i/>
-      <w:iCs/>
-      <w:color w:val="0F4761" w:themeColor="accent1" w:themeShade="BF"/>
-    </w:rPr>
-  </w:style>
-  <w:style w:type="character" w:customStyle="1" w:styleId="CitaoIntensaCarter">
-    <w:name w:val="Citação Intensa Caráter"/>
-    <w:basedOn w:val="Tipodeletrapredefinidodopargrafo"/>
-    <w:link w:val="CitaoIntensa"/>
-    <w:uiPriority w:val="30"/>
-    <w:rsid w:val="00E94101"/>
-    <w:rPr>
-      <w:i/>
-      <w:iCs/>
-      <w:color w:val="0F4761" w:themeColor="accent1" w:themeShade="BF"/>
-    </w:rPr>
-  </w:style>
-  <w:style w:type="character" w:styleId="RefernciaIntensa">
-    <w:name w:val="Intense Reference"/>
-    <w:basedOn w:val="Tipodeletrapredefinidodopargrafo"/>
-    <w:uiPriority w:val="32"/>
-    <w:qFormat/>
-    <w:rsid w:val="00E94101"/>
-    <w:rPr>
-      <w:b/>
-      <w:bCs/>
-      <w:smallCaps/>
-      <w:color w:val="0F4761" w:themeColor="accent1" w:themeShade="BF"/>
-      <w:spacing w:val="5"/>
-    </w:rPr>
-  </w:style>
-  <w:style w:type="character" w:styleId="Forte">
-    <w:name w:val="Strong"/>
-    <w:uiPriority w:val="22"/>
-    <w:qFormat/>
-    <w:rsid w:val="005B6188"/>
-    <w:rPr>
-      <w:b/>
-      <w:bCs/>
-    </w:rPr>
-  </w:style>
 </w:styles>
 </file>
 
 <file path=word/theme/theme1.xml><?xml version="1.0" encoding="utf-8"?>
-<a:theme xmlns:a="http://schemas.openxmlformats.org/drawingml/2006/main" name="Tema do Office">
+<a:theme xmlns:a="http://schemas.openxmlformats.org/drawingml/2006/main" xmlns:r="http://schemas.openxmlformats.org/officeDocument/2006/relationships" name="Tema do Office">
   <a:themeElements>
     <a:clrScheme name="Office">
       <a:dk1>
-        <a:sysClr val="windowText" lastClr="000000"/>
+        <a:srgbClr val="000000"/>
       </a:dk1>
       <a:lt1>
-        <a:sysClr val="window" lastClr="FFFFFF"/>
+        <a:srgbClr val="ffffff"/>
       </a:lt1>
       <a:dk2>
-        <a:srgbClr val="0E2841"/>
+        <a:srgbClr val="0e2841"/>
       </a:dk2>
       <a:lt2>
-        <a:srgbClr val="E8E8E8"/>
+        <a:srgbClr val="e8e8e8"/>
       </a:lt2>
       <a:accent1>
         <a:srgbClr val="156082"/>
       </a:accent1>
       <a:accent2>
-        <a:srgbClr val="E97132"/>
+        <a:srgbClr val="e97132"/>
       </a:accent2>
       <a:accent3>
-        <a:srgbClr val="196B24"/>
+        <a:srgbClr val="196b24"/>
       </a:accent3>
       <a:accent4>
-        <a:srgbClr val="0F9ED5"/>
+        <a:srgbClr val="0f9ed5"/>
       </a:accent4>
       <a:accent5>
-        <a:srgbClr val="A02B93"/>
+        <a:srgbClr val="a02b93"/>
       </a:accent5>
       <a:accent6>
-        <a:srgbClr val="4EA72E"/>
+        <a:srgbClr val="4ea72e"/>
       </a:accent6>
       <a:hlink>
         <a:srgbClr val="467886"/>
       </a:hlink>
       <a:folHlink>
-        <a:srgbClr val="96607D"/>
+        <a:srgbClr val="96607d"/>
       </a:folHlink>
     </a:clrScheme>
     <a:fontScheme name="Office">
       <a:majorFont>
-        <a:latin typeface="Aptos Display" panose="02110004020202020204"/>
+        <a:latin typeface="Aptos Display" panose="02110004020202020204" pitchFamily="0" charset="1"/>
         <a:ea typeface=""/>
         <a:cs typeface=""/>
-        <a:font script="Jpan" typeface="游ゴシック Light"/>
-        <a:font script="Hang" typeface="맑은 고딕"/>
-        <a:font script="Hans" typeface="等线 Light"/>
-        <a:font script="Hant" typeface="新細明體"/>
-        <a:font script="Arab" typeface="Times New Roman"/>
-        <a:font script="Hebr" typeface="Times New Roman"/>
-        <a:font script="Thai" typeface="Angsana New"/>
-        <a:font script="Ethi" typeface="Nyala"/>
-        <a:font script="Beng" typeface="Vrinda"/>
-        <a:font script="Gujr" typeface="Shruti"/>
-        <a:font script="Khmr" typeface="MoolBoran"/>
-        <a:font script="Knda" typeface="Tunga"/>
-        <a:font script="Guru" typeface="Raavi"/>
-        <a:font script="Cans" typeface="Euphemia"/>
-        <a:font script="Cher" typeface="Plantagenet Cherokee"/>
-        <a:font script="Yiii" typeface="Microsoft Yi Baiti"/>
-        <a:font script="Tibt" typeface="Microsoft Himalaya"/>
-        <a:font script="Thaa" typeface="MV Boli"/>
-        <a:font script="Deva" typeface="Mangal"/>
-        <a:font script="Telu" typeface="Gautami"/>
-        <a:font script="Taml" typeface="Latha"/>
-        <a:font script="Syrc" typeface="Estrangelo Edessa"/>
-        <a:font script="Orya" typeface="Kalinga"/>
-        <a:font script="Mlym" typeface="Kartika"/>
-        <a:font script="Laoo" typeface="DokChampa"/>
-        <a:font script="Sinh" typeface="Iskoola Pota"/>
-        <a:font script="Mong" typeface="Mongolian Baiti"/>
-        <a:font script="Viet" typeface="Times New Roman"/>
-        <a:font script="Uigh" typeface="Microsoft Uighur"/>
-        <a:font script="Geor" typeface="Sylfaen"/>
-        <a:font script="Armn" typeface="Arial"/>
-        <a:font script="Bugi" typeface="Leelawadee UI"/>
-        <a:font script="Bopo" typeface="Microsoft JhengHei"/>
-        <a:font script="Java" typeface="Javanese Text"/>
-        <a:font script="Lisu" typeface="Segoe UI"/>
-        <a:font script="Mymr" typeface="Myanmar Text"/>
-        <a:font script="Nkoo" typeface="Ebrima"/>
-        <a:font script="Olck" typeface="Nirmala UI"/>
-        <a:font script="Osma" typeface="Ebrima"/>
-        <a:font script="Phag" typeface="Phagspa"/>
-        <a:font script="Syrn" typeface="Estrangelo Edessa"/>
-        <a:font script="Syrj" typeface="Estrangelo Edessa"/>
-        <a:font script="Syre" typeface="Estrangelo Edessa"/>
-        <a:font script="Sora" typeface="Nirmala UI"/>
-        <a:font script="Tale" typeface="Microsoft Tai Le"/>
-        <a:font script="Talu" typeface="Microsoft New Tai Lue"/>
-        <a:font script="Tfng" typeface="Ebrima"/>
       </a:majorFont>
       <a:minorFont>
-        <a:latin typeface="Aptos" panose="02110004020202020204"/>
+        <a:latin typeface="Aptos" panose="02110004020202020204" pitchFamily="0" charset="1"/>
         <a:ea typeface=""/>
         <a:cs typeface=""/>
-        <a:font script="Jpan" typeface="游ゴシック"/>
-        <a:font script="Hang" typeface="맑은 고딕"/>
-        <a:font script="Hans" typeface="等线"/>
-        <a:font script="Hant" typeface="新細明體"/>
-        <a:font script="Arab" typeface="Arial"/>
-        <a:font script="Hebr" typeface="Arial"/>
-        <a:font script="Thai" typeface="Cordia New"/>
-        <a:font script="Ethi" typeface="Nyala"/>
-        <a:font script="Beng" typeface="Vrinda"/>
-        <a:font script="Gujr" typeface="Shruti"/>
-        <a:font script="Khmr" typeface="DaunPenh"/>
-        <a:font script="Knda" typeface="Tunga"/>
-        <a:font script="Guru" typeface="Raavi"/>
-        <a:font script="Cans" typeface="Euphemia"/>
-        <a:font script="Cher" typeface="Plantagenet Cherokee"/>
-        <a:font script="Yiii" typeface="Microsoft Yi Baiti"/>
-        <a:font script="Tibt" typeface="Microsoft Himalaya"/>
-        <a:font script="Thaa" typeface="MV Boli"/>
-        <a:font script="Deva" typeface="Mangal"/>
-        <a:font script="Telu" typeface="Gautami"/>
-        <a:font script="Taml" typeface="Latha"/>
-        <a:font script="Syrc" typeface="Estrangelo Edessa"/>
-        <a:font script="Orya" typeface="Kalinga"/>
-        <a:font script="Mlym" typeface="Kartika"/>
-        <a:font script="Laoo" typeface="DokChampa"/>
-        <a:font script="Sinh" typeface="Iskoola Pota"/>
-        <a:font script="Mong" typeface="Mongolian Baiti"/>
-        <a:font script="Viet" typeface="Arial"/>
-        <a:font script="Uigh" typeface="Microsoft Uighur"/>
-        <a:font script="Geor" typeface="Sylfaen"/>
-        <a:font script="Armn" typeface="Arial"/>
-        <a:font script="Bugi" typeface="Leelawadee UI"/>
-        <a:font script="Bopo" typeface="Microsoft JhengHei"/>
-        <a:font script="Java" typeface="Javanese Text"/>
-        <a:font script="Lisu" typeface="Segoe UI"/>
-        <a:font script="Mymr" typeface="Myanmar Text"/>
-        <a:font script="Nkoo" typeface="Ebrima"/>
-        <a:font script="Olck" typeface="Nirmala UI"/>
-        <a:font script="Osma" typeface="Ebrima"/>
-        <a:font script="Phag" typeface="Phagspa"/>
-        <a:font script="Syrn" typeface="Estrangelo Edessa"/>
-        <a:font script="Syrj" typeface="Estrangelo Edessa"/>
-        <a:font script="Syre" typeface="Estrangelo Edessa"/>
-        <a:font script="Sora" typeface="Nirmala UI"/>
-        <a:font script="Tale" typeface="Microsoft Tai Le"/>
-        <a:font script="Talu" typeface="Microsoft New Tai Lue"/>
-        <a:font script="Tfng" typeface="Ebrima"/>
       </a:minorFont>
     </a:fontScheme>
-    <a:fmtScheme name="Office">
+    <a:fmtScheme>
       <a:fillStyleLst>
         <a:solidFill>
           <a:schemeClr val="phClr"/>
         </a:solidFill>
-        <a:gradFill rotWithShape="1">
+        <a:gradFill>
           <a:gsLst>
             <a:gs pos="0">
               <a:schemeClr val="phClr">
                 <a:lumMod val="110000"/>
-                <a:satMod val="105000"/>
                 <a:tint val="67000"/>
               </a:schemeClr>
             </a:gs>
             <a:gs pos="50000">
               <a:schemeClr val="phClr">
                 <a:lumMod val="105000"/>
-                <a:satMod val="103000"/>
                 <a:tint val="73000"/>
               </a:schemeClr>
             </a:gs>
             <a:gs pos="100000">
               <a:schemeClr val="phClr">
                 <a:lumMod val="105000"/>
-                <a:satMod val="109000"/>
                 <a:tint val="81000"/>
               </a:schemeClr>
             </a:gs>
           </a:gsLst>
           <a:lin ang="5400000" scaled="0"/>
+          <a:tileRect l="0" t="0" r="0" b="0"/>
         </a:gradFill>
-        <a:gradFill rotWithShape="1">
+        <a:gradFill>
           <a:gsLst>
             <a:gs pos="0">
               <a:schemeClr val="phClr">
-                <a:satMod val="103000"/>
                 <a:lumMod val="102000"/>
                 <a:tint val="94000"/>
               </a:schemeClr>
             </a:gs>
             <a:gs pos="50000">
               <a:schemeClr val="phClr">
-                <a:satMod val="110000"/>
                 <a:lumMod val="100000"/>
                 <a:shade val="100000"/>
               </a:schemeClr>
@@ -2599,33 +2743,24 @@
             <a:gs pos="100000">
               <a:schemeClr val="phClr">
                 <a:lumMod val="99000"/>
-                <a:satMod val="120000"/>
                 <a:shade val="78000"/>
               </a:schemeClr>
             </a:gs>
           </a:gsLst>
           <a:lin ang="5400000" scaled="0"/>
+          <a:tileRect l="0" t="0" r="0" b="0"/>
         </a:gradFill>
       </a:fillStyleLst>
       <a:lnStyleLst>
         <a:ln w="6350" cap="flat" cmpd="sng" algn="ctr">
-          <a:solidFill>
-            <a:schemeClr val="phClr"/>
-          </a:solidFill>
           <a:prstDash val="solid"/>
           <a:miter lim="800000"/>
         </a:ln>
         <a:ln w="12700" cap="flat" cmpd="sng" algn="ctr">
-          <a:solidFill>
-            <a:schemeClr val="phClr"/>
-          </a:solidFill>
           <a:prstDash val="solid"/>
           <a:miter lim="800000"/>
         </a:ln>
         <a:ln w="19050" cap="flat" cmpd="sng" algn="ctr">
-          <a:solidFill>
-            <a:schemeClr val="phClr"/>
-          </a:solidFill>
           <a:prstDash val="solid"/>
           <a:miter lim="800000"/>
         </a:ln>
@@ -2638,13 +2773,7 @@
           <a:effectLst/>
         </a:effectStyle>
         <a:effectStyle>
-          <a:effectLst>
-            <a:outerShdw blurRad="57150" dist="19050" dir="5400000" algn="ctr" rotWithShape="0">
-              <a:srgbClr val="000000">
-                <a:alpha val="63000"/>
-              </a:srgbClr>
-            </a:outerShdw>
-          </a:effectLst>
+          <a:effectLst/>
         </a:effectStyle>
       </a:effectStyleLst>
       <a:bgFillStyleLst>
@@ -2654,15 +2783,13 @@
         <a:solidFill>
           <a:schemeClr val="phClr">
             <a:tint val="95000"/>
-            <a:satMod val="170000"/>
           </a:schemeClr>
         </a:solidFill>
-        <a:gradFill rotWithShape="1">
+        <a:gradFill>
           <a:gsLst>
             <a:gs pos="0">
               <a:schemeClr val="phClr">
                 <a:tint val="93000"/>
-                <a:satMod val="150000"/>
                 <a:shade val="98000"/>
                 <a:lumMod val="102000"/>
               </a:schemeClr>
@@ -2670,7 +2797,6 @@
             <a:gs pos="50000">
               <a:schemeClr val="phClr">
                 <a:tint val="98000"/>
-                <a:satMod val="130000"/>
                 <a:shade val="90000"/>
                 <a:lumMod val="103000"/>
               </a:schemeClr>
@@ -2678,21 +2804,14 @@
             <a:gs pos="100000">
               <a:schemeClr val="phClr">
                 <a:shade val="63000"/>
-                <a:satMod val="120000"/>
               </a:schemeClr>
             </a:gs>
           </a:gsLst>
           <a:lin ang="5400000" scaled="0"/>
+          <a:tileRect l="0" t="0" r="0" b="0"/>
         </a:gradFill>
       </a:bgFillStyleLst>
     </a:fmtScheme>
   </a:themeElements>
-  <a:objectDefaults/>
-  <a:extraClrSchemeLst/>
-  <a:extLst>
-    <a:ext uri="{05A4C25C-085E-4340-85A3-A5531E510DB2}">
-      <thm15:themeFamily xmlns:thm15="http://schemas.microsoft.com/office/thememl/2012/main" name="Office Theme" id="{62F939B6-93AF-4DB8-9C6B-D6C7DFDC589F}" vid="{4A3C46E8-61CC-4603-A589-7422A47A8E4A}"/>
-    </a:ext>
-  </a:extLst>
 </a:theme>
 </file>
--- a/relatório melhorias efolioA.docx
+++ b/relatório melhorias efolioA.docx
@@ -1,16 +1,14 @@
 
 <file path=word/document.xml><?xml version="1.0" encoding="utf-8"?>
-<w:document xmlns:o="urn:schemas-microsoft-com:office:office" xmlns:r="http://schemas.openxmlformats.org/officeDocument/2006/relationships" xmlns:v="urn:schemas-microsoft-com:vml" xmlns:w="http://schemas.openxmlformats.org/wordprocessingml/2006/main" xmlns:w10="urn:schemas-microsoft-com:office:word" xmlns:wp="http://schemas.openxmlformats.org/drawingml/2006/wordprocessingDrawing" xmlns:wps="http://schemas.microsoft.com/office/word/2010/wordprocessingShape" xmlns:wpg="http://schemas.microsoft.com/office/word/2010/wordprocessingGroup" xmlns:mc="http://schemas.openxmlformats.org/markup-compatibility/2006" xmlns:wp14="http://schemas.microsoft.com/office/word/2010/wordprocessingDrawing" xmlns:w14="http://schemas.microsoft.com/office/word/2010/wordml" xmlns:w15="http://schemas.microsoft.com/office/word/2012/wordml" mc:Ignorable="w14 wp14 w15">
+<w:document xmlns:wpc="http://schemas.microsoft.com/office/word/2010/wordprocessingCanvas" xmlns:cx="http://schemas.microsoft.com/office/drawing/2014/chartex" xmlns:cx1="http://schemas.microsoft.com/office/drawing/2015/9/8/chartex" xmlns:cx2="http://schemas.microsoft.com/office/drawing/2015/10/21/chartex" xmlns:cx3="http://schemas.microsoft.com/office/drawing/2016/5/9/chartex" xmlns:cx4="http://schemas.microsoft.com/office/drawing/2016/5/10/chartex" xmlns:cx5="http://schemas.microsoft.com/office/drawing/2016/5/11/chartex" xmlns:cx6="http://schemas.microsoft.com/office/drawing/2016/5/12/chartex" xmlns:cx7="http://schemas.microsoft.com/office/drawing/2016/5/13/chartex" xmlns:cx8="http://schemas.microsoft.com/office/drawing/2016/5/14/chartex" xmlns:mc="http://schemas.openxmlformats.org/markup-compatibility/2006" xmlns:aink="http://schemas.microsoft.com/office/drawing/2016/ink" xmlns:am3d="http://schemas.microsoft.com/office/drawing/2017/model3d" xmlns:o="urn:schemas-microsoft-com:office:office" xmlns:oel="http://schemas.microsoft.com/office/2019/extlst" xmlns:r="http://schemas.openxmlformats.org/officeDocument/2006/relationships" xmlns:m="http://schemas.openxmlformats.org/officeDocument/2006/math" xmlns:v="urn:schemas-microsoft-com:vml" xmlns:wp14="http://schemas.microsoft.com/office/word/2010/wordprocessingDrawing" xmlns:wp="http://schemas.openxmlformats.org/drawingml/2006/wordprocessingDrawing" xmlns:w10="urn:schemas-microsoft-com:office:word" xmlns:w="http://schemas.openxmlformats.org/wordprocessingml/2006/main" xmlns:w14="http://schemas.microsoft.com/office/word/2010/wordml" xmlns:w15="http://schemas.microsoft.com/office/word/2012/wordml" xmlns:w16cex="http://schemas.microsoft.com/office/word/2018/wordml/cex" xmlns:w16cid="http://schemas.microsoft.com/office/word/2016/wordml/cid" xmlns:w16="http://schemas.microsoft.com/office/word/2018/wordml" xmlns:w16du="http://schemas.microsoft.com/office/word/2023/wordml/word16du" xmlns:w16sdtdh="http://schemas.microsoft.com/office/word/2020/wordml/sdtdatahash" xmlns:w16sdtfl="http://schemas.microsoft.com/office/word/2024/wordml/sdtformatlock" xmlns:w16se="http://schemas.microsoft.com/office/word/2015/wordml/symex" xmlns:wpg="http://schemas.microsoft.com/office/word/2010/wordprocessingGroup" xmlns:wpi="http://schemas.microsoft.com/office/word/2010/wordprocessingInk" xmlns:wne="http://schemas.microsoft.com/office/word/2006/wordml" xmlns:wps="http://schemas.microsoft.com/office/word/2010/wordprocessingShape" mc:Ignorable="w14 w15 w16se w16cid w16 w16cex w16sdtdh w16sdtfl w16du wp14">
   <w:body>
     <w:p>
-      <w:pPr>
-        <w:pStyle w:val="Normal"/>
-        <w:rPr/>
-      </w:pPr>
-      <w:r>
-        <w:rPr/>
+      <w:r>
+        <w:rPr>
+          <w:noProof/>
+        </w:rPr>
         <w:drawing>
-          <wp:inline distT="0" distB="0" distL="0" distR="0">
+          <wp:inline distT="0" distB="0" distL="0" distR="0" wp14:anchorId="68A31EAA" wp14:editId="68A31EAB">
             <wp:extent cx="5400040" cy="1293495"/>
             <wp:effectExtent l="0" t="0" r="0" b="0"/>
             <wp:docPr id="1" name="Imagem 1" descr="E-fólio B: Folha de resolução para E-fólio. Universidade Aberta"/>
@@ -27,7 +25,7 @@
                     </pic:cNvPicPr>
                   </pic:nvPicPr>
                   <pic:blipFill>
-                    <a:blip r:embed="rId2"/>
+                    <a:blip r:embed="rId5"/>
                     <a:stretch>
                       <a:fillRect/>
                     </a:stretch>
@@ -49,34 +47,24 @@
       </w:r>
     </w:p>
     <w:p>
-      <w:pPr>
-        <w:pStyle w:val="Normal"/>
-        <w:rPr/>
-      </w:pPr>
-      <w:r>
-        <w:rPr>
-          <w:rStyle w:val="Strong"/>
+      <w:r>
+        <w:rPr>
+          <w:rStyle w:val="Forte"/>
         </w:rPr>
         <w:t>UNIDADE CURRICULAR:</w:t>
       </w:r>
       <w:r>
-        <w:rPr/>
         <w:t xml:space="preserve"> Compilação</w:t>
       </w:r>
     </w:p>
     <w:p>
-      <w:pPr>
-        <w:pStyle w:val="Normal"/>
-        <w:rPr/>
-      </w:pPr>
-      <w:r>
-        <w:rPr>
-          <w:rStyle w:val="Strong"/>
+      <w:r>
+        <w:rPr>
+          <w:rStyle w:val="Forte"/>
         </w:rPr>
         <w:t>CÓDIGO:</w:t>
       </w:r>
       <w:r>
-        <w:rPr/>
         <w:t xml:space="preserve"> </w:t>
       </w:r>
       <w:r>
@@ -87,25 +75,24 @@
       </w:r>
     </w:p>
     <w:p>
-      <w:pPr>
-        <w:pStyle w:val="Normal"/>
-        <w:rPr/>
-      </w:pPr>
-      <w:r>
-        <w:rPr>
-          <w:rStyle w:val="Strong"/>
+      <w:r>
+        <w:rPr>
+          <w:rStyle w:val="Forte"/>
         </w:rPr>
         <w:t>DOCENTE:</w:t>
       </w:r>
       <w:r>
-        <w:rPr/>
-        <w:t xml:space="preserve"> Constantino e Rudi</w:t>
-      </w:r>
-    </w:p>
-    <w:p>
-      <w:pPr>
-        <w:pStyle w:val="Normal"/>
-        <w:spacing w:lineRule="auto" w:line="360" w:before="0" w:after="240"/>
+        <w:t xml:space="preserve"> Constantino e </w:t>
+      </w:r>
+      <w:proofErr w:type="spellStart"/>
+      <w:r>
+        <w:t>Rudi</w:t>
+      </w:r>
+      <w:proofErr w:type="spellEnd"/>
+    </w:p>
+    <w:p>
+      <w:pPr>
+        <w:spacing w:after="240" w:line="360" w:lineRule="auto"/>
         <w:rPr>
           <w:b/>
           <w:bCs/>
@@ -121,8 +108,7 @@
     </w:p>
     <w:p>
       <w:pPr>
-        <w:pStyle w:val="Normal"/>
-        <w:spacing w:lineRule="auto" w:line="360" w:before="0" w:after="240"/>
+        <w:spacing w:after="240" w:line="360" w:lineRule="auto"/>
         <w:rPr>
           <w:b/>
           <w:bCs/>
@@ -138,9 +124,8 @@
     </w:p>
     <w:p>
       <w:pPr>
-        <w:pStyle w:val="Normal"/>
-        <w:rPr>
-          <w:rStyle w:val="Strong"/>
+        <w:rPr>
+          <w:rStyle w:val="Forte"/>
         </w:rPr>
       </w:pPr>
       <w:r>
@@ -153,8 +138,7 @@
     </w:p>
     <w:p>
       <w:pPr>
-        <w:pStyle w:val="Normal"/>
-        <w:spacing w:lineRule="auto" w:line="360" w:before="0" w:after="240"/>
+        <w:spacing w:after="240" w:line="360" w:lineRule="auto"/>
         <w:rPr>
           <w:b/>
           <w:bCs/>
@@ -170,8 +154,7 @@
     </w:p>
     <w:p>
       <w:pPr>
-        <w:pStyle w:val="Normal"/>
-        <w:spacing w:lineRule="auto" w:line="360" w:before="0" w:after="240"/>
+        <w:spacing w:after="240" w:line="360" w:lineRule="auto"/>
         <w:rPr>
           <w:b/>
           <w:bCs/>
@@ -182,117 +165,60 @@
           <w:b/>
           <w:bCs/>
         </w:rPr>
-        <w:t>Fábio</w:t>
-      </w:r>
-      <w:r>
-        <w:rPr>
-          <w:b/>
-          <w:bCs/>
-        </w:rPr>
-        <w:t xml:space="preserve"> Oliveira (</w:t>
-      </w:r>
-      <w:r>
-        <w:rPr>
-          <w:b/>
-          <w:bCs/>
-        </w:rPr>
-        <w:t>1800960</w:t>
-      </w:r>
-      <w:r>
-        <w:rPr>
-          <w:b/>
-          <w:bCs/>
-        </w:rPr>
-        <w:t>)</w:t>
-      </w:r>
-    </w:p>
-    <w:p>
-      <w:pPr>
-        <w:pStyle w:val="Normal"/>
-        <w:rPr/>
-      </w:pPr>
-      <w:r>
-        <w:rPr>
-          <w:rStyle w:val="Strong"/>
+        <w:t>Fábio Oliveira (1800960)</w:t>
+      </w:r>
+    </w:p>
+    <w:p>
+      <w:r>
+        <w:rPr>
+          <w:rStyle w:val="Forte"/>
         </w:rPr>
         <w:t>CURSO:</w:t>
       </w:r>
       <w:r>
-        <w:rPr/>
         <w:t xml:space="preserve"> Licenciatura em Engenharia Informática</w:t>
       </w:r>
     </w:p>
     <w:p>
-      <w:pPr>
-        <w:pStyle w:val="Normal"/>
-        <w:rPr/>
-      </w:pPr>
-      <w:r>
-        <w:rPr>
-          <w:rStyle w:val="Strong"/>
+      <w:r>
+        <w:rPr>
+          <w:rStyle w:val="Forte"/>
         </w:rPr>
         <w:t>DATA DE ENTREGA:</w:t>
       </w:r>
       <w:r>
-        <w:rPr/>
         <w:t xml:space="preserve"> 05/2026</w:t>
       </w:r>
     </w:p>
     <w:p>
       <w:pPr>
-        <w:pStyle w:val="Normal"/>
-        <w:spacing w:lineRule="auto" w:line="240" w:before="0" w:after="0"/>
-        <w:rPr/>
-      </w:pPr>
-      <w:r>
-        <w:rPr/>
-      </w:r>
-    </w:p>
-    <w:p>
-      <w:pPr>
-        <w:pStyle w:val="Normal"/>
-        <w:spacing w:lineRule="auto" w:line="240" w:before="0" w:after="0"/>
-        <w:rPr/>
-      </w:pPr>
-      <w:r>
-        <w:rPr/>
-      </w:r>
-    </w:p>
-    <w:p>
-      <w:pPr>
-        <w:pStyle w:val="Normal"/>
-        <w:spacing w:lineRule="auto" w:line="240" w:before="0" w:after="0"/>
-        <w:rPr/>
-      </w:pPr>
-      <w:r>
-        <w:rPr/>
-      </w:r>
-    </w:p>
-    <w:p>
-      <w:pPr>
-        <w:pStyle w:val="Normal"/>
-        <w:spacing w:lineRule="auto" w:line="240" w:before="0" w:after="0"/>
-        <w:rPr/>
-      </w:pPr>
-      <w:r>
-        <w:rPr/>
-      </w:r>
-    </w:p>
-    <w:p>
-      <w:pPr>
-        <w:pStyle w:val="Normal"/>
-        <w:spacing w:lineRule="auto" w:line="240" w:before="0" w:after="0"/>
-        <w:rPr/>
-      </w:pPr>
-      <w:r>
-        <w:rPr/>
-      </w:r>
-    </w:p>
-    <w:p>
-      <w:pPr>
-        <w:pStyle w:val="Normal"/>
-        <w:rPr>
-          <w:rFonts w:ascii="Segoe UI" w:hAnsi="Segoe UI" w:eastAsia="" w:cs="Segoe UI" w:eastAsiaTheme="majorEastAsia"/>
+        <w:spacing w:after="0" w:line="240" w:lineRule="auto"/>
+      </w:pPr>
+    </w:p>
+    <w:p>
+      <w:pPr>
+        <w:spacing w:after="0" w:line="240" w:lineRule="auto"/>
+      </w:pPr>
+    </w:p>
+    <w:p>
+      <w:pPr>
+        <w:spacing w:after="0" w:line="240" w:lineRule="auto"/>
+      </w:pPr>
+    </w:p>
+    <w:p>
+      <w:pPr>
+        <w:spacing w:after="0" w:line="240" w:lineRule="auto"/>
+      </w:pPr>
+    </w:p>
+    <w:p>
+      <w:pPr>
+        <w:spacing w:after="0" w:line="240" w:lineRule="auto"/>
+      </w:pPr>
+    </w:p>
+    <w:p>
+      <w:pPr>
+        <w:rPr>
+          <w:rFonts w:ascii="Segoe UI" w:eastAsiaTheme="majorEastAsia" w:hAnsi="Segoe UI" w:cs="Segoe UI"/>
           <w:color w:val="1D2125"/>
           <w:sz w:val="48"/>
           <w:szCs w:val="48"/>
@@ -301,7 +227,7 @@
       </w:pPr>
       <w:r>
         <w:rPr>
-          <w:rFonts w:eastAsia="" w:cs="Segoe UI" w:ascii="Segoe UI" w:hAnsi="Segoe UI" w:eastAsiaTheme="majorEastAsia"/>
+          <w:rFonts w:ascii="Segoe UI" w:eastAsiaTheme="majorEastAsia" w:hAnsi="Segoe UI" w:cs="Segoe UI"/>
           <w:color w:val="1D2125"/>
           <w:sz w:val="48"/>
           <w:szCs w:val="48"/>
@@ -312,155 +238,88 @@
     </w:p>
     <w:p>
       <w:pPr>
-        <w:pStyle w:val="Normal"/>
-        <w:rPr>
-          <w:rFonts w:ascii="Segoe UI" w:hAnsi="Segoe UI" w:eastAsia="" w:cs="Segoe UI" w:eastAsiaTheme="majorEastAsia"/>
+        <w:rPr>
+          <w:rFonts w:ascii="Segoe UI" w:eastAsiaTheme="majorEastAsia" w:hAnsi="Segoe UI" w:cs="Segoe UI"/>
           <w:color w:val="1D2125"/>
           <w:sz w:val="48"/>
           <w:szCs w:val="48"/>
           <w:lang w:eastAsia="pt-PT"/>
         </w:rPr>
       </w:pPr>
-      <w:r>
-        <w:rPr>
-          <w:rFonts w:eastAsia="" w:cs="Segoe UI" w:eastAsiaTheme="majorEastAsia" w:ascii="Segoe UI" w:hAnsi="Segoe UI"/>
+    </w:p>
+    <w:p>
+      <w:pPr>
+        <w:rPr>
+          <w:rFonts w:ascii="Segoe UI" w:eastAsiaTheme="majorEastAsia" w:hAnsi="Segoe UI" w:cs="Segoe UI"/>
           <w:color w:val="1D2125"/>
           <w:sz w:val="48"/>
           <w:szCs w:val="48"/>
           <w:lang w:eastAsia="pt-PT"/>
         </w:rPr>
-      </w:r>
-    </w:p>
-    <w:p>
-      <w:pPr>
-        <w:pStyle w:val="Normal"/>
-        <w:rPr>
-          <w:rFonts w:ascii="Segoe UI" w:hAnsi="Segoe UI" w:eastAsia="" w:cs="Segoe UI" w:eastAsiaTheme="majorEastAsia"/>
+      </w:pPr>
+    </w:p>
+    <w:p>
+      <w:pPr>
+        <w:rPr>
+          <w:rFonts w:ascii="Segoe UI" w:eastAsiaTheme="majorEastAsia" w:hAnsi="Segoe UI" w:cs="Segoe UI"/>
           <w:color w:val="1D2125"/>
           <w:sz w:val="48"/>
           <w:szCs w:val="48"/>
           <w:lang w:eastAsia="pt-PT"/>
         </w:rPr>
       </w:pPr>
-      <w:r>
-        <w:rPr>
-          <w:rFonts w:eastAsia="" w:cs="Segoe UI" w:eastAsiaTheme="majorEastAsia" w:ascii="Segoe UI" w:hAnsi="Segoe UI"/>
+    </w:p>
+    <w:p>
+      <w:pPr>
+        <w:rPr>
+          <w:rFonts w:ascii="Segoe UI" w:eastAsiaTheme="majorEastAsia" w:hAnsi="Segoe UI" w:cs="Segoe UI"/>
           <w:color w:val="1D2125"/>
           <w:sz w:val="48"/>
           <w:szCs w:val="48"/>
           <w:lang w:eastAsia="pt-PT"/>
         </w:rPr>
-      </w:r>
-    </w:p>
-    <w:p>
-      <w:pPr>
-        <w:pStyle w:val="Normal"/>
-        <w:rPr>
-          <w:rFonts w:ascii="Segoe UI" w:hAnsi="Segoe UI" w:eastAsia="" w:cs="Segoe UI" w:eastAsiaTheme="majorEastAsia"/>
+      </w:pPr>
+    </w:p>
+    <w:p>
+      <w:pPr>
+        <w:rPr>
+          <w:rFonts w:ascii="Segoe UI" w:eastAsiaTheme="majorEastAsia" w:hAnsi="Segoe UI" w:cs="Segoe UI"/>
           <w:color w:val="1D2125"/>
           <w:sz w:val="48"/>
           <w:szCs w:val="48"/>
           <w:lang w:eastAsia="pt-PT"/>
         </w:rPr>
       </w:pPr>
-      <w:r>
-        <w:rPr>
-          <w:rFonts w:eastAsia="" w:cs="Segoe UI" w:eastAsiaTheme="majorEastAsia" w:ascii="Segoe UI" w:hAnsi="Segoe UI"/>
+    </w:p>
+    <w:p>
+      <w:pPr>
+        <w:rPr>
+          <w:rFonts w:ascii="Segoe UI" w:eastAsiaTheme="majorEastAsia" w:hAnsi="Segoe UI" w:cs="Segoe UI"/>
           <w:color w:val="1D2125"/>
           <w:sz w:val="48"/>
           <w:szCs w:val="48"/>
           <w:lang w:eastAsia="pt-PT"/>
         </w:rPr>
-      </w:r>
-    </w:p>
-    <w:p>
-      <w:pPr>
-        <w:pStyle w:val="Normal"/>
-        <w:rPr>
-          <w:rFonts w:ascii="Segoe UI" w:hAnsi="Segoe UI" w:eastAsia="" w:cs="Segoe UI" w:eastAsiaTheme="majorEastAsia"/>
-          <w:color w:val="1D2125"/>
-          <w:sz w:val="48"/>
-          <w:szCs w:val="48"/>
-          <w:lang w:eastAsia="pt-PT"/>
-        </w:rPr>
-      </w:pPr>
-      <w:r>
-        <w:rPr>
-          <w:rFonts w:eastAsia="" w:cs="Segoe UI" w:eastAsiaTheme="majorEastAsia" w:ascii="Segoe UI" w:hAnsi="Segoe UI"/>
-          <w:color w:val="1D2125"/>
-          <w:sz w:val="48"/>
-          <w:szCs w:val="48"/>
-          <w:lang w:eastAsia="pt-PT"/>
-        </w:rPr>
-      </w:r>
-    </w:p>
-    <w:p>
-      <w:pPr>
-        <w:pStyle w:val="Normal"/>
-        <w:rPr>
-          <w:rFonts w:ascii="Segoe UI" w:hAnsi="Segoe UI" w:eastAsia="" w:cs="Segoe UI" w:eastAsiaTheme="majorEastAsia"/>
-          <w:color w:val="1D2125"/>
-          <w:sz w:val="48"/>
-          <w:szCs w:val="48"/>
-          <w:lang w:eastAsia="pt-PT"/>
-        </w:rPr>
-      </w:pPr>
-      <w:r>
-        <w:rPr>
-          <w:rFonts w:eastAsia="" w:cs="Segoe UI" w:eastAsiaTheme="majorEastAsia" w:ascii="Segoe UI" w:hAnsi="Segoe UI"/>
-          <w:color w:val="1D2125"/>
-          <w:sz w:val="48"/>
-          <w:szCs w:val="48"/>
-          <w:lang w:eastAsia="pt-PT"/>
-        </w:rPr>
-      </w:r>
-    </w:p>
-    <w:p>
-      <w:pPr>
-        <w:pStyle w:val="Normal"/>
-        <w:rPr>
-          <w:rFonts w:ascii="Segoe UI" w:hAnsi="Segoe UI" w:eastAsia="" w:cs="Segoe UI" w:eastAsiaTheme="majorEastAsia"/>
-          <w:color w:val="1D2125"/>
-          <w:sz w:val="48"/>
-          <w:szCs w:val="48"/>
-          <w:lang w:eastAsia="pt-PT"/>
-        </w:rPr>
-      </w:pPr>
-      <w:r>
-        <w:rPr>
-          <w:rFonts w:eastAsia="" w:cs="Segoe UI" w:eastAsiaTheme="majorEastAsia" w:ascii="Segoe UI" w:hAnsi="Segoe UI"/>
-          <w:color w:val="1D2125"/>
-          <w:sz w:val="48"/>
-          <w:szCs w:val="48"/>
-          <w:lang w:eastAsia="pt-PT"/>
-        </w:rPr>
-      </w:r>
-    </w:p>
-    <w:p>
-      <w:pPr>
-        <w:pStyle w:val="Normal"/>
+      </w:pPr>
+    </w:p>
+    <w:p>
+      <w:pPr>
         <w:rPr>
           <w:b/>
           <w:bCs/>
         </w:rPr>
       </w:pPr>
-      <w:r>
-        <w:rPr>
-          <w:b/>
-          <w:bCs/>
-        </w:rPr>
-      </w:r>
-    </w:p>
-    <w:p>
-      <w:pPr>
-        <w:pStyle w:val="Heading1"/>
-        <w:spacing w:lineRule="auto" w:line="240" w:before="0" w:after="480"/>
-        <w:rPr>
-          <w:rFonts w:ascii="Arial Black" w:hAnsi="Arial Black" w:eastAsia="Times New Roman" w:cs="Times New Roman"/>
+    </w:p>
+    <w:p>
+      <w:pPr>
+        <w:pStyle w:val="Ttulo1"/>
+        <w:spacing w:before="0" w:after="480" w:line="240" w:lineRule="auto"/>
+        <w:rPr>
+          <w:rFonts w:ascii="Arial Black" w:eastAsia="Times New Roman" w:hAnsi="Arial Black" w:cs="Times New Roman"/>
           <w:b/>
           <w:bCs/>
           <w:caps/>
-          <w:color w:themeColor="text2" w:themeTint="99" w:val="2C7FCE"/>
+          <w:color w:val="2C7FCE" w:themeColor="text2" w:themeTint="99"/>
           <w:kern w:val="0"/>
           <w:sz w:val="36"/>
           <w:szCs w:val="28"/>
@@ -469,11 +328,11 @@
       </w:pPr>
       <w:r>
         <w:rPr>
-          <w:rFonts w:eastAsia="Times New Roman" w:cs="Times New Roman" w:ascii="Arial Black" w:hAnsi="Arial Black"/>
+          <w:rFonts w:ascii="Arial Black" w:eastAsia="Times New Roman" w:hAnsi="Arial Black" w:cs="Times New Roman"/>
           <w:b/>
           <w:bCs/>
           <w:caps/>
-          <w:color w:themeColor="text2" w:themeTint="99" w:val="2C7FCE"/>
+          <w:color w:val="2C7FCE" w:themeColor="text2" w:themeTint="99"/>
           <w:kern w:val="0"/>
           <w:sz w:val="36"/>
           <w:szCs w:val="28"/>
@@ -483,34 +342,128 @@
       </w:r>
     </w:p>
     <w:p>
-      <w:pPr>
-        <w:pStyle w:val="Normal"/>
-        <w:rPr/>
-      </w:pPr>
-      <w:r>
-        <w:rPr/>
+      <w:r>
         <w:t>No âmbito da preparação do E-Fólio B, foi revista a implementação desenvolvida no E-Fólio A, tendo em consideração os comentários de avaliação recebidos. O objetivo desta revisão foi melhorar a robustez da análise léxica e sintática da linguagem MOCP, corrigindo limitações identificadas e preparando uma base mais sólida para as fases seguintes: ações semânticas, geração de código intermédio e otimização.</w:t>
       </w:r>
     </w:p>
     <w:p>
-      <w:pPr>
-        <w:pStyle w:val="Normal"/>
-        <w:rPr/>
-      </w:pPr>
-      <w:r>
-        <w:rPr/>
-      </w:r>
-    </w:p>
-    <w:p>
-      <w:pPr>
-        <w:pStyle w:val="Heading1"/>
-        <w:spacing w:lineRule="auto" w:line="240" w:before="0" w:after="480"/>
-        <w:rPr>
-          <w:rFonts w:ascii="Arial Black" w:hAnsi="Arial Black" w:eastAsia="Times New Roman" w:cs="Times New Roman"/>
+      <w:r>
+        <w:t xml:space="preserve">O código selecionado para dar continuidade para as melhorias e consequentemente para o E-Fólio B foi </w:t>
+      </w:r>
+      <w:r>
+        <w:t xml:space="preserve">a versão realizada pelo grupo </w:t>
+      </w:r>
+      <w:proofErr w:type="spellStart"/>
+      <w:r>
+        <w:t>DualCore</w:t>
+      </w:r>
+      <w:proofErr w:type="spellEnd"/>
+      <w:r>
+        <w:t xml:space="preserve"> 1 e 2</w:t>
+      </w:r>
+      <w:r>
+        <w:t>, Maria e João</w:t>
+      </w:r>
+      <w:r>
+        <w:t xml:space="preserve">, pois após análise dos comentários e do código </w:t>
+      </w:r>
+      <w:r>
+        <w:t>tivemos as seguintes conclusões:</w:t>
+      </w:r>
+    </w:p>
+    <w:p>
+      <w:pPr>
+        <w:pStyle w:val="PargrafodaLista"/>
+        <w:numPr>
+          <w:ilvl w:val="0"/>
+          <w:numId w:val="4"/>
+        </w:numPr>
+      </w:pPr>
+      <w:r>
+        <w:t>A gramática e</w:t>
+      </w:r>
+      <w:r>
+        <w:t>sta mais alinhada com a definição da linguagem MOCP</w:t>
+      </w:r>
+    </w:p>
+    <w:p>
+      <w:pPr>
+        <w:pStyle w:val="PargrafodaLista"/>
+        <w:numPr>
+          <w:ilvl w:val="0"/>
+          <w:numId w:val="4"/>
+        </w:numPr>
+      </w:pPr>
+      <w:r>
+        <w:t xml:space="preserve">A AST estava </w:t>
+      </w:r>
+      <w:proofErr w:type="gramStart"/>
+      <w:r>
+        <w:t>melhor</w:t>
+      </w:r>
+      <w:proofErr w:type="gramEnd"/>
+      <w:r>
+        <w:t xml:space="preserve"> </w:t>
+      </w:r>
+      <w:r>
+        <w:t>preparada para a TAC</w:t>
+      </w:r>
+      <w:r>
+        <w:t>, pois a outra era mais simples com dicionários em JSON</w:t>
+      </w:r>
+    </w:p>
+    <w:p>
+      <w:pPr>
+        <w:pStyle w:val="PargrafodaLista"/>
+        <w:numPr>
+          <w:ilvl w:val="0"/>
+          <w:numId w:val="4"/>
+        </w:numPr>
+      </w:pPr>
+      <w:r>
+        <w:t>Já tinha análise semântica</w:t>
+      </w:r>
+      <w:r>
+        <w:t xml:space="preserve"> e relativamente a tipos, escopo, funções já </w:t>
+      </w:r>
+      <w:r>
+        <w:t>estavam a ser parcialmente tratados</w:t>
+      </w:r>
+    </w:p>
+    <w:p>
+      <w:pPr>
+        <w:pStyle w:val="PargrafodaLista"/>
+        <w:numPr>
+          <w:ilvl w:val="0"/>
+          <w:numId w:val="4"/>
+        </w:numPr>
+      </w:pPr>
+      <w:proofErr w:type="gramStart"/>
+      <w:r>
+        <w:t>Melhor</w:t>
+      </w:r>
+      <w:proofErr w:type="gramEnd"/>
+      <w:r>
+        <w:t xml:space="preserve"> preparad</w:t>
+      </w:r>
+      <w:r>
+        <w:t>o</w:t>
+      </w:r>
+      <w:r>
+        <w:t xml:space="preserve"> para gerar a TAC e Otimizações</w:t>
+      </w:r>
+    </w:p>
+    <w:p/>
+    <w:p>
+      <w:pPr>
+        <w:pStyle w:val="Ttulo1"/>
+        <w:spacing w:before="0" w:after="480" w:line="240" w:lineRule="auto"/>
+        <w:rPr>
+          <w:rFonts w:ascii="Arial Black" w:eastAsia="Times New Roman" w:hAnsi="Arial Black" w:cs="Times New Roman"/>
           <w:b/>
           <w:bCs/>
           <w:caps/>
-          <w:color w:themeColor="text2" w:themeTint="99" w:val="2C7FCE"/>
+          <w:color w:val="2C7FCE" w:themeColor="text2" w:themeTint="99"/>
           <w:kern w:val="0"/>
           <w:sz w:val="36"/>
           <w:szCs w:val="28"/>
@@ -519,11 +472,11 @@
       </w:pPr>
       <w:r>
         <w:rPr>
-          <w:rFonts w:eastAsia="Times New Roman" w:cs="Times New Roman" w:ascii="Arial Black" w:hAnsi="Arial Black"/>
+          <w:rFonts w:ascii="Arial Black" w:eastAsia="Times New Roman" w:hAnsi="Arial Black" w:cs="Times New Roman"/>
           <w:b/>
           <w:bCs/>
           <w:caps/>
-          <w:color w:themeColor="text2" w:themeTint="99" w:val="2C7FCE"/>
+          <w:color w:val="2C7FCE" w:themeColor="text2" w:themeTint="99"/>
           <w:kern w:val="0"/>
           <w:sz w:val="36"/>
           <w:szCs w:val="28"/>
@@ -533,118 +486,150 @@
       </w:r>
     </w:p>
     <w:p>
-      <w:pPr>
-        <w:pStyle w:val="Normal"/>
-        <w:rPr/>
-      </w:pPr>
-      <w:r>
-        <w:rPr/>
-        <w:t>A primeira melhoria consistiu na introdução de uma regra “apanha-tudo” no lexer:</w:t>
-      </w:r>
-    </w:p>
-    <w:p>
-      <w:pPr>
-        <w:pStyle w:val="Normal"/>
-        <w:rPr/>
-      </w:pPr>
-      <w:r>
-        <w:rPr/>
-        <w:t>ERROR_CHAR : . ;</w:t>
-      </w:r>
-    </w:p>
-    <w:p>
-      <w:pPr>
-        <w:pStyle w:val="Normal"/>
-        <w:rPr/>
-      </w:pPr>
-      <w:r>
-        <w:rPr/>
+      <w:r>
+        <w:t xml:space="preserve">A primeira melhoria consistiu na introdução de uma regra “apanha-tudo” no </w:t>
+      </w:r>
+      <w:proofErr w:type="spellStart"/>
+      <w:r>
+        <w:t>lexer</w:t>
+      </w:r>
+      <w:proofErr w:type="spellEnd"/>
+      <w:r>
+        <w:t>:</w:t>
+      </w:r>
+    </w:p>
+    <w:p>
+      <w:r>
+        <w:t>ERROR_</w:t>
+      </w:r>
+      <w:proofErr w:type="gramStart"/>
+      <w:r>
+        <w:t>CHAR :</w:t>
+      </w:r>
+      <w:proofErr w:type="gramEnd"/>
+      <w:r>
+        <w:t xml:space="preserve"> </w:t>
+      </w:r>
+      <w:proofErr w:type="gramStart"/>
+      <w:r>
+        <w:t>. ;</w:t>
+      </w:r>
+      <w:proofErr w:type="gramEnd"/>
+    </w:p>
+    <w:p>
+      <w:r>
         <w:t>Esta regra permite capturar explicitamente caracteres inválidos ou inesperados que não correspondam a nenhuma regra lexical da linguagem. Com esta alteração, símbolos como @ passam a gerar mensagens controladas, por exemplo:</w:t>
       </w:r>
     </w:p>
     <w:p>
-      <w:pPr>
-        <w:pStyle w:val="Normal"/>
-        <w:rPr/>
-      </w:pPr>
-      <w:r>
-        <w:rPr/>
+      <w:r>
         <w:t>[LÉXICO] linha 29, coluna 16: carácter inesperado '@'.</w:t>
       </w:r>
     </w:p>
     <w:p>
-      <w:pPr>
-        <w:pStyle w:val="Normal"/>
-        <w:rPr/>
-      </w:pPr>
-      <w:r>
-        <w:rPr/>
+      <w:r>
         <w:t>Foi também acrescentada a regra:</w:t>
       </w:r>
     </w:p>
     <w:p>
       <w:pPr>
-        <w:pStyle w:val="Normal"/>
-        <w:rPr/>
-      </w:pPr>
-      <w:r>
-        <w:rPr/>
+        <w:rPr>
+          <w:lang w:val="en-GB"/>
+        </w:rPr>
+      </w:pPr>
+      <w:r>
+        <w:rPr>
+          <w:lang w:val="en-GB"/>
+        </w:rPr>
         <w:t>UNCLOSED_STRING</w:t>
+      </w:r>
+      <w:r>
+        <w:rPr>
+          <w:lang w:val="en-GB"/>
+        </w:rPr>
         <w:br/>
-        <w:t xml:space="preserve">    : '"' (ESC_SEQ | ~["\\\r\n])*</w:t>
+        <w:t xml:space="preserve">  </w:t>
+      </w:r>
+      <w:proofErr w:type="gramStart"/>
+      <w:r>
+        <w:rPr>
+          <w:lang w:val="en-GB"/>
+        </w:rPr>
+        <w:t xml:space="preserve">  :</w:t>
+      </w:r>
+      <w:proofErr w:type="gramEnd"/>
+      <w:r>
+        <w:rPr>
+          <w:lang w:val="en-GB"/>
+        </w:rPr>
+        <w:t xml:space="preserve"> '"' (ESC_SEQ | ~["\\\r\n</w:t>
+      </w:r>
+      <w:proofErr w:type="gramStart"/>
+      <w:r>
+        <w:rPr>
+          <w:lang w:val="en-GB"/>
+        </w:rPr>
+        <w:t>])*</w:t>
+      </w:r>
+      <w:proofErr w:type="gramEnd"/>
+      <w:r>
+        <w:rPr>
+          <w:lang w:val="en-GB"/>
+        </w:rPr>
         <w:br/>
-        <w:t xml:space="preserve">    ;</w:t>
-      </w:r>
-    </w:p>
-    <w:p>
-      <w:pPr>
-        <w:pStyle w:val="Normal"/>
-        <w:rPr/>
-      </w:pPr>
-      <w:r>
-        <w:rPr/>
-        <w:t>Esta regra permite detetar strings não terminadas, evitando mensagens genéricas do ANTLR e produzindo uma mensagem mais clara:</w:t>
-      </w:r>
-    </w:p>
-    <w:p>
-      <w:pPr>
-        <w:pStyle w:val="Normal"/>
-        <w:rPr/>
-      </w:pPr>
-      <w:r>
-        <w:rPr/>
-        <w:t>[LÉXICO] linha 36, coluna 14: string não terminada.</w:t>
-      </w:r>
-    </w:p>
-    <w:p>
-      <w:pPr>
-        <w:pStyle w:val="Normal"/>
-        <w:rPr/>
-      </w:pPr>
-      <w:r>
-        <w:rPr/>
+        <w:t xml:space="preserve">  </w:t>
+      </w:r>
+      <w:proofErr w:type="gramStart"/>
+      <w:r>
+        <w:rPr>
+          <w:lang w:val="en-GB"/>
+        </w:rPr>
+        <w:t xml:space="preserve">  ;</w:t>
+      </w:r>
+      <w:proofErr w:type="gramEnd"/>
+    </w:p>
+    <w:p>
+      <w:r>
+        <w:t xml:space="preserve">Esta regra permite detetar </w:t>
+      </w:r>
+      <w:proofErr w:type="spellStart"/>
+      <w:r>
+        <w:t>strings</w:t>
+      </w:r>
+      <w:proofErr w:type="spellEnd"/>
+      <w:r>
+        <w:t xml:space="preserve"> não terminadas, evitando mensagens genéricas do ANTLR e produzindo uma mensagem mais clara:</w:t>
+      </w:r>
+    </w:p>
+    <w:p>
+      <w:r>
+        <w:t xml:space="preserve">[LÉXICO] linha 36, coluna 14: </w:t>
+      </w:r>
+      <w:proofErr w:type="spellStart"/>
+      <w:r>
+        <w:t>string</w:t>
+      </w:r>
+      <w:proofErr w:type="spellEnd"/>
+      <w:r>
+        <w:t xml:space="preserve"> não terminada.</w:t>
+      </w:r>
+    </w:p>
+    <w:p>
+      <w:r>
         <w:t>Estas alterações tornam o feedback do compilador mais útil para depuração e validação.</w:t>
       </w:r>
     </w:p>
-    <w:p>
-      <w:pPr>
-        <w:pStyle w:val="Normal"/>
-        <w:rPr/>
-      </w:pPr>
-      <w:r>
-        <w:rPr/>
-      </w:r>
-    </w:p>
-    <w:p>
-      <w:pPr>
-        <w:pStyle w:val="Heading1"/>
-        <w:spacing w:lineRule="auto" w:line="240" w:before="0" w:after="480"/>
-        <w:rPr>
-          <w:rFonts w:ascii="Arial Black" w:hAnsi="Arial Black" w:eastAsia="Times New Roman" w:cs="Times New Roman"/>
+    <w:p/>
+    <w:p>
+      <w:pPr>
+        <w:pStyle w:val="Ttulo1"/>
+        <w:spacing w:before="0" w:after="480" w:line="240" w:lineRule="auto"/>
+        <w:rPr>
+          <w:rFonts w:ascii="Arial Black" w:eastAsia="Times New Roman" w:hAnsi="Arial Black" w:cs="Times New Roman"/>
           <w:b/>
           <w:bCs/>
           <w:caps/>
-          <w:color w:themeColor="text2" w:themeTint="99" w:val="2C7FCE"/>
+          <w:color w:val="2C7FCE" w:themeColor="text2" w:themeTint="99"/>
           <w:kern w:val="0"/>
           <w:sz w:val="36"/>
           <w:szCs w:val="28"/>
@@ -653,11 +638,11 @@
       </w:pPr>
       <w:r>
         <w:rPr>
-          <w:rFonts w:eastAsia="Times New Roman" w:cs="Times New Roman" w:ascii="Arial Black" w:hAnsi="Arial Black"/>
+          <w:rFonts w:ascii="Arial Black" w:eastAsia="Times New Roman" w:hAnsi="Arial Black" w:cs="Times New Roman"/>
           <w:b/>
           <w:bCs/>
           <w:caps/>
-          <w:color w:themeColor="text2" w:themeTint="99" w:val="2C7FCE"/>
+          <w:color w:val="2C7FCE" w:themeColor="text2" w:themeTint="99"/>
           <w:kern w:val="0"/>
           <w:sz w:val="36"/>
           <w:szCs w:val="28"/>
@@ -667,114 +652,153 @@
       </w:r>
     </w:p>
     <w:p>
-      <w:pPr>
-        <w:pStyle w:val="Normal"/>
-        <w:rPr/>
-      </w:pPr>
-      <w:r>
-        <w:rPr/>
+      <w:r>
         <w:t>A regra inicial dos literais reais aceitava apenas valores no formato estrito:</w:t>
       </w:r>
     </w:p>
     <w:p>
-      <w:pPr>
-        <w:pStyle w:val="Normal"/>
-        <w:rPr/>
-      </w:pPr>
-      <w:r>
-        <w:rPr/>
-        <w:t>[0-9]+ '.' [0-9]+</w:t>
-      </w:r>
-    </w:p>
-    <w:p>
-      <w:pPr>
-        <w:pStyle w:val="Normal"/>
-        <w:rPr/>
-      </w:pPr>
-      <w:r>
-        <w:rPr/>
+      <w:r>
+        <w:t>[0-</w:t>
+      </w:r>
+      <w:proofErr w:type="gramStart"/>
+      <w:r>
+        <w:t>9]+</w:t>
+      </w:r>
+      <w:proofErr w:type="gramEnd"/>
+      <w:r>
+        <w:t xml:space="preserve"> '.' [0-</w:t>
+      </w:r>
+      <w:proofErr w:type="gramStart"/>
+      <w:r>
+        <w:t>9]+</w:t>
+      </w:r>
+      <w:proofErr w:type="gramEnd"/>
+    </w:p>
+    <w:p>
+      <w:r>
         <w:t>Assim, valores como 3. e .5 não eram reconhecidos como literais reais. Para tornar a gramática mais abrangente, a regra foi alterada para:</w:t>
       </w:r>
     </w:p>
     <w:p>
-      <w:pPr>
-        <w:pStyle w:val="Normal"/>
-        <w:rPr/>
-      </w:pPr>
-      <w:r>
-        <w:rPr/>
-        <w:t>fragment DIGITS : [0-9]+ ;</w:t>
+      <w:proofErr w:type="spellStart"/>
+      <w:r>
+        <w:t>fragment</w:t>
+      </w:r>
+      <w:proofErr w:type="spellEnd"/>
+      <w:r>
+        <w:t xml:space="preserve"> </w:t>
+      </w:r>
+      <w:proofErr w:type="gramStart"/>
+      <w:r>
+        <w:t>DIGITS :</w:t>
+      </w:r>
+      <w:proofErr w:type="gramEnd"/>
+      <w:r>
+        <w:t xml:space="preserve"> [0-</w:t>
+      </w:r>
+      <w:proofErr w:type="gramStart"/>
+      <w:r>
+        <w:t>9]+</w:t>
+      </w:r>
+      <w:proofErr w:type="gramEnd"/>
+      <w:r>
+        <w:t xml:space="preserve"> ;</w:t>
+      </w:r>
+      <w:r>
         <w:br/>
+      </w:r>
+      <w:r>
         <w:br/>
         <w:t>REAL_LITERAL</w:t>
+      </w:r>
+      <w:r>
         <w:br/>
-        <w:t xml:space="preserve">    : DIGITS '.' DIGITS?</w:t>
+        <w:t xml:space="preserve">  </w:t>
+      </w:r>
+      <w:proofErr w:type="gramStart"/>
+      <w:r>
+        <w:t xml:space="preserve">  :</w:t>
+      </w:r>
+      <w:proofErr w:type="gramEnd"/>
+      <w:r>
+        <w:t xml:space="preserve"> DIGITS '.' DIGITS?</w:t>
+      </w:r>
+      <w:r>
         <w:br/>
         <w:t xml:space="preserve">    | '.' DIGITS</w:t>
+      </w:r>
+      <w:r>
         <w:br/>
-        <w:t xml:space="preserve">    ;</w:t>
+        <w:t xml:space="preserve">  </w:t>
+      </w:r>
+      <w:proofErr w:type="gramStart"/>
+      <w:r>
+        <w:t xml:space="preserve">  ;</w:t>
+      </w:r>
+      <w:proofErr w:type="gramEnd"/>
+      <w:r>
         <w:br/>
+      </w:r>
+      <w:r>
         <w:br/>
         <w:t>INT_LITERAL</w:t>
+      </w:r>
+      <w:r>
         <w:br/>
-        <w:t xml:space="preserve">    : DIGITS</w:t>
+        <w:t xml:space="preserve">  </w:t>
+      </w:r>
+      <w:proofErr w:type="gramStart"/>
+      <w:r>
+        <w:t xml:space="preserve">  :</w:t>
+      </w:r>
+      <w:proofErr w:type="gramEnd"/>
+      <w:r>
+        <w:t xml:space="preserve"> DIGITS</w:t>
+      </w:r>
+      <w:r>
         <w:br/>
-        <w:t xml:space="preserve">    ;</w:t>
-      </w:r>
-    </w:p>
-    <w:p>
-      <w:pPr>
-        <w:pStyle w:val="Normal"/>
-        <w:rPr/>
-      </w:pPr>
-      <w:r>
-        <w:rPr/>
+        <w:t xml:space="preserve">  </w:t>
+      </w:r>
+      <w:proofErr w:type="gramStart"/>
+      <w:r>
+        <w:t xml:space="preserve">  ;</w:t>
+      </w:r>
+      <w:proofErr w:type="gramEnd"/>
+    </w:p>
+    <w:p>
+      <w:r>
         <w:t>Com esta alteração, a linguagem passa a aceitar corretamente os formatos:</w:t>
       </w:r>
     </w:p>
     <w:p>
-      <w:pPr>
-        <w:pStyle w:val="Normal"/>
-        <w:rPr/>
-      </w:pPr>
-      <w:r>
-        <w:rPr/>
+      <w:r>
         <w:t>3.14</w:t>
+      </w:r>
+      <w:r>
         <w:br/>
         <w:t>3.</w:t>
+      </w:r>
+      <w:r>
         <w:br/>
         <w:t>.5</w:t>
       </w:r>
     </w:p>
     <w:p>
-      <w:pPr>
-        <w:pStyle w:val="Normal"/>
-        <w:rPr/>
-      </w:pPr>
-      <w:r>
-        <w:rPr/>
+      <w:r>
         <w:t>Esta decisão aumenta a compatibilidade com formas comuns de escrita de literais reais em linguagens de estilo C.</w:t>
       </w:r>
     </w:p>
-    <w:p>
-      <w:pPr>
-        <w:pStyle w:val="Normal"/>
-        <w:rPr/>
-      </w:pPr>
-      <w:r>
-        <w:rPr/>
-      </w:r>
-    </w:p>
-    <w:p>
-      <w:pPr>
-        <w:pStyle w:val="Heading1"/>
-        <w:spacing w:lineRule="auto" w:line="240" w:before="0" w:after="480"/>
-        <w:rPr>
-          <w:rFonts w:ascii="Arial Black" w:hAnsi="Arial Black" w:eastAsia="Times New Roman" w:cs="Times New Roman"/>
+    <w:p/>
+    <w:p>
+      <w:pPr>
+        <w:pStyle w:val="Ttulo1"/>
+        <w:spacing w:before="0" w:after="480" w:line="240" w:lineRule="auto"/>
+        <w:rPr>
+          <w:rFonts w:ascii="Arial Black" w:eastAsia="Times New Roman" w:hAnsi="Arial Black" w:cs="Times New Roman"/>
           <w:b/>
           <w:bCs/>
           <w:caps/>
-          <w:color w:themeColor="text2" w:themeTint="99" w:val="2C7FCE"/>
+          <w:color w:val="2C7FCE" w:themeColor="text2" w:themeTint="99"/>
           <w:kern w:val="0"/>
           <w:sz w:val="36"/>
           <w:szCs w:val="28"/>
@@ -783,11 +807,11 @@
       </w:pPr>
       <w:r>
         <w:rPr>
-          <w:rFonts w:eastAsia="Times New Roman" w:cs="Times New Roman" w:ascii="Arial Black" w:hAnsi="Arial Black"/>
+          <w:rFonts w:ascii="Arial Black" w:eastAsia="Times New Roman" w:hAnsi="Arial Black" w:cs="Times New Roman"/>
           <w:b/>
           <w:bCs/>
           <w:caps/>
-          <w:color w:themeColor="text2" w:themeTint="99" w:val="2C7FCE"/>
+          <w:color w:val="2C7FCE" w:themeColor="text2" w:themeTint="99"/>
           <w:kern w:val="0"/>
           <w:sz w:val="36"/>
           <w:szCs w:val="28"/>
@@ -797,111 +821,162 @@
       </w:r>
     </w:p>
     <w:p>
-      <w:pPr>
-        <w:pStyle w:val="Normal"/>
-        <w:rPr/>
-      </w:pPr>
-      <w:r>
-        <w:rPr/>
+      <w:r>
         <w:t>A regra de topo do programa foi alterada de:</w:t>
       </w:r>
     </w:p>
     <w:p>
-      <w:pPr>
-        <w:pStyle w:val="Normal"/>
-        <w:rPr/>
-      </w:pPr>
-      <w:r>
-        <w:rPr/>
+      <w:proofErr w:type="spellStart"/>
+      <w:r>
         <w:t>program</w:t>
+      </w:r>
+      <w:proofErr w:type="spellEnd"/>
+      <w:r>
         <w:br/>
-        <w:t xml:space="preserve">    : prototype* globalDecl* functionDef+ EOF</w:t>
+        <w:t xml:space="preserve">  </w:t>
+      </w:r>
+      <w:proofErr w:type="gramStart"/>
+      <w:r>
+        <w:t xml:space="preserve">  :</w:t>
+      </w:r>
+      <w:proofErr w:type="gramEnd"/>
+      <w:r>
+        <w:t xml:space="preserve"> </w:t>
+      </w:r>
+      <w:proofErr w:type="spellStart"/>
+      <w:r>
+        <w:t>prototype</w:t>
+      </w:r>
+      <w:proofErr w:type="spellEnd"/>
+      <w:r>
+        <w:t xml:space="preserve">* </w:t>
+      </w:r>
+      <w:proofErr w:type="spellStart"/>
+      <w:r>
+        <w:t>globalDecl</w:t>
+      </w:r>
+      <w:proofErr w:type="spellEnd"/>
+      <w:r>
+        <w:t xml:space="preserve">* </w:t>
+      </w:r>
+      <w:proofErr w:type="spellStart"/>
+      <w:r>
+        <w:t>functionDef</w:t>
+      </w:r>
+      <w:proofErr w:type="spellEnd"/>
+      <w:r>
+        <w:t>+ EOF</w:t>
+      </w:r>
+      <w:r>
         <w:br/>
-        <w:t xml:space="preserve">    ;</w:t>
-      </w:r>
-    </w:p>
-    <w:p>
-      <w:pPr>
-        <w:pStyle w:val="Normal"/>
-        <w:rPr/>
-      </w:pPr>
-      <w:r>
-        <w:rPr/>
+        <w:t xml:space="preserve">  </w:t>
+      </w:r>
+      <w:proofErr w:type="gramStart"/>
+      <w:r>
+        <w:t xml:space="preserve">  ;</w:t>
+      </w:r>
+      <w:proofErr w:type="gramEnd"/>
+    </w:p>
+    <w:p>
+      <w:r>
         <w:t>para:</w:t>
       </w:r>
     </w:p>
     <w:p>
-      <w:pPr>
-        <w:pStyle w:val="Normal"/>
-        <w:rPr/>
-      </w:pPr>
-      <w:r>
-        <w:rPr/>
+      <w:proofErr w:type="spellStart"/>
+      <w:r>
         <w:t>program</w:t>
+      </w:r>
+      <w:proofErr w:type="spellEnd"/>
+      <w:r>
         <w:br/>
-        <w:t xml:space="preserve">    : prototype* globalDecl* functionDef* EOF</w:t>
+        <w:t xml:space="preserve">  </w:t>
+      </w:r>
+      <w:proofErr w:type="gramStart"/>
+      <w:r>
+        <w:t xml:space="preserve">  :</w:t>
+      </w:r>
+      <w:proofErr w:type="gramEnd"/>
+      <w:r>
+        <w:t xml:space="preserve"> </w:t>
+      </w:r>
+      <w:proofErr w:type="spellStart"/>
+      <w:r>
+        <w:t>prototype</w:t>
+      </w:r>
+      <w:proofErr w:type="spellEnd"/>
+      <w:r>
+        <w:t xml:space="preserve">* </w:t>
+      </w:r>
+      <w:proofErr w:type="spellStart"/>
+      <w:r>
+        <w:t>globalDecl</w:t>
+      </w:r>
+      <w:proofErr w:type="spellEnd"/>
+      <w:r>
+        <w:t xml:space="preserve">* </w:t>
+      </w:r>
+      <w:proofErr w:type="spellStart"/>
+      <w:r>
+        <w:t>functionDef</w:t>
+      </w:r>
+      <w:proofErr w:type="spellEnd"/>
+      <w:r>
+        <w:t>* EOF</w:t>
+      </w:r>
+      <w:r>
         <w:br/>
-        <w:t xml:space="preserve">    ;</w:t>
-      </w:r>
-    </w:p>
-    <w:p>
-      <w:pPr>
-        <w:pStyle w:val="Normal"/>
-        <w:rPr/>
-      </w:pPr>
-      <w:r>
-        <w:rPr/>
+        <w:t xml:space="preserve">  </w:t>
+      </w:r>
+      <w:proofErr w:type="gramStart"/>
+      <w:r>
+        <w:t xml:space="preserve">  ;</w:t>
+      </w:r>
+      <w:proofErr w:type="gramEnd"/>
+    </w:p>
+    <w:p>
+      <w:r>
+        <w:lastRenderedPageBreak/>
         <w:t>Esta modificação torna a gramática sintática mais flexível, permitindo testar ficheiros que contenham apenas protótipos ou declarações globais. A exigência de uma função principal continua a ser validada posteriormente na fase semântica.</w:t>
       </w:r>
     </w:p>
     <w:p>
-      <w:pPr>
-        <w:pStyle w:val="Normal"/>
-        <w:rPr/>
-      </w:pPr>
-      <w:r>
-        <w:rPr/>
+      <w:r>
         <w:t>Deste modo, separa-se melhor:</w:t>
       </w:r>
     </w:p>
     <w:p>
       <w:pPr>
-        <w:pStyle w:val="Normal"/>
         <w:numPr>
           <w:ilvl w:val="0"/>
           <w:numId w:val="1"/>
         </w:numPr>
-        <w:rPr/>
-      </w:pPr>
-      <w:r>
-        <w:rPr/>
+      </w:pPr>
+      <w:r>
         <w:t xml:space="preserve">a análise sintática, responsável por reconhecer estruturas gramaticais válidas; </w:t>
       </w:r>
     </w:p>
     <w:p>
       <w:pPr>
-        <w:pStyle w:val="Normal"/>
         <w:numPr>
           <w:ilvl w:val="0"/>
           <w:numId w:val="1"/>
         </w:numPr>
-        <w:rPr/>
-      </w:pPr>
-      <w:r>
-        <w:rPr/>
+      </w:pPr>
+      <w:r>
         <w:t xml:space="preserve">a análise semântica, responsável por validar regras de programa completo e executável. </w:t>
       </w:r>
     </w:p>
     <w:p>
       <w:pPr>
-        <w:pStyle w:val="Heading1"/>
-        <w:spacing w:lineRule="auto" w:line="240" w:before="0" w:after="480"/>
-        <w:rPr>
-          <w:rFonts w:ascii="Arial Black" w:hAnsi="Arial Black" w:eastAsia="Times New Roman" w:cs="Times New Roman"/>
+        <w:pStyle w:val="Ttulo1"/>
+        <w:spacing w:before="0" w:after="480" w:line="240" w:lineRule="auto"/>
+        <w:rPr>
+          <w:rFonts w:ascii="Arial Black" w:eastAsia="Times New Roman" w:hAnsi="Arial Black" w:cs="Times New Roman"/>
           <w:b/>
           <w:bCs/>
           <w:caps/>
-          <w:color w:themeColor="text2" w:themeTint="99" w:val="2C7FCE"/>
+          <w:color w:val="2C7FCE" w:themeColor="text2" w:themeTint="99"/>
           <w:kern w:val="0"/>
           <w:sz w:val="36"/>
           <w:szCs w:val="28"/>
@@ -910,11 +985,11 @@
       </w:pPr>
       <w:r>
         <w:rPr>
-          <w:rFonts w:eastAsia="Times New Roman" w:cs="Times New Roman" w:ascii="Arial Black" w:hAnsi="Arial Black"/>
+          <w:rFonts w:ascii="Arial Black" w:eastAsia="Times New Roman" w:hAnsi="Arial Black" w:cs="Times New Roman"/>
           <w:b/>
           <w:bCs/>
           <w:caps/>
-          <w:color w:themeColor="text2" w:themeTint="99" w:val="2C7FCE"/>
+          <w:color w:val="2C7FCE" w:themeColor="text2" w:themeTint="99"/>
           <w:kern w:val="0"/>
           <w:sz w:val="36"/>
           <w:szCs w:val="28"/>
@@ -924,44 +999,74 @@
       </w:r>
     </w:p>
     <w:p>
-      <w:pPr>
-        <w:pStyle w:val="Normal"/>
-        <w:rPr/>
-      </w:pPr>
-      <w:r>
-        <w:rPr/>
-        <w:t>O ficheiro error_handler.py foi atualizado para tratar os novos tokens ERROR_CHAR e UNCLOSED_STRING. Assim, o programa passou a gerar mensagens controladas para caracteres inesperados e strings abertas.</w:t>
-      </w:r>
-    </w:p>
-    <w:p>
-      <w:pPr>
-        <w:pStyle w:val="Normal"/>
-        <w:rPr/>
-      </w:pPr>
-      <w:r>
-        <w:rPr/>
-        <w:t>Também foi mantida a deteção de palavras-chave da linguagem C original e operadores não suportados em MOCP, como int, if, while, return, ++, -- e +=.</w:t>
-      </w:r>
-    </w:p>
-    <w:p>
-      <w:pPr>
-        <w:pStyle w:val="Normal"/>
-        <w:rPr/>
-      </w:pPr>
-      <w:r>
-        <w:rPr/>
-      </w:r>
-    </w:p>
-    <w:p>
-      <w:pPr>
-        <w:pStyle w:val="Heading1"/>
-        <w:spacing w:lineRule="auto" w:line="240" w:before="0" w:after="480"/>
-        <w:rPr>
-          <w:rFonts w:ascii="Arial Black" w:hAnsi="Arial Black" w:eastAsia="Times New Roman" w:cs="Times New Roman"/>
+      <w:r>
+        <w:t xml:space="preserve">O ficheiro error_handler.py foi atualizado para tratar os novos </w:t>
+      </w:r>
+      <w:proofErr w:type="spellStart"/>
+      <w:r>
+        <w:t>tokens</w:t>
+      </w:r>
+      <w:proofErr w:type="spellEnd"/>
+      <w:r>
+        <w:t xml:space="preserve"> ERROR_CHAR e UNCLOSED_STRING. Assim, o programa passou a gerar mensagens controladas para caracteres inesperados e </w:t>
+      </w:r>
+      <w:proofErr w:type="spellStart"/>
+      <w:r>
+        <w:t>strings</w:t>
+      </w:r>
+      <w:proofErr w:type="spellEnd"/>
+      <w:r>
+        <w:t xml:space="preserve"> abertas.</w:t>
+      </w:r>
+    </w:p>
+    <w:p>
+      <w:r>
+        <w:t xml:space="preserve">Também foi mantida a deteção de palavras-chave da linguagem C original e operadores não suportados em MOCP, como </w:t>
+      </w:r>
+      <w:proofErr w:type="spellStart"/>
+      <w:r>
+        <w:t>int</w:t>
+      </w:r>
+      <w:proofErr w:type="spellEnd"/>
+      <w:r>
+        <w:t xml:space="preserve">, </w:t>
+      </w:r>
+      <w:proofErr w:type="spellStart"/>
+      <w:r>
+        <w:t>if</w:t>
+      </w:r>
+      <w:proofErr w:type="spellEnd"/>
+      <w:r>
+        <w:t xml:space="preserve">, </w:t>
+      </w:r>
+      <w:proofErr w:type="spellStart"/>
+      <w:r>
+        <w:t>while</w:t>
+      </w:r>
+      <w:proofErr w:type="spellEnd"/>
+      <w:r>
+        <w:t xml:space="preserve">, </w:t>
+      </w:r>
+      <w:proofErr w:type="spellStart"/>
+      <w:r>
+        <w:t>return</w:t>
+      </w:r>
+      <w:proofErr w:type="spellEnd"/>
+      <w:r>
+        <w:t>, ++, -- e +=.</w:t>
+      </w:r>
+    </w:p>
+    <w:p/>
+    <w:p>
+      <w:pPr>
+        <w:pStyle w:val="Ttulo1"/>
+        <w:spacing w:before="0" w:after="480" w:line="240" w:lineRule="auto"/>
+        <w:rPr>
+          <w:rFonts w:ascii="Arial Black" w:eastAsia="Times New Roman" w:hAnsi="Arial Black" w:cs="Times New Roman"/>
           <w:b/>
           <w:bCs/>
           <w:caps/>
-          <w:color w:themeColor="text2" w:themeTint="99" w:val="2C7FCE"/>
+          <w:color w:val="2C7FCE" w:themeColor="text2" w:themeTint="99"/>
           <w:kern w:val="0"/>
           <w:sz w:val="36"/>
           <w:szCs w:val="28"/>
@@ -970,11 +1075,11 @@
       </w:pPr>
       <w:r>
         <w:rPr>
-          <w:rFonts w:eastAsia="Times New Roman" w:cs="Times New Roman" w:ascii="Arial Black" w:hAnsi="Arial Black"/>
+          <w:rFonts w:ascii="Arial Black" w:eastAsia="Times New Roman" w:hAnsi="Arial Black" w:cs="Times New Roman"/>
           <w:b/>
           <w:bCs/>
           <w:caps/>
-          <w:color w:themeColor="text2" w:themeTint="99" w:val="2C7FCE"/>
+          <w:color w:val="2C7FCE" w:themeColor="text2" w:themeTint="99"/>
           <w:kern w:val="0"/>
           <w:sz w:val="36"/>
           <w:szCs w:val="28"/>
@@ -984,95 +1089,82 @@
       </w:r>
     </w:p>
     <w:p>
-      <w:pPr>
-        <w:pStyle w:val="Normal"/>
-        <w:rPr/>
-      </w:pPr>
-      <w:r>
-        <w:rPr/>
+      <w:r>
         <w:t>Foi criado o ficheiro de teste:</w:t>
       </w:r>
     </w:p>
     <w:p>
-      <w:pPr>
-        <w:pStyle w:val="Normal"/>
-        <w:rPr/>
-      </w:pPr>
-      <w:r>
-        <w:rPr/>
+      <w:proofErr w:type="spellStart"/>
+      <w:r>
         <w:t>melhorias_efolioA.mocp</w:t>
       </w:r>
-    </w:p>
-    <w:p>
-      <w:pPr>
-        <w:pStyle w:val="Normal"/>
-        <w:rPr/>
-      </w:pPr>
-      <w:r>
-        <w:rPr/>
+      <w:proofErr w:type="spellEnd"/>
+    </w:p>
+    <w:p>
+      <w:r>
         <w:t>Este ficheiro valida simultaneamente:</w:t>
       </w:r>
     </w:p>
     <w:p>
       <w:pPr>
-        <w:pStyle w:val="Normal"/>
         <w:numPr>
           <w:ilvl w:val="0"/>
           <w:numId w:val="2"/>
         </w:numPr>
-        <w:rPr/>
-      </w:pPr>
-      <w:r>
-        <w:rPr/>
+      </w:pPr>
+      <w:r>
         <w:t xml:space="preserve">aceitação dos novos formatos de literais reais; </w:t>
       </w:r>
     </w:p>
     <w:p>
       <w:pPr>
-        <w:pStyle w:val="Normal"/>
         <w:numPr>
           <w:ilvl w:val="0"/>
           <w:numId w:val="2"/>
         </w:numPr>
-        <w:rPr/>
-      </w:pPr>
-      <w:r>
-        <w:rPr/>
+      </w:pPr>
+      <w:r>
         <w:t xml:space="preserve">deteção de caracteres inválidos; </w:t>
       </w:r>
     </w:p>
     <w:p>
       <w:pPr>
-        <w:pStyle w:val="Normal"/>
         <w:numPr>
           <w:ilvl w:val="0"/>
           <w:numId w:val="2"/>
         </w:numPr>
-        <w:rPr/>
-      </w:pPr>
-      <w:r>
-        <w:rPr/>
-        <w:t xml:space="preserve">deteção de strings não terminadas. </w:t>
-      </w:r>
-    </w:p>
-    <w:p>
-      <w:pPr>
-        <w:pStyle w:val="Normal"/>
-        <w:ind w:hanging="708" w:left="708"/>
-        <w:rPr/>
-      </w:pPr>
-      <w:r>
-        <w:rPr/>
+      </w:pPr>
+      <w:r>
+        <w:t xml:space="preserve">deteção de </w:t>
+      </w:r>
+      <w:proofErr w:type="spellStart"/>
+      <w:r>
+        <w:t>strings</w:t>
+      </w:r>
+      <w:proofErr w:type="spellEnd"/>
+      <w:r>
+        <w:t xml:space="preserve"> não terminadas. </w:t>
+      </w:r>
+    </w:p>
+    <w:p>
+      <w:pPr>
+        <w:ind w:left="708" w:hanging="708"/>
+      </w:pPr>
+      <w:r>
         <w:t>O teste produziu o seguinte output:</w:t>
+      </w:r>
+      <w:r>
         <w:br/>
       </w:r>
       <w:r>
-        <w:rPr/>
+        <w:rPr>
+          <w:noProof/>
+        </w:rPr>
         <w:drawing>
-          <wp:inline distT="0" distB="0" distL="0" distR="0">
+          <wp:inline distT="0" distB="0" distL="0" distR="0" wp14:anchorId="68A31EAC" wp14:editId="68A31EAD">
             <wp:extent cx="3978275" cy="495300"/>
             <wp:effectExtent l="0" t="0" r="0" b="0"/>
-            <wp:docPr id="2" name="Image2" descr=""/>
+            <wp:docPr id="2" name="Image2"/>
             <wp:cNvGraphicFramePr>
               <a:graphicFrameLocks xmlns:a="http://schemas.openxmlformats.org/drawingml/2006/main" noChangeAspect="1"/>
             </wp:cNvGraphicFramePr>
@@ -1080,13 +1172,13 @@
               <a:graphicData uri="http://schemas.openxmlformats.org/drawingml/2006/picture">
                 <pic:pic xmlns:pic="http://schemas.openxmlformats.org/drawingml/2006/picture">
                   <pic:nvPicPr>
-                    <pic:cNvPr id="2" name="Image2" descr=""/>
+                    <pic:cNvPr id="2" name="Image2"/>
                     <pic:cNvPicPr>
                       <a:picLocks noChangeAspect="1" noChangeArrowheads="1"/>
                     </pic:cNvPicPr>
                   </pic:nvPicPr>
                   <pic:blipFill>
-                    <a:blip r:embed="rId3"/>
+                    <a:blip r:embed="rId6"/>
                     <a:stretch>
                       <a:fillRect/>
                     </a:stretch>
@@ -1108,34 +1200,21 @@
       </w:r>
     </w:p>
     <w:p>
-      <w:pPr>
-        <w:pStyle w:val="Normal"/>
-        <w:rPr/>
-      </w:pPr>
-      <w:r>
-        <w:rPr/>
+      <w:r>
         <w:t>A ausência de erros nas declarações com 3., .5 e 3.14 confirma que os novos formatos de literais reais foram corretamente aceites.</w:t>
       </w:r>
     </w:p>
-    <w:p>
-      <w:pPr>
-        <w:pStyle w:val="Normal"/>
-        <w:rPr/>
-      </w:pPr>
-      <w:r>
-        <w:rPr/>
-      </w:r>
-    </w:p>
-    <w:p>
-      <w:pPr>
-        <w:pStyle w:val="Heading1"/>
-        <w:spacing w:lineRule="auto" w:line="240" w:before="0" w:after="480"/>
-        <w:rPr>
-          <w:rFonts w:ascii="Arial Black" w:hAnsi="Arial Black" w:eastAsia="Times New Roman" w:cs="Times New Roman"/>
+    <w:p/>
+    <w:p>
+      <w:pPr>
+        <w:pStyle w:val="Ttulo1"/>
+        <w:spacing w:before="0" w:after="480" w:line="240" w:lineRule="auto"/>
+        <w:rPr>
+          <w:rFonts w:ascii="Arial Black" w:eastAsia="Times New Roman" w:hAnsi="Arial Black" w:cs="Times New Roman"/>
           <w:b/>
           <w:bCs/>
           <w:caps/>
-          <w:color w:themeColor="text2" w:themeTint="99" w:val="2C7FCE"/>
+          <w:color w:val="2C7FCE" w:themeColor="text2" w:themeTint="99"/>
           <w:kern w:val="0"/>
           <w:sz w:val="36"/>
           <w:szCs w:val="28"/>
@@ -1144,68 +1223,56 @@
       </w:pPr>
       <w:r>
         <w:rPr>
-          <w:rFonts w:eastAsia="Times New Roman" w:cs="Times New Roman" w:ascii="Arial Black" w:hAnsi="Arial Black"/>
+          <w:rFonts w:ascii="Arial Black" w:eastAsia="Times New Roman" w:hAnsi="Arial Black" w:cs="Times New Roman"/>
           <w:b/>
           <w:bCs/>
           <w:caps/>
-          <w:color w:themeColor="text2" w:themeTint="99" w:val="2C7FCE"/>
+          <w:color w:val="2C7FCE" w:themeColor="text2" w:themeTint="99"/>
           <w:kern w:val="0"/>
           <w:sz w:val="36"/>
           <w:szCs w:val="28"/>
           <w14:ligatures w14:val="none"/>
         </w:rPr>
+        <w:lastRenderedPageBreak/>
         <w:t>7. Conclusão</w:t>
       </w:r>
     </w:p>
     <w:p>
-      <w:pPr>
-        <w:pStyle w:val="Normal"/>
-        <w:rPr/>
-      </w:pPr>
-      <w:r>
-        <w:rPr/>
-        <w:t>As alterações realizadas corrigem limitações identificadas no E-Fólio A e tornam a base do compilador MOCP mais robusta, clara e testável. Em particular, o lexer passou a produzir mensagens mais controladas, os literais reais passaram a aceitar formatos mais flexíveis e a regra principal do programa foi ajustada para separar melhor análise sintática e validação semântica.</w:t>
-      </w:r>
-    </w:p>
-    <w:p>
-      <w:pPr>
-        <w:pStyle w:val="Normal"/>
-        <w:rPr/>
-      </w:pPr>
-      <w:r>
-        <w:rPr/>
+      <w:r>
+        <w:t xml:space="preserve">As alterações realizadas corrigem limitações identificadas no E-Fólio A e tornam a base do compilador MOCP mais robusta, clara e testável. Em particular, o </w:t>
+      </w:r>
+      <w:proofErr w:type="spellStart"/>
+      <w:r>
+        <w:t>lexer</w:t>
+      </w:r>
+      <w:proofErr w:type="spellEnd"/>
+      <w:r>
+        <w:t xml:space="preserve"> passou a produzir mensagens mais controladas, os literais reais passaram a aceitar formatos mais flexíveis e a regra principal do programa foi ajustada para separar melhor análise sintática e validação semântica.</w:t>
+      </w:r>
+    </w:p>
+    <w:p>
+      <w:r>
         <w:t>Estas melhorias constituem uma base mais adequada para o desenvolvimento do E-Fólio B, nomeadamente para as fases de ações semânticas, geração de código intermédio e otimização.</w:t>
       </w:r>
     </w:p>
-    <w:p>
-      <w:pPr>
-        <w:pStyle w:val="Normal"/>
-        <w:widowControl/>
-        <w:bidi w:val="0"/>
-        <w:spacing w:lineRule="auto" w:line="259" w:before="0" w:after="160"/>
-        <w:jc w:val="left"/>
-        <w:rPr/>
-      </w:pPr>
-      <w:r>
-        <w:rPr/>
-      </w:r>
-    </w:p>
+    <w:p/>
     <w:sectPr>
-      <w:type w:val="nextPage"/>
       <w:pgSz w:w="11906" w:h="16838"/>
-      <w:pgMar w:left="1701" w:right="1701" w:gutter="0" w:header="0" w:top="1417" w:footer="0" w:bottom="1417"/>
-      <w:pgNumType w:fmt="decimal"/>
-      <w:formProt w:val="false"/>
-      <w:textDirection w:val="lrTb"/>
-      <w:docGrid w:type="default" w:linePitch="360" w:charSpace="4096"/>
+      <w:pgMar w:top="1417" w:right="1701" w:bottom="1417" w:left="1701" w:header="0" w:footer="0" w:gutter="0"/>
+      <w:cols w:space="720"/>
+      <w:formProt w:val="0"/>
+      <w:docGrid w:linePitch="360" w:charSpace="4096"/>
     </w:sectPr>
   </w:body>
 </w:document>
 </file>
 
 <file path=word/numbering.xml><?xml version="1.0" encoding="utf-8"?>
-<w:numbering xmlns:w="http://schemas.openxmlformats.org/wordprocessingml/2006/main" xmlns:o="urn:schemas-microsoft-com:office:office" xmlns:r="http://schemas.openxmlformats.org/officeDocument/2006/relationships" xmlns:v="urn:schemas-microsoft-com:vml" xmlns:mc="http://schemas.openxmlformats.org/markup-compatibility/2006" xmlns:w14="http://schemas.microsoft.com/office/word/2010/wordml" mc:Ignorable="w14">
-  <w:abstractNum w:abstractNumId="1">
+<w:numbering xmlns:wpc="http://schemas.microsoft.com/office/word/2010/wordprocessingCanvas" xmlns:cx="http://schemas.microsoft.com/office/drawing/2014/chartex" xmlns:cx1="http://schemas.microsoft.com/office/drawing/2015/9/8/chartex" xmlns:cx2="http://schemas.microsoft.com/office/drawing/2015/10/21/chartex" xmlns:cx3="http://schemas.microsoft.com/office/drawing/2016/5/9/chartex" xmlns:cx4="http://schemas.microsoft.com/office/drawing/2016/5/10/chartex" xmlns:cx5="http://schemas.microsoft.com/office/drawing/2016/5/11/chartex" xmlns:cx6="http://schemas.microsoft.com/office/drawing/2016/5/12/chartex" xmlns:cx7="http://schemas.microsoft.com/office/drawing/2016/5/13/chartex" xmlns:cx8="http://schemas.microsoft.com/office/drawing/2016/5/14/chartex" xmlns:mc="http://schemas.openxmlformats.org/markup-compatibility/2006" xmlns:aink="http://schemas.microsoft.com/office/drawing/2016/ink" xmlns:am3d="http://schemas.microsoft.com/office/drawing/2017/model3d" xmlns:o="urn:schemas-microsoft-com:office:office" xmlns:oel="http://schemas.microsoft.com/office/2019/extlst" xmlns:r="http://schemas.openxmlformats.org/officeDocument/2006/relationships" xmlns:m="http://schemas.openxmlformats.org/officeDocument/2006/math" xmlns:v="urn:schemas-microsoft-com:vml" xmlns:wp14="http://schemas.microsoft.com/office/word/2010/wordprocessingDrawing" xmlns:wp="http://schemas.openxmlformats.org/drawingml/2006/wordprocessingDrawing" xmlns:w10="urn:schemas-microsoft-com:office:word" xmlns:w="http://schemas.openxmlformats.org/wordprocessingml/2006/main" xmlns:w14="http://schemas.microsoft.com/office/word/2010/wordml" xmlns:w15="http://schemas.microsoft.com/office/word/2012/wordml" xmlns:w16cex="http://schemas.microsoft.com/office/word/2018/wordml/cex" xmlns:w16cid="http://schemas.microsoft.com/office/word/2016/wordml/cid" xmlns:w16="http://schemas.microsoft.com/office/word/2018/wordml" xmlns:w16du="http://schemas.microsoft.com/office/word/2023/wordml/word16du" xmlns:w16sdtdh="http://schemas.microsoft.com/office/word/2020/wordml/sdtdatahash" xmlns:w16sdtfl="http://schemas.microsoft.com/office/word/2024/wordml/sdtformatlock" xmlns:w16se="http://schemas.microsoft.com/office/word/2015/wordml/symex" xmlns:wpg="http://schemas.microsoft.com/office/word/2010/wordprocessingGroup" xmlns:wpi="http://schemas.microsoft.com/office/word/2010/wordprocessingInk" xmlns:wne="http://schemas.microsoft.com/office/word/2006/wordml" xmlns:wps="http://schemas.microsoft.com/office/word/2010/wordprocessingShape" mc:Ignorable="w14 w15 w16se w16cid w16 w16cex w16sdtdh w16sdtfl w16du wp14">
+  <w:abstractNum w:abstractNumId="0" w15:restartNumberingAfterBreak="0">
+    <w:nsid w:val="18D42685"/>
+    <w:multiLevelType w:val="multilevel"/>
+    <w:tmpl w:val="E2D0C908"/>
     <w:lvl w:ilvl="0">
       <w:start w:val="1"/>
       <w:numFmt w:val="bullet"/>
@@ -1351,7 +1418,245 @@
       </w:rPr>
     </w:lvl>
   </w:abstractNum>
-  <w:abstractNum w:abstractNumId="2">
+  <w:abstractNum w:abstractNumId="1" w15:restartNumberingAfterBreak="0">
+    <w:nsid w:val="4E5B4203"/>
+    <w:multiLevelType w:val="multilevel"/>
+    <w:tmpl w:val="7EA62F92"/>
+    <w:lvl w:ilvl="0">
+      <w:start w:val="1"/>
+      <w:numFmt w:val="none"/>
+      <w:suff w:val="nothing"/>
+      <w:lvlText w:val=""/>
+      <w:lvlJc w:val="left"/>
+      <w:pPr>
+        <w:tabs>
+          <w:tab w:val="num" w:pos="0"/>
+        </w:tabs>
+        <w:ind w:left="0" w:firstLine="0"/>
+      </w:pPr>
+    </w:lvl>
+    <w:lvl w:ilvl="1">
+      <w:start w:val="1"/>
+      <w:numFmt w:val="none"/>
+      <w:suff w:val="nothing"/>
+      <w:lvlText w:val=""/>
+      <w:lvlJc w:val="left"/>
+      <w:pPr>
+        <w:tabs>
+          <w:tab w:val="num" w:pos="0"/>
+        </w:tabs>
+        <w:ind w:left="0" w:firstLine="0"/>
+      </w:pPr>
+    </w:lvl>
+    <w:lvl w:ilvl="2">
+      <w:start w:val="1"/>
+      <w:numFmt w:val="none"/>
+      <w:suff w:val="nothing"/>
+      <w:lvlText w:val=""/>
+      <w:lvlJc w:val="left"/>
+      <w:pPr>
+        <w:tabs>
+          <w:tab w:val="num" w:pos="0"/>
+        </w:tabs>
+        <w:ind w:left="0" w:firstLine="0"/>
+      </w:pPr>
+    </w:lvl>
+    <w:lvl w:ilvl="3">
+      <w:start w:val="1"/>
+      <w:numFmt w:val="none"/>
+      <w:suff w:val="nothing"/>
+      <w:lvlText w:val=""/>
+      <w:lvlJc w:val="left"/>
+      <w:pPr>
+        <w:tabs>
+          <w:tab w:val="num" w:pos="0"/>
+        </w:tabs>
+        <w:ind w:left="0" w:firstLine="0"/>
+      </w:pPr>
+    </w:lvl>
+    <w:lvl w:ilvl="4">
+      <w:start w:val="1"/>
+      <w:numFmt w:val="none"/>
+      <w:suff w:val="nothing"/>
+      <w:lvlText w:val=""/>
+      <w:lvlJc w:val="left"/>
+      <w:pPr>
+        <w:tabs>
+          <w:tab w:val="num" w:pos="0"/>
+        </w:tabs>
+        <w:ind w:left="0" w:firstLine="0"/>
+      </w:pPr>
+    </w:lvl>
+    <w:lvl w:ilvl="5">
+      <w:start w:val="1"/>
+      <w:numFmt w:val="none"/>
+      <w:suff w:val="nothing"/>
+      <w:lvlText w:val=""/>
+      <w:lvlJc w:val="left"/>
+      <w:pPr>
+        <w:tabs>
+          <w:tab w:val="num" w:pos="0"/>
+        </w:tabs>
+        <w:ind w:left="0" w:firstLine="0"/>
+      </w:pPr>
+    </w:lvl>
+    <w:lvl w:ilvl="6">
+      <w:start w:val="1"/>
+      <w:numFmt w:val="none"/>
+      <w:suff w:val="nothing"/>
+      <w:lvlText w:val=""/>
+      <w:lvlJc w:val="left"/>
+      <w:pPr>
+        <w:tabs>
+          <w:tab w:val="num" w:pos="0"/>
+        </w:tabs>
+        <w:ind w:left="0" w:firstLine="0"/>
+      </w:pPr>
+    </w:lvl>
+    <w:lvl w:ilvl="7">
+      <w:start w:val="1"/>
+      <w:numFmt w:val="none"/>
+      <w:suff w:val="nothing"/>
+      <w:lvlText w:val=""/>
+      <w:lvlJc w:val="left"/>
+      <w:pPr>
+        <w:tabs>
+          <w:tab w:val="num" w:pos="0"/>
+        </w:tabs>
+        <w:ind w:left="0" w:firstLine="0"/>
+      </w:pPr>
+    </w:lvl>
+    <w:lvl w:ilvl="8">
+      <w:start w:val="1"/>
+      <w:numFmt w:val="none"/>
+      <w:suff w:val="nothing"/>
+      <w:lvlText w:val=""/>
+      <w:lvlJc w:val="left"/>
+      <w:pPr>
+        <w:tabs>
+          <w:tab w:val="num" w:pos="0"/>
+        </w:tabs>
+        <w:ind w:left="0" w:firstLine="0"/>
+      </w:pPr>
+    </w:lvl>
+  </w:abstractNum>
+  <w:abstractNum w:abstractNumId="2" w15:restartNumberingAfterBreak="0">
+    <w:nsid w:val="5422546E"/>
+    <w:multiLevelType w:val="hybridMultilevel"/>
+    <w:tmpl w:val="B4EE9BC4"/>
+    <w:lvl w:ilvl="0" w:tplc="08160001">
+      <w:start w:val="1"/>
+      <w:numFmt w:val="bullet"/>
+      <w:lvlText w:val=""/>
+      <w:lvlJc w:val="left"/>
+      <w:pPr>
+        <w:ind w:left="720" w:hanging="360"/>
+      </w:pPr>
+      <w:rPr>
+        <w:rFonts w:ascii="Symbol" w:hAnsi="Symbol" w:hint="default"/>
+      </w:rPr>
+    </w:lvl>
+    <w:lvl w:ilvl="1" w:tplc="08160003" w:tentative="1">
+      <w:start w:val="1"/>
+      <w:numFmt w:val="bullet"/>
+      <w:lvlText w:val="o"/>
+      <w:lvlJc w:val="left"/>
+      <w:pPr>
+        <w:ind w:left="1440" w:hanging="360"/>
+      </w:pPr>
+      <w:rPr>
+        <w:rFonts w:ascii="Courier New" w:hAnsi="Courier New" w:cs="Courier New" w:hint="default"/>
+      </w:rPr>
+    </w:lvl>
+    <w:lvl w:ilvl="2" w:tplc="08160005" w:tentative="1">
+      <w:start w:val="1"/>
+      <w:numFmt w:val="bullet"/>
+      <w:lvlText w:val=""/>
+      <w:lvlJc w:val="left"/>
+      <w:pPr>
+        <w:ind w:left="2160" w:hanging="360"/>
+      </w:pPr>
+      <w:rPr>
+        <w:rFonts w:ascii="Wingdings" w:hAnsi="Wingdings" w:hint="default"/>
+      </w:rPr>
+    </w:lvl>
+    <w:lvl w:ilvl="3" w:tplc="08160001" w:tentative="1">
+      <w:start w:val="1"/>
+      <w:numFmt w:val="bullet"/>
+      <w:lvlText w:val=""/>
+      <w:lvlJc w:val="left"/>
+      <w:pPr>
+        <w:ind w:left="2880" w:hanging="360"/>
+      </w:pPr>
+      <w:rPr>
+        <w:rFonts w:ascii="Symbol" w:hAnsi="Symbol" w:hint="default"/>
+      </w:rPr>
+    </w:lvl>
+    <w:lvl w:ilvl="4" w:tplc="08160003" w:tentative="1">
+      <w:start w:val="1"/>
+      <w:numFmt w:val="bullet"/>
+      <w:lvlText w:val="o"/>
+      <w:lvlJc w:val="left"/>
+      <w:pPr>
+        <w:ind w:left="3600" w:hanging="360"/>
+      </w:pPr>
+      <w:rPr>
+        <w:rFonts w:ascii="Courier New" w:hAnsi="Courier New" w:cs="Courier New" w:hint="default"/>
+      </w:rPr>
+    </w:lvl>
+    <w:lvl w:ilvl="5" w:tplc="08160005" w:tentative="1">
+      <w:start w:val="1"/>
+      <w:numFmt w:val="bullet"/>
+      <w:lvlText w:val=""/>
+      <w:lvlJc w:val="left"/>
+      <w:pPr>
+        <w:ind w:left="4320" w:hanging="360"/>
+      </w:pPr>
+      <w:rPr>
+        <w:rFonts w:ascii="Wingdings" w:hAnsi="Wingdings" w:hint="default"/>
+      </w:rPr>
+    </w:lvl>
+    <w:lvl w:ilvl="6" w:tplc="08160001" w:tentative="1">
+      <w:start w:val="1"/>
+      <w:numFmt w:val="bullet"/>
+      <w:lvlText w:val=""/>
+      <w:lvlJc w:val="left"/>
+      <w:pPr>
+        <w:ind w:left="5040" w:hanging="360"/>
+      </w:pPr>
+      <w:rPr>
+        <w:rFonts w:ascii="Symbol" w:hAnsi="Symbol" w:hint="default"/>
+      </w:rPr>
+    </w:lvl>
+    <w:lvl w:ilvl="7" w:tplc="08160003" w:tentative="1">
+      <w:start w:val="1"/>
+      <w:numFmt w:val="bullet"/>
+      <w:lvlText w:val="o"/>
+      <w:lvlJc w:val="left"/>
+      <w:pPr>
+        <w:ind w:left="5760" w:hanging="360"/>
+      </w:pPr>
+      <w:rPr>
+        <w:rFonts w:ascii="Courier New" w:hAnsi="Courier New" w:cs="Courier New" w:hint="default"/>
+      </w:rPr>
+    </w:lvl>
+    <w:lvl w:ilvl="8" w:tplc="08160005" w:tentative="1">
+      <w:start w:val="1"/>
+      <w:numFmt w:val="bullet"/>
+      <w:lvlText w:val=""/>
+      <w:lvlJc w:val="left"/>
+      <w:pPr>
+        <w:ind w:left="6480" w:hanging="360"/>
+      </w:pPr>
+      <w:rPr>
+        <w:rFonts w:ascii="Wingdings" w:hAnsi="Wingdings" w:hint="default"/>
+      </w:rPr>
+    </w:lvl>
+  </w:abstractNum>
+  <w:abstractNum w:abstractNumId="3" w15:restartNumberingAfterBreak="0">
+    <w:nsid w:val="54D076CD"/>
+    <w:multiLevelType w:val="multilevel"/>
+    <w:tmpl w:val="A3349900"/>
     <w:lvl w:ilvl="0">
       <w:start w:val="1"/>
       <w:numFmt w:val="bullet"/>
@@ -1497,143 +1802,27 @@
       </w:rPr>
     </w:lvl>
   </w:abstractNum>
-  <w:abstractNum w:abstractNumId="3">
-    <w:lvl w:ilvl="0">
-      <w:start w:val="1"/>
-      <w:numFmt w:val="none"/>
-      <w:suff w:val="nothing"/>
-      <w:lvlText w:val=""/>
-      <w:lvlJc w:val="left"/>
-      <w:pPr>
-        <w:tabs>
-          <w:tab w:val="num" w:pos="0"/>
-        </w:tabs>
-        <w:ind w:left="0" w:hanging="0"/>
-      </w:pPr>
-    </w:lvl>
-    <w:lvl w:ilvl="1">
-      <w:start w:val="1"/>
-      <w:numFmt w:val="none"/>
-      <w:suff w:val="nothing"/>
-      <w:lvlText w:val=""/>
-      <w:lvlJc w:val="left"/>
-      <w:pPr>
-        <w:tabs>
-          <w:tab w:val="num" w:pos="0"/>
-        </w:tabs>
-        <w:ind w:left="0" w:hanging="0"/>
-      </w:pPr>
-    </w:lvl>
-    <w:lvl w:ilvl="2">
-      <w:start w:val="1"/>
-      <w:numFmt w:val="none"/>
-      <w:suff w:val="nothing"/>
-      <w:lvlText w:val=""/>
-      <w:lvlJc w:val="left"/>
-      <w:pPr>
-        <w:tabs>
-          <w:tab w:val="num" w:pos="0"/>
-        </w:tabs>
-        <w:ind w:left="0" w:hanging="0"/>
-      </w:pPr>
-    </w:lvl>
-    <w:lvl w:ilvl="3">
-      <w:start w:val="1"/>
-      <w:numFmt w:val="none"/>
-      <w:suff w:val="nothing"/>
-      <w:lvlText w:val=""/>
-      <w:lvlJc w:val="left"/>
-      <w:pPr>
-        <w:tabs>
-          <w:tab w:val="num" w:pos="0"/>
-        </w:tabs>
-        <w:ind w:left="0" w:hanging="0"/>
-      </w:pPr>
-    </w:lvl>
-    <w:lvl w:ilvl="4">
-      <w:start w:val="1"/>
-      <w:numFmt w:val="none"/>
-      <w:suff w:val="nothing"/>
-      <w:lvlText w:val=""/>
-      <w:lvlJc w:val="left"/>
-      <w:pPr>
-        <w:tabs>
-          <w:tab w:val="num" w:pos="0"/>
-        </w:tabs>
-        <w:ind w:left="0" w:hanging="0"/>
-      </w:pPr>
-    </w:lvl>
-    <w:lvl w:ilvl="5">
-      <w:start w:val="1"/>
-      <w:numFmt w:val="none"/>
-      <w:suff w:val="nothing"/>
-      <w:lvlText w:val=""/>
-      <w:lvlJc w:val="left"/>
-      <w:pPr>
-        <w:tabs>
-          <w:tab w:val="num" w:pos="0"/>
-        </w:tabs>
-        <w:ind w:left="0" w:hanging="0"/>
-      </w:pPr>
-    </w:lvl>
-    <w:lvl w:ilvl="6">
-      <w:start w:val="1"/>
-      <w:numFmt w:val="none"/>
-      <w:suff w:val="nothing"/>
-      <w:lvlText w:val=""/>
-      <w:lvlJc w:val="left"/>
-      <w:pPr>
-        <w:tabs>
-          <w:tab w:val="num" w:pos="0"/>
-        </w:tabs>
-        <w:ind w:left="0" w:hanging="0"/>
-      </w:pPr>
-    </w:lvl>
-    <w:lvl w:ilvl="7">
-      <w:start w:val="1"/>
-      <w:numFmt w:val="none"/>
-      <w:suff w:val="nothing"/>
-      <w:lvlText w:val=""/>
-      <w:lvlJc w:val="left"/>
-      <w:pPr>
-        <w:tabs>
-          <w:tab w:val="num" w:pos="0"/>
-        </w:tabs>
-        <w:ind w:left="0" w:hanging="0"/>
-      </w:pPr>
-    </w:lvl>
-    <w:lvl w:ilvl="8">
-      <w:start w:val="1"/>
-      <w:numFmt w:val="none"/>
-      <w:suff w:val="nothing"/>
-      <w:lvlText w:val=""/>
-      <w:lvlJc w:val="left"/>
-      <w:pPr>
-        <w:tabs>
-          <w:tab w:val="num" w:pos="0"/>
-        </w:tabs>
-        <w:ind w:left="0" w:hanging="0"/>
-      </w:pPr>
-    </w:lvl>
-  </w:abstractNum>
-  <w:num w:numId="1">
+  <w:num w:numId="1" w16cid:durableId="291136840">
+    <w:abstractNumId w:val="3"/>
+  </w:num>
+  <w:num w:numId="2" w16cid:durableId="519322703">
+    <w:abstractNumId w:val="0"/>
+  </w:num>
+  <w:num w:numId="3" w16cid:durableId="1889998575">
     <w:abstractNumId w:val="1"/>
   </w:num>
-  <w:num w:numId="2">
+  <w:num w:numId="4" w16cid:durableId="823207579">
     <w:abstractNumId w:val="2"/>
-  </w:num>
-  <w:num w:numId="3">
-    <w:abstractNumId w:val="3"/>
   </w:num>
 </w:numbering>
 </file>
 
 <file path=word/styles.xml><?xml version="1.0" encoding="utf-8"?>
-<w:styles xmlns:w="http://schemas.openxmlformats.org/wordprocessingml/2006/main" xmlns:w14="http://schemas.microsoft.com/office/word/2010/wordml" xmlns:mc="http://schemas.openxmlformats.org/markup-compatibility/2006" mc:Ignorable="w14">
+<w:styles xmlns:mc="http://schemas.openxmlformats.org/markup-compatibility/2006" xmlns:r="http://schemas.openxmlformats.org/officeDocument/2006/relationships" xmlns:w="http://schemas.openxmlformats.org/wordprocessingml/2006/main" xmlns:w14="http://schemas.microsoft.com/office/word/2010/wordml" xmlns:w15="http://schemas.microsoft.com/office/word/2012/wordml" xmlns:w16cex="http://schemas.microsoft.com/office/word/2018/wordml/cex" xmlns:w16cid="http://schemas.microsoft.com/office/word/2016/wordml/cid" xmlns:w16="http://schemas.microsoft.com/office/word/2018/wordml" xmlns:w16du="http://schemas.microsoft.com/office/word/2023/wordml/word16du" xmlns:w16sdtdh="http://schemas.microsoft.com/office/word/2020/wordml/sdtdatahash" xmlns:w16sdtfl="http://schemas.microsoft.com/office/word/2024/wordml/sdtformatlock" xmlns:w16se="http://schemas.microsoft.com/office/word/2015/wordml/symex" mc:Ignorable="w14 w15 w16se w16cid w16 w16cex w16sdtdh w16sdtfl w16du">
   <w:docDefaults>
     <w:rPrDefault>
       <w:rPr>
-        <w:rFonts w:ascii="Aptos" w:hAnsi="Aptos" w:eastAsia="Aptos" w:cs="" w:asciiTheme="minorHAnsi" w:cstheme="minorBidi" w:eastAsiaTheme="minorHAnsi" w:hAnsiTheme="minorHAnsi"/>
+        <w:rFonts w:asciiTheme="minorHAnsi" w:eastAsiaTheme="minorHAnsi" w:hAnsiTheme="minorHAnsi" w:cstheme="minorBidi"/>
         <w:kern w:val="2"/>
         <w:sz w:val="22"/>
         <w:szCs w:val="22"/>
@@ -1643,21 +1832,21 @@
     </w:rPrDefault>
     <w:pPrDefault>
       <w:pPr>
-        <w:suppressAutoHyphens w:val="true"/>
+        <w:suppressAutoHyphens/>
       </w:pPr>
     </w:pPrDefault>
   </w:docDefaults>
   <w:latentStyles w:defLockedState="0" w:defUIPriority="99" w:defSemiHidden="0" w:defUnhideWhenUsed="0" w:defQFormat="0" w:count="376">
     <w:lsdException w:name="Normal" w:uiPriority="0" w:qFormat="1"/>
     <w:lsdException w:name="heading 1" w:uiPriority="9" w:qFormat="1"/>
-    <w:lsdException w:name="heading 2" w:uiPriority="9" w:semiHidden="1" w:unhideWhenUsed="1" w:qFormat="1"/>
-    <w:lsdException w:name="heading 3" w:uiPriority="9" w:semiHidden="1" w:unhideWhenUsed="1" w:qFormat="1"/>
-    <w:lsdException w:name="heading 4" w:uiPriority="9" w:semiHidden="1" w:unhideWhenUsed="1" w:qFormat="1"/>
-    <w:lsdException w:name="heading 5" w:uiPriority="9" w:semiHidden="1" w:unhideWhenUsed="1" w:qFormat="1"/>
-    <w:lsdException w:name="heading 6" w:uiPriority="9" w:semiHidden="1" w:unhideWhenUsed="1" w:qFormat="1"/>
-    <w:lsdException w:name="heading 7" w:uiPriority="9" w:semiHidden="1" w:unhideWhenUsed="1" w:qFormat="1"/>
-    <w:lsdException w:name="heading 8" w:uiPriority="9" w:semiHidden="1" w:unhideWhenUsed="1" w:qFormat="1"/>
-    <w:lsdException w:name="heading 9" w:uiPriority="9" w:semiHidden="1" w:unhideWhenUsed="1" w:qFormat="1"/>
+    <w:lsdException w:name="heading 2" w:semiHidden="1" w:uiPriority="9" w:unhideWhenUsed="1" w:qFormat="1"/>
+    <w:lsdException w:name="heading 3" w:semiHidden="1" w:uiPriority="9" w:unhideWhenUsed="1" w:qFormat="1"/>
+    <w:lsdException w:name="heading 4" w:semiHidden="1" w:uiPriority="9" w:unhideWhenUsed="1" w:qFormat="1"/>
+    <w:lsdException w:name="heading 5" w:semiHidden="1" w:uiPriority="9" w:unhideWhenUsed="1" w:qFormat="1"/>
+    <w:lsdException w:name="heading 6" w:semiHidden="1" w:uiPriority="9" w:unhideWhenUsed="1" w:qFormat="1"/>
+    <w:lsdException w:name="heading 7" w:semiHidden="1" w:uiPriority="9" w:unhideWhenUsed="1" w:qFormat="1"/>
+    <w:lsdException w:name="heading 8" w:semiHidden="1" w:uiPriority="9" w:unhideWhenUsed="1" w:qFormat="1"/>
+    <w:lsdException w:name="heading 9" w:semiHidden="1" w:uiPriority="9" w:unhideWhenUsed="1" w:qFormat="1"/>
     <w:lsdException w:name="index 1" w:semiHidden="1" w:unhideWhenUsed="1"/>
     <w:lsdException w:name="index 2" w:semiHidden="1" w:unhideWhenUsed="1"/>
     <w:lsdException w:name="index 3" w:semiHidden="1" w:unhideWhenUsed="1"/>
@@ -1667,22 +1856,22 @@
     <w:lsdException w:name="index 7" w:semiHidden="1" w:unhideWhenUsed="1"/>
     <w:lsdException w:name="index 8" w:semiHidden="1" w:unhideWhenUsed="1"/>
     <w:lsdException w:name="index 9" w:semiHidden="1" w:unhideWhenUsed="1"/>
-    <w:lsdException w:name="toc 1" w:uiPriority="39" w:semiHidden="1" w:unhideWhenUsed="1"/>
-    <w:lsdException w:name="toc 2" w:uiPriority="39" w:semiHidden="1" w:unhideWhenUsed="1"/>
-    <w:lsdException w:name="toc 3" w:uiPriority="39" w:semiHidden="1" w:unhideWhenUsed="1"/>
-    <w:lsdException w:name="toc 4" w:uiPriority="39" w:semiHidden="1" w:unhideWhenUsed="1"/>
-    <w:lsdException w:name="toc 5" w:uiPriority="39" w:semiHidden="1" w:unhideWhenUsed="1"/>
-    <w:lsdException w:name="toc 6" w:uiPriority="39" w:semiHidden="1" w:unhideWhenUsed="1"/>
-    <w:lsdException w:name="toc 7" w:uiPriority="39" w:semiHidden="1" w:unhideWhenUsed="1"/>
-    <w:lsdException w:name="toc 8" w:uiPriority="39" w:semiHidden="1" w:unhideWhenUsed="1"/>
-    <w:lsdException w:name="toc 9" w:uiPriority="39" w:semiHidden="1" w:unhideWhenUsed="1"/>
+    <w:lsdException w:name="toc 1" w:semiHidden="1" w:uiPriority="39" w:unhideWhenUsed="1"/>
+    <w:lsdException w:name="toc 2" w:semiHidden="1" w:uiPriority="39" w:unhideWhenUsed="1"/>
+    <w:lsdException w:name="toc 3" w:semiHidden="1" w:uiPriority="39" w:unhideWhenUsed="1"/>
+    <w:lsdException w:name="toc 4" w:semiHidden="1" w:uiPriority="39" w:unhideWhenUsed="1"/>
+    <w:lsdException w:name="toc 5" w:semiHidden="1" w:uiPriority="39" w:unhideWhenUsed="1"/>
+    <w:lsdException w:name="toc 6" w:semiHidden="1" w:uiPriority="39" w:unhideWhenUsed="1"/>
+    <w:lsdException w:name="toc 7" w:semiHidden="1" w:uiPriority="39" w:unhideWhenUsed="1"/>
+    <w:lsdException w:name="toc 8" w:semiHidden="1" w:uiPriority="39" w:unhideWhenUsed="1"/>
+    <w:lsdException w:name="toc 9" w:semiHidden="1" w:uiPriority="39" w:unhideWhenUsed="1"/>
     <w:lsdException w:name="Normal Indent" w:semiHidden="1" w:unhideWhenUsed="1"/>
     <w:lsdException w:name="footnote text" w:semiHidden="1" w:unhideWhenUsed="1"/>
     <w:lsdException w:name="annotation text" w:semiHidden="1" w:unhideWhenUsed="1"/>
     <w:lsdException w:name="header" w:semiHidden="1" w:unhideWhenUsed="1"/>
     <w:lsdException w:name="footer" w:semiHidden="1" w:unhideWhenUsed="1"/>
     <w:lsdException w:name="index heading" w:semiHidden="1" w:unhideWhenUsed="1"/>
-    <w:lsdException w:name="caption" w:uiPriority="35" w:semiHidden="1" w:unhideWhenUsed="1" w:qFormat="1"/>
+    <w:lsdException w:name="caption" w:semiHidden="1" w:uiPriority="35" w:unhideWhenUsed="1" w:qFormat="1"/>
     <w:lsdException w:name="table of figures" w:semiHidden="1" w:unhideWhenUsed="1"/>
     <w:lsdException w:name="envelope address" w:semiHidden="1" w:unhideWhenUsed="1"/>
     <w:lsdException w:name="envelope return" w:semiHidden="1" w:unhideWhenUsed="1"/>
@@ -1713,7 +1902,7 @@
     <w:lsdException w:name="Title" w:uiPriority="10" w:qFormat="1"/>
     <w:lsdException w:name="Closing" w:semiHidden="1" w:unhideWhenUsed="1"/>
     <w:lsdException w:name="Signature" w:semiHidden="1" w:unhideWhenUsed="1"/>
-    <w:lsdException w:name="Default Paragraph Font" w:uiPriority="1" w:semiHidden="1" w:unhideWhenUsed="1"/>
+    <w:lsdException w:name="Default Paragraph Font" w:semiHidden="1" w:uiPriority="1" w:unhideWhenUsed="1"/>
     <w:lsdException w:name="Body Text" w:semiHidden="1" w:unhideWhenUsed="1"/>
     <w:lsdException w:name="Body Text Indent" w:semiHidden="1" w:unhideWhenUsed="1"/>
     <w:lsdException w:name="List Continue" w:semiHidden="1" w:unhideWhenUsed="1"/>
@@ -1913,8 +2102,8 @@
     <w:lsdException w:name="Subtle Reference" w:uiPriority="31" w:qFormat="1"/>
     <w:lsdException w:name="Intense Reference" w:uiPriority="32" w:qFormat="1"/>
     <w:lsdException w:name="Book Title" w:uiPriority="33" w:qFormat="1"/>
-    <w:lsdException w:name="Bibliography" w:uiPriority="37" w:semiHidden="1" w:unhideWhenUsed="1"/>
-    <w:lsdException w:name="TOC Heading" w:uiPriority="39" w:semiHidden="1" w:unhideWhenUsed="1" w:qFormat="1"/>
+    <w:lsdException w:name="Bibliography" w:semiHidden="1" w:uiPriority="37" w:unhideWhenUsed="1"/>
+    <w:lsdException w:name="TOC Heading" w:semiHidden="1" w:uiPriority="39" w:unhideWhenUsed="1" w:qFormat="1"/>
     <w:lsdException w:name="Plain Table 1" w:uiPriority="41"/>
     <w:lsdException w:name="Plain Table 2" w:uiPriority="42"/>
     <w:lsdException w:name="Plain Table 3" w:uiPriority="43"/>
@@ -2025,48 +2214,36 @@
     <w:lsdException w:name="Unresolved Mention" w:semiHidden="1" w:unhideWhenUsed="1"/>
     <w:lsdException w:name="Smart Link" w:semiHidden="1" w:unhideWhenUsed="1"/>
   </w:latentStyles>
-  <w:style w:type="paragraph" w:styleId="Normal" w:default="1">
+  <w:style w:type="paragraph" w:default="1" w:styleId="Normal">
     <w:name w:val="Normal"/>
     <w:qFormat/>
     <w:pPr>
-      <w:widowControl/>
-      <w:bidi w:val="0"/>
-      <w:spacing w:lineRule="auto" w:line="259" w:before="0" w:after="160"/>
-      <w:jc w:val="left"/>
+      <w:spacing w:after="160" w:line="259" w:lineRule="auto"/>
     </w:pPr>
-    <w:rPr>
-      <w:rFonts w:ascii="Aptos" w:hAnsi="Aptos" w:eastAsia="Aptos" w:cs="" w:asciiTheme="minorHAnsi" w:cstheme="minorBidi" w:eastAsiaTheme="minorHAnsi" w:hAnsiTheme="minorHAnsi"/>
-      <w:color w:val="auto"/>
-      <w:kern w:val="2"/>
-      <w:sz w:val="22"/>
-      <w:szCs w:val="22"/>
-      <w:lang w:val="pt-PT" w:eastAsia="en-US" w:bidi="ar-SA"/>
-      <w14:ligatures w14:val="standardContextual"/>
-    </w:rPr>
-  </w:style>
-  <w:style w:type="paragraph" w:styleId="Heading1">
-    <w:name w:val="Heading 1"/>
+  </w:style>
+  <w:style w:type="paragraph" w:styleId="Ttulo1">
+    <w:name w:val="heading 1"/>
     <w:basedOn w:val="Normal"/>
     <w:next w:val="Normal"/>
     <w:link w:val="Ttulo1Carter"/>
     <w:uiPriority w:val="9"/>
     <w:qFormat/>
-    <w:rsid w:val="00e94101"/>
+    <w:rsid w:val="00E94101"/>
     <w:pPr>
-      <w:keepNext w:val="true"/>
+      <w:keepNext/>
       <w:keepLines/>
       <w:spacing w:before="360" w:after="80"/>
       <w:outlineLvl w:val="0"/>
     </w:pPr>
     <w:rPr>
-      <w:rFonts w:ascii="Aptos Display" w:hAnsi="Aptos Display" w:eastAsia="" w:cs="" w:asciiTheme="majorHAnsi" w:cstheme="majorBidi" w:eastAsiaTheme="majorEastAsia" w:hAnsiTheme="majorHAnsi"/>
-      <w:color w:themeColor="accent1" w:themeShade="bf" w:val="0F4761"/>
+      <w:rFonts w:asciiTheme="majorHAnsi" w:eastAsiaTheme="majorEastAsia" w:hAnsiTheme="majorHAnsi" w:cstheme="majorBidi"/>
+      <w:color w:val="0F4761" w:themeColor="accent1" w:themeShade="BF"/>
       <w:sz w:val="40"/>
       <w:szCs w:val="40"/>
     </w:rPr>
   </w:style>
-  <w:style w:type="paragraph" w:styleId="Heading2">
-    <w:name w:val="Heading 2"/>
+  <w:style w:type="paragraph" w:styleId="Ttulo2">
+    <w:name w:val="heading 2"/>
     <w:basedOn w:val="Normal"/>
     <w:next w:val="Normal"/>
     <w:link w:val="Ttulo2Carter"/>
@@ -2074,22 +2251,22 @@
     <w:semiHidden/>
     <w:unhideWhenUsed/>
     <w:qFormat/>
-    <w:rsid w:val="00e94101"/>
+    <w:rsid w:val="00E94101"/>
     <w:pPr>
-      <w:keepNext w:val="true"/>
+      <w:keepNext/>
       <w:keepLines/>
       <w:spacing w:before="160" w:after="80"/>
       <w:outlineLvl w:val="1"/>
     </w:pPr>
     <w:rPr>
-      <w:rFonts w:ascii="Aptos Display" w:hAnsi="Aptos Display" w:eastAsia="" w:cs="" w:asciiTheme="majorHAnsi" w:cstheme="majorBidi" w:eastAsiaTheme="majorEastAsia" w:hAnsiTheme="majorHAnsi"/>
-      <w:color w:themeColor="accent1" w:themeShade="bf" w:val="0F4761"/>
+      <w:rFonts w:asciiTheme="majorHAnsi" w:eastAsiaTheme="majorEastAsia" w:hAnsiTheme="majorHAnsi" w:cstheme="majorBidi"/>
+      <w:color w:val="0F4761" w:themeColor="accent1" w:themeShade="BF"/>
       <w:sz w:val="32"/>
       <w:szCs w:val="32"/>
     </w:rPr>
   </w:style>
-  <w:style w:type="paragraph" w:styleId="Heading3">
-    <w:name w:val="Heading 3"/>
+  <w:style w:type="paragraph" w:styleId="Ttulo3">
+    <w:name w:val="heading 3"/>
     <w:basedOn w:val="Normal"/>
     <w:next w:val="Normal"/>
     <w:link w:val="Ttulo3Carter"/>
@@ -2097,22 +2274,22 @@
     <w:semiHidden/>
     <w:unhideWhenUsed/>
     <w:qFormat/>
-    <w:rsid w:val="00e94101"/>
+    <w:rsid w:val="00E94101"/>
     <w:pPr>
-      <w:keepNext w:val="true"/>
+      <w:keepNext/>
       <w:keepLines/>
       <w:spacing w:before="160" w:after="80"/>
       <w:outlineLvl w:val="2"/>
     </w:pPr>
     <w:rPr>
-      <w:rFonts w:eastAsia="" w:cs="" w:cstheme="majorBidi" w:eastAsiaTheme="majorEastAsia"/>
-      <w:color w:themeColor="accent1" w:themeShade="bf" w:val="0F4761"/>
+      <w:rFonts w:eastAsiaTheme="majorEastAsia" w:cstheme="majorBidi"/>
+      <w:color w:val="0F4761" w:themeColor="accent1" w:themeShade="BF"/>
       <w:sz w:val="28"/>
       <w:szCs w:val="28"/>
     </w:rPr>
   </w:style>
-  <w:style w:type="paragraph" w:styleId="Heading4">
-    <w:name w:val="Heading 4"/>
+  <w:style w:type="paragraph" w:styleId="Ttulo4">
+    <w:name w:val="heading 4"/>
     <w:basedOn w:val="Normal"/>
     <w:next w:val="Normal"/>
     <w:link w:val="Ttulo4Carter"/>
@@ -2120,22 +2297,22 @@
     <w:semiHidden/>
     <w:unhideWhenUsed/>
     <w:qFormat/>
-    <w:rsid w:val="00e94101"/>
+    <w:rsid w:val="00E94101"/>
     <w:pPr>
-      <w:keepNext w:val="true"/>
+      <w:keepNext/>
       <w:keepLines/>
       <w:spacing w:before="80" w:after="40"/>
       <w:outlineLvl w:val="3"/>
     </w:pPr>
     <w:rPr>
-      <w:rFonts w:eastAsia="" w:cs="" w:cstheme="majorBidi" w:eastAsiaTheme="majorEastAsia"/>
+      <w:rFonts w:eastAsiaTheme="majorEastAsia" w:cstheme="majorBidi"/>
       <w:i/>
       <w:iCs/>
-      <w:color w:themeColor="accent1" w:themeShade="bf" w:val="0F4761"/>
-    </w:rPr>
-  </w:style>
-  <w:style w:type="paragraph" w:styleId="Heading5">
-    <w:name w:val="Heading 5"/>
+      <w:color w:val="0F4761" w:themeColor="accent1" w:themeShade="BF"/>
+    </w:rPr>
+  </w:style>
+  <w:style w:type="paragraph" w:styleId="Ttulo5">
+    <w:name w:val="heading 5"/>
     <w:basedOn w:val="Normal"/>
     <w:next w:val="Normal"/>
     <w:link w:val="Ttulo5Carter"/>
@@ -2143,20 +2320,20 @@
     <w:semiHidden/>
     <w:unhideWhenUsed/>
     <w:qFormat/>
-    <w:rsid w:val="00e94101"/>
+    <w:rsid w:val="00E94101"/>
     <w:pPr>
-      <w:keepNext w:val="true"/>
+      <w:keepNext/>
       <w:keepLines/>
       <w:spacing w:before="80" w:after="40"/>
       <w:outlineLvl w:val="4"/>
     </w:pPr>
     <w:rPr>
-      <w:rFonts w:eastAsia="" w:cs="" w:cstheme="majorBidi" w:eastAsiaTheme="majorEastAsia"/>
-      <w:color w:themeColor="accent1" w:themeShade="bf" w:val="0F4761"/>
-    </w:rPr>
-  </w:style>
-  <w:style w:type="paragraph" w:styleId="Heading6">
-    <w:name w:val="Heading 6"/>
+      <w:rFonts w:eastAsiaTheme="majorEastAsia" w:cstheme="majorBidi"/>
+      <w:color w:val="0F4761" w:themeColor="accent1" w:themeShade="BF"/>
+    </w:rPr>
+  </w:style>
+  <w:style w:type="paragraph" w:styleId="Ttulo6">
+    <w:name w:val="heading 6"/>
     <w:basedOn w:val="Normal"/>
     <w:next w:val="Normal"/>
     <w:link w:val="Ttulo6Carter"/>
@@ -2164,22 +2341,22 @@
     <w:semiHidden/>
     <w:unhideWhenUsed/>
     <w:qFormat/>
-    <w:rsid w:val="00e94101"/>
+    <w:rsid w:val="00E94101"/>
     <w:pPr>
-      <w:keepNext w:val="true"/>
+      <w:keepNext/>
       <w:keepLines/>
       <w:spacing w:before="40" w:after="0"/>
       <w:outlineLvl w:val="5"/>
     </w:pPr>
     <w:rPr>
-      <w:rFonts w:eastAsia="" w:cs="" w:cstheme="majorBidi" w:eastAsiaTheme="majorEastAsia"/>
+      <w:rFonts w:eastAsiaTheme="majorEastAsia" w:cstheme="majorBidi"/>
       <w:i/>
       <w:iCs/>
-      <w:color w:themeColor="text1" w:themeTint="a6" w:val="595959"/>
-    </w:rPr>
-  </w:style>
-  <w:style w:type="paragraph" w:styleId="Heading7">
-    <w:name w:val="Heading 7"/>
+      <w:color w:val="595959" w:themeColor="text1" w:themeTint="A6"/>
+    </w:rPr>
+  </w:style>
+  <w:style w:type="paragraph" w:styleId="Ttulo7">
+    <w:name w:val="heading 7"/>
     <w:basedOn w:val="Normal"/>
     <w:next w:val="Normal"/>
     <w:link w:val="Ttulo7Carter"/>
@@ -2187,20 +2364,20 @@
     <w:semiHidden/>
     <w:unhideWhenUsed/>
     <w:qFormat/>
-    <w:rsid w:val="00e94101"/>
+    <w:rsid w:val="00E94101"/>
     <w:pPr>
-      <w:keepNext w:val="true"/>
+      <w:keepNext/>
       <w:keepLines/>
       <w:spacing w:before="40" w:after="0"/>
       <w:outlineLvl w:val="6"/>
     </w:pPr>
     <w:rPr>
-      <w:rFonts w:eastAsia="" w:cs="" w:cstheme="majorBidi" w:eastAsiaTheme="majorEastAsia"/>
-      <w:color w:themeColor="text1" w:themeTint="a6" w:val="595959"/>
-    </w:rPr>
-  </w:style>
-  <w:style w:type="paragraph" w:styleId="Heading8">
-    <w:name w:val="Heading 8"/>
+      <w:rFonts w:eastAsiaTheme="majorEastAsia" w:cstheme="majorBidi"/>
+      <w:color w:val="595959" w:themeColor="text1" w:themeTint="A6"/>
+    </w:rPr>
+  </w:style>
+  <w:style w:type="paragraph" w:styleId="Ttulo8">
+    <w:name w:val="heading 8"/>
     <w:basedOn w:val="Normal"/>
     <w:next w:val="Normal"/>
     <w:link w:val="Ttulo8Carter"/>
@@ -2208,22 +2385,22 @@
     <w:semiHidden/>
     <w:unhideWhenUsed/>
     <w:qFormat/>
-    <w:rsid w:val="00e94101"/>
+    <w:rsid w:val="00E94101"/>
     <w:pPr>
-      <w:keepNext w:val="true"/>
+      <w:keepNext/>
       <w:keepLines/>
-      <w:spacing w:before="0" w:after="0"/>
+      <w:spacing w:after="0"/>
       <w:outlineLvl w:val="7"/>
     </w:pPr>
     <w:rPr>
-      <w:rFonts w:eastAsia="" w:cs="" w:cstheme="majorBidi" w:eastAsiaTheme="majorEastAsia"/>
+      <w:rFonts w:eastAsiaTheme="majorEastAsia" w:cstheme="majorBidi"/>
       <w:i/>
       <w:iCs/>
-      <w:color w:themeColor="text1" w:themeTint="d8" w:val="272727"/>
-    </w:rPr>
-  </w:style>
-  <w:style w:type="paragraph" w:styleId="Heading9">
-    <w:name w:val="Heading 9"/>
+      <w:color w:val="272727" w:themeColor="text1" w:themeTint="D8"/>
+    </w:rPr>
+  </w:style>
+  <w:style w:type="paragraph" w:styleId="Ttulo9">
+    <w:name w:val="heading 9"/>
     <w:basedOn w:val="Normal"/>
     <w:next w:val="Normal"/>
     <w:link w:val="Ttulo9Carter"/>
@@ -2231,401 +2408,23 @@
     <w:semiHidden/>
     <w:unhideWhenUsed/>
     <w:qFormat/>
-    <w:rsid w:val="00e94101"/>
+    <w:rsid w:val="00E94101"/>
     <w:pPr>
-      <w:keepNext w:val="true"/>
+      <w:keepNext/>
       <w:keepLines/>
-      <w:spacing w:before="0" w:after="0"/>
+      <w:spacing w:after="0"/>
       <w:outlineLvl w:val="8"/>
     </w:pPr>
     <w:rPr>
-      <w:rFonts w:eastAsia="" w:cs="" w:cstheme="majorBidi" w:eastAsiaTheme="majorEastAsia"/>
-      <w:color w:themeColor="text1" w:themeTint="d8" w:val="272727"/>
-    </w:rPr>
-  </w:style>
-  <w:style w:type="character" w:styleId="DefaultParagraphFont" w:default="1">
+      <w:rFonts w:eastAsiaTheme="majorEastAsia" w:cstheme="majorBidi"/>
+      <w:color w:val="272727" w:themeColor="text1" w:themeTint="D8"/>
+    </w:rPr>
+  </w:style>
+  <w:style w:type="character" w:default="1" w:styleId="Tipodeletrapredefinidodopargrafo">
     <w:name w:val="Default Paragraph Font"/>
     <w:uiPriority w:val="1"/>
     <w:semiHidden/>
     <w:unhideWhenUsed/>
-    <w:qFormat/>
-    <w:rPr/>
-  </w:style>
-  <w:style w:type="character" w:styleId="Ttulo1Carter" w:customStyle="1">
-    <w:name w:val="Título 1 Caráter"/>
-    <w:basedOn w:val="DefaultParagraphFont"/>
-    <w:link w:val="Heading1"/>
-    <w:uiPriority w:val="9"/>
-    <w:qFormat/>
-    <w:rsid w:val="00e94101"/>
-    <w:rPr>
-      <w:rFonts w:ascii="Aptos Display" w:hAnsi="Aptos Display" w:eastAsia="" w:cs="" w:asciiTheme="majorHAnsi" w:cstheme="majorBidi" w:eastAsiaTheme="majorEastAsia" w:hAnsiTheme="majorHAnsi"/>
-      <w:color w:themeColor="accent1" w:themeShade="bf" w:val="0F4761"/>
-      <w:sz w:val="40"/>
-      <w:szCs w:val="40"/>
-    </w:rPr>
-  </w:style>
-  <w:style w:type="character" w:styleId="Ttulo2Carter" w:customStyle="1">
-    <w:name w:val="Título 2 Caráter"/>
-    <w:basedOn w:val="DefaultParagraphFont"/>
-    <w:link w:val="Heading2"/>
-    <w:uiPriority w:val="9"/>
-    <w:semiHidden/>
-    <w:qFormat/>
-    <w:rsid w:val="00e94101"/>
-    <w:rPr>
-      <w:rFonts w:ascii="Aptos Display" w:hAnsi="Aptos Display" w:eastAsia="" w:cs="" w:asciiTheme="majorHAnsi" w:cstheme="majorBidi" w:eastAsiaTheme="majorEastAsia" w:hAnsiTheme="majorHAnsi"/>
-      <w:color w:themeColor="accent1" w:themeShade="bf" w:val="0F4761"/>
-      <w:sz w:val="32"/>
-      <w:szCs w:val="32"/>
-    </w:rPr>
-  </w:style>
-  <w:style w:type="character" w:styleId="Ttulo3Carter" w:customStyle="1">
-    <w:name w:val="Título 3 Caráter"/>
-    <w:basedOn w:val="DefaultParagraphFont"/>
-    <w:link w:val="Heading3"/>
-    <w:uiPriority w:val="9"/>
-    <w:semiHidden/>
-    <w:qFormat/>
-    <w:rsid w:val="00e94101"/>
-    <w:rPr>
-      <w:rFonts w:eastAsia="" w:cs="" w:cstheme="majorBidi" w:eastAsiaTheme="majorEastAsia"/>
-      <w:color w:themeColor="accent1" w:themeShade="bf" w:val="0F4761"/>
-      <w:sz w:val="28"/>
-      <w:szCs w:val="28"/>
-    </w:rPr>
-  </w:style>
-  <w:style w:type="character" w:styleId="Ttulo4Carter" w:customStyle="1">
-    <w:name w:val="Título 4 Caráter"/>
-    <w:basedOn w:val="DefaultParagraphFont"/>
-    <w:link w:val="Heading4"/>
-    <w:uiPriority w:val="9"/>
-    <w:semiHidden/>
-    <w:qFormat/>
-    <w:rsid w:val="00e94101"/>
-    <w:rPr>
-      <w:rFonts w:eastAsia="" w:cs="" w:cstheme="majorBidi" w:eastAsiaTheme="majorEastAsia"/>
-      <w:i/>
-      <w:iCs/>
-      <w:color w:themeColor="accent1" w:themeShade="bf" w:val="0F4761"/>
-    </w:rPr>
-  </w:style>
-  <w:style w:type="character" w:styleId="Ttulo5Carter" w:customStyle="1">
-    <w:name w:val="Título 5 Caráter"/>
-    <w:basedOn w:val="DefaultParagraphFont"/>
-    <w:link w:val="Heading5"/>
-    <w:uiPriority w:val="9"/>
-    <w:semiHidden/>
-    <w:qFormat/>
-    <w:rsid w:val="00e94101"/>
-    <w:rPr>
-      <w:rFonts w:eastAsia="" w:cs="" w:cstheme="majorBidi" w:eastAsiaTheme="majorEastAsia"/>
-      <w:color w:themeColor="accent1" w:themeShade="bf" w:val="0F4761"/>
-    </w:rPr>
-  </w:style>
-  <w:style w:type="character" w:styleId="Ttulo6Carter" w:customStyle="1">
-    <w:name w:val="Título 6 Caráter"/>
-    <w:basedOn w:val="DefaultParagraphFont"/>
-    <w:link w:val="Heading6"/>
-    <w:uiPriority w:val="9"/>
-    <w:semiHidden/>
-    <w:qFormat/>
-    <w:rsid w:val="00e94101"/>
-    <w:rPr>
-      <w:rFonts w:eastAsia="" w:cs="" w:cstheme="majorBidi" w:eastAsiaTheme="majorEastAsia"/>
-      <w:i/>
-      <w:iCs/>
-      <w:color w:themeColor="text1" w:themeTint="a6" w:val="595959"/>
-    </w:rPr>
-  </w:style>
-  <w:style w:type="character" w:styleId="Ttulo7Carter" w:customStyle="1">
-    <w:name w:val="Título 7 Caráter"/>
-    <w:basedOn w:val="DefaultParagraphFont"/>
-    <w:link w:val="Heading7"/>
-    <w:uiPriority w:val="9"/>
-    <w:semiHidden/>
-    <w:qFormat/>
-    <w:rsid w:val="00e94101"/>
-    <w:rPr>
-      <w:rFonts w:eastAsia="" w:cs="" w:cstheme="majorBidi" w:eastAsiaTheme="majorEastAsia"/>
-      <w:color w:themeColor="text1" w:themeTint="a6" w:val="595959"/>
-    </w:rPr>
-  </w:style>
-  <w:style w:type="character" w:styleId="Ttulo8Carter" w:customStyle="1">
-    <w:name w:val="Título 8 Caráter"/>
-    <w:basedOn w:val="DefaultParagraphFont"/>
-    <w:link w:val="Heading8"/>
-    <w:uiPriority w:val="9"/>
-    <w:semiHidden/>
-    <w:qFormat/>
-    <w:rsid w:val="00e94101"/>
-    <w:rPr>
-      <w:rFonts w:eastAsia="" w:cs="" w:cstheme="majorBidi" w:eastAsiaTheme="majorEastAsia"/>
-      <w:i/>
-      <w:iCs/>
-      <w:color w:themeColor="text1" w:themeTint="d8" w:val="272727"/>
-    </w:rPr>
-  </w:style>
-  <w:style w:type="character" w:styleId="Ttulo9Carter" w:customStyle="1">
-    <w:name w:val="Título 9 Caráter"/>
-    <w:basedOn w:val="DefaultParagraphFont"/>
-    <w:link w:val="Heading9"/>
-    <w:uiPriority w:val="9"/>
-    <w:semiHidden/>
-    <w:qFormat/>
-    <w:rsid w:val="00e94101"/>
-    <w:rPr>
-      <w:rFonts w:eastAsia="" w:cs="" w:cstheme="majorBidi" w:eastAsiaTheme="majorEastAsia"/>
-      <w:color w:themeColor="text1" w:themeTint="d8" w:val="272727"/>
-    </w:rPr>
-  </w:style>
-  <w:style w:type="character" w:styleId="TtuloCarter" w:customStyle="1">
-    <w:name w:val="Título Caráter"/>
-    <w:basedOn w:val="DefaultParagraphFont"/>
-    <w:link w:val="Title"/>
-    <w:uiPriority w:val="10"/>
-    <w:qFormat/>
-    <w:rsid w:val="00e94101"/>
-    <w:rPr>
-      <w:rFonts w:ascii="Aptos Display" w:hAnsi="Aptos Display" w:eastAsia="" w:cs="" w:asciiTheme="majorHAnsi" w:cstheme="majorBidi" w:eastAsiaTheme="majorEastAsia" w:hAnsiTheme="majorHAnsi"/>
-      <w:spacing w:val="-10"/>
-      <w:kern w:val="2"/>
-      <w:sz w:val="56"/>
-      <w:szCs w:val="56"/>
-    </w:rPr>
-  </w:style>
-  <w:style w:type="character" w:styleId="SubttuloCarter" w:customStyle="1">
-    <w:name w:val="Subtítulo Caráter"/>
-    <w:basedOn w:val="DefaultParagraphFont"/>
-    <w:link w:val="Subtitle"/>
-    <w:uiPriority w:val="11"/>
-    <w:qFormat/>
-    <w:rsid w:val="00e94101"/>
-    <w:rPr>
-      <w:rFonts w:eastAsia="" w:cs="" w:cstheme="majorBidi" w:eastAsiaTheme="majorEastAsia"/>
-      <w:color w:themeColor="text1" w:themeTint="a6" w:val="595959"/>
-      <w:spacing w:val="15"/>
-      <w:sz w:val="28"/>
-      <w:szCs w:val="28"/>
-    </w:rPr>
-  </w:style>
-  <w:style w:type="character" w:styleId="CitaoCarter" w:customStyle="1">
-    <w:name w:val="Citação Caráter"/>
-    <w:basedOn w:val="DefaultParagraphFont"/>
-    <w:link w:val="Quote"/>
-    <w:uiPriority w:val="29"/>
-    <w:qFormat/>
-    <w:rsid w:val="00e94101"/>
-    <w:rPr>
-      <w:i/>
-      <w:iCs/>
-      <w:color w:themeColor="text1" w:themeTint="bf" w:val="404040"/>
-    </w:rPr>
-  </w:style>
-  <w:style w:type="character" w:styleId="IntenseEmphasis">
-    <w:name w:val="Intense Emphasis"/>
-    <w:basedOn w:val="DefaultParagraphFont"/>
-    <w:uiPriority w:val="21"/>
-    <w:qFormat/>
-    <w:rsid w:val="00e94101"/>
-    <w:rPr>
-      <w:i/>
-      <w:iCs/>
-      <w:color w:themeColor="accent1" w:themeShade="bf" w:val="0F4761"/>
-    </w:rPr>
-  </w:style>
-  <w:style w:type="character" w:styleId="CitaoIntensaCarter" w:customStyle="1">
-    <w:name w:val="Citação Intensa Caráter"/>
-    <w:basedOn w:val="DefaultParagraphFont"/>
-    <w:link w:val="IntenseQuote"/>
-    <w:uiPriority w:val="30"/>
-    <w:qFormat/>
-    <w:rsid w:val="00e94101"/>
-    <w:rPr>
-      <w:i/>
-      <w:iCs/>
-      <w:color w:themeColor="accent1" w:themeShade="bf" w:val="0F4761"/>
-    </w:rPr>
-  </w:style>
-  <w:style w:type="character" w:styleId="IntenseReference">
-    <w:name w:val="Intense Reference"/>
-    <w:basedOn w:val="DefaultParagraphFont"/>
-    <w:uiPriority w:val="32"/>
-    <w:qFormat/>
-    <w:rsid w:val="00e94101"/>
-    <w:rPr>
-      <w:b/>
-      <w:bCs/>
-      <w:smallCaps/>
-      <w:color w:themeColor="accent1" w:themeShade="bf" w:val="0F4761"/>
-      <w:spacing w:val="5"/>
-    </w:rPr>
-  </w:style>
-  <w:style w:type="character" w:styleId="Strong">
-    <w:name w:val="Strong"/>
-    <w:uiPriority w:val="22"/>
-    <w:qFormat/>
-    <w:rsid w:val="005b6188"/>
-    <w:rPr>
-      <w:b/>
-      <w:bCs/>
-    </w:rPr>
-  </w:style>
-  <w:style w:type="paragraph" w:styleId="Heading">
-    <w:name w:val="Heading"/>
-    <w:basedOn w:val="Normal"/>
-    <w:next w:val="BodyText"/>
-    <w:qFormat/>
-    <w:pPr>
-      <w:keepNext w:val="true"/>
-      <w:spacing w:before="240" w:after="120"/>
-    </w:pPr>
-    <w:rPr>
-      <w:rFonts w:ascii="Liberation Sans" w:hAnsi="Liberation Sans" w:eastAsia="Noto Sans CJK SC" w:cs="Noto Sans Devanagari"/>
-      <w:sz w:val="28"/>
-      <w:szCs w:val="28"/>
-    </w:rPr>
-  </w:style>
-  <w:style w:type="paragraph" w:styleId="BodyText">
-    <w:name w:val="Body Text"/>
-    <w:basedOn w:val="Normal"/>
-    <w:pPr>
-      <w:spacing w:lineRule="auto" w:line="276" w:before="0" w:after="140"/>
-    </w:pPr>
-    <w:rPr/>
-  </w:style>
-  <w:style w:type="paragraph" w:styleId="List">
-    <w:name w:val="List"/>
-    <w:basedOn w:val="BodyText"/>
-    <w:pPr/>
-    <w:rPr>
-      <w:rFonts w:cs="Noto Sans Devanagari"/>
-    </w:rPr>
-  </w:style>
-  <w:style w:type="paragraph" w:styleId="Caption">
-    <w:name w:val="Caption"/>
-    <w:basedOn w:val="Normal"/>
-    <w:qFormat/>
-    <w:pPr>
-      <w:suppressLineNumbers/>
-      <w:spacing w:before="120" w:after="120"/>
-    </w:pPr>
-    <w:rPr>
-      <w:rFonts w:cs="Noto Sans Devanagari"/>
-      <w:i/>
-      <w:iCs/>
-      <w:sz w:val="24"/>
-      <w:szCs w:val="24"/>
-    </w:rPr>
-  </w:style>
-  <w:style w:type="paragraph" w:styleId="Index">
-    <w:name w:val="Index"/>
-    <w:basedOn w:val="Normal"/>
-    <w:qFormat/>
-    <w:pPr>
-      <w:suppressLineNumbers/>
-    </w:pPr>
-    <w:rPr>
-      <w:rFonts w:cs="Noto Sans Devanagari"/>
-    </w:rPr>
-  </w:style>
-  <w:style w:type="paragraph" w:styleId="Title">
-    <w:name w:val="Title"/>
-    <w:basedOn w:val="Normal"/>
-    <w:next w:val="Normal"/>
-    <w:link w:val="TtuloCarter"/>
-    <w:uiPriority w:val="10"/>
-    <w:qFormat/>
-    <w:rsid w:val="00e94101"/>
-    <w:pPr>
-      <w:spacing w:lineRule="auto" w:line="240" w:before="0" w:after="80"/>
-      <w:contextualSpacing/>
-    </w:pPr>
-    <w:rPr>
-      <w:rFonts w:ascii="Aptos Display" w:hAnsi="Aptos Display" w:eastAsia="" w:cs="" w:asciiTheme="majorHAnsi" w:cstheme="majorBidi" w:eastAsiaTheme="majorEastAsia" w:hAnsiTheme="majorHAnsi"/>
-      <w:spacing w:val="-10"/>
-      <w:kern w:val="2"/>
-      <w:sz w:val="56"/>
-      <w:szCs w:val="56"/>
-    </w:rPr>
-  </w:style>
-  <w:style w:type="paragraph" w:styleId="Subtitle">
-    <w:name w:val="Subtitle"/>
-    <w:basedOn w:val="Normal"/>
-    <w:next w:val="Normal"/>
-    <w:link w:val="SubttuloCarter"/>
-    <w:uiPriority w:val="11"/>
-    <w:qFormat/>
-    <w:rsid w:val="00e94101"/>
-    <w:pPr/>
-    <w:rPr>
-      <w:rFonts w:eastAsia="" w:cs="" w:cstheme="majorBidi" w:eastAsiaTheme="majorEastAsia"/>
-      <w:color w:themeColor="text1" w:themeTint="a6" w:val="595959"/>
-      <w:spacing w:val="15"/>
-      <w:sz w:val="28"/>
-      <w:szCs w:val="28"/>
-    </w:rPr>
-  </w:style>
-  <w:style w:type="paragraph" w:styleId="Quote">
-    <w:name w:val="Quote"/>
-    <w:basedOn w:val="Normal"/>
-    <w:next w:val="Normal"/>
-    <w:link w:val="CitaoCarter"/>
-    <w:uiPriority w:val="29"/>
-    <w:qFormat/>
-    <w:rsid w:val="00e94101"/>
-    <w:pPr>
-      <w:spacing w:before="160" w:after="160"/>
-      <w:jc w:val="center"/>
-    </w:pPr>
-    <w:rPr>
-      <w:i/>
-      <w:iCs/>
-      <w:color w:themeColor="text1" w:themeTint="bf" w:val="404040"/>
-    </w:rPr>
-  </w:style>
-  <w:style w:type="paragraph" w:styleId="ListParagraph">
-    <w:name w:val="List Paragraph"/>
-    <w:basedOn w:val="Normal"/>
-    <w:uiPriority w:val="34"/>
-    <w:qFormat/>
-    <w:rsid w:val="00e94101"/>
-    <w:pPr>
-      <w:spacing w:before="0" w:after="160"/>
-      <w:ind w:left="720"/>
-      <w:contextualSpacing/>
-    </w:pPr>
-    <w:rPr/>
-  </w:style>
-  <w:style w:type="paragraph" w:styleId="IntenseQuote">
-    <w:name w:val="Intense Quote"/>
-    <w:basedOn w:val="Normal"/>
-    <w:next w:val="Normal"/>
-    <w:link w:val="CitaoIntensaCarter"/>
-    <w:uiPriority w:val="30"/>
-    <w:qFormat/>
-    <w:rsid w:val="00e94101"/>
-    <w:pPr>
-      <w:pBdr>
-        <w:top w:val="single" w:sz="4" w:space="10" w:color="0F4761" w:themeColor="accent1" w:themeShade="bf"/>
-        <w:bottom w:val="single" w:sz="4" w:space="10" w:color="0F4761" w:themeColor="accent1" w:themeShade="bf"/>
-      </w:pBdr>
-      <w:spacing w:before="360" w:after="360"/>
-      <w:ind w:left="864" w:right="864"/>
-      <w:jc w:val="center"/>
-    </w:pPr>
-    <w:rPr>
-      <w:i/>
-      <w:iCs/>
-      <w:color w:themeColor="accent1" w:themeShade="bf" w:val="0F4761"/>
-    </w:rPr>
-  </w:style>
-  <w:style w:type="numbering" w:styleId="NoList" w:default="1">
-    <w:name w:val="No List"/>
-    <w:uiPriority w:val="99"/>
-    <w:semiHidden/>
-    <w:unhideWhenUsed/>
-    <w:qFormat/>
   </w:style>
   <w:style w:type="table" w:default="1" w:styleId="Tabelanormal">
     <w:name w:val="Normal Table"/>
@@ -2633,6 +2432,7 @@
     <w:semiHidden/>
     <w:unhideWhenUsed/>
     <w:tblPr>
+      <w:tblInd w:w="0" w:type="dxa"/>
       <w:tblCellMar>
         <w:top w:w="0" w:type="dxa"/>
         <w:left w:w="108" w:type="dxa"/>
@@ -2641,58 +2441,427 @@
       </w:tblCellMar>
     </w:tblPr>
   </w:style>
+  <w:style w:type="numbering" w:default="1" w:styleId="Semlista">
+    <w:name w:val="No List"/>
+    <w:uiPriority w:val="99"/>
+    <w:semiHidden/>
+    <w:unhideWhenUsed/>
+  </w:style>
+  <w:style w:type="character" w:customStyle="1" w:styleId="Ttulo1Carter">
+    <w:name w:val="Título 1 Caráter"/>
+    <w:basedOn w:val="Tipodeletrapredefinidodopargrafo"/>
+    <w:link w:val="Ttulo1"/>
+    <w:uiPriority w:val="9"/>
+    <w:qFormat/>
+    <w:rsid w:val="00E94101"/>
+    <w:rPr>
+      <w:rFonts w:asciiTheme="majorHAnsi" w:eastAsiaTheme="majorEastAsia" w:hAnsiTheme="majorHAnsi" w:cstheme="majorBidi"/>
+      <w:color w:val="0F4761" w:themeColor="accent1" w:themeShade="BF"/>
+      <w:sz w:val="40"/>
+      <w:szCs w:val="40"/>
+    </w:rPr>
+  </w:style>
+  <w:style w:type="character" w:customStyle="1" w:styleId="Ttulo2Carter">
+    <w:name w:val="Título 2 Caráter"/>
+    <w:basedOn w:val="Tipodeletrapredefinidodopargrafo"/>
+    <w:link w:val="Ttulo2"/>
+    <w:uiPriority w:val="9"/>
+    <w:semiHidden/>
+    <w:qFormat/>
+    <w:rsid w:val="00E94101"/>
+    <w:rPr>
+      <w:rFonts w:asciiTheme="majorHAnsi" w:eastAsiaTheme="majorEastAsia" w:hAnsiTheme="majorHAnsi" w:cstheme="majorBidi"/>
+      <w:color w:val="0F4761" w:themeColor="accent1" w:themeShade="BF"/>
+      <w:sz w:val="32"/>
+      <w:szCs w:val="32"/>
+    </w:rPr>
+  </w:style>
+  <w:style w:type="character" w:customStyle="1" w:styleId="Ttulo3Carter">
+    <w:name w:val="Título 3 Caráter"/>
+    <w:basedOn w:val="Tipodeletrapredefinidodopargrafo"/>
+    <w:link w:val="Ttulo3"/>
+    <w:uiPriority w:val="9"/>
+    <w:semiHidden/>
+    <w:qFormat/>
+    <w:rsid w:val="00E94101"/>
+    <w:rPr>
+      <w:rFonts w:eastAsiaTheme="majorEastAsia" w:cstheme="majorBidi"/>
+      <w:color w:val="0F4761" w:themeColor="accent1" w:themeShade="BF"/>
+      <w:sz w:val="28"/>
+      <w:szCs w:val="28"/>
+    </w:rPr>
+  </w:style>
+  <w:style w:type="character" w:customStyle="1" w:styleId="Ttulo4Carter">
+    <w:name w:val="Título 4 Caráter"/>
+    <w:basedOn w:val="Tipodeletrapredefinidodopargrafo"/>
+    <w:link w:val="Ttulo4"/>
+    <w:uiPriority w:val="9"/>
+    <w:semiHidden/>
+    <w:qFormat/>
+    <w:rsid w:val="00E94101"/>
+    <w:rPr>
+      <w:rFonts w:eastAsiaTheme="majorEastAsia" w:cstheme="majorBidi"/>
+      <w:i/>
+      <w:iCs/>
+      <w:color w:val="0F4761" w:themeColor="accent1" w:themeShade="BF"/>
+    </w:rPr>
+  </w:style>
+  <w:style w:type="character" w:customStyle="1" w:styleId="Ttulo5Carter">
+    <w:name w:val="Título 5 Caráter"/>
+    <w:basedOn w:val="Tipodeletrapredefinidodopargrafo"/>
+    <w:link w:val="Ttulo5"/>
+    <w:uiPriority w:val="9"/>
+    <w:semiHidden/>
+    <w:qFormat/>
+    <w:rsid w:val="00E94101"/>
+    <w:rPr>
+      <w:rFonts w:eastAsiaTheme="majorEastAsia" w:cstheme="majorBidi"/>
+      <w:color w:val="0F4761" w:themeColor="accent1" w:themeShade="BF"/>
+    </w:rPr>
+  </w:style>
+  <w:style w:type="character" w:customStyle="1" w:styleId="Ttulo6Carter">
+    <w:name w:val="Título 6 Caráter"/>
+    <w:basedOn w:val="Tipodeletrapredefinidodopargrafo"/>
+    <w:link w:val="Ttulo6"/>
+    <w:uiPriority w:val="9"/>
+    <w:semiHidden/>
+    <w:qFormat/>
+    <w:rsid w:val="00E94101"/>
+    <w:rPr>
+      <w:rFonts w:eastAsiaTheme="majorEastAsia" w:cstheme="majorBidi"/>
+      <w:i/>
+      <w:iCs/>
+      <w:color w:val="595959" w:themeColor="text1" w:themeTint="A6"/>
+    </w:rPr>
+  </w:style>
+  <w:style w:type="character" w:customStyle="1" w:styleId="Ttulo7Carter">
+    <w:name w:val="Título 7 Caráter"/>
+    <w:basedOn w:val="Tipodeletrapredefinidodopargrafo"/>
+    <w:link w:val="Ttulo7"/>
+    <w:uiPriority w:val="9"/>
+    <w:semiHidden/>
+    <w:qFormat/>
+    <w:rsid w:val="00E94101"/>
+    <w:rPr>
+      <w:rFonts w:eastAsiaTheme="majorEastAsia" w:cstheme="majorBidi"/>
+      <w:color w:val="595959" w:themeColor="text1" w:themeTint="A6"/>
+    </w:rPr>
+  </w:style>
+  <w:style w:type="character" w:customStyle="1" w:styleId="Ttulo8Carter">
+    <w:name w:val="Título 8 Caráter"/>
+    <w:basedOn w:val="Tipodeletrapredefinidodopargrafo"/>
+    <w:link w:val="Ttulo8"/>
+    <w:uiPriority w:val="9"/>
+    <w:semiHidden/>
+    <w:qFormat/>
+    <w:rsid w:val="00E94101"/>
+    <w:rPr>
+      <w:rFonts w:eastAsiaTheme="majorEastAsia" w:cstheme="majorBidi"/>
+      <w:i/>
+      <w:iCs/>
+      <w:color w:val="272727" w:themeColor="text1" w:themeTint="D8"/>
+    </w:rPr>
+  </w:style>
+  <w:style w:type="character" w:customStyle="1" w:styleId="Ttulo9Carter">
+    <w:name w:val="Título 9 Caráter"/>
+    <w:basedOn w:val="Tipodeletrapredefinidodopargrafo"/>
+    <w:link w:val="Ttulo9"/>
+    <w:uiPriority w:val="9"/>
+    <w:semiHidden/>
+    <w:qFormat/>
+    <w:rsid w:val="00E94101"/>
+    <w:rPr>
+      <w:rFonts w:eastAsiaTheme="majorEastAsia" w:cstheme="majorBidi"/>
+      <w:color w:val="272727" w:themeColor="text1" w:themeTint="D8"/>
+    </w:rPr>
+  </w:style>
+  <w:style w:type="character" w:customStyle="1" w:styleId="TtuloCarter">
+    <w:name w:val="Título Caráter"/>
+    <w:basedOn w:val="Tipodeletrapredefinidodopargrafo"/>
+    <w:link w:val="Ttulo"/>
+    <w:uiPriority w:val="10"/>
+    <w:qFormat/>
+    <w:rsid w:val="00E94101"/>
+    <w:rPr>
+      <w:rFonts w:asciiTheme="majorHAnsi" w:eastAsiaTheme="majorEastAsia" w:hAnsiTheme="majorHAnsi" w:cstheme="majorBidi"/>
+      <w:spacing w:val="-10"/>
+      <w:kern w:val="2"/>
+      <w:sz w:val="56"/>
+      <w:szCs w:val="56"/>
+    </w:rPr>
+  </w:style>
+  <w:style w:type="character" w:customStyle="1" w:styleId="SubttuloCarter">
+    <w:name w:val="Subtítulo Caráter"/>
+    <w:basedOn w:val="Tipodeletrapredefinidodopargrafo"/>
+    <w:link w:val="Subttulo"/>
+    <w:uiPriority w:val="11"/>
+    <w:qFormat/>
+    <w:rsid w:val="00E94101"/>
+    <w:rPr>
+      <w:rFonts w:eastAsiaTheme="majorEastAsia" w:cstheme="majorBidi"/>
+      <w:color w:val="595959" w:themeColor="text1" w:themeTint="A6"/>
+      <w:spacing w:val="15"/>
+      <w:sz w:val="28"/>
+      <w:szCs w:val="28"/>
+    </w:rPr>
+  </w:style>
+  <w:style w:type="character" w:customStyle="1" w:styleId="CitaoCarter">
+    <w:name w:val="Citação Caráter"/>
+    <w:basedOn w:val="Tipodeletrapredefinidodopargrafo"/>
+    <w:link w:val="Citao"/>
+    <w:uiPriority w:val="29"/>
+    <w:qFormat/>
+    <w:rsid w:val="00E94101"/>
+    <w:rPr>
+      <w:i/>
+      <w:iCs/>
+      <w:color w:val="404040" w:themeColor="text1" w:themeTint="BF"/>
+    </w:rPr>
+  </w:style>
+  <w:style w:type="character" w:styleId="nfaseIntensa">
+    <w:name w:val="Intense Emphasis"/>
+    <w:basedOn w:val="Tipodeletrapredefinidodopargrafo"/>
+    <w:uiPriority w:val="21"/>
+    <w:qFormat/>
+    <w:rsid w:val="00E94101"/>
+    <w:rPr>
+      <w:i/>
+      <w:iCs/>
+      <w:color w:val="0F4761" w:themeColor="accent1" w:themeShade="BF"/>
+    </w:rPr>
+  </w:style>
+  <w:style w:type="character" w:customStyle="1" w:styleId="CitaoIntensaCarter">
+    <w:name w:val="Citação Intensa Caráter"/>
+    <w:basedOn w:val="Tipodeletrapredefinidodopargrafo"/>
+    <w:link w:val="CitaoIntensa"/>
+    <w:uiPriority w:val="30"/>
+    <w:qFormat/>
+    <w:rsid w:val="00E94101"/>
+    <w:rPr>
+      <w:i/>
+      <w:iCs/>
+      <w:color w:val="0F4761" w:themeColor="accent1" w:themeShade="BF"/>
+    </w:rPr>
+  </w:style>
+  <w:style w:type="character" w:styleId="RefernciaIntensa">
+    <w:name w:val="Intense Reference"/>
+    <w:basedOn w:val="Tipodeletrapredefinidodopargrafo"/>
+    <w:uiPriority w:val="32"/>
+    <w:qFormat/>
+    <w:rsid w:val="00E94101"/>
+    <w:rPr>
+      <w:b/>
+      <w:bCs/>
+      <w:smallCaps/>
+      <w:color w:val="0F4761" w:themeColor="accent1" w:themeShade="BF"/>
+      <w:spacing w:val="5"/>
+    </w:rPr>
+  </w:style>
+  <w:style w:type="character" w:styleId="Forte">
+    <w:name w:val="Strong"/>
+    <w:uiPriority w:val="22"/>
+    <w:qFormat/>
+    <w:rsid w:val="005B6188"/>
+    <w:rPr>
+      <w:b/>
+      <w:bCs/>
+    </w:rPr>
+  </w:style>
+  <w:style w:type="paragraph" w:customStyle="1" w:styleId="Heading">
+    <w:name w:val="Heading"/>
+    <w:basedOn w:val="Normal"/>
+    <w:next w:val="Corpodetexto"/>
+    <w:qFormat/>
+    <w:pPr>
+      <w:keepNext/>
+      <w:spacing w:before="240" w:after="120"/>
+    </w:pPr>
+    <w:rPr>
+      <w:rFonts w:ascii="Liberation Sans" w:eastAsia="Noto Sans CJK SC" w:hAnsi="Liberation Sans" w:cs="Noto Sans Devanagari"/>
+      <w:sz w:val="28"/>
+      <w:szCs w:val="28"/>
+    </w:rPr>
+  </w:style>
+  <w:style w:type="paragraph" w:styleId="Corpodetexto">
+    <w:name w:val="Body Text"/>
+    <w:basedOn w:val="Normal"/>
+    <w:pPr>
+      <w:spacing w:after="140" w:line="276" w:lineRule="auto"/>
+    </w:pPr>
+  </w:style>
+  <w:style w:type="paragraph" w:styleId="Lista">
+    <w:name w:val="List"/>
+    <w:basedOn w:val="Corpodetexto"/>
+    <w:rPr>
+      <w:rFonts w:cs="Noto Sans Devanagari"/>
+    </w:rPr>
+  </w:style>
+  <w:style w:type="paragraph" w:styleId="Legenda">
+    <w:name w:val="caption"/>
+    <w:basedOn w:val="Normal"/>
+    <w:qFormat/>
+    <w:pPr>
+      <w:suppressLineNumbers/>
+      <w:spacing w:before="120" w:after="120"/>
+    </w:pPr>
+    <w:rPr>
+      <w:rFonts w:cs="Noto Sans Devanagari"/>
+      <w:i/>
+      <w:iCs/>
+      <w:sz w:val="24"/>
+      <w:szCs w:val="24"/>
+    </w:rPr>
+  </w:style>
+  <w:style w:type="paragraph" w:customStyle="1" w:styleId="Index">
+    <w:name w:val="Index"/>
+    <w:basedOn w:val="Normal"/>
+    <w:qFormat/>
+    <w:pPr>
+      <w:suppressLineNumbers/>
+    </w:pPr>
+    <w:rPr>
+      <w:rFonts w:cs="Noto Sans Devanagari"/>
+    </w:rPr>
+  </w:style>
+  <w:style w:type="paragraph" w:styleId="Ttulo">
+    <w:name w:val="Title"/>
+    <w:basedOn w:val="Normal"/>
+    <w:next w:val="Normal"/>
+    <w:link w:val="TtuloCarter"/>
+    <w:uiPriority w:val="10"/>
+    <w:qFormat/>
+    <w:rsid w:val="00E94101"/>
+    <w:pPr>
+      <w:spacing w:after="80" w:line="240" w:lineRule="auto"/>
+      <w:contextualSpacing/>
+    </w:pPr>
+    <w:rPr>
+      <w:rFonts w:asciiTheme="majorHAnsi" w:eastAsiaTheme="majorEastAsia" w:hAnsiTheme="majorHAnsi" w:cstheme="majorBidi"/>
+      <w:spacing w:val="-10"/>
+      <w:sz w:val="56"/>
+      <w:szCs w:val="56"/>
+    </w:rPr>
+  </w:style>
+  <w:style w:type="paragraph" w:styleId="Subttulo">
+    <w:name w:val="Subtitle"/>
+    <w:basedOn w:val="Normal"/>
+    <w:next w:val="Normal"/>
+    <w:link w:val="SubttuloCarter"/>
+    <w:uiPriority w:val="11"/>
+    <w:qFormat/>
+    <w:rsid w:val="00E94101"/>
+    <w:rPr>
+      <w:rFonts w:eastAsiaTheme="majorEastAsia" w:cstheme="majorBidi"/>
+      <w:color w:val="595959" w:themeColor="text1" w:themeTint="A6"/>
+      <w:spacing w:val="15"/>
+      <w:sz w:val="28"/>
+      <w:szCs w:val="28"/>
+    </w:rPr>
+  </w:style>
+  <w:style w:type="paragraph" w:styleId="Citao">
+    <w:name w:val="Quote"/>
+    <w:basedOn w:val="Normal"/>
+    <w:next w:val="Normal"/>
+    <w:link w:val="CitaoCarter"/>
+    <w:uiPriority w:val="29"/>
+    <w:qFormat/>
+    <w:rsid w:val="00E94101"/>
+    <w:pPr>
+      <w:spacing w:before="160"/>
+      <w:jc w:val="center"/>
+    </w:pPr>
+    <w:rPr>
+      <w:i/>
+      <w:iCs/>
+      <w:color w:val="404040" w:themeColor="text1" w:themeTint="BF"/>
+    </w:rPr>
+  </w:style>
+  <w:style w:type="paragraph" w:styleId="PargrafodaLista">
+    <w:name w:val="List Paragraph"/>
+    <w:basedOn w:val="Normal"/>
+    <w:uiPriority w:val="34"/>
+    <w:qFormat/>
+    <w:rsid w:val="00E94101"/>
+    <w:pPr>
+      <w:ind w:left="720"/>
+      <w:contextualSpacing/>
+    </w:pPr>
+  </w:style>
+  <w:style w:type="paragraph" w:styleId="CitaoIntensa">
+    <w:name w:val="Intense Quote"/>
+    <w:basedOn w:val="Normal"/>
+    <w:next w:val="Normal"/>
+    <w:link w:val="CitaoIntensaCarter"/>
+    <w:uiPriority w:val="30"/>
+    <w:qFormat/>
+    <w:rsid w:val="00E94101"/>
+    <w:pPr>
+      <w:pBdr>
+        <w:top w:val="single" w:sz="4" w:space="10" w:color="0F4761" w:themeColor="accent1" w:themeShade="BF"/>
+        <w:bottom w:val="single" w:sz="4" w:space="10" w:color="0F4761" w:themeColor="accent1" w:themeShade="BF"/>
+      </w:pBdr>
+      <w:spacing w:before="360" w:after="360"/>
+      <w:ind w:left="864" w:right="864"/>
+      <w:jc w:val="center"/>
+    </w:pPr>
+    <w:rPr>
+      <w:i/>
+      <w:iCs/>
+      <w:color w:val="0F4761" w:themeColor="accent1" w:themeShade="BF"/>
+    </w:rPr>
+  </w:style>
 </w:styles>
 </file>
 
 <file path=word/theme/theme1.xml><?xml version="1.0" encoding="utf-8"?>
-<a:theme xmlns:a="http://schemas.openxmlformats.org/drawingml/2006/main" xmlns:r="http://schemas.openxmlformats.org/officeDocument/2006/relationships" name="Tema do Office">
+<a:theme xmlns:a="http://schemas.openxmlformats.org/drawingml/2006/main" name="Tema do Office">
   <a:themeElements>
     <a:clrScheme name="Office">
       <a:dk1>
         <a:srgbClr val="000000"/>
       </a:dk1>
       <a:lt1>
-        <a:srgbClr val="ffffff"/>
+        <a:srgbClr val="FFFFFF"/>
       </a:lt1>
       <a:dk2>
-        <a:srgbClr val="0e2841"/>
+        <a:srgbClr val="0E2841"/>
       </a:dk2>
       <a:lt2>
-        <a:srgbClr val="e8e8e8"/>
+        <a:srgbClr val="E8E8E8"/>
       </a:lt2>
       <a:accent1>
         <a:srgbClr val="156082"/>
       </a:accent1>
       <a:accent2>
-        <a:srgbClr val="e97132"/>
+        <a:srgbClr val="E97132"/>
       </a:accent2>
       <a:accent3>
-        <a:srgbClr val="196b24"/>
+        <a:srgbClr val="196B24"/>
       </a:accent3>
       <a:accent4>
-        <a:srgbClr val="0f9ed5"/>
+        <a:srgbClr val="0F9ED5"/>
       </a:accent4>
       <a:accent5>
-        <a:srgbClr val="a02b93"/>
+        <a:srgbClr val="A02B93"/>
       </a:accent5>
       <a:accent6>
-        <a:srgbClr val="4ea72e"/>
+        <a:srgbClr val="4EA72E"/>
       </a:accent6>
       <a:hlink>
         <a:srgbClr val="467886"/>
       </a:hlink>
       <a:folHlink>
-        <a:srgbClr val="96607d"/>
+        <a:srgbClr val="96607D"/>
       </a:folHlink>
     </a:clrScheme>
     <a:fontScheme name="Office">
       <a:majorFont>
-        <a:latin typeface="Aptos Display" panose="02110004020202020204" pitchFamily="0" charset="1"/>
+        <a:latin typeface="Aptos Display" panose="02110004020202020204"/>
         <a:ea typeface=""/>
         <a:cs typeface=""/>
       </a:majorFont>
       <a:minorFont>
-        <a:latin typeface="Aptos" panose="02110004020202020204" pitchFamily="0" charset="1"/>
+        <a:latin typeface="Aptos" panose="02110004020202020204"/>
         <a:ea typeface=""/>
         <a:cs typeface=""/>
       </a:minorFont>
@@ -2724,7 +2893,7 @@
             </a:gs>
           </a:gsLst>
           <a:lin ang="5400000" scaled="0"/>
-          <a:tileRect l="0" t="0" r="0" b="0"/>
+          <a:tileRect/>
         </a:gradFill>
         <a:gradFill>
           <a:gsLst>
@@ -2748,7 +2917,7 @@
             </a:gs>
           </a:gsLst>
           <a:lin ang="5400000" scaled="0"/>
-          <a:tileRect l="0" t="0" r="0" b="0"/>
+          <a:tileRect/>
         </a:gradFill>
       </a:fillStyleLst>
       <a:lnStyleLst>
@@ -2808,10 +2977,12 @@
             </a:gs>
           </a:gsLst>
           <a:lin ang="5400000" scaled="0"/>
-          <a:tileRect l="0" t="0" r="0" b="0"/>
+          <a:tileRect/>
         </a:gradFill>
       </a:bgFillStyleLst>
     </a:fmtScheme>
   </a:themeElements>
+  <a:objectDefaults/>
+  <a:extraClrSchemeLst/>
 </a:theme>
 </file>
--- a/relatório melhorias efolioA.docx
+++ b/relatório melhorias efolioA.docx
@@ -25,7 +25,7 @@
                     </pic:cNvPicPr>
                   </pic:nvPicPr>
                   <pic:blipFill>
-                    <a:blip r:embed="rId5"/>
+                    <a:blip r:embed="rId7"/>
                     <a:stretch>
                       <a:fillRect/>
                     </a:stretch>
@@ -92,7 +92,6 @@
     </w:p>
     <w:p>
       <w:pPr>
-        <w:spacing w:after="240" w:line="360" w:lineRule="auto"/>
         <w:rPr>
           <w:b/>
           <w:bCs/>
@@ -108,7 +107,6 @@
     </w:p>
     <w:p>
       <w:pPr>
-        <w:spacing w:after="240" w:line="360" w:lineRule="auto"/>
         <w:rPr>
           <w:b/>
           <w:bCs/>
@@ -123,11 +121,6 @@
       </w:r>
     </w:p>
     <w:p>
-      <w:pPr>
-        <w:rPr>
-          <w:rStyle w:val="Forte"/>
-        </w:rPr>
-      </w:pPr>
       <w:r>
         <w:rPr>
           <w:b/>
@@ -138,7 +131,6 @@
     </w:p>
     <w:p>
       <w:pPr>
-        <w:spacing w:after="240" w:line="360" w:lineRule="auto"/>
         <w:rPr>
           <w:b/>
           <w:bCs/>
@@ -154,7 +146,6 @@
     </w:p>
     <w:p>
       <w:pPr>
-        <w:spacing w:after="240" w:line="360" w:lineRule="auto"/>
         <w:rPr>
           <w:b/>
           <w:bCs/>
@@ -319,7 +310,7 @@
           <w:b/>
           <w:bCs/>
           <w:caps/>
-          <w:color w:val="2C7FCE" w:themeColor="text2" w:themeTint="99"/>
+          <w:color w:val="000000" w:themeColor="text1"/>
           <w:kern w:val="0"/>
           <w:sz w:val="36"/>
           <w:szCs w:val="28"/>
@@ -332,7 +323,7 @@
           <w:b/>
           <w:bCs/>
           <w:caps/>
-          <w:color w:val="2C7FCE" w:themeColor="text2" w:themeTint="99"/>
+          <w:color w:val="000000" w:themeColor="text1"/>
           <w:kern w:val="0"/>
           <w:sz w:val="36"/>
           <w:szCs w:val="28"/>
@@ -342,11 +333,17 @@
       </w:r>
     </w:p>
     <w:p>
+      <w:pPr>
+        <w:jc w:val="both"/>
+      </w:pPr>
       <w:r>
         <w:t>No âmbito da preparação do E-Fólio B, foi revista a implementação desenvolvida no E-Fólio A, tendo em consideração os comentários de avaliação recebidos. O objetivo desta revisão foi melhorar a robustez da análise léxica e sintática da linguagem MOCP, corrigindo limitações identificadas e preparando uma base mais sólida para as fases seguintes: ações semânticas, geração de código intermédio e otimização.</w:t>
       </w:r>
     </w:p>
     <w:p>
+      <w:pPr>
+        <w:jc w:val="both"/>
+      </w:pPr>
       <w:r>
         <w:t xml:space="preserve">O código selecionado para dar continuidade para as melhorias e consequentemente para o E-Fólio B foi </w:t>
       </w:r>
@@ -378,6 +375,7 @@
           <w:ilvl w:val="0"/>
           <w:numId w:val="4"/>
         </w:numPr>
+        <w:jc w:val="both"/>
       </w:pPr>
       <w:r>
         <w:t>A gramática e</w:t>
@@ -393,6 +391,7 @@
           <w:ilvl w:val="0"/>
           <w:numId w:val="4"/>
         </w:numPr>
+        <w:jc w:val="both"/>
       </w:pPr>
       <w:r>
         <w:t xml:space="preserve">A AST estava </w:t>
@@ -419,6 +418,7 @@
           <w:ilvl w:val="0"/>
           <w:numId w:val="4"/>
         </w:numPr>
+        <w:jc w:val="both"/>
       </w:pPr>
       <w:r>
         <w:t>Já tinha análise semântica</w:t>
@@ -437,6 +437,7 @@
           <w:ilvl w:val="0"/>
           <w:numId w:val="4"/>
         </w:numPr>
+        <w:jc w:val="both"/>
       </w:pPr>
       <w:proofErr w:type="gramStart"/>
       <w:r>
@@ -463,7 +464,7 @@
           <w:b/>
           <w:bCs/>
           <w:caps/>
-          <w:color w:val="2C7FCE" w:themeColor="text2" w:themeTint="99"/>
+          <w:color w:val="000000" w:themeColor="text1"/>
           <w:kern w:val="0"/>
           <w:sz w:val="36"/>
           <w:szCs w:val="28"/>
@@ -476,7 +477,7 @@
           <w:b/>
           <w:bCs/>
           <w:caps/>
-          <w:color w:val="2C7FCE" w:themeColor="text2" w:themeTint="99"/>
+          <w:color w:val="000000" w:themeColor="text1"/>
           <w:kern w:val="0"/>
           <w:sz w:val="36"/>
           <w:szCs w:val="28"/>
@@ -486,6 +487,9 @@
       </w:r>
     </w:p>
     <w:p>
+      <w:pPr>
+        <w:jc w:val="both"/>
+      </w:pPr>
       <w:r>
         <w:t xml:space="preserve">A primeira melhoria consistiu na introdução de uma regra “apanha-tudo” no </w:t>
       </w:r>
@@ -499,6 +503,9 @@
       </w:r>
     </w:p>
     <w:p>
+      <w:pPr>
+        <w:jc w:val="both"/>
+      </w:pPr>
       <w:r>
         <w:t>ERROR_</w:t>
       </w:r>
@@ -517,6 +524,9 @@
       <w:proofErr w:type="gramEnd"/>
     </w:p>
     <w:p>
+      <w:pPr>
+        <w:jc w:val="both"/>
+      </w:pPr>
       <w:r>
         <w:t>Esta regra permite capturar explicitamente caracteres inválidos ou inesperados que não correspondam a nenhuma regra lexical da linguagem. Com esta alteração, símbolos como @ passam a gerar mensagens controladas, por exemplo:</w:t>
       </w:r>
@@ -629,7 +639,7 @@
           <w:b/>
           <w:bCs/>
           <w:caps/>
-          <w:color w:val="2C7FCE" w:themeColor="text2" w:themeTint="99"/>
+          <w:color w:val="000000" w:themeColor="text1"/>
           <w:kern w:val="0"/>
           <w:sz w:val="36"/>
           <w:szCs w:val="28"/>
@@ -642,12 +652,13 @@
           <w:b/>
           <w:bCs/>
           <w:caps/>
-          <w:color w:val="2C7FCE" w:themeColor="text2" w:themeTint="99"/>
+          <w:color w:val="000000" w:themeColor="text1"/>
           <w:kern w:val="0"/>
           <w:sz w:val="36"/>
           <w:szCs w:val="28"/>
           <w14:ligatures w14:val="none"/>
         </w:rPr>
+        <w:lastRenderedPageBreak/>
         <w:t>3. Melhoria dos literais reais</w:t>
       </w:r>
     </w:p>
@@ -798,7 +809,7 @@
           <w:b/>
           <w:bCs/>
           <w:caps/>
-          <w:color w:val="2C7FCE" w:themeColor="text2" w:themeTint="99"/>
+          <w:color w:val="000000" w:themeColor="text1"/>
           <w:kern w:val="0"/>
           <w:sz w:val="36"/>
           <w:szCs w:val="28"/>
@@ -811,7 +822,7 @@
           <w:b/>
           <w:bCs/>
           <w:caps/>
-          <w:color w:val="2C7FCE" w:themeColor="text2" w:themeTint="99"/>
+          <w:color w:val="000000" w:themeColor="text1"/>
           <w:kern w:val="0"/>
           <w:sz w:val="36"/>
           <w:szCs w:val="28"/>
@@ -935,13 +946,19 @@
       <w:proofErr w:type="gramEnd"/>
     </w:p>
     <w:p>
+      <w:pPr>
+        <w:jc w:val="both"/>
+      </w:pPr>
+      <w:r>
+        <w:t>Esta modificação torna a gramática sintática mais flexível, permitindo testar ficheiros que contenham apenas protótipos ou declarações globais. A exigência de uma função principal continua a ser validada posteriormente na fase semântica.</w:t>
+      </w:r>
+    </w:p>
+    <w:p>
+      <w:pPr>
+        <w:jc w:val="both"/>
+      </w:pPr>
       <w:r>
         <w:lastRenderedPageBreak/>
-        <w:t>Esta modificação torna a gramática sintática mais flexível, permitindo testar ficheiros que contenham apenas protótipos ou declarações globais. A exigência de uma função principal continua a ser validada posteriormente na fase semântica.</w:t>
-      </w:r>
-    </w:p>
-    <w:p>
-      <w:r>
         <w:t>Deste modo, separa-se melhor:</w:t>
       </w:r>
     </w:p>
@@ -951,6 +968,7 @@
           <w:ilvl w:val="0"/>
           <w:numId w:val="1"/>
         </w:numPr>
+        <w:jc w:val="both"/>
       </w:pPr>
       <w:r>
         <w:t xml:space="preserve">a análise sintática, responsável por reconhecer estruturas gramaticais válidas; </w:t>
@@ -962,6 +980,7 @@
           <w:ilvl w:val="0"/>
           <w:numId w:val="1"/>
         </w:numPr>
+        <w:jc w:val="both"/>
       </w:pPr>
       <w:r>
         <w:t xml:space="preserve">a análise semântica, responsável por validar regras de programa completo e executável. </w:t>
@@ -976,7 +995,7 @@
           <w:b/>
           <w:bCs/>
           <w:caps/>
-          <w:color w:val="2C7FCE" w:themeColor="text2" w:themeTint="99"/>
+          <w:color w:val="000000" w:themeColor="text1"/>
           <w:kern w:val="0"/>
           <w:sz w:val="36"/>
           <w:szCs w:val="28"/>
@@ -989,7 +1008,7 @@
           <w:b/>
           <w:bCs/>
           <w:caps/>
-          <w:color w:val="2C7FCE" w:themeColor="text2" w:themeTint="99"/>
+          <w:color w:val="000000" w:themeColor="text1"/>
           <w:kern w:val="0"/>
           <w:sz w:val="36"/>
           <w:szCs w:val="28"/>
@@ -999,6 +1018,9 @@
       </w:r>
     </w:p>
     <w:p>
+      <w:pPr>
+        <w:jc w:val="both"/>
+      </w:pPr>
       <w:r>
         <w:t xml:space="preserve">O ficheiro error_handler.py foi atualizado para tratar os novos </w:t>
       </w:r>
@@ -1020,6 +1042,9 @@
       </w:r>
     </w:p>
     <w:p>
+      <w:pPr>
+        <w:jc w:val="both"/>
+      </w:pPr>
       <w:r>
         <w:t xml:space="preserve">Também foi mantida a deteção de palavras-chave da linguagem C original e operadores não suportados em MOCP, como </w:t>
       </w:r>
@@ -1066,7 +1091,7 @@
           <w:b/>
           <w:bCs/>
           <w:caps/>
-          <w:color w:val="2C7FCE" w:themeColor="text2" w:themeTint="99"/>
+          <w:color w:val="000000" w:themeColor="text1"/>
           <w:kern w:val="0"/>
           <w:sz w:val="36"/>
           <w:szCs w:val="28"/>
@@ -1079,7 +1104,7 @@
           <w:b/>
           <w:bCs/>
           <w:caps/>
-          <w:color w:val="2C7FCE" w:themeColor="text2" w:themeTint="99"/>
+          <w:color w:val="000000" w:themeColor="text1"/>
           <w:kern w:val="0"/>
           <w:sz w:val="36"/>
           <w:szCs w:val="28"/>
@@ -1178,7 +1203,7 @@
                     </pic:cNvPicPr>
                   </pic:nvPicPr>
                   <pic:blipFill>
-                    <a:blip r:embed="rId6"/>
+                    <a:blip r:embed="rId8"/>
                     <a:stretch>
                       <a:fillRect/>
                     </a:stretch>
@@ -1214,7 +1239,7 @@
           <w:b/>
           <w:bCs/>
           <w:caps/>
-          <w:color w:val="2C7FCE" w:themeColor="text2" w:themeTint="99"/>
+          <w:color w:val="000000" w:themeColor="text1"/>
           <w:kern w:val="0"/>
           <w:sz w:val="36"/>
           <w:szCs w:val="28"/>
@@ -1227,36 +1252,43 @@
           <w:b/>
           <w:bCs/>
           <w:caps/>
-          <w:color w:val="2C7FCE" w:themeColor="text2" w:themeTint="99"/>
+          <w:color w:val="000000" w:themeColor="text1"/>
           <w:kern w:val="0"/>
           <w:sz w:val="36"/>
           <w:szCs w:val="28"/>
           <w14:ligatures w14:val="none"/>
         </w:rPr>
+        <w:t>7. Conclusão</w:t>
+      </w:r>
+    </w:p>
+    <w:p>
+      <w:pPr>
+        <w:jc w:val="both"/>
+      </w:pPr>
+      <w:r>
+        <w:t xml:space="preserve">As alterações realizadas corrigem limitações identificadas no E-Fólio A e tornam a base do compilador MOCP mais robusta, clara e testável. Em particular, o </w:t>
+      </w:r>
+      <w:proofErr w:type="spellStart"/>
+      <w:r>
+        <w:t>lexer</w:t>
+      </w:r>
+      <w:proofErr w:type="spellEnd"/>
+      <w:r>
+        <w:t xml:space="preserve"> passou a produzir mensagens mais controladas, os literais reais passaram a aceitar formatos mais flexíveis e a regra principal do programa foi ajustada para separar melhor análise sintática e validação semântica.</w:t>
+      </w:r>
+    </w:p>
+    <w:p>
+      <w:pPr>
+        <w:jc w:val="both"/>
+      </w:pPr>
+      <w:r>
         <w:lastRenderedPageBreak/>
-        <w:t>7. Conclusão</w:t>
-      </w:r>
-    </w:p>
-    <w:p>
-      <w:r>
-        <w:t xml:space="preserve">As alterações realizadas corrigem limitações identificadas no E-Fólio A e tornam a base do compilador MOCP mais robusta, clara e testável. Em particular, o </w:t>
-      </w:r>
-      <w:proofErr w:type="spellStart"/>
-      <w:r>
-        <w:t>lexer</w:t>
-      </w:r>
-      <w:proofErr w:type="spellEnd"/>
-      <w:r>
-        <w:t xml:space="preserve"> passou a produzir mensagens mais controladas, os literais reais passaram a aceitar formatos mais flexíveis e a regra principal do programa foi ajustada para separar melhor análise sintática e validação semântica.</w:t>
-      </w:r>
-    </w:p>
-    <w:p>
-      <w:r>
         <w:t>Estas melhorias constituem uma base mais adequada para o desenvolvimento do E-Fólio B, nomeadamente para as fases de ações semânticas, geração de código intermédio e otimização.</w:t>
       </w:r>
     </w:p>
     <w:p/>
     <w:sectPr>
+      <w:footerReference w:type="default" r:id="rId9"/>
       <w:pgSz w:w="11906" w:h="16838"/>
       <w:pgMar w:top="1417" w:right="1701" w:bottom="1417" w:left="1701" w:header="0" w:footer="0" w:gutter="0"/>
       <w:cols w:space="720"/>
@@ -1265,6 +1297,98 @@
     </w:sectPr>
   </w:body>
 </w:document>
+</file>
+
+<file path=word/endnotes.xml><?xml version="1.0" encoding="utf-8"?>
+<w:endnotes xmlns:wpc="http://schemas.microsoft.com/office/word/2010/wordprocessingCanvas" xmlns:cx="http://schemas.microsoft.com/office/drawing/2014/chartex" xmlns:cx1="http://schemas.microsoft.com/office/drawing/2015/9/8/chartex" xmlns:cx2="http://schemas.microsoft.com/office/drawing/2015/10/21/chartex" xmlns:cx3="http://schemas.microsoft.com/office/drawing/2016/5/9/chartex" xmlns:cx4="http://schemas.microsoft.com/office/drawing/2016/5/10/chartex" xmlns:cx5="http://schemas.microsoft.com/office/drawing/2016/5/11/chartex" xmlns:cx6="http://schemas.microsoft.com/office/drawing/2016/5/12/chartex" xmlns:cx7="http://schemas.microsoft.com/office/drawing/2016/5/13/chartex" xmlns:cx8="http://schemas.microsoft.com/office/drawing/2016/5/14/chartex" xmlns:mc="http://schemas.openxmlformats.org/markup-compatibility/2006" xmlns:aink="http://schemas.microsoft.com/office/drawing/2016/ink" xmlns:am3d="http://schemas.microsoft.com/office/drawing/2017/model3d" xmlns:o="urn:schemas-microsoft-com:office:office" xmlns:oel="http://schemas.microsoft.com/office/2019/extlst" xmlns:r="http://schemas.openxmlformats.org/officeDocument/2006/relationships" xmlns:m="http://schemas.openxmlformats.org/officeDocument/2006/math" xmlns:v="urn:schemas-microsoft-com:vml" xmlns:wp14="http://schemas.microsoft.com/office/word/2010/wordprocessingDrawing" xmlns:wp="http://schemas.openxmlformats.org/drawingml/2006/wordprocessingDrawing" xmlns:w10="urn:schemas-microsoft-com:office:word" xmlns:w="http://schemas.openxmlformats.org/wordprocessingml/2006/main" xmlns:w14="http://schemas.microsoft.com/office/word/2010/wordml" xmlns:w15="http://schemas.microsoft.com/office/word/2012/wordml" xmlns:w16cex="http://schemas.microsoft.com/office/word/2018/wordml/cex" xmlns:w16cid="http://schemas.microsoft.com/office/word/2016/wordml/cid" xmlns:w16="http://schemas.microsoft.com/office/word/2018/wordml" xmlns:w16du="http://schemas.microsoft.com/office/word/2023/wordml/word16du" xmlns:w16sdtdh="http://schemas.microsoft.com/office/word/2020/wordml/sdtdatahash" xmlns:w16sdtfl="http://schemas.microsoft.com/office/word/2024/wordml/sdtformatlock" xmlns:w16se="http://schemas.microsoft.com/office/word/2015/wordml/symex" xmlns:wpg="http://schemas.microsoft.com/office/word/2010/wordprocessingGroup" xmlns:wpi="http://schemas.microsoft.com/office/word/2010/wordprocessingInk" xmlns:wne="http://schemas.microsoft.com/office/word/2006/wordml" xmlns:wps="http://schemas.microsoft.com/office/word/2010/wordprocessingShape" mc:Ignorable="w14 w15 w16se w16cid w16 w16cex w16sdtdh w16sdtfl w16du wp14">
+  <w:endnote w:type="separator" w:id="-1">
+    <w:p>
+      <w:pPr>
+        <w:spacing w:after="0" w:line="240" w:lineRule="auto"/>
+      </w:pPr>
+      <w:r>
+        <w:separator/>
+      </w:r>
+    </w:p>
+  </w:endnote>
+  <w:endnote w:type="continuationSeparator" w:id="0">
+    <w:p>
+      <w:pPr>
+        <w:spacing w:after="0" w:line="240" w:lineRule="auto"/>
+      </w:pPr>
+      <w:r>
+        <w:continuationSeparator/>
+      </w:r>
+    </w:p>
+  </w:endnote>
+</w:endnotes>
+</file>
+
+<file path=word/footer1.xml><?xml version="1.0" encoding="utf-8"?>
+<w:ftr xmlns:wpc="http://schemas.microsoft.com/office/word/2010/wordprocessingCanvas" xmlns:cx="http://schemas.microsoft.com/office/drawing/2014/chartex" xmlns:cx1="http://schemas.microsoft.com/office/drawing/2015/9/8/chartex" xmlns:cx2="http://schemas.microsoft.com/office/drawing/2015/10/21/chartex" xmlns:cx3="http://schemas.microsoft.com/office/drawing/2016/5/9/chartex" xmlns:cx4="http://schemas.microsoft.com/office/drawing/2016/5/10/chartex" xmlns:cx5="http://schemas.microsoft.com/office/drawing/2016/5/11/chartex" xmlns:cx6="http://schemas.microsoft.com/office/drawing/2016/5/12/chartex" xmlns:cx7="http://schemas.microsoft.com/office/drawing/2016/5/13/chartex" xmlns:cx8="http://schemas.microsoft.com/office/drawing/2016/5/14/chartex" xmlns:mc="http://schemas.openxmlformats.org/markup-compatibility/2006" xmlns:aink="http://schemas.microsoft.com/office/drawing/2016/ink" xmlns:am3d="http://schemas.microsoft.com/office/drawing/2017/model3d" xmlns:o="urn:schemas-microsoft-com:office:office" xmlns:oel="http://schemas.microsoft.com/office/2019/extlst" xmlns:r="http://schemas.openxmlformats.org/officeDocument/2006/relationships" xmlns:m="http://schemas.openxmlformats.org/officeDocument/2006/math" xmlns:v="urn:schemas-microsoft-com:vml" xmlns:wp14="http://schemas.microsoft.com/office/word/2010/wordprocessingDrawing" xmlns:wp="http://schemas.openxmlformats.org/drawingml/2006/wordprocessingDrawing" xmlns:w10="urn:schemas-microsoft-com:office:word" xmlns:w="http://schemas.openxmlformats.org/wordprocessingml/2006/main" xmlns:w14="http://schemas.microsoft.com/office/word/2010/wordml" xmlns:w15="http://schemas.microsoft.com/office/word/2012/wordml" xmlns:w16cex="http://schemas.microsoft.com/office/word/2018/wordml/cex" xmlns:w16cid="http://schemas.microsoft.com/office/word/2016/wordml/cid" xmlns:w16="http://schemas.microsoft.com/office/word/2018/wordml" xmlns:w16du="http://schemas.microsoft.com/office/word/2023/wordml/word16du" xmlns:w16sdtdh="http://schemas.microsoft.com/office/word/2020/wordml/sdtdatahash" xmlns:w16sdtfl="http://schemas.microsoft.com/office/word/2024/wordml/sdtformatlock" xmlns:w16se="http://schemas.microsoft.com/office/word/2015/wordml/symex" xmlns:wpg="http://schemas.microsoft.com/office/word/2010/wordprocessingGroup" xmlns:wpi="http://schemas.microsoft.com/office/word/2010/wordprocessingInk" xmlns:wne="http://schemas.microsoft.com/office/word/2006/wordml" xmlns:wps="http://schemas.microsoft.com/office/word/2010/wordprocessingShape" mc:Ignorable="w14 w15 w16se w16cid w16 w16cex w16sdtdh w16sdtfl w16du wp14">
+  <w:sdt>
+    <w:sdtPr>
+      <w:id w:val="135691692"/>
+      <w:docPartObj>
+        <w:docPartGallery w:val="Page Numbers (Bottom of Page)"/>
+        <w:docPartUnique/>
+      </w:docPartObj>
+    </w:sdtPr>
+    <w:sdtContent>
+      <w:p>
+        <w:pPr>
+          <w:pStyle w:val="Rodap"/>
+          <w:jc w:val="right"/>
+        </w:pPr>
+        <w:r>
+          <w:fldChar w:fldCharType="begin"/>
+        </w:r>
+        <w:r>
+          <w:instrText>PAGE   \* MERGEFORMAT</w:instrText>
+        </w:r>
+        <w:r>
+          <w:fldChar w:fldCharType="separate"/>
+        </w:r>
+        <w:r>
+          <w:t>2</w:t>
+        </w:r>
+        <w:r>
+          <w:fldChar w:fldCharType="end"/>
+        </w:r>
+      </w:p>
+    </w:sdtContent>
+  </w:sdt>
+  <w:p>
+    <w:pPr>
+      <w:pStyle w:val="Rodap"/>
+    </w:pPr>
+  </w:p>
+</w:ftr>
+</file>
+
+<file path=word/footnotes.xml><?xml version="1.0" encoding="utf-8"?>
+<w:footnotes xmlns:wpc="http://schemas.microsoft.com/office/word/2010/wordprocessingCanvas" xmlns:cx="http://schemas.microsoft.com/office/drawing/2014/chartex" xmlns:cx1="http://schemas.microsoft.com/office/drawing/2015/9/8/chartex" xmlns:cx2="http://schemas.microsoft.com/office/drawing/2015/10/21/chartex" xmlns:cx3="http://schemas.microsoft.com/office/drawing/2016/5/9/chartex" xmlns:cx4="http://schemas.microsoft.com/office/drawing/2016/5/10/chartex" xmlns:cx5="http://schemas.microsoft.com/office/drawing/2016/5/11/chartex" xmlns:cx6="http://schemas.microsoft.com/office/drawing/2016/5/12/chartex" xmlns:cx7="http://schemas.microsoft.com/office/drawing/2016/5/13/chartex" xmlns:cx8="http://schemas.microsoft.com/office/drawing/2016/5/14/chartex" xmlns:mc="http://schemas.openxmlformats.org/markup-compatibility/2006" xmlns:aink="http://schemas.microsoft.com/office/drawing/2016/ink" xmlns:am3d="http://schemas.microsoft.com/office/drawing/2017/model3d" xmlns:o="urn:schemas-microsoft-com:office:office" xmlns:oel="http://schemas.microsoft.com/office/2019/extlst" xmlns:r="http://schemas.openxmlformats.org/officeDocument/2006/relationships" xmlns:m="http://schemas.openxmlformats.org/officeDocument/2006/math" xmlns:v="urn:schemas-microsoft-com:vml" xmlns:wp14="http://schemas.microsoft.com/office/word/2010/wordprocessingDrawing" xmlns:wp="http://schemas.openxmlformats.org/drawingml/2006/wordprocessingDrawing" xmlns:w10="urn:schemas-microsoft-com:office:word" xmlns:w="http://schemas.openxmlformats.org/wordprocessingml/2006/main" xmlns:w14="http://schemas.microsoft.com/office/word/2010/wordml" xmlns:w15="http://schemas.microsoft.com/office/word/2012/wordml" xmlns:w16cex="http://schemas.microsoft.com/office/word/2018/wordml/cex" xmlns:w16cid="http://schemas.microsoft.com/office/word/2016/wordml/cid" xmlns:w16="http://schemas.microsoft.com/office/word/2018/wordml" xmlns:w16du="http://schemas.microsoft.com/office/word/2023/wordml/word16du" xmlns:w16sdtdh="http://schemas.microsoft.com/office/word/2020/wordml/sdtdatahash" xmlns:w16sdtfl="http://schemas.microsoft.com/office/word/2024/wordml/sdtformatlock" xmlns:w16se="http://schemas.microsoft.com/office/word/2015/wordml/symex" xmlns:wpg="http://schemas.microsoft.com/office/word/2010/wordprocessingGroup" xmlns:wpi="http://schemas.microsoft.com/office/word/2010/wordprocessingInk" xmlns:wne="http://schemas.microsoft.com/office/word/2006/wordml" xmlns:wps="http://schemas.microsoft.com/office/word/2010/wordprocessingShape" mc:Ignorable="w14 w15 w16se w16cid w16 w16cex w16sdtdh w16sdtfl w16du wp14">
+  <w:footnote w:type="separator" w:id="-1">
+    <w:p>
+      <w:pPr>
+        <w:spacing w:after="0" w:line="240" w:lineRule="auto"/>
+      </w:pPr>
+      <w:r>
+        <w:separator/>
+      </w:r>
+    </w:p>
+  </w:footnote>
+  <w:footnote w:type="continuationSeparator" w:id="0">
+    <w:p>
+      <w:pPr>
+        <w:spacing w:after="0" w:line="240" w:lineRule="auto"/>
+      </w:pPr>
+      <w:r>
+        <w:continuationSeparator/>
+      </w:r>
+    </w:p>
+  </w:footnote>
+</w:footnotes>
 </file>
 
 <file path=word/numbering.xml><?xml version="1.0" encoding="utf-8"?>
@@ -2810,6 +2934,50 @@
       <w:color w:val="0F4761" w:themeColor="accent1" w:themeShade="BF"/>
     </w:rPr>
   </w:style>
+  <w:style w:type="paragraph" w:styleId="Cabealho">
+    <w:name w:val="header"/>
+    <w:basedOn w:val="Normal"/>
+    <w:link w:val="CabealhoCarter"/>
+    <w:uiPriority w:val="99"/>
+    <w:unhideWhenUsed/>
+    <w:rsid w:val="00AD2D8B"/>
+    <w:pPr>
+      <w:tabs>
+        <w:tab w:val="center" w:pos="4252"/>
+        <w:tab w:val="right" w:pos="8504"/>
+      </w:tabs>
+      <w:spacing w:after="0" w:line="240" w:lineRule="auto"/>
+    </w:pPr>
+  </w:style>
+  <w:style w:type="character" w:customStyle="1" w:styleId="CabealhoCarter">
+    <w:name w:val="Cabeçalho Caráter"/>
+    <w:basedOn w:val="Tipodeletrapredefinidodopargrafo"/>
+    <w:link w:val="Cabealho"/>
+    <w:uiPriority w:val="99"/>
+    <w:rsid w:val="00AD2D8B"/>
+  </w:style>
+  <w:style w:type="paragraph" w:styleId="Rodap">
+    <w:name w:val="footer"/>
+    <w:basedOn w:val="Normal"/>
+    <w:link w:val="RodapCarter"/>
+    <w:uiPriority w:val="99"/>
+    <w:unhideWhenUsed/>
+    <w:rsid w:val="00AD2D8B"/>
+    <w:pPr>
+      <w:tabs>
+        <w:tab w:val="center" w:pos="4252"/>
+        <w:tab w:val="right" w:pos="8504"/>
+      </w:tabs>
+      <w:spacing w:after="0" w:line="240" w:lineRule="auto"/>
+    </w:pPr>
+  </w:style>
+  <w:style w:type="character" w:customStyle="1" w:styleId="RodapCarter">
+    <w:name w:val="Rodapé Caráter"/>
+    <w:basedOn w:val="Tipodeletrapredefinidodopargrafo"/>
+    <w:link w:val="Rodap"/>
+    <w:uiPriority w:val="99"/>
+    <w:rsid w:val="00AD2D8B"/>
+  </w:style>
 </w:styles>
 </file>
 
